--- a/WEEK 4/26MML0031_WEEK_4_EXERCISE_PROGRAM.docx
+++ b/WEEK 4/26MML0031_WEEK_4_EXERCISE_PROGRAM.docx
@@ -229,17 +229,8 @@
                 <w:b/>
                 <w:szCs w:val="24"/>
               </w:rPr>
-              <w:t xml:space="preserve">URL </w:t>
-            </w:r>
-            <w:proofErr w:type="gramStart"/>
-            <w:r>
-              <w:rPr>
-                <w:b/>
-                <w:szCs w:val="24"/>
-              </w:rPr>
-              <w:t>Link  /</w:t>
-            </w:r>
-            <w:proofErr w:type="gramEnd"/>
+              <w:t>URL Link  /</w:t>
+            </w:r>
           </w:p>
           <w:p>
             <w:pPr>
@@ -4452,19 +4443,11 @@
             <w:shd w:val="clear" w:color="auto" w:fill="E2EFD9" w:themeFill="accent6" w:themeFillTint="33"/>
           </w:tcPr>
           <w:p>
-            <w:proofErr w:type="gramStart"/>
             <w:r>
               <w:rPr>
                 <w:sz w:val="22"/>
               </w:rPr>
-              <w:t>pd.DataFrame</w:t>
-            </w:r>
-            <w:proofErr w:type="gramEnd"/>
-            <w:r>
-              <w:rPr>
-                <w:sz w:val="22"/>
-              </w:rPr>
-              <w:t>()</w:t>
+              <w:t>pd.DataFrame()</w:t>
             </w:r>
           </w:p>
         </w:tc>
@@ -4542,19 +4525,11 @@
             <w:shd w:val="clear" w:color="auto" w:fill="E2EFD9" w:themeFill="accent6" w:themeFillTint="33"/>
           </w:tcPr>
           <w:p>
-            <w:proofErr w:type="gramStart"/>
             <w:r>
               <w:rPr>
                 <w:sz w:val="22"/>
               </w:rPr>
-              <w:t>np.log(</w:t>
-            </w:r>
-            <w:proofErr w:type="gramEnd"/>
-            <w:r>
-              <w:rPr>
-                <w:sz w:val="22"/>
-              </w:rPr>
-              <w:t>)</w:t>
+              <w:t>np.log()</w:t>
             </w:r>
           </w:p>
         </w:tc>
@@ -4632,19 +4607,11 @@
             <w:shd w:val="clear" w:color="auto" w:fill="E2EFD9" w:themeFill="accent6" w:themeFillTint="33"/>
           </w:tcPr>
           <w:p>
-            <w:proofErr w:type="gramStart"/>
             <w:r>
               <w:rPr>
                 <w:sz w:val="22"/>
               </w:rPr>
-              <w:t>pd.cut(</w:t>
-            </w:r>
-            <w:proofErr w:type="gramEnd"/>
-            <w:r>
-              <w:rPr>
-                <w:sz w:val="22"/>
-              </w:rPr>
-              <w:t>)</w:t>
+              <w:t>pd.cut()</w:t>
             </w:r>
           </w:p>
         </w:tc>
@@ -4722,19 +4689,11 @@
             <w:shd w:val="clear" w:color="auto" w:fill="E2EFD9" w:themeFill="accent6" w:themeFillTint="33"/>
           </w:tcPr>
           <w:p>
-            <w:proofErr w:type="gramStart"/>
             <w:r>
               <w:rPr>
                 <w:sz w:val="22"/>
               </w:rPr>
-              <w:t>map(</w:t>
-            </w:r>
-            <w:proofErr w:type="gramEnd"/>
-            <w:r>
-              <w:rPr>
-                <w:sz w:val="22"/>
-              </w:rPr>
-              <w:t>)</w:t>
+              <w:t>map()</w:t>
             </w:r>
           </w:p>
         </w:tc>
@@ -4812,19 +4771,11 @@
             <w:shd w:val="clear" w:color="auto" w:fill="E2EFD9" w:themeFill="accent6" w:themeFillTint="33"/>
           </w:tcPr>
           <w:p>
-            <w:proofErr w:type="gramStart"/>
             <w:r>
               <w:rPr>
                 <w:sz w:val="22"/>
               </w:rPr>
-              <w:t>corr(</w:t>
-            </w:r>
-            <w:proofErr w:type="gramEnd"/>
-            <w:r>
-              <w:rPr>
-                <w:sz w:val="22"/>
-              </w:rPr>
-              <w:t>)</w:t>
+              <w:t>corr()</w:t>
             </w:r>
           </w:p>
         </w:tc>
@@ -4902,19 +4853,11 @@
             <w:shd w:val="clear" w:color="auto" w:fill="E2EFD9" w:themeFill="accent6" w:themeFillTint="33"/>
           </w:tcPr>
           <w:p>
-            <w:proofErr w:type="gramStart"/>
             <w:r>
               <w:rPr>
                 <w:sz w:val="22"/>
               </w:rPr>
-              <w:t>groupby(</w:t>
-            </w:r>
-            <w:proofErr w:type="gramEnd"/>
-            <w:r>
-              <w:rPr>
-                <w:sz w:val="22"/>
-              </w:rPr>
-              <w:t>)</w:t>
+              <w:t>groupby()</w:t>
             </w:r>
           </w:p>
         </w:tc>
@@ -4992,19 +4935,11 @@
             <w:shd w:val="clear" w:color="auto" w:fill="E2EFD9" w:themeFill="accent6" w:themeFillTint="33"/>
           </w:tcPr>
           <w:p>
-            <w:proofErr w:type="gramStart"/>
             <w:r>
               <w:rPr>
                 <w:sz w:val="22"/>
               </w:rPr>
-              <w:t>agg(</w:t>
-            </w:r>
-            <w:proofErr w:type="gramEnd"/>
-            <w:r>
-              <w:rPr>
-                <w:sz w:val="22"/>
-              </w:rPr>
-              <w:t>)</w:t>
+              <w:t>agg()</w:t>
             </w:r>
           </w:p>
         </w:tc>
@@ -5082,19 +5017,11 @@
             <w:shd w:val="clear" w:color="auto" w:fill="E2EFD9" w:themeFill="accent6" w:themeFillTint="33"/>
           </w:tcPr>
           <w:p>
-            <w:proofErr w:type="gramStart"/>
             <w:r>
               <w:rPr>
                 <w:sz w:val="22"/>
               </w:rPr>
-              <w:t>mean(</w:t>
-            </w:r>
-            <w:proofErr w:type="gramEnd"/>
-            <w:r>
-              <w:rPr>
-                <w:sz w:val="22"/>
-              </w:rPr>
-              <w:t>)</w:t>
+              <w:t>mean()</w:t>
             </w:r>
           </w:p>
         </w:tc>
@@ -5172,19 +5099,11 @@
             <w:shd w:val="clear" w:color="auto" w:fill="E2EFD9" w:themeFill="accent6" w:themeFillTint="33"/>
           </w:tcPr>
           <w:p>
-            <w:proofErr w:type="gramStart"/>
             <w:r>
               <w:rPr>
                 <w:sz w:val="22"/>
               </w:rPr>
-              <w:t>astype(</w:t>
-            </w:r>
-            <w:proofErr w:type="gramEnd"/>
-            <w:r>
-              <w:rPr>
-                <w:sz w:val="22"/>
-              </w:rPr>
-              <w:t>)</w:t>
+              <w:t>astype()</w:t>
             </w:r>
           </w:p>
         </w:tc>
@@ -5266,21 +5185,7 @@
               <w:rPr>
                 <w:sz w:val="22"/>
               </w:rPr>
-              <w:t>value_</w:t>
-            </w:r>
-            <w:proofErr w:type="gramStart"/>
-            <w:r>
-              <w:rPr>
-                <w:sz w:val="22"/>
-              </w:rPr>
-              <w:t>counts(</w:t>
-            </w:r>
-            <w:proofErr w:type="gramEnd"/>
-            <w:r>
-              <w:rPr>
-                <w:sz w:val="22"/>
-              </w:rPr>
-              <w:t>)</w:t>
+              <w:t>value_counts()</w:t>
             </w:r>
           </w:p>
         </w:tc>
@@ -5358,19 +5263,11 @@
             <w:shd w:val="clear" w:color="auto" w:fill="E2EFD9" w:themeFill="accent6" w:themeFillTint="33"/>
           </w:tcPr>
           <w:p>
-            <w:proofErr w:type="gramStart"/>
             <w:r>
               <w:rPr>
                 <w:sz w:val="22"/>
               </w:rPr>
-              <w:t>Rectangle(</w:t>
-            </w:r>
-            <w:proofErr w:type="gramEnd"/>
-            <w:r>
-              <w:rPr>
-                <w:sz w:val="22"/>
-              </w:rPr>
-              <w:t>)</w:t>
+              <w:t>Rectangle()</w:t>
             </w:r>
           </w:p>
         </w:tc>
@@ -5452,21 +5349,7 @@
               <w:rPr>
                 <w:sz w:val="22"/>
               </w:rPr>
-              <w:t>savefig()/</w:t>
-            </w:r>
-            <w:proofErr w:type="gramStart"/>
-            <w:r>
-              <w:rPr>
-                <w:sz w:val="22"/>
-              </w:rPr>
-              <w:t>show(</w:t>
-            </w:r>
-            <w:proofErr w:type="gramEnd"/>
-            <w:r>
-              <w:rPr>
-                <w:sz w:val="22"/>
-              </w:rPr>
-              <w:t>)</w:t>
+              <w:t>savefig()/show()</w:t>
             </w:r>
           </w:p>
         </w:tc>
@@ -5634,15 +5517,7 @@
           </w:tcPr>
           <w:p>
             <w:r>
-              <w:t xml:space="preserve">Step 1: Import Pandas, NumPy, Matplotlib, and Rectangle from </w:t>
-            </w:r>
-            <w:proofErr w:type="gramStart"/>
-            <w:r>
-              <w:t>matplotlib.patches</w:t>
-            </w:r>
-            <w:proofErr w:type="gramEnd"/>
-            <w:r>
-              <w:t>.</w:t>
+              <w:t>Step 1: Import Pandas, NumPy, Matplotlib, and Rectangle from matplotlib.patches.</w:t>
             </w:r>
           </w:p>
           <w:p>
@@ -5761,48 +5636,16 @@
                 <w:rFonts w:ascii="Courier New" w:eastAsia="Courier New" w:hAnsi="Courier New"/>
                 <w:sz w:val="17"/>
               </w:rPr>
-              <w:t xml:space="preserve">import </w:t>
-            </w:r>
-            <w:proofErr w:type="gramStart"/>
-            <w:r>
-              <w:rPr>
-                <w:rFonts w:ascii="Courier New" w:eastAsia="Courier New" w:hAnsi="Courier New"/>
-                <w:sz w:val="17"/>
-              </w:rPr>
-              <w:t>matplotlib.pyplot</w:t>
-            </w:r>
-            <w:proofErr w:type="gramEnd"/>
-            <w:r>
-              <w:rPr>
-                <w:rFonts w:ascii="Courier New" w:eastAsia="Courier New" w:hAnsi="Courier New"/>
-                <w:sz w:val="17"/>
-              </w:rPr>
-              <w:t xml:space="preserve"> as plt</w:t>
-            </w:r>
-          </w:p>
-          <w:p>
-            <w:r>
-              <w:rPr>
-                <w:rFonts w:ascii="Courier New" w:eastAsia="Courier New" w:hAnsi="Courier New"/>
-                <w:sz w:val="17"/>
-              </w:rPr>
-              <w:t xml:space="preserve">from </w:t>
-            </w:r>
-            <w:proofErr w:type="gramStart"/>
-            <w:r>
-              <w:rPr>
-                <w:rFonts w:ascii="Courier New" w:eastAsia="Courier New" w:hAnsi="Courier New"/>
-                <w:sz w:val="17"/>
-              </w:rPr>
-              <w:t>matplotlib.patches</w:t>
-            </w:r>
-            <w:proofErr w:type="gramEnd"/>
-            <w:r>
-              <w:rPr>
-                <w:rFonts w:ascii="Courier New" w:eastAsia="Courier New" w:hAnsi="Courier New"/>
-                <w:sz w:val="17"/>
-              </w:rPr>
-              <w:t xml:space="preserve"> import Rectangle</w:t>
+              <w:t>import matplotlib.pyplot as plt</w:t>
+            </w:r>
+          </w:p>
+          <w:p>
+            <w:r>
+              <w:rPr>
+                <w:rFonts w:ascii="Courier New" w:eastAsia="Courier New" w:hAnsi="Courier New"/>
+                <w:sz w:val="17"/>
+              </w:rPr>
+              <w:t>from matplotlib.patches import Rectangle</w:t>
             </w:r>
           </w:p>
           <w:p>
@@ -5838,9 +5681,1461 @@
                 <w:rFonts w:ascii="Courier New" w:eastAsia="Courier New" w:hAnsi="Courier New"/>
                 <w:sz w:val="17"/>
               </w:rPr>
-              <w:t xml:space="preserve">    </w:t>
-            </w:r>
-            <w:proofErr w:type="gramStart"/>
+              <w:t xml:space="preserve">    print("\n" + "=" * 100)</w:t>
+            </w:r>
+          </w:p>
+          <w:p>
+            <w:r>
+              <w:rPr>
+                <w:rFonts w:ascii="Courier New" w:eastAsia="Courier New" w:hAnsi="Courier New"/>
+                <w:sz w:val="17"/>
+              </w:rPr>
+              <w:t xml:space="preserve">    print(title)</w:t>
+            </w:r>
+          </w:p>
+          <w:p>
+            <w:r>
+              <w:rPr>
+                <w:rFonts w:ascii="Courier New" w:eastAsia="Courier New" w:hAnsi="Courier New"/>
+                <w:sz w:val="17"/>
+              </w:rPr>
+              <w:t xml:space="preserve">    print("=" * 100)</w:t>
+            </w:r>
+          </w:p>
+          <w:p>
+            <w:r>
+              <w:rPr>
+                <w:rFonts w:ascii="Courier New" w:eastAsia="Courier New" w:hAnsi="Courier New"/>
+                <w:sz w:val="17"/>
+              </w:rPr>
+              <w:t xml:space="preserve"> </w:t>
+            </w:r>
+          </w:p>
+          <w:p>
+            <w:r>
+              <w:rPr>
+                <w:rFonts w:ascii="Courier New" w:eastAsia="Courier New" w:hAnsi="Courier New"/>
+                <w:sz w:val="17"/>
+              </w:rPr>
+              <w:t xml:space="preserve"> </w:t>
+            </w:r>
+          </w:p>
+          <w:p>
+            <w:r>
+              <w:rPr>
+                <w:rFonts w:ascii="Courier New" w:eastAsia="Courier New" w:hAnsi="Courier New"/>
+                <w:sz w:val="17"/>
+              </w:rPr>
+              <w:t># 1. Workforce dataset stored locally as a Python dictionary.</w:t>
+            </w:r>
+          </w:p>
+          <w:p>
+            <w:r>
+              <w:rPr>
+                <w:rFonts w:ascii="Courier New" w:eastAsia="Courier New" w:hAnsi="Courier New"/>
+                <w:sz w:val="17"/>
+              </w:rPr>
+              <w:t>employee_data = {</w:t>
+            </w:r>
+          </w:p>
+          <w:p>
+            <w:r>
+              <w:rPr>
+                <w:rFonts w:ascii="Courier New" w:eastAsia="Courier New" w:hAnsi="Courier New"/>
+                <w:sz w:val="17"/>
+              </w:rPr>
+              <w:t xml:space="preserve">    "OvertimeHours": [5, 12, 18, 26, 8, 32, 15, 28, 10, 24, 35, 6, 20, 34, 38],</w:t>
+            </w:r>
+          </w:p>
+          <w:p>
+            <w:r>
+              <w:rPr>
+                <w:rFonts w:ascii="Courier New" w:eastAsia="Courier New" w:hAnsi="Courier New"/>
+                <w:sz w:val="17"/>
+              </w:rPr>
+              <w:t xml:space="preserve">    "JobSatisfactionScore": [5, 4, 3, 2, 4, 1, 3, 2, 5, 2, 1, 4, 3, 3, 2],</w:t>
+            </w:r>
+          </w:p>
+          <w:p>
+            <w:r>
+              <w:rPr>
+                <w:rFonts w:ascii="Courier New" w:eastAsia="Courier New" w:hAnsi="Courier New"/>
+                <w:sz w:val="17"/>
+              </w:rPr>
+              <w:t xml:space="preserve">    "SalaryLevel": [5, 4, 3, 2, 4, 1, 3, 2, 5, 4, 1, 4, 3, 2, 2],</w:t>
+            </w:r>
+          </w:p>
+          <w:p>
+            <w:r>
+              <w:rPr>
+                <w:rFonts w:ascii="Courier New" w:eastAsia="Courier New" w:hAnsi="Courier New"/>
+                <w:sz w:val="17"/>
+              </w:rPr>
+              <w:t xml:space="preserve">    "TrainingHours": [40, 35, 28, 16, 34, 10, 24, 18, 45, 30, 8, 38, 26, 12, 14],</w:t>
+            </w:r>
+          </w:p>
+          <w:p>
+            <w:r>
+              <w:rPr>
+                <w:rFonts w:ascii="Courier New" w:eastAsia="Courier New" w:hAnsi="Courier New"/>
+                <w:sz w:val="17"/>
+              </w:rPr>
+              <w:t xml:space="preserve">    "WorkLifeBalance": [5, 4, 3, 2, 4, 1, 3, 2, 5, 3, 1, 4, 3, 2, 2],</w:t>
+            </w:r>
+          </w:p>
+          <w:p>
+            <w:r>
+              <w:rPr>
+                <w:rFonts w:ascii="Courier New" w:eastAsia="Courier New" w:hAnsi="Courier New"/>
+                <w:sz w:val="17"/>
+              </w:rPr>
+              <w:t xml:space="preserve">    "YearsAtCompany": [10, 7, 5, 2, 8, 1, 4, 3, 11, 6, 1, 9, 6, 2, 2],</w:t>
+            </w:r>
+          </w:p>
+          <w:p>
+            <w:r>
+              <w:rPr>
+                <w:rFonts w:ascii="Courier New" w:eastAsia="Courier New" w:hAnsi="Courier New"/>
+                <w:sz w:val="17"/>
+              </w:rPr>
+              <w:t xml:space="preserve">    "PromotionCount": [3, 2, 1, 0, 2, 0, 1, 0, 3, 1, 0, 2, 1, 0, 0],</w:t>
+            </w:r>
+          </w:p>
+          <w:p>
+            <w:r>
+              <w:rPr>
+                <w:rFonts w:ascii="Courier New" w:eastAsia="Courier New" w:hAnsi="Courier New"/>
+                <w:sz w:val="17"/>
+              </w:rPr>
+              <w:t xml:space="preserve">    "AttritionStatus": [</w:t>
+            </w:r>
+          </w:p>
+          <w:p>
+            <w:r>
+              <w:rPr>
+                <w:rFonts w:ascii="Courier New" w:eastAsia="Courier New" w:hAnsi="Courier New"/>
+                <w:sz w:val="17"/>
+              </w:rPr>
+              <w:t xml:space="preserve">        "No", "No", "No", "Yes", "No", "Yes", "No", "Yes",</w:t>
+            </w:r>
+          </w:p>
+          <w:p>
+            <w:r>
+              <w:rPr>
+                <w:rFonts w:ascii="Courier New" w:eastAsia="Courier New" w:hAnsi="Courier New"/>
+                <w:sz w:val="17"/>
+              </w:rPr>
+              <w:t xml:space="preserve">        "No", "No", "Yes", "No", "No", "Yes", "Yes"</w:t>
+            </w:r>
+          </w:p>
+          <w:p>
+            <w:r>
+              <w:rPr>
+                <w:rFonts w:ascii="Courier New" w:eastAsia="Courier New" w:hAnsi="Courier New"/>
+                <w:sz w:val="17"/>
+              </w:rPr>
+              <w:t xml:space="preserve">    ]</w:t>
+            </w:r>
+          </w:p>
+          <w:p>
+            <w:r>
+              <w:rPr>
+                <w:rFonts w:ascii="Courier New" w:eastAsia="Courier New" w:hAnsi="Courier New"/>
+                <w:sz w:val="17"/>
+              </w:rPr>
+              <w:t>}</w:t>
+            </w:r>
+          </w:p>
+          <w:p>
+            <w:r>
+              <w:rPr>
+                <w:rFonts w:ascii="Courier New" w:eastAsia="Courier New" w:hAnsi="Courier New"/>
+                <w:sz w:val="17"/>
+              </w:rPr>
+              <w:t xml:space="preserve"> </w:t>
+            </w:r>
+          </w:p>
+          <w:p>
+            <w:r>
+              <w:rPr>
+                <w:rFonts w:ascii="Courier New" w:eastAsia="Courier New" w:hAnsi="Courier New"/>
+                <w:sz w:val="17"/>
+              </w:rPr>
+              <w:t># 2. Create and display the DataFrame.</w:t>
+            </w:r>
+          </w:p>
+          <w:p>
+            <w:r>
+              <w:rPr>
+                <w:rFonts w:ascii="Courier New" w:eastAsia="Courier New" w:hAnsi="Courier New"/>
+                <w:sz w:val="17"/>
+              </w:rPr>
+              <w:t>df = pd.DataFrame(employee_data)</w:t>
+            </w:r>
+          </w:p>
+          <w:p>
+            <w:r>
+              <w:rPr>
+                <w:rFonts w:ascii="Courier New" w:eastAsia="Courier New" w:hAnsi="Courier New"/>
+                <w:sz w:val="17"/>
+              </w:rPr>
+              <w:t>df.index = range(1, len(df) + 1)</w:t>
+            </w:r>
+          </w:p>
+          <w:p>
+            <w:r>
+              <w:rPr>
+                <w:rFonts w:ascii="Courier New" w:eastAsia="Courier New" w:hAnsi="Courier New"/>
+                <w:sz w:val="17"/>
+              </w:rPr>
+              <w:t>df.index.name = "Employee"</w:t>
+            </w:r>
+          </w:p>
+          <w:p>
+            <w:r>
+              <w:rPr>
+                <w:rFonts w:ascii="Courier New" w:eastAsia="Courier New" w:hAnsi="Courier New"/>
+                <w:sz w:val="17"/>
+              </w:rPr>
+              <w:t xml:space="preserve"> </w:t>
+            </w:r>
+          </w:p>
+          <w:p>
+            <w:r>
+              <w:rPr>
+                <w:rFonts w:ascii="Courier New" w:eastAsia="Courier New" w:hAnsi="Courier New"/>
+                <w:sz w:val="17"/>
+              </w:rPr>
+              <w:t>print_heading("ORIGINAL WORKFORCE DATAFRAME")</w:t>
+            </w:r>
+          </w:p>
+          <w:p>
+            <w:r>
+              <w:rPr>
+                <w:rFonts w:ascii="Courier New" w:eastAsia="Courier New" w:hAnsi="Courier New"/>
+                <w:sz w:val="17"/>
+              </w:rPr>
+              <w:t>print(df.to_string())</w:t>
+            </w:r>
+          </w:p>
+          <w:p>
+            <w:r>
+              <w:rPr>
+                <w:rFonts w:ascii="Courier New" w:eastAsia="Courier New" w:hAnsi="Courier New"/>
+                <w:sz w:val="17"/>
+              </w:rPr>
+              <w:t>print("\nDataFrame Shape:", df.shape)</w:t>
+            </w:r>
+          </w:p>
+          <w:p>
+            <w:r>
+              <w:rPr>
+                <w:rFonts w:ascii="Courier New" w:eastAsia="Courier New" w:hAnsi="Courier New"/>
+                <w:sz w:val="17"/>
+              </w:rPr>
+              <w:t xml:space="preserve"> </w:t>
+            </w:r>
+          </w:p>
+          <w:p>
+            <w:r>
+              <w:rPr>
+                <w:rFonts w:ascii="Courier New" w:eastAsia="Courier New" w:hAnsi="Courier New"/>
+                <w:sz w:val="17"/>
+              </w:rPr>
+              <w:t># 3. Feature engineering and workforce segmentation.</w:t>
+            </w:r>
+          </w:p>
+          <w:p>
+            <w:r>
+              <w:rPr>
+                <w:rFonts w:ascii="Courier New" w:eastAsia="Courier New" w:hAnsi="Courier New"/>
+                <w:sz w:val="17"/>
+              </w:rPr>
+              <w:t>df["Log_OvertimeHours"] = np.log(df["OvertimeHours"]).round(3)</w:t>
+            </w:r>
+          </w:p>
+          <w:p>
+            <w:r>
+              <w:rPr>
+                <w:rFonts w:ascii="Courier New" w:eastAsia="Courier New" w:hAnsi="Courier New"/>
+                <w:sz w:val="17"/>
+              </w:rPr>
+              <w:t>df["EmployeeCategory"] = pd.cut(</w:t>
+            </w:r>
+          </w:p>
+          <w:p>
+            <w:r>
+              <w:rPr>
+                <w:rFonts w:ascii="Courier New" w:eastAsia="Courier New" w:hAnsi="Courier New"/>
+                <w:sz w:val="17"/>
+              </w:rPr>
+              <w:t xml:space="preserve">    df["JobSatisfactionScore"],</w:t>
+            </w:r>
+          </w:p>
+          <w:p>
+            <w:r>
+              <w:rPr>
+                <w:rFonts w:ascii="Courier New" w:eastAsia="Courier New" w:hAnsi="Courier New"/>
+                <w:sz w:val="17"/>
+              </w:rPr>
+              <w:t xml:space="preserve">    bins=[0, 2, 3, 5],</w:t>
+            </w:r>
+          </w:p>
+          <w:p>
+            <w:r>
+              <w:rPr>
+                <w:rFonts w:ascii="Courier New" w:eastAsia="Courier New" w:hAnsi="Courier New"/>
+                <w:sz w:val="17"/>
+              </w:rPr>
+              <w:t xml:space="preserve">    labels=["Disengaged", "Satisfied", "Highly Engaged"],</w:t>
+            </w:r>
+          </w:p>
+          <w:p>
+            <w:r>
+              <w:rPr>
+                <w:rFonts w:ascii="Courier New" w:eastAsia="Courier New" w:hAnsi="Courier New"/>
+                <w:sz w:val="17"/>
+              </w:rPr>
+              <w:t xml:space="preserve">    include_lowest=True</w:t>
+            </w:r>
+          </w:p>
+          <w:p>
+            <w:r>
+              <w:rPr>
+                <w:rFonts w:ascii="Courier New" w:eastAsia="Courier New" w:hAnsi="Courier New"/>
+                <w:sz w:val="17"/>
+              </w:rPr>
+              <w:t>)</w:t>
+            </w:r>
+          </w:p>
+          <w:p>
+            <w:r>
+              <w:rPr>
+                <w:rFonts w:ascii="Courier New" w:eastAsia="Courier New" w:hAnsi="Courier New"/>
+                <w:sz w:val="17"/>
+              </w:rPr>
+              <w:lastRenderedPageBreak/>
+              <w:t>df["AttritionFlag"] = df["AttritionStatus"].map({"No": 0, "Yes": 1})</w:t>
+            </w:r>
+          </w:p>
+          <w:p>
+            <w:r>
+              <w:rPr>
+                <w:rFonts w:ascii="Courier New" w:eastAsia="Courier New" w:hAnsi="Courier New"/>
+                <w:sz w:val="17"/>
+              </w:rPr>
+              <w:t xml:space="preserve"> </w:t>
+            </w:r>
+          </w:p>
+          <w:p>
+            <w:r>
+              <w:rPr>
+                <w:rFonts w:ascii="Courier New" w:eastAsia="Courier New" w:hAnsi="Courier New"/>
+                <w:sz w:val="17"/>
+              </w:rPr>
+              <w:t>print_heading("FEATURE ENGINEERING AND EMPLOYEE SEGMENTATION")</w:t>
+            </w:r>
+          </w:p>
+          <w:p>
+            <w:r>
+              <w:rPr>
+                <w:rFonts w:ascii="Courier New" w:eastAsia="Courier New" w:hAnsi="Courier New"/>
+                <w:sz w:val="17"/>
+              </w:rPr>
+              <w:t>print(df[[</w:t>
+            </w:r>
+          </w:p>
+          <w:p>
+            <w:r>
+              <w:rPr>
+                <w:rFonts w:ascii="Courier New" w:eastAsia="Courier New" w:hAnsi="Courier New"/>
+                <w:sz w:val="17"/>
+              </w:rPr>
+              <w:t xml:space="preserve">    "OvertimeHours", "Log_OvertimeHours", "JobSatisfactionScore",</w:t>
+            </w:r>
+          </w:p>
+          <w:p>
+            <w:r>
+              <w:rPr>
+                <w:rFonts w:ascii="Courier New" w:eastAsia="Courier New" w:hAnsi="Courier New"/>
+                <w:sz w:val="17"/>
+              </w:rPr>
+              <w:t xml:space="preserve">    "EmployeeCategory", "AttritionStatus"</w:t>
+            </w:r>
+          </w:p>
+          <w:p>
+            <w:r>
+              <w:rPr>
+                <w:rFonts w:ascii="Courier New" w:eastAsia="Courier New" w:hAnsi="Courier New"/>
+                <w:sz w:val="17"/>
+              </w:rPr>
+              <w:t>]].to_string())</w:t>
+            </w:r>
+          </w:p>
+          <w:p>
+            <w:r>
+              <w:rPr>
+                <w:rFonts w:ascii="Courier New" w:eastAsia="Courier New" w:hAnsi="Courier New"/>
+                <w:sz w:val="17"/>
+              </w:rPr>
+              <w:t xml:space="preserve"> </w:t>
+            </w:r>
+          </w:p>
+          <w:p>
+            <w:r>
+              <w:rPr>
+                <w:rFonts w:ascii="Courier New" w:eastAsia="Courier New" w:hAnsi="Courier New"/>
+                <w:sz w:val="17"/>
+              </w:rPr>
+              <w:t># 4. Correlation analysis.</w:t>
+            </w:r>
+          </w:p>
+          <w:p>
+            <w:r>
+              <w:rPr>
+                <w:rFonts w:ascii="Courier New" w:eastAsia="Courier New" w:hAnsi="Courier New"/>
+                <w:sz w:val="17"/>
+              </w:rPr>
+              <w:t>numeric_columns = [</w:t>
+            </w:r>
+          </w:p>
+          <w:p>
+            <w:r>
+              <w:rPr>
+                <w:rFonts w:ascii="Courier New" w:eastAsia="Courier New" w:hAnsi="Courier New"/>
+                <w:sz w:val="17"/>
+              </w:rPr>
+              <w:t xml:space="preserve">    "OvertimeHours", "JobSatisfactionScore", "SalaryLevel",</w:t>
+            </w:r>
+          </w:p>
+          <w:p>
+            <w:r>
+              <w:rPr>
+                <w:rFonts w:ascii="Courier New" w:eastAsia="Courier New" w:hAnsi="Courier New"/>
+                <w:sz w:val="17"/>
+              </w:rPr>
+              <w:t xml:space="preserve">    "TrainingHours", "WorkLifeBalance", "YearsAtCompany",</w:t>
+            </w:r>
+          </w:p>
+          <w:p>
+            <w:r>
+              <w:rPr>
+                <w:rFonts w:ascii="Courier New" w:eastAsia="Courier New" w:hAnsi="Courier New"/>
+                <w:sz w:val="17"/>
+              </w:rPr>
+              <w:t xml:space="preserve">    "PromotionCount", "Log_OvertimeHours", "AttritionFlag"</w:t>
+            </w:r>
+          </w:p>
+          <w:p>
+            <w:r>
+              <w:rPr>
+                <w:rFonts w:ascii="Courier New" w:eastAsia="Courier New" w:hAnsi="Courier New"/>
+                <w:sz w:val="17"/>
+              </w:rPr>
+              <w:t>]</w:t>
+            </w:r>
+          </w:p>
+          <w:p>
+            <w:r>
+              <w:rPr>
+                <w:rFonts w:ascii="Courier New" w:eastAsia="Courier New" w:hAnsi="Courier New"/>
+                <w:sz w:val="17"/>
+              </w:rPr>
+              <w:t>correlation_matrix = df[numeric_columns].corr()</w:t>
+            </w:r>
+          </w:p>
+          <w:p>
+            <w:r>
+              <w:rPr>
+                <w:rFonts w:ascii="Courier New" w:eastAsia="Courier New" w:hAnsi="Courier New"/>
+                <w:sz w:val="17"/>
+              </w:rPr>
+              <w:t xml:space="preserve"> </w:t>
+            </w:r>
+          </w:p>
+          <w:p>
+            <w:r>
+              <w:rPr>
+                <w:rFonts w:ascii="Courier New" w:eastAsia="Courier New" w:hAnsi="Courier New"/>
+                <w:sz w:val="17"/>
+              </w:rPr>
+              <w:t>print_heading("CORRELATION MATRIX")</w:t>
+            </w:r>
+          </w:p>
+          <w:p>
+            <w:r>
+              <w:rPr>
+                <w:rFonts w:ascii="Courier New" w:eastAsia="Courier New" w:hAnsi="Courier New"/>
+                <w:sz w:val="17"/>
+              </w:rPr>
+              <w:t>print(correlation_matrix.round(3).to_string())</w:t>
+            </w:r>
+          </w:p>
+          <w:p>
+            <w:r>
+              <w:rPr>
+                <w:rFonts w:ascii="Courier New" w:eastAsia="Courier New" w:hAnsi="Courier New"/>
+                <w:sz w:val="17"/>
+              </w:rPr>
+              <w:t xml:space="preserve"> </w:t>
+            </w:r>
+          </w:p>
+          <w:p>
+            <w:r>
+              <w:rPr>
+                <w:rFonts w:ascii="Courier New" w:eastAsia="Courier New" w:hAnsi="Courier New"/>
+                <w:sz w:val="17"/>
+              </w:rPr>
+              <w:t># 5. Workforce trend analysis.</w:t>
+            </w:r>
+          </w:p>
+          <w:p>
+            <w:r>
+              <w:rPr>
+                <w:rFonts w:ascii="Courier New" w:eastAsia="Courier New" w:hAnsi="Courier New"/>
+                <w:sz w:val="17"/>
+              </w:rPr>
+              <w:t>overall_attrition_rate = df["AttritionFlag"].mean() * 100</w:t>
+            </w:r>
+          </w:p>
+          <w:p>
+            <w:r>
+              <w:rPr>
+                <w:rFonts w:ascii="Courier New" w:eastAsia="Courier New" w:hAnsi="Courier New"/>
+                <w:sz w:val="17"/>
+              </w:rPr>
+              <w:t>category_summary = (</w:t>
+            </w:r>
+          </w:p>
+          <w:p>
+            <w:r>
+              <w:rPr>
+                <w:rFonts w:ascii="Courier New" w:eastAsia="Courier New" w:hAnsi="Courier New"/>
+                <w:sz w:val="17"/>
+              </w:rPr>
+              <w:t xml:space="preserve">    df.groupby("EmployeeCategory", observed=False)</w:t>
+            </w:r>
+          </w:p>
+          <w:p>
+            <w:r>
+              <w:rPr>
+                <w:rFonts w:ascii="Courier New" w:eastAsia="Courier New" w:hAnsi="Courier New"/>
+                <w:sz w:val="17"/>
+              </w:rPr>
+              <w:t xml:space="preserve">    .agg(</w:t>
+            </w:r>
+          </w:p>
+          <w:p>
+            <w:r>
+              <w:rPr>
+                <w:rFonts w:ascii="Courier New" w:eastAsia="Courier New" w:hAnsi="Courier New"/>
+                <w:sz w:val="17"/>
+              </w:rPr>
+              <w:t xml:space="preserve">        EmployeeCount=("AttritionFlag", "size"),</w:t>
+            </w:r>
+          </w:p>
+          <w:p>
+            <w:r>
+              <w:rPr>
+                <w:rFonts w:ascii="Courier New" w:eastAsia="Courier New" w:hAnsi="Courier New"/>
+                <w:sz w:val="17"/>
+              </w:rPr>
+              <w:t xml:space="preserve">        AttritionCount=("AttritionFlag", "sum"),</w:t>
+            </w:r>
+          </w:p>
+          <w:p>
+            <w:r>
+              <w:rPr>
+                <w:rFonts w:ascii="Courier New" w:eastAsia="Courier New" w:hAnsi="Courier New"/>
+                <w:sz w:val="17"/>
+              </w:rPr>
+              <w:t xml:space="preserve">        AverageOvertime=("OvertimeHours", "mean"),</w:t>
+            </w:r>
+          </w:p>
+          <w:p>
+            <w:r>
+              <w:rPr>
+                <w:rFonts w:ascii="Courier New" w:eastAsia="Courier New" w:hAnsi="Courier New"/>
+                <w:sz w:val="17"/>
+              </w:rPr>
+              <w:t xml:space="preserve">        AverageSalaryLevel=("SalaryLevel", "mean")</w:t>
+            </w:r>
+          </w:p>
+          <w:p>
+            <w:r>
+              <w:rPr>
+                <w:rFonts w:ascii="Courier New" w:eastAsia="Courier New" w:hAnsi="Courier New"/>
+                <w:sz w:val="17"/>
+              </w:rPr>
+              <w:t xml:space="preserve">    )</w:t>
+            </w:r>
+          </w:p>
+          <w:p>
+            <w:r>
+              <w:rPr>
+                <w:rFonts w:ascii="Courier New" w:eastAsia="Courier New" w:hAnsi="Courier New"/>
+                <w:sz w:val="17"/>
+              </w:rPr>
+              <w:t xml:space="preserve">    .reset_index()</w:t>
+            </w:r>
+          </w:p>
+          <w:p>
+            <w:r>
+              <w:rPr>
+                <w:rFonts w:ascii="Courier New" w:eastAsia="Courier New" w:hAnsi="Courier New"/>
+                <w:sz w:val="17"/>
+              </w:rPr>
+              <w:t>)</w:t>
+            </w:r>
+          </w:p>
+          <w:p>
+            <w:r>
+              <w:rPr>
+                <w:rFonts w:ascii="Courier New" w:eastAsia="Courier New" w:hAnsi="Courier New"/>
+                <w:sz w:val="17"/>
+              </w:rPr>
+              <w:t>category_summary["AttritionRatePercent"] = (</w:t>
+            </w:r>
+          </w:p>
+          <w:p>
+            <w:r>
+              <w:rPr>
+                <w:rFonts w:ascii="Courier New" w:eastAsia="Courier New" w:hAnsi="Courier New"/>
+                <w:sz w:val="17"/>
+              </w:rPr>
+              <w:t xml:space="preserve">    category_summary["AttritionCount"]</w:t>
+            </w:r>
+          </w:p>
+          <w:p>
+            <w:r>
+              <w:rPr>
+                <w:rFonts w:ascii="Courier New" w:eastAsia="Courier New" w:hAnsi="Courier New"/>
+                <w:sz w:val="17"/>
+              </w:rPr>
+              <w:t xml:space="preserve">    / category_summary["EmployeeCount"] * 100</w:t>
+            </w:r>
+          </w:p>
+          <w:p>
+            <w:r>
+              <w:rPr>
+                <w:rFonts w:ascii="Courier New" w:eastAsia="Courier New" w:hAnsi="Courier New"/>
+                <w:sz w:val="17"/>
+              </w:rPr>
+              <w:t>).round(2)</w:t>
+            </w:r>
+          </w:p>
+          <w:p>
+            <w:r>
+              <w:rPr>
+                <w:rFonts w:ascii="Courier New" w:eastAsia="Courier New" w:hAnsi="Courier New"/>
+                <w:sz w:val="17"/>
+              </w:rPr>
+              <w:t>category_summary["AverageOvertime"] = category_summary["AverageOvertime"].round(2)</w:t>
+            </w:r>
+          </w:p>
+          <w:p>
+            <w:r>
+              <w:rPr>
+                <w:rFonts w:ascii="Courier New" w:eastAsia="Courier New" w:hAnsi="Courier New"/>
+                <w:sz w:val="17"/>
+              </w:rPr>
+              <w:t>category_summary["AverageSalaryLevel"] = category_summary["AverageSalaryLevel"].round(2)</w:t>
+            </w:r>
+          </w:p>
+          <w:p>
+            <w:r>
+              <w:rPr>
+                <w:rFonts w:ascii="Courier New" w:eastAsia="Courier New" w:hAnsi="Courier New"/>
+                <w:sz w:val="17"/>
+              </w:rPr>
+              <w:t xml:space="preserve"> </w:t>
+            </w:r>
+          </w:p>
+          <w:p>
+            <w:r>
+              <w:rPr>
+                <w:rFonts w:ascii="Courier New" w:eastAsia="Courier New" w:hAnsi="Courier New"/>
+                <w:sz w:val="17"/>
+              </w:rPr>
+              <w:t>status_summary = df.groupby("AttritionStatus")[[</w:t>
+            </w:r>
+          </w:p>
+          <w:p>
+            <w:r>
+              <w:rPr>
+                <w:rFonts w:ascii="Courier New" w:eastAsia="Courier New" w:hAnsi="Courier New"/>
+                <w:sz w:val="17"/>
+              </w:rPr>
+              <w:t xml:space="preserve">    "OvertimeHours", "JobSatisfactionScore", "SalaryLevel",</w:t>
+            </w:r>
+          </w:p>
+          <w:p>
+            <w:r>
+              <w:rPr>
+                <w:rFonts w:ascii="Courier New" w:eastAsia="Courier New" w:hAnsi="Courier New"/>
+                <w:sz w:val="17"/>
+              </w:rPr>
+              <w:t xml:space="preserve">    "TrainingHours", "WorkLifeBalance", "YearsAtCompany",</w:t>
+            </w:r>
+          </w:p>
+          <w:p>
+            <w:r>
+              <w:rPr>
+                <w:rFonts w:ascii="Courier New" w:eastAsia="Courier New" w:hAnsi="Courier New"/>
+                <w:sz w:val="17"/>
+              </w:rPr>
+              <w:t xml:space="preserve">    "PromotionCount"</w:t>
+            </w:r>
+          </w:p>
+          <w:p>
+            <w:r>
+              <w:rPr>
+                <w:rFonts w:ascii="Courier New" w:eastAsia="Courier New" w:hAnsi="Courier New"/>
+                <w:sz w:val="17"/>
+              </w:rPr>
+              <w:t>]].mean().round(2)</w:t>
+            </w:r>
+          </w:p>
+          <w:p>
+            <w:r>
+              <w:rPr>
+                <w:rFonts w:ascii="Courier New" w:eastAsia="Courier New" w:hAnsi="Courier New"/>
+                <w:sz w:val="17"/>
+              </w:rPr>
+              <w:t xml:space="preserve"> </w:t>
+            </w:r>
+          </w:p>
+          <w:p>
+            <w:r>
+              <w:rPr>
+                <w:rFonts w:ascii="Courier New" w:eastAsia="Courier New" w:hAnsi="Courier New"/>
+                <w:sz w:val="17"/>
+              </w:rPr>
+              <w:t>print_heading("WORKFORCE TREND ANALYSIS")</w:t>
+            </w:r>
+          </w:p>
+          <w:p>
+            <w:r>
+              <w:rPr>
+                <w:rFonts w:ascii="Courier New" w:eastAsia="Courier New" w:hAnsi="Courier New"/>
+                <w:sz w:val="17"/>
+              </w:rPr>
+              <w:t>print("Overall Attrition Rate: {:.2f}%".format(overall_attrition_rate))</w:t>
+            </w:r>
+          </w:p>
+          <w:p>
+            <w:r>
+              <w:rPr>
+                <w:rFonts w:ascii="Courier New" w:eastAsia="Courier New" w:hAnsi="Courier New"/>
+                <w:sz w:val="17"/>
+              </w:rPr>
+              <w:t>print("\nEmployee Category Summary")</w:t>
+            </w:r>
+          </w:p>
+          <w:p>
+            <w:r>
+              <w:rPr>
+                <w:rFonts w:ascii="Courier New" w:eastAsia="Courier New" w:hAnsi="Courier New"/>
+                <w:sz w:val="17"/>
+              </w:rPr>
+              <w:t>print(category_summary.to_string(index=False))</w:t>
+            </w:r>
+          </w:p>
+          <w:p>
+            <w:r>
+              <w:rPr>
+                <w:rFonts w:ascii="Courier New" w:eastAsia="Courier New" w:hAnsi="Courier New"/>
+                <w:sz w:val="17"/>
+              </w:rPr>
+              <w:t>print("\nAverage Workforce Indicators by Attrition Status")</w:t>
+            </w:r>
+          </w:p>
+          <w:p>
+            <w:r>
+              <w:rPr>
+                <w:rFonts w:ascii="Courier New" w:eastAsia="Courier New" w:hAnsi="Courier New"/>
+                <w:sz w:val="17"/>
+              </w:rPr>
+              <w:t>print(status_summary.to_string())</w:t>
+            </w:r>
+          </w:p>
+          <w:p>
+            <w:r>
+              <w:rPr>
+                <w:rFonts w:ascii="Courier New" w:eastAsia="Courier New" w:hAnsi="Courier New"/>
+                <w:sz w:val="17"/>
+              </w:rPr>
+              <w:t xml:space="preserve"> </w:t>
+            </w:r>
+          </w:p>
+          <w:p>
+            <w:r>
+              <w:rPr>
+                <w:rFonts w:ascii="Courier New" w:eastAsia="Courier New" w:hAnsi="Courier New"/>
+                <w:sz w:val="17"/>
+              </w:rPr>
+              <w:t># 6. Rule-based attrition risk analysis.</w:t>
+            </w:r>
+          </w:p>
+          <w:p>
+            <w:r>
+              <w:rPr>
+                <w:rFonts w:ascii="Courier New" w:eastAsia="Courier New" w:hAnsi="Courier New"/>
+                <w:sz w:val="17"/>
+              </w:rPr>
+              <w:t>df["RiskScore"] = (</w:t>
+            </w:r>
+          </w:p>
+          <w:p>
+            <w:r>
+              <w:rPr>
+                <w:rFonts w:ascii="Courier New" w:eastAsia="Courier New" w:hAnsi="Courier New"/>
+                <w:sz w:val="17"/>
+              </w:rPr>
+              <w:t xml:space="preserve">    (df["OvertimeHours"] &gt;= 25).astype(int)</w:t>
+            </w:r>
+          </w:p>
+          <w:p>
+            <w:r>
+              <w:rPr>
+                <w:rFonts w:ascii="Courier New" w:eastAsia="Courier New" w:hAnsi="Courier New"/>
+                <w:sz w:val="17"/>
+              </w:rPr>
+              <w:t xml:space="preserve">    + (df["JobSatisfactionScore"] &lt;= 2).astype(int)</w:t>
+            </w:r>
+          </w:p>
+          <w:p>
+            <w:r>
+              <w:rPr>
+                <w:rFonts w:ascii="Courier New" w:eastAsia="Courier New" w:hAnsi="Courier New"/>
+                <w:sz w:val="17"/>
+              </w:rPr>
+              <w:t xml:space="preserve">    + (df["SalaryLevel"] &lt;= 2).astype(int)</w:t>
+            </w:r>
+          </w:p>
+          <w:p>
+            <w:r>
+              <w:rPr>
+                <w:rFonts w:ascii="Courier New" w:eastAsia="Courier New" w:hAnsi="Courier New"/>
+                <w:sz w:val="17"/>
+              </w:rPr>
+              <w:t xml:space="preserve">    + (df["WorkLifeBalance"] &lt;= 2).astype(int)</w:t>
+            </w:r>
+          </w:p>
+          <w:p>
+            <w:r>
+              <w:rPr>
+                <w:rFonts w:ascii="Courier New" w:eastAsia="Courier New" w:hAnsi="Courier New"/>
+                <w:sz w:val="17"/>
+              </w:rPr>
+              <w:t xml:space="preserve">    + (df["PromotionCount"] == 0).astype(int)</w:t>
+            </w:r>
+          </w:p>
+          <w:p>
+            <w:r>
+              <w:rPr>
+                <w:rFonts w:ascii="Courier New" w:eastAsia="Courier New" w:hAnsi="Courier New"/>
+                <w:sz w:val="17"/>
+              </w:rPr>
+              <w:t>)</w:t>
+            </w:r>
+          </w:p>
+          <w:p>
+            <w:r>
+              <w:rPr>
+                <w:rFonts w:ascii="Courier New" w:eastAsia="Courier New" w:hAnsi="Courier New"/>
+                <w:sz w:val="17"/>
+              </w:rPr>
+              <w:t>df["AttritionRisk"] = pd.cut(</w:t>
+            </w:r>
+          </w:p>
+          <w:p>
+            <w:r>
+              <w:rPr>
+                <w:rFonts w:ascii="Courier New" w:eastAsia="Courier New" w:hAnsi="Courier New"/>
+                <w:sz w:val="17"/>
+              </w:rPr>
+              <w:t xml:space="preserve">    df["RiskScore"], bins=[-1, 1, 4, 5], labels=["Low", "Medium", "High"]</w:t>
+            </w:r>
+          </w:p>
+          <w:p>
+            <w:r>
+              <w:rPr>
+                <w:rFonts w:ascii="Courier New" w:eastAsia="Courier New" w:hAnsi="Courier New"/>
+                <w:sz w:val="17"/>
+              </w:rPr>
+              <w:t>)</w:t>
+            </w:r>
+          </w:p>
+          <w:p>
+            <w:r>
+              <w:rPr>
+                <w:rFonts w:ascii="Courier New" w:eastAsia="Courier New" w:hAnsi="Courier New"/>
+                <w:sz w:val="17"/>
+              </w:rPr>
+              <w:lastRenderedPageBreak/>
+              <w:t>high_risk_employees = df[df["AttritionRisk"] == "High"][[</w:t>
+            </w:r>
+          </w:p>
+          <w:p>
+            <w:r>
+              <w:rPr>
+                <w:rFonts w:ascii="Courier New" w:eastAsia="Courier New" w:hAnsi="Courier New"/>
+                <w:sz w:val="17"/>
+              </w:rPr>
+              <w:t xml:space="preserve">    "OvertimeHours", "JobSatisfactionScore", "SalaryLevel",</w:t>
+            </w:r>
+          </w:p>
+          <w:p>
+            <w:r>
+              <w:rPr>
+                <w:rFonts w:ascii="Courier New" w:eastAsia="Courier New" w:hAnsi="Courier New"/>
+                <w:sz w:val="17"/>
+              </w:rPr>
+              <w:t xml:space="preserve">    "WorkLifeBalance", "PromotionCount", "RiskScore",</w:t>
+            </w:r>
+          </w:p>
+          <w:p>
+            <w:r>
+              <w:rPr>
+                <w:rFonts w:ascii="Courier New" w:eastAsia="Courier New" w:hAnsi="Courier New"/>
+                <w:sz w:val="17"/>
+              </w:rPr>
+              <w:t xml:space="preserve">    "AttritionRisk", "AttritionStatus"</w:t>
+            </w:r>
+          </w:p>
+          <w:p>
+            <w:r>
+              <w:rPr>
+                <w:rFonts w:ascii="Courier New" w:eastAsia="Courier New" w:hAnsi="Courier New"/>
+                <w:sz w:val="17"/>
+              </w:rPr>
+              <w:t>]]</w:t>
+            </w:r>
+          </w:p>
+          <w:p>
+            <w:r>
+              <w:rPr>
+                <w:rFonts w:ascii="Courier New" w:eastAsia="Courier New" w:hAnsi="Courier New"/>
+                <w:sz w:val="17"/>
+              </w:rPr>
+              <w:t xml:space="preserve"> </w:t>
+            </w:r>
+          </w:p>
+          <w:p>
+            <w:r>
+              <w:rPr>
+                <w:rFonts w:ascii="Courier New" w:eastAsia="Courier New" w:hAnsi="Courier New"/>
+                <w:sz w:val="17"/>
+              </w:rPr>
+              <w:t>print_heading("ATTRITION RISK ANALYSIS")</w:t>
+            </w:r>
+          </w:p>
+          <w:p>
+            <w:r>
+              <w:rPr>
+                <w:rFonts w:ascii="Courier New" w:eastAsia="Courier New" w:hAnsi="Courier New"/>
+                <w:sz w:val="17"/>
+              </w:rPr>
+              <w:t>print("Risk Category Distribution")</w:t>
+            </w:r>
+          </w:p>
+          <w:p>
+            <w:r>
+              <w:rPr>
+                <w:rFonts w:ascii="Courier New" w:eastAsia="Courier New" w:hAnsi="Courier New"/>
+                <w:sz w:val="17"/>
+              </w:rPr>
+              <w:t>print(df["AttritionRisk"].value_counts().sort_index().to_string())</w:t>
+            </w:r>
+          </w:p>
+          <w:p>
+            <w:r>
+              <w:rPr>
+                <w:rFonts w:ascii="Courier New" w:eastAsia="Courier New" w:hAnsi="Courier New"/>
+                <w:sz w:val="17"/>
+              </w:rPr>
+              <w:t>print("\nHigh-Risk Employees")</w:t>
+            </w:r>
+          </w:p>
+          <w:p>
+            <w:r>
+              <w:rPr>
+                <w:rFonts w:ascii="Courier New" w:eastAsia="Courier New" w:hAnsi="Courier New"/>
+                <w:sz w:val="17"/>
+              </w:rPr>
+              <w:t>print(high_risk_employees.to_string())</w:t>
+            </w:r>
+          </w:p>
+          <w:p>
+            <w:r>
+              <w:rPr>
+                <w:rFonts w:ascii="Courier New" w:eastAsia="Courier New" w:hAnsi="Courier New"/>
+                <w:sz w:val="17"/>
+              </w:rPr>
+              <w:t xml:space="preserve"> </w:t>
+            </w:r>
+          </w:p>
+          <w:p>
+            <w:r>
+              <w:rPr>
+                <w:rFonts w:ascii="Courier New" w:eastAsia="Courier New" w:hAnsi="Courier New"/>
+                <w:sz w:val="17"/>
+              </w:rPr>
+              <w:t># 7. Treemap visualization using proportional Matplotlib rectangles.</w:t>
+            </w:r>
+          </w:p>
+          <w:p>
+            <w:r>
+              <w:rPr>
+                <w:rFonts w:ascii="Courier New" w:eastAsia="Courier New" w:hAnsi="Courier New"/>
+                <w:sz w:val="17"/>
+              </w:rPr>
+              <w:t>total_employees = category_summary["EmployeeCount"].sum()</w:t>
+            </w:r>
+          </w:p>
+          <w:p>
+            <w:r>
+              <w:rPr>
+                <w:rFonts w:ascii="Courier New" w:eastAsia="Courier New" w:hAnsi="Courier New"/>
+                <w:sz w:val="17"/>
+              </w:rPr>
+              <w:t>fig, ax = plt.subplots(figsize=(11, 6))</w:t>
+            </w:r>
+          </w:p>
+          <w:p>
+            <w:r>
+              <w:rPr>
+                <w:rFonts w:ascii="Courier New" w:eastAsia="Courier New" w:hAnsi="Courier New"/>
+                <w:sz w:val="17"/>
+              </w:rPr>
+              <w:t>fig.patch.set_facecolor("black")</w:t>
+            </w:r>
+          </w:p>
+          <w:p>
+            <w:r>
+              <w:rPr>
+                <w:rFonts w:ascii="Courier New" w:eastAsia="Courier New" w:hAnsi="Courier New"/>
+                <w:sz w:val="17"/>
+              </w:rPr>
+              <w:t>ax.set_facecolor("black")</w:t>
+            </w:r>
+          </w:p>
+          <w:p>
+            <w:r>
+              <w:rPr>
+                <w:rFonts w:ascii="Courier New" w:eastAsia="Courier New" w:hAnsi="Courier New"/>
+                <w:sz w:val="17"/>
+              </w:rPr>
+              <w:t>x_position = 0.0</w:t>
+            </w:r>
+          </w:p>
+          <w:p>
+            <w:r>
+              <w:rPr>
+                <w:rFonts w:ascii="Courier New" w:eastAsia="Courier New" w:hAnsi="Courier New"/>
+                <w:sz w:val="17"/>
+              </w:rPr>
+              <w:t>grayscale_colors = ["#2F2F2F", "#555555", "#7A7A7A"]</w:t>
+            </w:r>
+          </w:p>
+          <w:p>
+            <w:r>
+              <w:rPr>
+                <w:rFonts w:ascii="Courier New" w:eastAsia="Courier New" w:hAnsi="Courier New"/>
+                <w:sz w:val="17"/>
+              </w:rPr>
+              <w:t xml:space="preserve"> </w:t>
+            </w:r>
+          </w:p>
+          <w:p>
+            <w:r>
+              <w:rPr>
+                <w:rFonts w:ascii="Courier New" w:eastAsia="Courier New" w:hAnsi="Courier New"/>
+                <w:sz w:val="17"/>
+              </w:rPr>
+              <w:t>for index, row in category_summary.iterrows():</w:t>
+            </w:r>
+          </w:p>
+          <w:p>
+            <w:r>
+              <w:rPr>
+                <w:rFonts w:ascii="Courier New" w:eastAsia="Courier New" w:hAnsi="Courier New"/>
+                <w:sz w:val="17"/>
+              </w:rPr>
+              <w:t xml:space="preserve">    width = row["EmployeeCount"] / total_employees</w:t>
+            </w:r>
+          </w:p>
+          <w:p>
+            <w:r>
+              <w:rPr>
+                <w:rFonts w:ascii="Courier New" w:eastAsia="Courier New" w:hAnsi="Courier New"/>
+                <w:sz w:val="17"/>
+              </w:rPr>
+              <w:t xml:space="preserve">    ax.add_patch(Rectangle(</w:t>
+            </w:r>
+          </w:p>
+          <w:p>
+            <w:r>
+              <w:rPr>
+                <w:rFonts w:ascii="Courier New" w:eastAsia="Courier New" w:hAnsi="Courier New"/>
+                <w:sz w:val="17"/>
+              </w:rPr>
+              <w:t xml:space="preserve">        (x_position, 0), width, 1,</w:t>
+            </w:r>
+          </w:p>
+          <w:p>
+            <w:r>
+              <w:rPr>
+                <w:rFonts w:ascii="Courier New" w:eastAsia="Courier New" w:hAnsi="Courier New"/>
+                <w:sz w:val="17"/>
+              </w:rPr>
+              <w:t xml:space="preserve">        facecolor=grayscale_colors[index], edgecolor="white", linewidth=2</w:t>
+            </w:r>
+          </w:p>
+          <w:p>
+            <w:r>
+              <w:rPr>
+                <w:rFonts w:ascii="Courier New" w:eastAsia="Courier New" w:hAnsi="Courier New"/>
+                <w:sz w:val="17"/>
+              </w:rPr>
+              <w:t xml:space="preserve">    ))</w:t>
+            </w:r>
+          </w:p>
+          <w:p>
+            <w:r>
+              <w:rPr>
+                <w:rFonts w:ascii="Courier New" w:eastAsia="Courier New" w:hAnsi="Courier New"/>
+                <w:sz w:val="17"/>
+              </w:rPr>
+              <w:t xml:space="preserve">    label = (</w:t>
+            </w:r>
+          </w:p>
+          <w:p>
+            <w:r>
+              <w:rPr>
+                <w:rFonts w:ascii="Courier New" w:eastAsia="Courier New" w:hAnsi="Courier New"/>
+                <w:sz w:val="17"/>
+              </w:rPr>
+              <w:t xml:space="preserve">        f'{row["EmployeeCategory"]}\n'</w:t>
+            </w:r>
+          </w:p>
+          <w:p>
+            <w:r>
+              <w:rPr>
+                <w:rFonts w:ascii="Courier New" w:eastAsia="Courier New" w:hAnsi="Courier New"/>
+                <w:sz w:val="17"/>
+              </w:rPr>
+              <w:t xml:space="preserve">        f'Employees: {int(row["EmployeeCount"])}\n'</w:t>
+            </w:r>
+          </w:p>
+          <w:p>
+            <w:r>
+              <w:rPr>
+                <w:rFonts w:ascii="Courier New" w:eastAsia="Courier New" w:hAnsi="Courier New"/>
+                <w:sz w:val="17"/>
+              </w:rPr>
+              <w:t xml:space="preserve">        f'Attrition Rate: {row["AttritionRatePercent"]:.1f}%'</w:t>
+            </w:r>
+          </w:p>
+          <w:p>
+            <w:r>
+              <w:rPr>
+                <w:rFonts w:ascii="Courier New" w:eastAsia="Courier New" w:hAnsi="Courier New"/>
+                <w:sz w:val="17"/>
+              </w:rPr>
+              <w:t xml:space="preserve">    )</w:t>
+            </w:r>
+          </w:p>
+          <w:p>
+            <w:r>
+              <w:rPr>
+                <w:rFonts w:ascii="Courier New" w:eastAsia="Courier New" w:hAnsi="Courier New"/>
+                <w:sz w:val="17"/>
+              </w:rPr>
+              <w:t xml:space="preserve">    ax.text(</w:t>
+            </w:r>
+          </w:p>
+          <w:p>
+            <w:r>
+              <w:rPr>
+                <w:rFonts w:ascii="Courier New" w:eastAsia="Courier New" w:hAnsi="Courier New"/>
+                <w:sz w:val="17"/>
+              </w:rPr>
+              <w:t xml:space="preserve">        x_position + width / 2, 0.5, label,</w:t>
+            </w:r>
+          </w:p>
+          <w:p>
+            <w:r>
+              <w:rPr>
+                <w:rFonts w:ascii="Courier New" w:eastAsia="Courier New" w:hAnsi="Courier New"/>
+                <w:sz w:val="17"/>
+              </w:rPr>
+              <w:t xml:space="preserve">        color="white", ha="center", va="center",</w:t>
+            </w:r>
+          </w:p>
+          <w:p>
+            <w:r>
+              <w:rPr>
+                <w:rFonts w:ascii="Courier New" w:eastAsia="Courier New" w:hAnsi="Courier New"/>
+                <w:sz w:val="17"/>
+              </w:rPr>
+              <w:t xml:space="preserve">        fontsize=12, fontweight="bold"</w:t>
+            </w:r>
+          </w:p>
+          <w:p>
+            <w:r>
+              <w:rPr>
+                <w:rFonts w:ascii="Courier New" w:eastAsia="Courier New" w:hAnsi="Courier New"/>
+                <w:sz w:val="17"/>
+              </w:rPr>
+              <w:t xml:space="preserve">    )</w:t>
+            </w:r>
+          </w:p>
+          <w:p>
+            <w:r>
+              <w:rPr>
+                <w:rFonts w:ascii="Courier New" w:eastAsia="Courier New" w:hAnsi="Courier New"/>
+                <w:sz w:val="17"/>
+              </w:rPr>
+              <w:t xml:space="preserve">    x_position += width</w:t>
+            </w:r>
+          </w:p>
+          <w:p>
+            <w:r>
+              <w:rPr>
+                <w:rFonts w:ascii="Courier New" w:eastAsia="Courier New" w:hAnsi="Courier New"/>
+                <w:sz w:val="17"/>
+              </w:rPr>
+              <w:t xml:space="preserve"> </w:t>
+            </w:r>
+          </w:p>
+          <w:p>
+            <w:r>
+              <w:rPr>
+                <w:rFonts w:ascii="Courier New" w:eastAsia="Courier New" w:hAnsi="Courier New"/>
+                <w:sz w:val="17"/>
+              </w:rPr>
+              <w:t>ax.set_xlim(0, 1)</w:t>
+            </w:r>
+          </w:p>
+          <w:p>
+            <w:r>
+              <w:rPr>
+                <w:rFonts w:ascii="Courier New" w:eastAsia="Courier New" w:hAnsi="Courier New"/>
+                <w:sz w:val="17"/>
+              </w:rPr>
+              <w:t>ax.set_ylim(0, 1)</w:t>
+            </w:r>
+          </w:p>
+          <w:p>
+            <w:r>
+              <w:rPr>
+                <w:rFonts w:ascii="Courier New" w:eastAsia="Courier New" w:hAnsi="Courier New"/>
+                <w:sz w:val="17"/>
+              </w:rPr>
+              <w:t>ax.axis("off")</w:t>
+            </w:r>
+          </w:p>
+          <w:p>
+            <w:r>
+              <w:rPr>
+                <w:rFonts w:ascii="Courier New" w:eastAsia="Courier New" w:hAnsi="Courier New"/>
+                <w:sz w:val="17"/>
+              </w:rPr>
+              <w:t>ax.set_title(</w:t>
+            </w:r>
+          </w:p>
+          <w:p>
+            <w:r>
+              <w:rPr>
+                <w:rFonts w:ascii="Courier New" w:eastAsia="Courier New" w:hAnsi="Courier New"/>
+                <w:sz w:val="17"/>
+              </w:rPr>
+              <w:t xml:space="preserve">    "Treemap of Employee Engagement Categories",</w:t>
+            </w:r>
+          </w:p>
+          <w:p>
+            <w:r>
+              <w:rPr>
+                <w:rFonts w:ascii="Courier New" w:eastAsia="Courier New" w:hAnsi="Courier New"/>
+                <w:sz w:val="17"/>
+              </w:rPr>
+              <w:t xml:space="preserve">    color="white", fontsize=16, fontweight="bold", pad=18</w:t>
+            </w:r>
+          </w:p>
+          <w:p>
+            <w:r>
+              <w:rPr>
+                <w:rFonts w:ascii="Courier New" w:eastAsia="Courier New" w:hAnsi="Courier New"/>
+                <w:sz w:val="17"/>
+              </w:rPr>
+              <w:t>)</w:t>
+            </w:r>
+          </w:p>
+          <w:p>
+            <w:r>
+              <w:rPr>
+                <w:rFonts w:ascii="Courier New" w:eastAsia="Courier New" w:hAnsi="Courier New"/>
+                <w:sz w:val="17"/>
+              </w:rPr>
+              <w:t>plt.tight_layout()</w:t>
+            </w:r>
+          </w:p>
+          <w:p>
+            <w:r>
+              <w:rPr>
+                <w:rFonts w:ascii="Courier New" w:eastAsia="Courier New" w:hAnsi="Courier New"/>
+                <w:sz w:val="17"/>
+              </w:rPr>
+              <w:t>plt.savefig(</w:t>
+            </w:r>
+          </w:p>
+          <w:p>
+            <w:r>
+              <w:rPr>
+                <w:rFonts w:ascii="Courier New" w:eastAsia="Courier New" w:hAnsi="Courier New"/>
+                <w:sz w:val="17"/>
+              </w:rPr>
+              <w:t xml:space="preserve">    "hr_employee_category_treemap.png",</w:t>
+            </w:r>
+          </w:p>
+          <w:p>
+            <w:r>
+              <w:rPr>
+                <w:rFonts w:ascii="Courier New" w:eastAsia="Courier New" w:hAnsi="Courier New"/>
+                <w:sz w:val="17"/>
+              </w:rPr>
+              <w:t xml:space="preserve">    dpi=300, facecolor="black", bbox_inches="tight"</w:t>
+            </w:r>
+          </w:p>
+          <w:p>
+            <w:r>
+              <w:rPr>
+                <w:rFonts w:ascii="Courier New" w:eastAsia="Courier New" w:hAnsi="Courier New"/>
+                <w:sz w:val="17"/>
+              </w:rPr>
+              <w:t>)</w:t>
+            </w:r>
+          </w:p>
+          <w:p>
+            <w:r>
+              <w:rPr>
+                <w:rFonts w:ascii="Courier New" w:eastAsia="Courier New" w:hAnsi="Courier New"/>
+                <w:sz w:val="17"/>
+              </w:rPr>
+              <w:t>plt.show()</w:t>
+            </w:r>
+          </w:p>
+          <w:p>
+            <w:r>
+              <w:rPr>
+                <w:rFonts w:ascii="Courier New" w:eastAsia="Courier New" w:hAnsi="Courier New"/>
+                <w:sz w:val="17"/>
+              </w:rPr>
+              <w:t xml:space="preserve"> </w:t>
+            </w:r>
+          </w:p>
+          <w:p>
+            <w:r>
+              <w:rPr>
+                <w:rFonts w:ascii="Courier New" w:eastAsia="Courier New" w:hAnsi="Courier New"/>
+                <w:sz w:val="17"/>
+              </w:rPr>
+              <w:t># 8. Final interpretation.</w:t>
+            </w:r>
+          </w:p>
+          <w:p>
+            <w:r>
+              <w:rPr>
+                <w:rFonts w:ascii="Courier New" w:eastAsia="Courier New" w:hAnsi="Courier New"/>
+                <w:sz w:val="17"/>
+              </w:rPr>
+              <w:t>attrition_correlations = (</w:t>
+            </w:r>
+          </w:p>
+          <w:p>
+            <w:r>
+              <w:rPr>
+                <w:rFonts w:ascii="Courier New" w:eastAsia="Courier New" w:hAnsi="Courier New"/>
+                <w:sz w:val="17"/>
+              </w:rPr>
+              <w:t xml:space="preserve">    correlation_matrix["AttritionFlag"]</w:t>
+            </w:r>
+          </w:p>
+          <w:p>
+            <w:r>
+              <w:rPr>
+                <w:rFonts w:ascii="Courier New" w:eastAsia="Courier New" w:hAnsi="Courier New"/>
+                <w:sz w:val="17"/>
+              </w:rPr>
+              <w:t xml:space="preserve">    .drop("AttritionFlag")</w:t>
+            </w:r>
+          </w:p>
+          <w:p>
+            <w:r>
+              <w:rPr>
+                <w:rFonts w:ascii="Courier New" w:eastAsia="Courier New" w:hAnsi="Courier New"/>
+                <w:sz w:val="17"/>
+              </w:rPr>
+              <w:t xml:space="preserve">    .sort_values(ascending=False)</w:t>
+            </w:r>
+          </w:p>
+          <w:p>
+            <w:r>
+              <w:rPr>
+                <w:rFonts w:ascii="Courier New" w:eastAsia="Courier New" w:hAnsi="Courier New"/>
+                <w:sz w:val="17"/>
+              </w:rPr>
+              <w:t>)</w:t>
+            </w:r>
+          </w:p>
+          <w:p>
+            <w:r>
+              <w:rPr>
+                <w:rFonts w:ascii="Courier New" w:eastAsia="Courier New" w:hAnsi="Courier New"/>
+                <w:sz w:val="17"/>
+              </w:rPr>
+              <w:t xml:space="preserve"> </w:t>
+            </w:r>
+          </w:p>
+          <w:p>
+            <w:r>
+              <w:rPr>
+                <w:rFonts w:ascii="Courier New" w:eastAsia="Courier New" w:hAnsi="Courier New"/>
+                <w:sz w:val="17"/>
+              </w:rPr>
+              <w:t>print_heading("FINAL WORKFORCE INSIGHTS")</w:t>
+            </w:r>
+          </w:p>
+          <w:p>
+            <w:r>
+              <w:rPr>
+                <w:rFonts w:ascii="Courier New" w:eastAsia="Courier New" w:hAnsi="Courier New"/>
+                <w:sz w:val="17"/>
+              </w:rPr>
+              <w:t>print("Correlation of Workforce Indicators with Attrition")</w:t>
+            </w:r>
+          </w:p>
+          <w:p>
+            <w:r>
+              <w:rPr>
+                <w:rFonts w:ascii="Courier New" w:eastAsia="Courier New" w:hAnsi="Courier New"/>
+                <w:sz w:val="17"/>
+              </w:rPr>
+              <w:t>print(attrition_correlations.round(3).to_string())</w:t>
+            </w:r>
+          </w:p>
+          <w:p>
+            <w:r>
+              <w:rPr>
+                <w:rFonts w:ascii="Courier New" w:eastAsia="Courier New" w:hAnsi="Courier New"/>
+                <w:sz w:val="17"/>
+              </w:rPr>
+              <w:t>print("\nInterpretation:")</w:t>
+            </w:r>
+          </w:p>
+          <w:p>
             <w:r>
               <w:rPr>
                 <w:rFonts w:ascii="Courier New" w:eastAsia="Courier New" w:hAnsi="Courier New"/>
@@ -5848,508 +7143,14 @@
               </w:rPr>
               <w:t>print(</w:t>
             </w:r>
-            <w:proofErr w:type="gramEnd"/>
-            <w:r>
-              <w:rPr>
-                <w:rFonts w:ascii="Courier New" w:eastAsia="Courier New" w:hAnsi="Courier New"/>
-                <w:sz w:val="17"/>
-              </w:rPr>
-              <w:t>"\n" + "=" * 100)</w:t>
-            </w:r>
-          </w:p>
-          <w:p>
-            <w:r>
-              <w:rPr>
-                <w:rFonts w:ascii="Courier New" w:eastAsia="Courier New" w:hAnsi="Courier New"/>
-                <w:sz w:val="17"/>
-              </w:rPr>
-              <w:t xml:space="preserve">    print(title)</w:t>
-            </w:r>
-          </w:p>
-          <w:p>
-            <w:r>
-              <w:rPr>
-                <w:rFonts w:ascii="Courier New" w:eastAsia="Courier New" w:hAnsi="Courier New"/>
-                <w:sz w:val="17"/>
-              </w:rPr>
-              <w:t xml:space="preserve">    </w:t>
-            </w:r>
-            <w:proofErr w:type="gramStart"/>
-            <w:r>
-              <w:rPr>
-                <w:rFonts w:ascii="Courier New" w:eastAsia="Courier New" w:hAnsi="Courier New"/>
-                <w:sz w:val="17"/>
-              </w:rPr>
-              <w:t>print(</w:t>
-            </w:r>
-            <w:proofErr w:type="gramEnd"/>
-            <w:r>
-              <w:rPr>
-                <w:rFonts w:ascii="Courier New" w:eastAsia="Courier New" w:hAnsi="Courier New"/>
-                <w:sz w:val="17"/>
-              </w:rPr>
-              <w:t>"=" * 100)</w:t>
-            </w:r>
-          </w:p>
-          <w:p>
-            <w:r>
-              <w:rPr>
-                <w:rFonts w:ascii="Courier New" w:eastAsia="Courier New" w:hAnsi="Courier New"/>
-                <w:sz w:val="17"/>
-              </w:rPr>
-              <w:t xml:space="preserve"> </w:t>
-            </w:r>
-          </w:p>
-          <w:p>
-            <w:r>
-              <w:rPr>
-                <w:rFonts w:ascii="Courier New" w:eastAsia="Courier New" w:hAnsi="Courier New"/>
-                <w:sz w:val="17"/>
-              </w:rPr>
-              <w:t xml:space="preserve"> </w:t>
-            </w:r>
-          </w:p>
-          <w:p>
-            <w:r>
-              <w:rPr>
-                <w:rFonts w:ascii="Courier New" w:eastAsia="Courier New" w:hAnsi="Courier New"/>
-                <w:sz w:val="17"/>
-              </w:rPr>
-              <w:t># 1. Workforce dataset stored locally as a Python dictionary.</w:t>
-            </w:r>
-          </w:p>
-          <w:p>
-            <w:r>
-              <w:rPr>
-                <w:rFonts w:ascii="Courier New" w:eastAsia="Courier New" w:hAnsi="Courier New"/>
-                <w:sz w:val="17"/>
-              </w:rPr>
-              <w:t>employee_data = {</w:t>
-            </w:r>
-          </w:p>
-          <w:p>
-            <w:r>
-              <w:rPr>
-                <w:rFonts w:ascii="Courier New" w:eastAsia="Courier New" w:hAnsi="Courier New"/>
-                <w:sz w:val="17"/>
-              </w:rPr>
-              <w:t xml:space="preserve">    "OvertimeHours": [5, 12, 18, 26, 8, 32, 15, 28, 10, 24, 35, 6, 20, 34, 38],</w:t>
-            </w:r>
-          </w:p>
-          <w:p>
-            <w:r>
-              <w:rPr>
-                <w:rFonts w:ascii="Courier New" w:eastAsia="Courier New" w:hAnsi="Courier New"/>
-                <w:sz w:val="17"/>
-              </w:rPr>
-              <w:t xml:space="preserve">    "JobSatisfactionScore": [5, 4, 3, 2, 4, 1, 3, 2, 5, 2, 1, 4, 3, 3, 2],</w:t>
-            </w:r>
-          </w:p>
-          <w:p>
-            <w:r>
-              <w:rPr>
-                <w:rFonts w:ascii="Courier New" w:eastAsia="Courier New" w:hAnsi="Courier New"/>
-                <w:sz w:val="17"/>
-              </w:rPr>
-              <w:t xml:space="preserve">    "SalaryLevel": [5, 4, 3, 2, 4, 1, 3, 2, 5, 4, 1, 4, 3, 2, 2],</w:t>
-            </w:r>
-          </w:p>
-          <w:p>
-            <w:r>
-              <w:rPr>
-                <w:rFonts w:ascii="Courier New" w:eastAsia="Courier New" w:hAnsi="Courier New"/>
-                <w:sz w:val="17"/>
-              </w:rPr>
-              <w:t xml:space="preserve">    "TrainingHours": [40, 35, 28, 16, 34, 10, 24, 18, 45, 30, 8, 38, 26, 12, 14],</w:t>
-            </w:r>
-          </w:p>
-          <w:p>
-            <w:r>
-              <w:rPr>
-                <w:rFonts w:ascii="Courier New" w:eastAsia="Courier New" w:hAnsi="Courier New"/>
-                <w:sz w:val="17"/>
-              </w:rPr>
-              <w:t xml:space="preserve">    "WorkLifeBalance": [5, 4, 3, 2, 4, 1, 3, 2, 5, 3, 1, 4, 3, 2, 2],</w:t>
-            </w:r>
-          </w:p>
-          <w:p>
-            <w:r>
-              <w:rPr>
-                <w:rFonts w:ascii="Courier New" w:eastAsia="Courier New" w:hAnsi="Courier New"/>
-                <w:sz w:val="17"/>
-              </w:rPr>
-              <w:t xml:space="preserve">    "YearsAtCompany": [10, 7, 5, 2, 8, 1, 4, 3, 11, 6, 1, 9, 6, 2, 2],</w:t>
-            </w:r>
-          </w:p>
-          <w:p>
-            <w:r>
-              <w:rPr>
-                <w:rFonts w:ascii="Courier New" w:eastAsia="Courier New" w:hAnsi="Courier New"/>
-                <w:sz w:val="17"/>
-              </w:rPr>
-              <w:t xml:space="preserve">    "PromotionCount": [3, 2, 1, 0, 2, 0, 1, 0, 3, 1, 0, 2, 1, 0, 0],</w:t>
-            </w:r>
-          </w:p>
-          <w:p>
-            <w:r>
-              <w:rPr>
-                <w:rFonts w:ascii="Courier New" w:eastAsia="Courier New" w:hAnsi="Courier New"/>
-                <w:sz w:val="17"/>
-              </w:rPr>
-              <w:t xml:space="preserve">    "AttritionStatus": [</w:t>
-            </w:r>
-          </w:p>
-          <w:p>
-            <w:r>
-              <w:rPr>
-                <w:rFonts w:ascii="Courier New" w:eastAsia="Courier New" w:hAnsi="Courier New"/>
-                <w:sz w:val="17"/>
-              </w:rPr>
-              <w:t xml:space="preserve">        "No", "No", "No", "Yes", "No", "Yes", "No", "Yes",</w:t>
-            </w:r>
-          </w:p>
-          <w:p>
-            <w:r>
-              <w:rPr>
-                <w:rFonts w:ascii="Courier New" w:eastAsia="Courier New" w:hAnsi="Courier New"/>
-                <w:sz w:val="17"/>
-              </w:rPr>
-              <w:t xml:space="preserve">        "No", "No", "Yes", "No", "No", "Yes", "Yes"</w:t>
-            </w:r>
-          </w:p>
-          <w:p>
-            <w:r>
-              <w:rPr>
-                <w:rFonts w:ascii="Courier New" w:eastAsia="Courier New" w:hAnsi="Courier New"/>
-                <w:sz w:val="17"/>
-              </w:rPr>
-              <w:t xml:space="preserve">    ]</w:t>
-            </w:r>
-          </w:p>
-          <w:p>
-            <w:r>
-              <w:rPr>
-                <w:rFonts w:ascii="Courier New" w:eastAsia="Courier New" w:hAnsi="Courier New"/>
-                <w:sz w:val="17"/>
-              </w:rPr>
-              <w:t>}</w:t>
-            </w:r>
-          </w:p>
-          <w:p>
-            <w:r>
-              <w:rPr>
-                <w:rFonts w:ascii="Courier New" w:eastAsia="Courier New" w:hAnsi="Courier New"/>
-                <w:sz w:val="17"/>
-              </w:rPr>
-              <w:t xml:space="preserve"> </w:t>
-            </w:r>
-          </w:p>
-          <w:p>
-            <w:r>
-              <w:rPr>
-                <w:rFonts w:ascii="Courier New" w:eastAsia="Courier New" w:hAnsi="Courier New"/>
-                <w:sz w:val="17"/>
-              </w:rPr>
-              <w:t># 2. Create and display the DataFrame.</w:t>
-            </w:r>
-          </w:p>
-          <w:p>
-            <w:r>
-              <w:rPr>
-                <w:rFonts w:ascii="Courier New" w:eastAsia="Courier New" w:hAnsi="Courier New"/>
-                <w:sz w:val="17"/>
-              </w:rPr>
-              <w:t xml:space="preserve">df = </w:t>
-            </w:r>
-            <w:proofErr w:type="gramStart"/>
-            <w:r>
-              <w:rPr>
-                <w:rFonts w:ascii="Courier New" w:eastAsia="Courier New" w:hAnsi="Courier New"/>
-                <w:sz w:val="17"/>
-              </w:rPr>
-              <w:t>pd.DataFrame</w:t>
-            </w:r>
-            <w:proofErr w:type="gramEnd"/>
-            <w:r>
-              <w:rPr>
-                <w:rFonts w:ascii="Courier New" w:eastAsia="Courier New" w:hAnsi="Courier New"/>
-                <w:sz w:val="17"/>
-              </w:rPr>
-              <w:t>(employee_data)</w:t>
-            </w:r>
-          </w:p>
-          <w:p>
-            <w:proofErr w:type="gramStart"/>
-            <w:r>
-              <w:rPr>
-                <w:rFonts w:ascii="Courier New" w:eastAsia="Courier New" w:hAnsi="Courier New"/>
-                <w:sz w:val="17"/>
-              </w:rPr>
-              <w:t>df.index</w:t>
-            </w:r>
-            <w:proofErr w:type="gramEnd"/>
-            <w:r>
-              <w:rPr>
-                <w:rFonts w:ascii="Courier New" w:eastAsia="Courier New" w:hAnsi="Courier New"/>
-                <w:sz w:val="17"/>
-              </w:rPr>
-              <w:t xml:space="preserve"> = </w:t>
-            </w:r>
-            <w:proofErr w:type="gramStart"/>
-            <w:r>
-              <w:rPr>
-                <w:rFonts w:ascii="Courier New" w:eastAsia="Courier New" w:hAnsi="Courier New"/>
-                <w:sz w:val="17"/>
-              </w:rPr>
-              <w:t>range(</w:t>
-            </w:r>
-            <w:proofErr w:type="gramEnd"/>
-            <w:r>
-              <w:rPr>
-                <w:rFonts w:ascii="Courier New" w:eastAsia="Courier New" w:hAnsi="Courier New"/>
-                <w:sz w:val="17"/>
-              </w:rPr>
-              <w:t>1, len(df) + 1)</w:t>
-            </w:r>
-          </w:p>
-          <w:p>
-            <w:r>
-              <w:rPr>
-                <w:rFonts w:ascii="Courier New" w:eastAsia="Courier New" w:hAnsi="Courier New"/>
-                <w:sz w:val="17"/>
-              </w:rPr>
-              <w:t>df.index.name = "Employee"</w:t>
-            </w:r>
-          </w:p>
-          <w:p>
-            <w:r>
-              <w:rPr>
-                <w:rFonts w:ascii="Courier New" w:eastAsia="Courier New" w:hAnsi="Courier New"/>
-                <w:sz w:val="17"/>
-              </w:rPr>
-              <w:t xml:space="preserve"> </w:t>
-            </w:r>
-          </w:p>
-          <w:p>
-            <w:r>
-              <w:rPr>
-                <w:rFonts w:ascii="Courier New" w:eastAsia="Courier New" w:hAnsi="Courier New"/>
-                <w:sz w:val="17"/>
-              </w:rPr>
-              <w:t>print_</w:t>
-            </w:r>
-            <w:proofErr w:type="gramStart"/>
-            <w:r>
-              <w:rPr>
-                <w:rFonts w:ascii="Courier New" w:eastAsia="Courier New" w:hAnsi="Courier New"/>
-                <w:sz w:val="17"/>
-              </w:rPr>
-              <w:t>heading(</w:t>
-            </w:r>
-            <w:proofErr w:type="gramEnd"/>
-            <w:r>
-              <w:rPr>
-                <w:rFonts w:ascii="Courier New" w:eastAsia="Courier New" w:hAnsi="Courier New"/>
-                <w:sz w:val="17"/>
-              </w:rPr>
-              <w:t>"ORIGINAL WORKFORCE DATAFRAME")</w:t>
-            </w:r>
-          </w:p>
-          <w:p>
-            <w:r>
-              <w:rPr>
-                <w:rFonts w:ascii="Courier New" w:eastAsia="Courier New" w:hAnsi="Courier New"/>
-                <w:sz w:val="17"/>
-              </w:rPr>
-              <w:t>print(df.to_</w:t>
-            </w:r>
-            <w:proofErr w:type="gramStart"/>
-            <w:r>
-              <w:rPr>
-                <w:rFonts w:ascii="Courier New" w:eastAsia="Courier New" w:hAnsi="Courier New"/>
-                <w:sz w:val="17"/>
-              </w:rPr>
-              <w:t>string(</w:t>
-            </w:r>
-            <w:proofErr w:type="gramEnd"/>
-            <w:r>
-              <w:rPr>
-                <w:rFonts w:ascii="Courier New" w:eastAsia="Courier New" w:hAnsi="Courier New"/>
-                <w:sz w:val="17"/>
-              </w:rPr>
-              <w:t>))</w:t>
-            </w:r>
-          </w:p>
-          <w:p>
-            <w:proofErr w:type="gramStart"/>
-            <w:r>
-              <w:rPr>
-                <w:rFonts w:ascii="Courier New" w:eastAsia="Courier New" w:hAnsi="Courier New"/>
-                <w:sz w:val="17"/>
-              </w:rPr>
-              <w:t>print(</w:t>
-            </w:r>
-            <w:proofErr w:type="gramEnd"/>
-            <w:r>
-              <w:rPr>
-                <w:rFonts w:ascii="Courier New" w:eastAsia="Courier New" w:hAnsi="Courier New"/>
-                <w:sz w:val="17"/>
-              </w:rPr>
-              <w:t xml:space="preserve">"\nDataFrame Shape:", </w:t>
-            </w:r>
-            <w:proofErr w:type="gramStart"/>
-            <w:r>
-              <w:rPr>
-                <w:rFonts w:ascii="Courier New" w:eastAsia="Courier New" w:hAnsi="Courier New"/>
-                <w:sz w:val="17"/>
-              </w:rPr>
-              <w:t>df.shape</w:t>
-            </w:r>
-            <w:proofErr w:type="gramEnd"/>
-            <w:r>
-              <w:rPr>
-                <w:rFonts w:ascii="Courier New" w:eastAsia="Courier New" w:hAnsi="Courier New"/>
-                <w:sz w:val="17"/>
-              </w:rPr>
-              <w:t>)</w:t>
-            </w:r>
-          </w:p>
-          <w:p>
-            <w:r>
-              <w:rPr>
-                <w:rFonts w:ascii="Courier New" w:eastAsia="Courier New" w:hAnsi="Courier New"/>
-                <w:sz w:val="17"/>
-              </w:rPr>
-              <w:t xml:space="preserve"> </w:t>
-            </w:r>
-          </w:p>
-          <w:p>
-            <w:r>
-              <w:rPr>
-                <w:rFonts w:ascii="Courier New" w:eastAsia="Courier New" w:hAnsi="Courier New"/>
-                <w:sz w:val="17"/>
-              </w:rPr>
-              <w:t># 3. Feature engineering and workforce segmentation.</w:t>
-            </w:r>
-          </w:p>
-          <w:p>
-            <w:r>
-              <w:rPr>
-                <w:rFonts w:ascii="Courier New" w:eastAsia="Courier New" w:hAnsi="Courier New"/>
-                <w:sz w:val="17"/>
-              </w:rPr>
-              <w:t>df["Log_OvertimeHours"] = np.log(df["OvertimeHours"]</w:t>
-            </w:r>
-            <w:proofErr w:type="gramStart"/>
-            <w:r>
-              <w:rPr>
-                <w:rFonts w:ascii="Courier New" w:eastAsia="Courier New" w:hAnsi="Courier New"/>
-                <w:sz w:val="17"/>
-              </w:rPr>
-              <w:t>).round</w:t>
-            </w:r>
-            <w:proofErr w:type="gramEnd"/>
-            <w:r>
-              <w:rPr>
-                <w:rFonts w:ascii="Courier New" w:eastAsia="Courier New" w:hAnsi="Courier New"/>
-                <w:sz w:val="17"/>
-              </w:rPr>
-              <w:t>(3)</w:t>
-            </w:r>
-          </w:p>
-          <w:p>
-            <w:r>
-              <w:rPr>
-                <w:rFonts w:ascii="Courier New" w:eastAsia="Courier New" w:hAnsi="Courier New"/>
-                <w:sz w:val="17"/>
-              </w:rPr>
-              <w:t xml:space="preserve">df["EmployeeCategory"] = </w:t>
-            </w:r>
-            <w:proofErr w:type="gramStart"/>
-            <w:r>
-              <w:rPr>
-                <w:rFonts w:ascii="Courier New" w:eastAsia="Courier New" w:hAnsi="Courier New"/>
-                <w:sz w:val="17"/>
-              </w:rPr>
-              <w:t>pd.cut(</w:t>
-            </w:r>
-            <w:proofErr w:type="gramEnd"/>
-          </w:p>
-          <w:p>
-            <w:r>
-              <w:rPr>
-                <w:rFonts w:ascii="Courier New" w:eastAsia="Courier New" w:hAnsi="Courier New"/>
-                <w:sz w:val="17"/>
-              </w:rPr>
-              <w:t xml:space="preserve">    df["JobSatisfactionScore"],</w:t>
-            </w:r>
-          </w:p>
-          <w:p>
-            <w:r>
-              <w:rPr>
-                <w:rFonts w:ascii="Courier New" w:eastAsia="Courier New" w:hAnsi="Courier New"/>
-                <w:sz w:val="17"/>
-              </w:rPr>
-              <w:t xml:space="preserve">    bins</w:t>
-            </w:r>
-            <w:proofErr w:type="gramStart"/>
-            <w:r>
-              <w:rPr>
-                <w:rFonts w:ascii="Courier New" w:eastAsia="Courier New" w:hAnsi="Courier New"/>
-                <w:sz w:val="17"/>
-              </w:rPr>
-              <w:t>=[</w:t>
-            </w:r>
-            <w:proofErr w:type="gramEnd"/>
-            <w:r>
-              <w:rPr>
-                <w:rFonts w:ascii="Courier New" w:eastAsia="Courier New" w:hAnsi="Courier New"/>
-                <w:sz w:val="17"/>
-              </w:rPr>
-              <w:t>0, 2, 3, 5],</w:t>
-            </w:r>
-          </w:p>
-          <w:p>
-            <w:r>
-              <w:rPr>
-                <w:rFonts w:ascii="Courier New" w:eastAsia="Courier New" w:hAnsi="Courier New"/>
-                <w:sz w:val="17"/>
-              </w:rPr>
-              <w:t xml:space="preserve">    labels</w:t>
-            </w:r>
-            <w:proofErr w:type="gramStart"/>
-            <w:r>
-              <w:rPr>
-                <w:rFonts w:ascii="Courier New" w:eastAsia="Courier New" w:hAnsi="Courier New"/>
-                <w:sz w:val="17"/>
-              </w:rPr>
-              <w:t>=[</w:t>
-            </w:r>
-            <w:proofErr w:type="gramEnd"/>
-            <w:r>
-              <w:rPr>
-                <w:rFonts w:ascii="Courier New" w:eastAsia="Courier New" w:hAnsi="Courier New"/>
-                <w:sz w:val="17"/>
-              </w:rPr>
-              <w:t>"Disengaged", "Satisfied", "Highly Engaged"],</w:t>
-            </w:r>
-          </w:p>
-          <w:p>
-            <w:r>
-              <w:rPr>
-                <w:rFonts w:ascii="Courier New" w:eastAsia="Courier New" w:hAnsi="Courier New"/>
-                <w:sz w:val="17"/>
-              </w:rPr>
-              <w:t xml:space="preserve">    include_lowest=True</w:t>
-            </w:r>
-          </w:p>
-          <w:p>
-            <w:r>
-              <w:rPr>
-                <w:rFonts w:ascii="Courier New" w:eastAsia="Courier New" w:hAnsi="Courier New"/>
-                <w:sz w:val="17"/>
-              </w:rPr>
-              <w:t>)</w:t>
+          </w:p>
+          <w:p>
+            <w:r>
+              <w:rPr>
+                <w:rFonts w:ascii="Courier New" w:eastAsia="Courier New" w:hAnsi="Courier New"/>
+                <w:sz w:val="17"/>
+              </w:rPr>
+              <w:t xml:space="preserve">    "1. Higher overtime is associated with greater attrition risk.\n"</w:t>
             </w:r>
           </w:p>
           <w:p>
@@ -6359,2187 +7160,16 @@
                 <w:sz w:val="17"/>
               </w:rPr>
               <w:lastRenderedPageBreak/>
-              <w:t>df["AttritionFlag"] = df["AttritionStatus"</w:t>
-            </w:r>
-            <w:proofErr w:type="gramStart"/>
-            <w:r>
-              <w:rPr>
-                <w:rFonts w:ascii="Courier New" w:eastAsia="Courier New" w:hAnsi="Courier New"/>
-                <w:sz w:val="17"/>
-              </w:rPr>
-              <w:t>].map</w:t>
-            </w:r>
-            <w:proofErr w:type="gramEnd"/>
-            <w:r>
-              <w:rPr>
-                <w:rFonts w:ascii="Courier New" w:eastAsia="Courier New" w:hAnsi="Courier New"/>
-                <w:sz w:val="17"/>
-              </w:rPr>
-              <w:t>({"No": 0, "Yes": 1})</w:t>
-            </w:r>
-          </w:p>
-          <w:p>
-            <w:r>
-              <w:rPr>
-                <w:rFonts w:ascii="Courier New" w:eastAsia="Courier New" w:hAnsi="Courier New"/>
-                <w:sz w:val="17"/>
-              </w:rPr>
-              <w:t xml:space="preserve"> </w:t>
-            </w:r>
-          </w:p>
-          <w:p>
-            <w:r>
-              <w:rPr>
-                <w:rFonts w:ascii="Courier New" w:eastAsia="Courier New" w:hAnsi="Courier New"/>
-                <w:sz w:val="17"/>
-              </w:rPr>
-              <w:t>print_</w:t>
-            </w:r>
-            <w:proofErr w:type="gramStart"/>
-            <w:r>
-              <w:rPr>
-                <w:rFonts w:ascii="Courier New" w:eastAsia="Courier New" w:hAnsi="Courier New"/>
-                <w:sz w:val="17"/>
-              </w:rPr>
-              <w:t>heading(</w:t>
-            </w:r>
-            <w:proofErr w:type="gramEnd"/>
-            <w:r>
-              <w:rPr>
-                <w:rFonts w:ascii="Courier New" w:eastAsia="Courier New" w:hAnsi="Courier New"/>
-                <w:sz w:val="17"/>
-              </w:rPr>
-              <w:t>"FEATURE ENGINEERING AND EMPLOYEE SEGMENTATION")</w:t>
-            </w:r>
-          </w:p>
-          <w:p>
-            <w:proofErr w:type="gramStart"/>
-            <w:r>
-              <w:rPr>
-                <w:rFonts w:ascii="Courier New" w:eastAsia="Courier New" w:hAnsi="Courier New"/>
-                <w:sz w:val="17"/>
-              </w:rPr>
-              <w:t>print(df[</w:t>
-            </w:r>
-            <w:proofErr w:type="gramEnd"/>
-            <w:r>
-              <w:rPr>
-                <w:rFonts w:ascii="Courier New" w:eastAsia="Courier New" w:hAnsi="Courier New"/>
-                <w:sz w:val="17"/>
-              </w:rPr>
-              <w:t>[</w:t>
-            </w:r>
-          </w:p>
-          <w:p>
-            <w:r>
-              <w:rPr>
-                <w:rFonts w:ascii="Courier New" w:eastAsia="Courier New" w:hAnsi="Courier New"/>
-                <w:sz w:val="17"/>
-              </w:rPr>
-              <w:t xml:space="preserve">    "OvertimeHours", "Log_OvertimeHours", "JobSatisfactionScore",</w:t>
-            </w:r>
-          </w:p>
-          <w:p>
-            <w:r>
-              <w:rPr>
-                <w:rFonts w:ascii="Courier New" w:eastAsia="Courier New" w:hAnsi="Courier New"/>
-                <w:sz w:val="17"/>
-              </w:rPr>
-              <w:t xml:space="preserve">    "EmployeeCategory", "AttritionStatus"</w:t>
-            </w:r>
-          </w:p>
-          <w:p>
-            <w:r>
-              <w:rPr>
-                <w:rFonts w:ascii="Courier New" w:eastAsia="Courier New" w:hAnsi="Courier New"/>
-                <w:sz w:val="17"/>
-              </w:rPr>
-              <w:t>]].to_</w:t>
-            </w:r>
-            <w:proofErr w:type="gramStart"/>
-            <w:r>
-              <w:rPr>
-                <w:rFonts w:ascii="Courier New" w:eastAsia="Courier New" w:hAnsi="Courier New"/>
-                <w:sz w:val="17"/>
-              </w:rPr>
-              <w:t>string(</w:t>
-            </w:r>
-            <w:proofErr w:type="gramEnd"/>
-            <w:r>
-              <w:rPr>
-                <w:rFonts w:ascii="Courier New" w:eastAsia="Courier New" w:hAnsi="Courier New"/>
-                <w:sz w:val="17"/>
-              </w:rPr>
-              <w:t>))</w:t>
-            </w:r>
-          </w:p>
-          <w:p>
-            <w:r>
-              <w:rPr>
-                <w:rFonts w:ascii="Courier New" w:eastAsia="Courier New" w:hAnsi="Courier New"/>
-                <w:sz w:val="17"/>
-              </w:rPr>
-              <w:t xml:space="preserve"> </w:t>
-            </w:r>
-          </w:p>
-          <w:p>
-            <w:r>
-              <w:rPr>
-                <w:rFonts w:ascii="Courier New" w:eastAsia="Courier New" w:hAnsi="Courier New"/>
-                <w:sz w:val="17"/>
-              </w:rPr>
-              <w:t># 4. Correlation analysis.</w:t>
-            </w:r>
-          </w:p>
-          <w:p>
-            <w:r>
-              <w:rPr>
-                <w:rFonts w:ascii="Courier New" w:eastAsia="Courier New" w:hAnsi="Courier New"/>
-                <w:sz w:val="17"/>
-              </w:rPr>
-              <w:t>numeric_columns = [</w:t>
-            </w:r>
-          </w:p>
-          <w:p>
-            <w:r>
-              <w:rPr>
-                <w:rFonts w:ascii="Courier New" w:eastAsia="Courier New" w:hAnsi="Courier New"/>
-                <w:sz w:val="17"/>
-              </w:rPr>
-              <w:t xml:space="preserve">    "OvertimeHours", "JobSatisfactionScore", "SalaryLevel",</w:t>
-            </w:r>
-          </w:p>
-          <w:p>
-            <w:r>
-              <w:rPr>
-                <w:rFonts w:ascii="Courier New" w:eastAsia="Courier New" w:hAnsi="Courier New"/>
-                <w:sz w:val="17"/>
-              </w:rPr>
-              <w:t xml:space="preserve">    "TrainingHours", "WorkLifeBalance", "YearsAtCompany",</w:t>
-            </w:r>
-          </w:p>
-          <w:p>
-            <w:r>
-              <w:rPr>
-                <w:rFonts w:ascii="Courier New" w:eastAsia="Courier New" w:hAnsi="Courier New"/>
-                <w:sz w:val="17"/>
-              </w:rPr>
-              <w:t xml:space="preserve">    "PromotionCount", "Log_OvertimeHours", "AttritionFlag"</w:t>
-            </w:r>
-          </w:p>
-          <w:p>
-            <w:r>
-              <w:rPr>
-                <w:rFonts w:ascii="Courier New" w:eastAsia="Courier New" w:hAnsi="Courier New"/>
-                <w:sz w:val="17"/>
-              </w:rPr>
-              <w:t>]</w:t>
-            </w:r>
-          </w:p>
-          <w:p>
-            <w:r>
-              <w:rPr>
-                <w:rFonts w:ascii="Courier New" w:eastAsia="Courier New" w:hAnsi="Courier New"/>
-                <w:sz w:val="17"/>
-              </w:rPr>
-              <w:t>correlation_matrix = df[numeric_columns</w:t>
-            </w:r>
-            <w:proofErr w:type="gramStart"/>
-            <w:r>
-              <w:rPr>
-                <w:rFonts w:ascii="Courier New" w:eastAsia="Courier New" w:hAnsi="Courier New"/>
-                <w:sz w:val="17"/>
-              </w:rPr>
-              <w:t>].corr</w:t>
-            </w:r>
-            <w:proofErr w:type="gramEnd"/>
-            <w:r>
-              <w:rPr>
-                <w:rFonts w:ascii="Courier New" w:eastAsia="Courier New" w:hAnsi="Courier New"/>
-                <w:sz w:val="17"/>
-              </w:rPr>
-              <w:t>()</w:t>
-            </w:r>
-          </w:p>
-          <w:p>
-            <w:r>
-              <w:rPr>
-                <w:rFonts w:ascii="Courier New" w:eastAsia="Courier New" w:hAnsi="Courier New"/>
-                <w:sz w:val="17"/>
-              </w:rPr>
-              <w:t xml:space="preserve"> </w:t>
-            </w:r>
-          </w:p>
-          <w:p>
-            <w:r>
-              <w:rPr>
-                <w:rFonts w:ascii="Courier New" w:eastAsia="Courier New" w:hAnsi="Courier New"/>
-                <w:sz w:val="17"/>
-              </w:rPr>
-              <w:t>print_</w:t>
-            </w:r>
-            <w:proofErr w:type="gramStart"/>
-            <w:r>
-              <w:rPr>
-                <w:rFonts w:ascii="Courier New" w:eastAsia="Courier New" w:hAnsi="Courier New"/>
-                <w:sz w:val="17"/>
-              </w:rPr>
-              <w:t>heading(</w:t>
-            </w:r>
-            <w:proofErr w:type="gramEnd"/>
-            <w:r>
-              <w:rPr>
-                <w:rFonts w:ascii="Courier New" w:eastAsia="Courier New" w:hAnsi="Courier New"/>
-                <w:sz w:val="17"/>
-              </w:rPr>
-              <w:t>"CORRELATION MATRIX")</w:t>
-            </w:r>
-          </w:p>
-          <w:p>
-            <w:r>
-              <w:rPr>
-                <w:rFonts w:ascii="Courier New" w:eastAsia="Courier New" w:hAnsi="Courier New"/>
-                <w:sz w:val="17"/>
-              </w:rPr>
-              <w:t>print(correlation_</w:t>
-            </w:r>
-            <w:proofErr w:type="gramStart"/>
-            <w:r>
-              <w:rPr>
-                <w:rFonts w:ascii="Courier New" w:eastAsia="Courier New" w:hAnsi="Courier New"/>
-                <w:sz w:val="17"/>
-              </w:rPr>
-              <w:t>matrix.round</w:t>
-            </w:r>
-            <w:proofErr w:type="gramEnd"/>
-            <w:r>
-              <w:rPr>
-                <w:rFonts w:ascii="Courier New" w:eastAsia="Courier New" w:hAnsi="Courier New"/>
-                <w:sz w:val="17"/>
-              </w:rPr>
-              <w:t>(3).to_</w:t>
-            </w:r>
-            <w:proofErr w:type="gramStart"/>
-            <w:r>
-              <w:rPr>
-                <w:rFonts w:ascii="Courier New" w:eastAsia="Courier New" w:hAnsi="Courier New"/>
-                <w:sz w:val="17"/>
-              </w:rPr>
-              <w:t>string(</w:t>
-            </w:r>
-            <w:proofErr w:type="gramEnd"/>
-            <w:r>
-              <w:rPr>
-                <w:rFonts w:ascii="Courier New" w:eastAsia="Courier New" w:hAnsi="Courier New"/>
-                <w:sz w:val="17"/>
-              </w:rPr>
-              <w:t>))</w:t>
-            </w:r>
-          </w:p>
-          <w:p>
-            <w:r>
-              <w:rPr>
-                <w:rFonts w:ascii="Courier New" w:eastAsia="Courier New" w:hAnsi="Courier New"/>
-                <w:sz w:val="17"/>
-              </w:rPr>
-              <w:t xml:space="preserve"> </w:t>
-            </w:r>
-          </w:p>
-          <w:p>
-            <w:r>
-              <w:rPr>
-                <w:rFonts w:ascii="Courier New" w:eastAsia="Courier New" w:hAnsi="Courier New"/>
-                <w:sz w:val="17"/>
-              </w:rPr>
-              <w:t># 5. Workforce trend analysis.</w:t>
-            </w:r>
-          </w:p>
-          <w:p>
-            <w:r>
-              <w:rPr>
-                <w:rFonts w:ascii="Courier New" w:eastAsia="Courier New" w:hAnsi="Courier New"/>
-                <w:sz w:val="17"/>
-              </w:rPr>
-              <w:t>overall_attrition_rate = df["AttritionFlag"</w:t>
-            </w:r>
-            <w:proofErr w:type="gramStart"/>
-            <w:r>
-              <w:rPr>
-                <w:rFonts w:ascii="Courier New" w:eastAsia="Courier New" w:hAnsi="Courier New"/>
-                <w:sz w:val="17"/>
-              </w:rPr>
-              <w:t>].mean</w:t>
-            </w:r>
-            <w:proofErr w:type="gramEnd"/>
-            <w:r>
-              <w:rPr>
-                <w:rFonts w:ascii="Courier New" w:eastAsia="Courier New" w:hAnsi="Courier New"/>
-                <w:sz w:val="17"/>
-              </w:rPr>
-              <w:t>() * 100</w:t>
-            </w:r>
-          </w:p>
-          <w:p>
-            <w:r>
-              <w:rPr>
-                <w:rFonts w:ascii="Courier New" w:eastAsia="Courier New" w:hAnsi="Courier New"/>
-                <w:sz w:val="17"/>
-              </w:rPr>
-              <w:t>category_summary = (</w:t>
-            </w:r>
-          </w:p>
-          <w:p>
-            <w:r>
-              <w:rPr>
-                <w:rFonts w:ascii="Courier New" w:eastAsia="Courier New" w:hAnsi="Courier New"/>
-                <w:sz w:val="17"/>
-              </w:rPr>
-              <w:t xml:space="preserve">    </w:t>
-            </w:r>
-            <w:proofErr w:type="gramStart"/>
-            <w:r>
-              <w:rPr>
-                <w:rFonts w:ascii="Courier New" w:eastAsia="Courier New" w:hAnsi="Courier New"/>
-                <w:sz w:val="17"/>
-              </w:rPr>
-              <w:t>df.groupby</w:t>
-            </w:r>
-            <w:proofErr w:type="gramEnd"/>
-            <w:r>
-              <w:rPr>
-                <w:rFonts w:ascii="Courier New" w:eastAsia="Courier New" w:hAnsi="Courier New"/>
-                <w:sz w:val="17"/>
-              </w:rPr>
-              <w:t>("EmployeeCategory", observed=False)</w:t>
-            </w:r>
-          </w:p>
-          <w:p>
-            <w:r>
-              <w:rPr>
-                <w:rFonts w:ascii="Courier New" w:eastAsia="Courier New" w:hAnsi="Courier New"/>
-                <w:sz w:val="17"/>
-              </w:rPr>
-              <w:t xml:space="preserve">    </w:t>
-            </w:r>
-            <w:proofErr w:type="gramStart"/>
-            <w:r>
-              <w:rPr>
-                <w:rFonts w:ascii="Courier New" w:eastAsia="Courier New" w:hAnsi="Courier New"/>
-                <w:sz w:val="17"/>
-              </w:rPr>
-              <w:t>.agg</w:t>
-            </w:r>
-            <w:proofErr w:type="gramEnd"/>
-            <w:r>
-              <w:rPr>
-                <w:rFonts w:ascii="Courier New" w:eastAsia="Courier New" w:hAnsi="Courier New"/>
-                <w:sz w:val="17"/>
-              </w:rPr>
-              <w:t>(</w:t>
-            </w:r>
-          </w:p>
-          <w:p>
-            <w:r>
-              <w:rPr>
-                <w:rFonts w:ascii="Courier New" w:eastAsia="Courier New" w:hAnsi="Courier New"/>
-                <w:sz w:val="17"/>
-              </w:rPr>
-              <w:t xml:space="preserve">        EmployeeCount</w:t>
-            </w:r>
-            <w:proofErr w:type="gramStart"/>
-            <w:r>
-              <w:rPr>
-                <w:rFonts w:ascii="Courier New" w:eastAsia="Courier New" w:hAnsi="Courier New"/>
-                <w:sz w:val="17"/>
-              </w:rPr>
-              <w:t>=(</w:t>
-            </w:r>
-            <w:proofErr w:type="gramEnd"/>
-            <w:r>
-              <w:rPr>
-                <w:rFonts w:ascii="Courier New" w:eastAsia="Courier New" w:hAnsi="Courier New"/>
-                <w:sz w:val="17"/>
-              </w:rPr>
-              <w:t>"AttritionFlag", "size"),</w:t>
-            </w:r>
-          </w:p>
-          <w:p>
-            <w:r>
-              <w:rPr>
-                <w:rFonts w:ascii="Courier New" w:eastAsia="Courier New" w:hAnsi="Courier New"/>
-                <w:sz w:val="17"/>
-              </w:rPr>
-              <w:t xml:space="preserve">        AttritionCount</w:t>
-            </w:r>
-            <w:proofErr w:type="gramStart"/>
-            <w:r>
-              <w:rPr>
-                <w:rFonts w:ascii="Courier New" w:eastAsia="Courier New" w:hAnsi="Courier New"/>
-                <w:sz w:val="17"/>
-              </w:rPr>
-              <w:t>=(</w:t>
-            </w:r>
-            <w:proofErr w:type="gramEnd"/>
-            <w:r>
-              <w:rPr>
-                <w:rFonts w:ascii="Courier New" w:eastAsia="Courier New" w:hAnsi="Courier New"/>
-                <w:sz w:val="17"/>
-              </w:rPr>
-              <w:t>"AttritionFlag", "sum"),</w:t>
-            </w:r>
-          </w:p>
-          <w:p>
-            <w:r>
-              <w:rPr>
-                <w:rFonts w:ascii="Courier New" w:eastAsia="Courier New" w:hAnsi="Courier New"/>
-                <w:sz w:val="17"/>
-              </w:rPr>
-              <w:t xml:space="preserve">        AverageOvertime</w:t>
-            </w:r>
-            <w:proofErr w:type="gramStart"/>
-            <w:r>
-              <w:rPr>
-                <w:rFonts w:ascii="Courier New" w:eastAsia="Courier New" w:hAnsi="Courier New"/>
-                <w:sz w:val="17"/>
-              </w:rPr>
-              <w:t>=(</w:t>
-            </w:r>
-            <w:proofErr w:type="gramEnd"/>
-            <w:r>
-              <w:rPr>
-                <w:rFonts w:ascii="Courier New" w:eastAsia="Courier New" w:hAnsi="Courier New"/>
-                <w:sz w:val="17"/>
-              </w:rPr>
-              <w:t>"OvertimeHours", "mean"),</w:t>
-            </w:r>
-          </w:p>
-          <w:p>
-            <w:r>
-              <w:rPr>
-                <w:rFonts w:ascii="Courier New" w:eastAsia="Courier New" w:hAnsi="Courier New"/>
-                <w:sz w:val="17"/>
-              </w:rPr>
-              <w:t xml:space="preserve">        AverageSalaryLevel</w:t>
-            </w:r>
-            <w:proofErr w:type="gramStart"/>
-            <w:r>
-              <w:rPr>
-                <w:rFonts w:ascii="Courier New" w:eastAsia="Courier New" w:hAnsi="Courier New"/>
-                <w:sz w:val="17"/>
-              </w:rPr>
-              <w:t>=(</w:t>
-            </w:r>
-            <w:proofErr w:type="gramEnd"/>
-            <w:r>
-              <w:rPr>
-                <w:rFonts w:ascii="Courier New" w:eastAsia="Courier New" w:hAnsi="Courier New"/>
-                <w:sz w:val="17"/>
-              </w:rPr>
-              <w:t>"SalaryLevel", "mean")</w:t>
-            </w:r>
-          </w:p>
-          <w:p>
-            <w:r>
-              <w:rPr>
-                <w:rFonts w:ascii="Courier New" w:eastAsia="Courier New" w:hAnsi="Courier New"/>
-                <w:sz w:val="17"/>
-              </w:rPr>
-              <w:t xml:space="preserve">    )</w:t>
-            </w:r>
-          </w:p>
-          <w:p>
-            <w:r>
-              <w:rPr>
-                <w:rFonts w:ascii="Courier New" w:eastAsia="Courier New" w:hAnsi="Courier New"/>
-                <w:sz w:val="17"/>
-              </w:rPr>
-              <w:t xml:space="preserve">    </w:t>
-            </w:r>
-            <w:proofErr w:type="gramStart"/>
-            <w:r>
-              <w:rPr>
-                <w:rFonts w:ascii="Courier New" w:eastAsia="Courier New" w:hAnsi="Courier New"/>
-                <w:sz w:val="17"/>
-              </w:rPr>
-              <w:t>.reset</w:t>
-            </w:r>
-            <w:proofErr w:type="gramEnd"/>
-            <w:r>
-              <w:rPr>
-                <w:rFonts w:ascii="Courier New" w:eastAsia="Courier New" w:hAnsi="Courier New"/>
-                <w:sz w:val="17"/>
-              </w:rPr>
-              <w:t>_</w:t>
-            </w:r>
-            <w:proofErr w:type="gramStart"/>
-            <w:r>
-              <w:rPr>
-                <w:rFonts w:ascii="Courier New" w:eastAsia="Courier New" w:hAnsi="Courier New"/>
-                <w:sz w:val="17"/>
-              </w:rPr>
-              <w:t>index(</w:t>
-            </w:r>
-            <w:proofErr w:type="gramEnd"/>
-            <w:r>
-              <w:rPr>
-                <w:rFonts w:ascii="Courier New" w:eastAsia="Courier New" w:hAnsi="Courier New"/>
-                <w:sz w:val="17"/>
-              </w:rPr>
-              <w:t>)</w:t>
-            </w:r>
-          </w:p>
-          <w:p>
-            <w:r>
-              <w:rPr>
-                <w:rFonts w:ascii="Courier New" w:eastAsia="Courier New" w:hAnsi="Courier New"/>
-                <w:sz w:val="17"/>
-              </w:rPr>
-              <w:t>)</w:t>
-            </w:r>
-          </w:p>
-          <w:p>
-            <w:r>
-              <w:rPr>
-                <w:rFonts w:ascii="Courier New" w:eastAsia="Courier New" w:hAnsi="Courier New"/>
-                <w:sz w:val="17"/>
-              </w:rPr>
-              <w:t>category_summary["AttritionRatePercent"] = (</w:t>
-            </w:r>
-          </w:p>
-          <w:p>
-            <w:r>
-              <w:rPr>
-                <w:rFonts w:ascii="Courier New" w:eastAsia="Courier New" w:hAnsi="Courier New"/>
-                <w:sz w:val="17"/>
-              </w:rPr>
-              <w:t xml:space="preserve">    category_summary["AttritionCount"]</w:t>
-            </w:r>
-          </w:p>
-          <w:p>
-            <w:r>
-              <w:rPr>
-                <w:rFonts w:ascii="Courier New" w:eastAsia="Courier New" w:hAnsi="Courier New"/>
-                <w:sz w:val="17"/>
-              </w:rPr>
-              <w:t xml:space="preserve">    / </w:t>
-            </w:r>
-            <w:proofErr w:type="gramStart"/>
-            <w:r>
-              <w:rPr>
-                <w:rFonts w:ascii="Courier New" w:eastAsia="Courier New" w:hAnsi="Courier New"/>
-                <w:sz w:val="17"/>
-              </w:rPr>
-              <w:t>category</w:t>
-            </w:r>
-            <w:proofErr w:type="gramEnd"/>
-            <w:r>
-              <w:rPr>
-                <w:rFonts w:ascii="Courier New" w:eastAsia="Courier New" w:hAnsi="Courier New"/>
-                <w:sz w:val="17"/>
-              </w:rPr>
-              <w:t>_summary["EmployeeCount"] * 100</w:t>
-            </w:r>
-          </w:p>
-          <w:p>
-            <w:proofErr w:type="gramStart"/>
-            <w:r>
-              <w:rPr>
-                <w:rFonts w:ascii="Courier New" w:eastAsia="Courier New" w:hAnsi="Courier New"/>
-                <w:sz w:val="17"/>
-              </w:rPr>
-              <w:t>).round</w:t>
-            </w:r>
-            <w:proofErr w:type="gramEnd"/>
-            <w:r>
-              <w:rPr>
-                <w:rFonts w:ascii="Courier New" w:eastAsia="Courier New" w:hAnsi="Courier New"/>
-                <w:sz w:val="17"/>
-              </w:rPr>
-              <w:t>(2)</w:t>
-            </w:r>
-          </w:p>
-          <w:p>
-            <w:r>
-              <w:rPr>
-                <w:rFonts w:ascii="Courier New" w:eastAsia="Courier New" w:hAnsi="Courier New"/>
-                <w:sz w:val="17"/>
-              </w:rPr>
-              <w:t>category_summary["AverageOvertime"] = category_summary["AverageOvertime"</w:t>
-            </w:r>
-            <w:proofErr w:type="gramStart"/>
-            <w:r>
-              <w:rPr>
-                <w:rFonts w:ascii="Courier New" w:eastAsia="Courier New" w:hAnsi="Courier New"/>
-                <w:sz w:val="17"/>
-              </w:rPr>
-              <w:t>].round</w:t>
-            </w:r>
-            <w:proofErr w:type="gramEnd"/>
-            <w:r>
-              <w:rPr>
-                <w:rFonts w:ascii="Courier New" w:eastAsia="Courier New" w:hAnsi="Courier New"/>
-                <w:sz w:val="17"/>
-              </w:rPr>
-              <w:t>(2)</w:t>
-            </w:r>
-          </w:p>
-          <w:p>
-            <w:r>
-              <w:rPr>
-                <w:rFonts w:ascii="Courier New" w:eastAsia="Courier New" w:hAnsi="Courier New"/>
-                <w:sz w:val="17"/>
-              </w:rPr>
-              <w:t>category_summary["AverageSalaryLevel"] = category_summary["AverageSalaryLevel"</w:t>
-            </w:r>
-            <w:proofErr w:type="gramStart"/>
-            <w:r>
-              <w:rPr>
-                <w:rFonts w:ascii="Courier New" w:eastAsia="Courier New" w:hAnsi="Courier New"/>
-                <w:sz w:val="17"/>
-              </w:rPr>
-              <w:t>].round</w:t>
-            </w:r>
-            <w:proofErr w:type="gramEnd"/>
-            <w:r>
-              <w:rPr>
-                <w:rFonts w:ascii="Courier New" w:eastAsia="Courier New" w:hAnsi="Courier New"/>
-                <w:sz w:val="17"/>
-              </w:rPr>
-              <w:t>(2)</w:t>
-            </w:r>
-          </w:p>
-          <w:p>
-            <w:r>
-              <w:rPr>
-                <w:rFonts w:ascii="Courier New" w:eastAsia="Courier New" w:hAnsi="Courier New"/>
-                <w:sz w:val="17"/>
-              </w:rPr>
-              <w:t xml:space="preserve"> </w:t>
-            </w:r>
-          </w:p>
-          <w:p>
-            <w:r>
-              <w:rPr>
-                <w:rFonts w:ascii="Courier New" w:eastAsia="Courier New" w:hAnsi="Courier New"/>
-                <w:sz w:val="17"/>
-              </w:rPr>
-              <w:t xml:space="preserve">status_summary = </w:t>
-            </w:r>
-            <w:proofErr w:type="gramStart"/>
-            <w:r>
-              <w:rPr>
-                <w:rFonts w:ascii="Courier New" w:eastAsia="Courier New" w:hAnsi="Courier New"/>
-                <w:sz w:val="17"/>
-              </w:rPr>
-              <w:t>df.groupby</w:t>
-            </w:r>
-            <w:proofErr w:type="gramEnd"/>
-            <w:r>
-              <w:rPr>
-                <w:rFonts w:ascii="Courier New" w:eastAsia="Courier New" w:hAnsi="Courier New"/>
-                <w:sz w:val="17"/>
-              </w:rPr>
-              <w:t>("AttritionStatus</w:t>
-            </w:r>
-            <w:proofErr w:type="gramStart"/>
-            <w:r>
-              <w:rPr>
-                <w:rFonts w:ascii="Courier New" w:eastAsia="Courier New" w:hAnsi="Courier New"/>
-                <w:sz w:val="17"/>
-              </w:rPr>
-              <w:t>")[</w:t>
-            </w:r>
-            <w:proofErr w:type="gramEnd"/>
-            <w:r>
-              <w:rPr>
-                <w:rFonts w:ascii="Courier New" w:eastAsia="Courier New" w:hAnsi="Courier New"/>
-                <w:sz w:val="17"/>
-              </w:rPr>
-              <w:t>[</w:t>
-            </w:r>
-          </w:p>
-          <w:p>
-            <w:r>
-              <w:rPr>
-                <w:rFonts w:ascii="Courier New" w:eastAsia="Courier New" w:hAnsi="Courier New"/>
-                <w:sz w:val="17"/>
-              </w:rPr>
-              <w:t xml:space="preserve">    "OvertimeHours", "JobSatisfactionScore", "SalaryLevel",</w:t>
-            </w:r>
-          </w:p>
-          <w:p>
-            <w:r>
-              <w:rPr>
-                <w:rFonts w:ascii="Courier New" w:eastAsia="Courier New" w:hAnsi="Courier New"/>
-                <w:sz w:val="17"/>
-              </w:rPr>
-              <w:t xml:space="preserve">    "TrainingHours", "WorkLifeBalance", "YearsAtCompany",</w:t>
-            </w:r>
-          </w:p>
-          <w:p>
-            <w:r>
-              <w:rPr>
-                <w:rFonts w:ascii="Courier New" w:eastAsia="Courier New" w:hAnsi="Courier New"/>
-                <w:sz w:val="17"/>
-              </w:rPr>
-              <w:t xml:space="preserve">    "PromotionCount"</w:t>
-            </w:r>
-          </w:p>
-          <w:p>
-            <w:r>
-              <w:rPr>
-                <w:rFonts w:ascii="Courier New" w:eastAsia="Courier New" w:hAnsi="Courier New"/>
-                <w:sz w:val="17"/>
-              </w:rPr>
-              <w:t>]</w:t>
-            </w:r>
-            <w:proofErr w:type="gramStart"/>
-            <w:r>
-              <w:rPr>
-                <w:rFonts w:ascii="Courier New" w:eastAsia="Courier New" w:hAnsi="Courier New"/>
-                <w:sz w:val="17"/>
-              </w:rPr>
-              <w:t>].mean</w:t>
-            </w:r>
-            <w:proofErr w:type="gramEnd"/>
-            <w:r>
-              <w:rPr>
-                <w:rFonts w:ascii="Courier New" w:eastAsia="Courier New" w:hAnsi="Courier New"/>
-                <w:sz w:val="17"/>
-              </w:rPr>
-              <w:t>(</w:t>
-            </w:r>
-            <w:proofErr w:type="gramStart"/>
-            <w:r>
-              <w:rPr>
-                <w:rFonts w:ascii="Courier New" w:eastAsia="Courier New" w:hAnsi="Courier New"/>
-                <w:sz w:val="17"/>
-              </w:rPr>
-              <w:t>).round</w:t>
-            </w:r>
-            <w:proofErr w:type="gramEnd"/>
-            <w:r>
-              <w:rPr>
-                <w:rFonts w:ascii="Courier New" w:eastAsia="Courier New" w:hAnsi="Courier New"/>
-                <w:sz w:val="17"/>
-              </w:rPr>
-              <w:t>(2)</w:t>
-            </w:r>
-          </w:p>
-          <w:p>
-            <w:r>
-              <w:rPr>
-                <w:rFonts w:ascii="Courier New" w:eastAsia="Courier New" w:hAnsi="Courier New"/>
-                <w:sz w:val="17"/>
-              </w:rPr>
-              <w:t xml:space="preserve"> </w:t>
-            </w:r>
-          </w:p>
-          <w:p>
-            <w:r>
-              <w:rPr>
-                <w:rFonts w:ascii="Courier New" w:eastAsia="Courier New" w:hAnsi="Courier New"/>
-                <w:sz w:val="17"/>
-              </w:rPr>
-              <w:t>print_</w:t>
-            </w:r>
-            <w:proofErr w:type="gramStart"/>
-            <w:r>
-              <w:rPr>
-                <w:rFonts w:ascii="Courier New" w:eastAsia="Courier New" w:hAnsi="Courier New"/>
-                <w:sz w:val="17"/>
-              </w:rPr>
-              <w:t>heading(</w:t>
-            </w:r>
-            <w:proofErr w:type="gramEnd"/>
-            <w:r>
-              <w:rPr>
-                <w:rFonts w:ascii="Courier New" w:eastAsia="Courier New" w:hAnsi="Courier New"/>
-                <w:sz w:val="17"/>
-              </w:rPr>
-              <w:t>"WORKFORCE TREND ANALYSIS")</w:t>
-            </w:r>
-          </w:p>
-          <w:p>
-            <w:proofErr w:type="gramStart"/>
-            <w:r>
-              <w:rPr>
-                <w:rFonts w:ascii="Courier New" w:eastAsia="Courier New" w:hAnsi="Courier New"/>
-                <w:sz w:val="17"/>
-              </w:rPr>
-              <w:t>print(</w:t>
-            </w:r>
-            <w:proofErr w:type="gramEnd"/>
-            <w:r>
-              <w:rPr>
-                <w:rFonts w:ascii="Courier New" w:eastAsia="Courier New" w:hAnsi="Courier New"/>
-                <w:sz w:val="17"/>
-              </w:rPr>
-              <w:t>"Overall Attrition Rate: {:.2</w:t>
-            </w:r>
-            <w:proofErr w:type="gramStart"/>
-            <w:r>
-              <w:rPr>
-                <w:rFonts w:ascii="Courier New" w:eastAsia="Courier New" w:hAnsi="Courier New"/>
-                <w:sz w:val="17"/>
-              </w:rPr>
-              <w:t>f}%".format</w:t>
-            </w:r>
-            <w:proofErr w:type="gramEnd"/>
-            <w:r>
-              <w:rPr>
-                <w:rFonts w:ascii="Courier New" w:eastAsia="Courier New" w:hAnsi="Courier New"/>
-                <w:sz w:val="17"/>
-              </w:rPr>
-              <w:t>(overall_attrition_rate))</w:t>
-            </w:r>
-          </w:p>
-          <w:p>
-            <w:proofErr w:type="gramStart"/>
-            <w:r>
-              <w:rPr>
-                <w:rFonts w:ascii="Courier New" w:eastAsia="Courier New" w:hAnsi="Courier New"/>
-                <w:sz w:val="17"/>
-              </w:rPr>
-              <w:t>print(</w:t>
-            </w:r>
-            <w:proofErr w:type="gramEnd"/>
-            <w:r>
-              <w:rPr>
-                <w:rFonts w:ascii="Courier New" w:eastAsia="Courier New" w:hAnsi="Courier New"/>
-                <w:sz w:val="17"/>
-              </w:rPr>
-              <w:t>"\nEmployee Category Summary")</w:t>
-            </w:r>
-          </w:p>
-          <w:p>
-            <w:r>
-              <w:rPr>
-                <w:rFonts w:ascii="Courier New" w:eastAsia="Courier New" w:hAnsi="Courier New"/>
-                <w:sz w:val="17"/>
-              </w:rPr>
-              <w:t>print(category_summary.to_string(index=False))</w:t>
-            </w:r>
-          </w:p>
-          <w:p>
-            <w:proofErr w:type="gramStart"/>
-            <w:r>
-              <w:rPr>
-                <w:rFonts w:ascii="Courier New" w:eastAsia="Courier New" w:hAnsi="Courier New"/>
-                <w:sz w:val="17"/>
-              </w:rPr>
-              <w:t>print(</w:t>
-            </w:r>
-            <w:proofErr w:type="gramEnd"/>
-            <w:r>
-              <w:rPr>
-                <w:rFonts w:ascii="Courier New" w:eastAsia="Courier New" w:hAnsi="Courier New"/>
-                <w:sz w:val="17"/>
-              </w:rPr>
-              <w:t>"\nAverage Workforce Indicators by Attrition Status")</w:t>
-            </w:r>
-          </w:p>
-          <w:p>
-            <w:r>
-              <w:rPr>
-                <w:rFonts w:ascii="Courier New" w:eastAsia="Courier New" w:hAnsi="Courier New"/>
-                <w:sz w:val="17"/>
-              </w:rPr>
-              <w:t>print(status_summary.to_</w:t>
-            </w:r>
-            <w:proofErr w:type="gramStart"/>
-            <w:r>
-              <w:rPr>
-                <w:rFonts w:ascii="Courier New" w:eastAsia="Courier New" w:hAnsi="Courier New"/>
-                <w:sz w:val="17"/>
-              </w:rPr>
-              <w:t>string(</w:t>
-            </w:r>
-            <w:proofErr w:type="gramEnd"/>
-            <w:r>
-              <w:rPr>
-                <w:rFonts w:ascii="Courier New" w:eastAsia="Courier New" w:hAnsi="Courier New"/>
-                <w:sz w:val="17"/>
-              </w:rPr>
-              <w:t>))</w:t>
-            </w:r>
-          </w:p>
-          <w:p>
-            <w:r>
-              <w:rPr>
-                <w:rFonts w:ascii="Courier New" w:eastAsia="Courier New" w:hAnsi="Courier New"/>
-                <w:sz w:val="17"/>
-              </w:rPr>
-              <w:t xml:space="preserve"> </w:t>
-            </w:r>
-          </w:p>
-          <w:p>
-            <w:r>
-              <w:rPr>
-                <w:rFonts w:ascii="Courier New" w:eastAsia="Courier New" w:hAnsi="Courier New"/>
-                <w:sz w:val="17"/>
-              </w:rPr>
-              <w:t># 6. Rule-based attrition risk analysis.</w:t>
-            </w:r>
-          </w:p>
-          <w:p>
-            <w:r>
-              <w:rPr>
-                <w:rFonts w:ascii="Courier New" w:eastAsia="Courier New" w:hAnsi="Courier New"/>
-                <w:sz w:val="17"/>
-              </w:rPr>
-              <w:t>df["RiskScore"] = (</w:t>
-            </w:r>
-          </w:p>
-          <w:p>
-            <w:r>
-              <w:rPr>
-                <w:rFonts w:ascii="Courier New" w:eastAsia="Courier New" w:hAnsi="Courier New"/>
-                <w:sz w:val="17"/>
-              </w:rPr>
-              <w:t xml:space="preserve">    (df["OvertimeHours"] &gt;= 25</w:t>
-            </w:r>
-            <w:proofErr w:type="gramStart"/>
-            <w:r>
-              <w:rPr>
-                <w:rFonts w:ascii="Courier New" w:eastAsia="Courier New" w:hAnsi="Courier New"/>
-                <w:sz w:val="17"/>
-              </w:rPr>
-              <w:t>).astype</w:t>
-            </w:r>
-            <w:proofErr w:type="gramEnd"/>
-            <w:r>
-              <w:rPr>
-                <w:rFonts w:ascii="Courier New" w:eastAsia="Courier New" w:hAnsi="Courier New"/>
-                <w:sz w:val="17"/>
-              </w:rPr>
-              <w:t>(int)</w:t>
-            </w:r>
-          </w:p>
-          <w:p>
-            <w:r>
-              <w:rPr>
-                <w:rFonts w:ascii="Courier New" w:eastAsia="Courier New" w:hAnsi="Courier New"/>
-                <w:sz w:val="17"/>
-              </w:rPr>
-              <w:t xml:space="preserve">    + (df["JobSatisfactionScore"] &lt;= 2</w:t>
-            </w:r>
-            <w:proofErr w:type="gramStart"/>
-            <w:r>
-              <w:rPr>
-                <w:rFonts w:ascii="Courier New" w:eastAsia="Courier New" w:hAnsi="Courier New"/>
-                <w:sz w:val="17"/>
-              </w:rPr>
-              <w:t>).astype</w:t>
-            </w:r>
-            <w:proofErr w:type="gramEnd"/>
-            <w:r>
-              <w:rPr>
-                <w:rFonts w:ascii="Courier New" w:eastAsia="Courier New" w:hAnsi="Courier New"/>
-                <w:sz w:val="17"/>
-              </w:rPr>
-              <w:t>(int)</w:t>
-            </w:r>
-          </w:p>
-          <w:p>
-            <w:r>
-              <w:rPr>
-                <w:rFonts w:ascii="Courier New" w:eastAsia="Courier New" w:hAnsi="Courier New"/>
-                <w:sz w:val="17"/>
-              </w:rPr>
-              <w:t xml:space="preserve">    + (df["SalaryLevel"] &lt;= 2</w:t>
-            </w:r>
-            <w:proofErr w:type="gramStart"/>
-            <w:r>
-              <w:rPr>
-                <w:rFonts w:ascii="Courier New" w:eastAsia="Courier New" w:hAnsi="Courier New"/>
-                <w:sz w:val="17"/>
-              </w:rPr>
-              <w:t>).astype</w:t>
-            </w:r>
-            <w:proofErr w:type="gramEnd"/>
-            <w:r>
-              <w:rPr>
-                <w:rFonts w:ascii="Courier New" w:eastAsia="Courier New" w:hAnsi="Courier New"/>
-                <w:sz w:val="17"/>
-              </w:rPr>
-              <w:t>(int)</w:t>
-            </w:r>
-          </w:p>
-          <w:p>
-            <w:r>
-              <w:rPr>
-                <w:rFonts w:ascii="Courier New" w:eastAsia="Courier New" w:hAnsi="Courier New"/>
-                <w:sz w:val="17"/>
-              </w:rPr>
-              <w:t xml:space="preserve">    + (df["WorkLifeBalance"] &lt;= 2</w:t>
-            </w:r>
-            <w:proofErr w:type="gramStart"/>
-            <w:r>
-              <w:rPr>
-                <w:rFonts w:ascii="Courier New" w:eastAsia="Courier New" w:hAnsi="Courier New"/>
-                <w:sz w:val="17"/>
-              </w:rPr>
-              <w:t>).astype</w:t>
-            </w:r>
-            <w:proofErr w:type="gramEnd"/>
-            <w:r>
-              <w:rPr>
-                <w:rFonts w:ascii="Courier New" w:eastAsia="Courier New" w:hAnsi="Courier New"/>
-                <w:sz w:val="17"/>
-              </w:rPr>
-              <w:t>(int)</w:t>
-            </w:r>
-          </w:p>
-          <w:p>
-            <w:r>
-              <w:rPr>
-                <w:rFonts w:ascii="Courier New" w:eastAsia="Courier New" w:hAnsi="Courier New"/>
-                <w:sz w:val="17"/>
-              </w:rPr>
-              <w:t xml:space="preserve">    + (df["PromotionCount"] == 0</w:t>
-            </w:r>
-            <w:proofErr w:type="gramStart"/>
-            <w:r>
-              <w:rPr>
-                <w:rFonts w:ascii="Courier New" w:eastAsia="Courier New" w:hAnsi="Courier New"/>
-                <w:sz w:val="17"/>
-              </w:rPr>
-              <w:t>).astype</w:t>
-            </w:r>
-            <w:proofErr w:type="gramEnd"/>
-            <w:r>
-              <w:rPr>
-                <w:rFonts w:ascii="Courier New" w:eastAsia="Courier New" w:hAnsi="Courier New"/>
-                <w:sz w:val="17"/>
-              </w:rPr>
-              <w:t>(int)</w:t>
-            </w:r>
-          </w:p>
-          <w:p>
-            <w:r>
-              <w:rPr>
-                <w:rFonts w:ascii="Courier New" w:eastAsia="Courier New" w:hAnsi="Courier New"/>
-                <w:sz w:val="17"/>
-              </w:rPr>
-              <w:t>)</w:t>
-            </w:r>
-          </w:p>
-          <w:p>
-            <w:r>
-              <w:rPr>
-                <w:rFonts w:ascii="Courier New" w:eastAsia="Courier New" w:hAnsi="Courier New"/>
-                <w:sz w:val="17"/>
-              </w:rPr>
-              <w:t xml:space="preserve">df["AttritionRisk"] = </w:t>
-            </w:r>
-            <w:proofErr w:type="gramStart"/>
-            <w:r>
-              <w:rPr>
-                <w:rFonts w:ascii="Courier New" w:eastAsia="Courier New" w:hAnsi="Courier New"/>
-                <w:sz w:val="17"/>
-              </w:rPr>
-              <w:t>pd.cut(</w:t>
-            </w:r>
-            <w:proofErr w:type="gramEnd"/>
-          </w:p>
-          <w:p>
-            <w:r>
-              <w:rPr>
-                <w:rFonts w:ascii="Courier New" w:eastAsia="Courier New" w:hAnsi="Courier New"/>
-                <w:sz w:val="17"/>
-              </w:rPr>
-              <w:t xml:space="preserve">    df["RiskScore"], bins</w:t>
-            </w:r>
-            <w:proofErr w:type="gramStart"/>
-            <w:r>
-              <w:rPr>
-                <w:rFonts w:ascii="Courier New" w:eastAsia="Courier New" w:hAnsi="Courier New"/>
-                <w:sz w:val="17"/>
-              </w:rPr>
-              <w:t>=[</w:t>
-            </w:r>
-            <w:proofErr w:type="gramEnd"/>
-            <w:r>
-              <w:rPr>
-                <w:rFonts w:ascii="Courier New" w:eastAsia="Courier New" w:hAnsi="Courier New"/>
-                <w:sz w:val="17"/>
-              </w:rPr>
-              <w:t>-1, 1, 4, 5], labels</w:t>
-            </w:r>
-            <w:proofErr w:type="gramStart"/>
-            <w:r>
-              <w:rPr>
-                <w:rFonts w:ascii="Courier New" w:eastAsia="Courier New" w:hAnsi="Courier New"/>
-                <w:sz w:val="17"/>
-              </w:rPr>
-              <w:t>=[</w:t>
-            </w:r>
-            <w:proofErr w:type="gramEnd"/>
-            <w:r>
-              <w:rPr>
-                <w:rFonts w:ascii="Courier New" w:eastAsia="Courier New" w:hAnsi="Courier New"/>
-                <w:sz w:val="17"/>
-              </w:rPr>
-              <w:t>"Low", "Medium", "High"]</w:t>
-            </w:r>
-          </w:p>
-          <w:p>
-            <w:r>
-              <w:rPr>
-                <w:rFonts w:ascii="Courier New" w:eastAsia="Courier New" w:hAnsi="Courier New"/>
-                <w:sz w:val="17"/>
-              </w:rPr>
-              <w:t>)</w:t>
-            </w:r>
-          </w:p>
-          <w:p>
-            <w:r>
-              <w:rPr>
-                <w:rFonts w:ascii="Courier New" w:eastAsia="Courier New" w:hAnsi="Courier New"/>
-                <w:sz w:val="17"/>
-              </w:rPr>
-              <w:lastRenderedPageBreak/>
-              <w:t>high_risk_employees = df[df["AttritionRisk"] == "High</w:t>
-            </w:r>
-            <w:proofErr w:type="gramStart"/>
-            <w:r>
-              <w:rPr>
-                <w:rFonts w:ascii="Courier New" w:eastAsia="Courier New" w:hAnsi="Courier New"/>
-                <w:sz w:val="17"/>
-              </w:rPr>
-              <w:t>"][</w:t>
-            </w:r>
-            <w:proofErr w:type="gramEnd"/>
-            <w:r>
-              <w:rPr>
-                <w:rFonts w:ascii="Courier New" w:eastAsia="Courier New" w:hAnsi="Courier New"/>
-                <w:sz w:val="17"/>
-              </w:rPr>
-              <w:t>[</w:t>
-            </w:r>
-          </w:p>
-          <w:p>
-            <w:r>
-              <w:rPr>
-                <w:rFonts w:ascii="Courier New" w:eastAsia="Courier New" w:hAnsi="Courier New"/>
-                <w:sz w:val="17"/>
-              </w:rPr>
-              <w:t xml:space="preserve">    "OvertimeHours", "JobSatisfactionScore", "SalaryLevel",</w:t>
-            </w:r>
-          </w:p>
-          <w:p>
-            <w:r>
-              <w:rPr>
-                <w:rFonts w:ascii="Courier New" w:eastAsia="Courier New" w:hAnsi="Courier New"/>
-                <w:sz w:val="17"/>
-              </w:rPr>
-              <w:t xml:space="preserve">    "WorkLifeBalance", "PromotionCount", "RiskScore",</w:t>
-            </w:r>
-          </w:p>
-          <w:p>
-            <w:r>
-              <w:rPr>
-                <w:rFonts w:ascii="Courier New" w:eastAsia="Courier New" w:hAnsi="Courier New"/>
-                <w:sz w:val="17"/>
-              </w:rPr>
-              <w:t xml:space="preserve">    "AttritionRisk", "AttritionStatus"</w:t>
-            </w:r>
-          </w:p>
-          <w:p>
-            <w:r>
-              <w:rPr>
-                <w:rFonts w:ascii="Courier New" w:eastAsia="Courier New" w:hAnsi="Courier New"/>
-                <w:sz w:val="17"/>
-              </w:rPr>
-              <w:t>]]</w:t>
-            </w:r>
-          </w:p>
-          <w:p>
-            <w:r>
-              <w:rPr>
-                <w:rFonts w:ascii="Courier New" w:eastAsia="Courier New" w:hAnsi="Courier New"/>
-                <w:sz w:val="17"/>
-              </w:rPr>
-              <w:t xml:space="preserve"> </w:t>
-            </w:r>
-          </w:p>
-          <w:p>
-            <w:r>
-              <w:rPr>
-                <w:rFonts w:ascii="Courier New" w:eastAsia="Courier New" w:hAnsi="Courier New"/>
-                <w:sz w:val="17"/>
-              </w:rPr>
-              <w:t>print_</w:t>
-            </w:r>
-            <w:proofErr w:type="gramStart"/>
-            <w:r>
-              <w:rPr>
-                <w:rFonts w:ascii="Courier New" w:eastAsia="Courier New" w:hAnsi="Courier New"/>
-                <w:sz w:val="17"/>
-              </w:rPr>
-              <w:t>heading(</w:t>
-            </w:r>
-            <w:proofErr w:type="gramEnd"/>
-            <w:r>
-              <w:rPr>
-                <w:rFonts w:ascii="Courier New" w:eastAsia="Courier New" w:hAnsi="Courier New"/>
-                <w:sz w:val="17"/>
-              </w:rPr>
-              <w:t>"ATTRITION RISK ANALYSIS")</w:t>
-            </w:r>
-          </w:p>
-          <w:p>
-            <w:proofErr w:type="gramStart"/>
-            <w:r>
-              <w:rPr>
-                <w:rFonts w:ascii="Courier New" w:eastAsia="Courier New" w:hAnsi="Courier New"/>
-                <w:sz w:val="17"/>
-              </w:rPr>
-              <w:t>print(</w:t>
-            </w:r>
-            <w:proofErr w:type="gramEnd"/>
-            <w:r>
-              <w:rPr>
-                <w:rFonts w:ascii="Courier New" w:eastAsia="Courier New" w:hAnsi="Courier New"/>
-                <w:sz w:val="17"/>
-              </w:rPr>
-              <w:t>"Risk Category Distribution")</w:t>
-            </w:r>
-          </w:p>
-          <w:p>
-            <w:r>
-              <w:rPr>
-                <w:rFonts w:ascii="Courier New" w:eastAsia="Courier New" w:hAnsi="Courier New"/>
-                <w:sz w:val="17"/>
-              </w:rPr>
-              <w:t>print(df["AttritionRisk"].value_counts(</w:t>
-            </w:r>
-            <w:proofErr w:type="gramStart"/>
-            <w:r>
-              <w:rPr>
-                <w:rFonts w:ascii="Courier New" w:eastAsia="Courier New" w:hAnsi="Courier New"/>
-                <w:sz w:val="17"/>
-              </w:rPr>
-              <w:t>).sort</w:t>
-            </w:r>
-            <w:proofErr w:type="gramEnd"/>
-            <w:r>
-              <w:rPr>
-                <w:rFonts w:ascii="Courier New" w:eastAsia="Courier New" w:hAnsi="Courier New"/>
-                <w:sz w:val="17"/>
-              </w:rPr>
-              <w:t>_index().to_</w:t>
-            </w:r>
-            <w:proofErr w:type="gramStart"/>
-            <w:r>
-              <w:rPr>
-                <w:rFonts w:ascii="Courier New" w:eastAsia="Courier New" w:hAnsi="Courier New"/>
-                <w:sz w:val="17"/>
-              </w:rPr>
-              <w:t>string(</w:t>
-            </w:r>
-            <w:proofErr w:type="gramEnd"/>
-            <w:r>
-              <w:rPr>
-                <w:rFonts w:ascii="Courier New" w:eastAsia="Courier New" w:hAnsi="Courier New"/>
-                <w:sz w:val="17"/>
-              </w:rPr>
-              <w:t>))</w:t>
-            </w:r>
-          </w:p>
-          <w:p>
-            <w:proofErr w:type="gramStart"/>
-            <w:r>
-              <w:rPr>
-                <w:rFonts w:ascii="Courier New" w:eastAsia="Courier New" w:hAnsi="Courier New"/>
-                <w:sz w:val="17"/>
-              </w:rPr>
-              <w:t>print(</w:t>
-            </w:r>
-            <w:proofErr w:type="gramEnd"/>
-            <w:r>
-              <w:rPr>
-                <w:rFonts w:ascii="Courier New" w:eastAsia="Courier New" w:hAnsi="Courier New"/>
-                <w:sz w:val="17"/>
-              </w:rPr>
-              <w:t>"\nHigh-Risk Employees")</w:t>
-            </w:r>
-          </w:p>
-          <w:p>
-            <w:r>
-              <w:rPr>
-                <w:rFonts w:ascii="Courier New" w:eastAsia="Courier New" w:hAnsi="Courier New"/>
-                <w:sz w:val="17"/>
-              </w:rPr>
-              <w:t>print(high_risk_employees.to_</w:t>
-            </w:r>
-            <w:proofErr w:type="gramStart"/>
-            <w:r>
-              <w:rPr>
-                <w:rFonts w:ascii="Courier New" w:eastAsia="Courier New" w:hAnsi="Courier New"/>
-                <w:sz w:val="17"/>
-              </w:rPr>
-              <w:t>string(</w:t>
-            </w:r>
-            <w:proofErr w:type="gramEnd"/>
-            <w:r>
-              <w:rPr>
-                <w:rFonts w:ascii="Courier New" w:eastAsia="Courier New" w:hAnsi="Courier New"/>
-                <w:sz w:val="17"/>
-              </w:rPr>
-              <w:t>))</w:t>
-            </w:r>
-          </w:p>
-          <w:p>
-            <w:r>
-              <w:rPr>
-                <w:rFonts w:ascii="Courier New" w:eastAsia="Courier New" w:hAnsi="Courier New"/>
-                <w:sz w:val="17"/>
-              </w:rPr>
-              <w:t xml:space="preserve"> </w:t>
-            </w:r>
-          </w:p>
-          <w:p>
-            <w:r>
-              <w:rPr>
-                <w:rFonts w:ascii="Courier New" w:eastAsia="Courier New" w:hAnsi="Courier New"/>
-                <w:sz w:val="17"/>
-              </w:rPr>
-              <w:t># 7. Treemap visualization using proportional Matplotlib rectangles.</w:t>
-            </w:r>
-          </w:p>
-          <w:p>
-            <w:r>
-              <w:rPr>
-                <w:rFonts w:ascii="Courier New" w:eastAsia="Courier New" w:hAnsi="Courier New"/>
-                <w:sz w:val="17"/>
-              </w:rPr>
-              <w:t>total_employees = category_summary["EmployeeCount"</w:t>
-            </w:r>
-            <w:proofErr w:type="gramStart"/>
-            <w:r>
-              <w:rPr>
-                <w:rFonts w:ascii="Courier New" w:eastAsia="Courier New" w:hAnsi="Courier New"/>
-                <w:sz w:val="17"/>
-              </w:rPr>
-              <w:t>].sum</w:t>
-            </w:r>
-            <w:proofErr w:type="gramEnd"/>
-            <w:r>
-              <w:rPr>
-                <w:rFonts w:ascii="Courier New" w:eastAsia="Courier New" w:hAnsi="Courier New"/>
-                <w:sz w:val="17"/>
-              </w:rPr>
-              <w:t>()</w:t>
-            </w:r>
-          </w:p>
-          <w:p>
-            <w:r>
-              <w:rPr>
-                <w:rFonts w:ascii="Courier New" w:eastAsia="Courier New" w:hAnsi="Courier New"/>
-                <w:sz w:val="17"/>
-              </w:rPr>
-              <w:t xml:space="preserve">fig, ax = </w:t>
-            </w:r>
-            <w:proofErr w:type="gramStart"/>
-            <w:r>
-              <w:rPr>
-                <w:rFonts w:ascii="Courier New" w:eastAsia="Courier New" w:hAnsi="Courier New"/>
-                <w:sz w:val="17"/>
-              </w:rPr>
-              <w:t>plt.subplots</w:t>
-            </w:r>
-            <w:proofErr w:type="gramEnd"/>
-            <w:r>
-              <w:rPr>
-                <w:rFonts w:ascii="Courier New" w:eastAsia="Courier New" w:hAnsi="Courier New"/>
-                <w:sz w:val="17"/>
-              </w:rPr>
-              <w:t>(figsize</w:t>
-            </w:r>
-            <w:proofErr w:type="gramStart"/>
-            <w:r>
-              <w:rPr>
-                <w:rFonts w:ascii="Courier New" w:eastAsia="Courier New" w:hAnsi="Courier New"/>
-                <w:sz w:val="17"/>
-              </w:rPr>
-              <w:t>=(</w:t>
-            </w:r>
-            <w:proofErr w:type="gramEnd"/>
-            <w:r>
-              <w:rPr>
-                <w:rFonts w:ascii="Courier New" w:eastAsia="Courier New" w:hAnsi="Courier New"/>
-                <w:sz w:val="17"/>
-              </w:rPr>
-              <w:t>11, 6))</w:t>
-            </w:r>
-          </w:p>
-          <w:p>
-            <w:r>
-              <w:rPr>
-                <w:rFonts w:ascii="Courier New" w:eastAsia="Courier New" w:hAnsi="Courier New"/>
-                <w:sz w:val="17"/>
-              </w:rPr>
-              <w:t>fig.patch.set_facecolor("black")</w:t>
-            </w:r>
-          </w:p>
-          <w:p>
-            <w:r>
-              <w:rPr>
-                <w:rFonts w:ascii="Courier New" w:eastAsia="Courier New" w:hAnsi="Courier New"/>
-                <w:sz w:val="17"/>
-              </w:rPr>
-              <w:t>ax.set_facecolor("black")</w:t>
-            </w:r>
-          </w:p>
-          <w:p>
-            <w:r>
-              <w:rPr>
-                <w:rFonts w:ascii="Courier New" w:eastAsia="Courier New" w:hAnsi="Courier New"/>
-                <w:sz w:val="17"/>
-              </w:rPr>
-              <w:t>x_position = 0.0</w:t>
-            </w:r>
-          </w:p>
-          <w:p>
-            <w:r>
-              <w:rPr>
-                <w:rFonts w:ascii="Courier New" w:eastAsia="Courier New" w:hAnsi="Courier New"/>
-                <w:sz w:val="17"/>
-              </w:rPr>
-              <w:t>grayscale_colors = ["#2F2F2F", "#555555", "#7A7A7A"]</w:t>
-            </w:r>
-          </w:p>
-          <w:p>
-            <w:r>
-              <w:rPr>
-                <w:rFonts w:ascii="Courier New" w:eastAsia="Courier New" w:hAnsi="Courier New"/>
-                <w:sz w:val="17"/>
-              </w:rPr>
-              <w:t xml:space="preserve"> </w:t>
-            </w:r>
-          </w:p>
-          <w:p>
-            <w:r>
-              <w:rPr>
-                <w:rFonts w:ascii="Courier New" w:eastAsia="Courier New" w:hAnsi="Courier New"/>
-                <w:sz w:val="17"/>
-              </w:rPr>
-              <w:t>for index, row in category_</w:t>
-            </w:r>
-            <w:proofErr w:type="gramStart"/>
-            <w:r>
-              <w:rPr>
-                <w:rFonts w:ascii="Courier New" w:eastAsia="Courier New" w:hAnsi="Courier New"/>
-                <w:sz w:val="17"/>
-              </w:rPr>
-              <w:t>summary.iterrows</w:t>
-            </w:r>
-            <w:proofErr w:type="gramEnd"/>
-            <w:r>
-              <w:rPr>
-                <w:rFonts w:ascii="Courier New" w:eastAsia="Courier New" w:hAnsi="Courier New"/>
-                <w:sz w:val="17"/>
-              </w:rPr>
-              <w:t>():</w:t>
-            </w:r>
-          </w:p>
-          <w:p>
-            <w:r>
-              <w:rPr>
-                <w:rFonts w:ascii="Courier New" w:eastAsia="Courier New" w:hAnsi="Courier New"/>
-                <w:sz w:val="17"/>
-              </w:rPr>
-              <w:t xml:space="preserve">    width = row["EmployeeCount"] / total_employees</w:t>
-            </w:r>
-          </w:p>
-          <w:p>
-            <w:r>
-              <w:rPr>
-                <w:rFonts w:ascii="Courier New" w:eastAsia="Courier New" w:hAnsi="Courier New"/>
-                <w:sz w:val="17"/>
-              </w:rPr>
-              <w:t xml:space="preserve">    ax.add_</w:t>
-            </w:r>
-            <w:proofErr w:type="gramStart"/>
-            <w:r>
-              <w:rPr>
-                <w:rFonts w:ascii="Courier New" w:eastAsia="Courier New" w:hAnsi="Courier New"/>
-                <w:sz w:val="17"/>
-              </w:rPr>
-              <w:t>patch(Rectangle(</w:t>
-            </w:r>
-            <w:proofErr w:type="gramEnd"/>
-          </w:p>
-          <w:p>
-            <w:r>
-              <w:rPr>
-                <w:rFonts w:ascii="Courier New" w:eastAsia="Courier New" w:hAnsi="Courier New"/>
-                <w:sz w:val="17"/>
-              </w:rPr>
-              <w:t xml:space="preserve">        (x_position, 0), width, 1,</w:t>
-            </w:r>
-          </w:p>
-          <w:p>
-            <w:r>
-              <w:rPr>
-                <w:rFonts w:ascii="Courier New" w:eastAsia="Courier New" w:hAnsi="Courier New"/>
-                <w:sz w:val="17"/>
-              </w:rPr>
-              <w:t xml:space="preserve">        facecolor=grayscale_colors[index], edgecolor="white", linewidth=2</w:t>
-            </w:r>
-          </w:p>
-          <w:p>
-            <w:r>
-              <w:rPr>
-                <w:rFonts w:ascii="Courier New" w:eastAsia="Courier New" w:hAnsi="Courier New"/>
-                <w:sz w:val="17"/>
-              </w:rPr>
-              <w:t xml:space="preserve">    ))</w:t>
-            </w:r>
-          </w:p>
-          <w:p>
-            <w:r>
-              <w:rPr>
-                <w:rFonts w:ascii="Courier New" w:eastAsia="Courier New" w:hAnsi="Courier New"/>
-                <w:sz w:val="17"/>
-              </w:rPr>
-              <w:t xml:space="preserve">    label = (</w:t>
-            </w:r>
-          </w:p>
-          <w:p>
-            <w:r>
-              <w:rPr>
-                <w:rFonts w:ascii="Courier New" w:eastAsia="Courier New" w:hAnsi="Courier New"/>
-                <w:sz w:val="17"/>
-              </w:rPr>
-              <w:t xml:space="preserve">        f'{row["EmployeeCategory"</w:t>
-            </w:r>
-            <w:proofErr w:type="gramStart"/>
-            <w:r>
-              <w:rPr>
-                <w:rFonts w:ascii="Courier New" w:eastAsia="Courier New" w:hAnsi="Courier New"/>
-                <w:sz w:val="17"/>
-              </w:rPr>
-              <w:t>]}\</w:t>
-            </w:r>
-            <w:proofErr w:type="gramEnd"/>
-            <w:r>
-              <w:rPr>
-                <w:rFonts w:ascii="Courier New" w:eastAsia="Courier New" w:hAnsi="Courier New"/>
-                <w:sz w:val="17"/>
-              </w:rPr>
-              <w:t>n'</w:t>
-            </w:r>
-          </w:p>
-          <w:p>
-            <w:r>
-              <w:rPr>
-                <w:rFonts w:ascii="Courier New" w:eastAsia="Courier New" w:hAnsi="Courier New"/>
-                <w:sz w:val="17"/>
-              </w:rPr>
-              <w:t xml:space="preserve">        f'Employees: {int(row["EmployeeCount"]</w:t>
-            </w:r>
-            <w:proofErr w:type="gramStart"/>
-            <w:r>
-              <w:rPr>
-                <w:rFonts w:ascii="Courier New" w:eastAsia="Courier New" w:hAnsi="Courier New"/>
-                <w:sz w:val="17"/>
-              </w:rPr>
-              <w:t>)}\</w:t>
-            </w:r>
-            <w:proofErr w:type="gramEnd"/>
-            <w:r>
-              <w:rPr>
-                <w:rFonts w:ascii="Courier New" w:eastAsia="Courier New" w:hAnsi="Courier New"/>
-                <w:sz w:val="17"/>
-              </w:rPr>
-              <w:t>n'</w:t>
-            </w:r>
-          </w:p>
-          <w:p>
-            <w:r>
-              <w:rPr>
-                <w:rFonts w:ascii="Courier New" w:eastAsia="Courier New" w:hAnsi="Courier New"/>
-                <w:sz w:val="17"/>
-              </w:rPr>
-              <w:t xml:space="preserve">        f'Attrition Rate: {row["AttritionRatePercent"]:.1</w:t>
-            </w:r>
-            <w:proofErr w:type="gramStart"/>
-            <w:r>
-              <w:rPr>
-                <w:rFonts w:ascii="Courier New" w:eastAsia="Courier New" w:hAnsi="Courier New"/>
-                <w:sz w:val="17"/>
-              </w:rPr>
-              <w:t>f}%</w:t>
-            </w:r>
-            <w:proofErr w:type="gramEnd"/>
-            <w:r>
-              <w:rPr>
-                <w:rFonts w:ascii="Courier New" w:eastAsia="Courier New" w:hAnsi="Courier New"/>
-                <w:sz w:val="17"/>
-              </w:rPr>
-              <w:t>'</w:t>
-            </w:r>
-          </w:p>
-          <w:p>
-            <w:r>
-              <w:rPr>
-                <w:rFonts w:ascii="Courier New" w:eastAsia="Courier New" w:hAnsi="Courier New"/>
-                <w:sz w:val="17"/>
-              </w:rPr>
-              <w:t xml:space="preserve">    )</w:t>
-            </w:r>
-          </w:p>
-          <w:p>
-            <w:r>
-              <w:rPr>
-                <w:rFonts w:ascii="Courier New" w:eastAsia="Courier New" w:hAnsi="Courier New"/>
-                <w:sz w:val="17"/>
-              </w:rPr>
-              <w:t xml:space="preserve">    ax.</w:t>
-            </w:r>
-            <w:proofErr w:type="gramStart"/>
-            <w:r>
-              <w:rPr>
-                <w:rFonts w:ascii="Courier New" w:eastAsia="Courier New" w:hAnsi="Courier New"/>
-                <w:sz w:val="17"/>
-              </w:rPr>
-              <w:t>text(</w:t>
-            </w:r>
-            <w:proofErr w:type="gramEnd"/>
-          </w:p>
-          <w:p>
-            <w:r>
-              <w:rPr>
-                <w:rFonts w:ascii="Courier New" w:eastAsia="Courier New" w:hAnsi="Courier New"/>
-                <w:sz w:val="17"/>
-              </w:rPr>
-              <w:t xml:space="preserve">        x_position + width / 2, 0.5, label,</w:t>
-            </w:r>
-          </w:p>
-          <w:p>
-            <w:r>
-              <w:rPr>
-                <w:rFonts w:ascii="Courier New" w:eastAsia="Courier New" w:hAnsi="Courier New"/>
-                <w:sz w:val="17"/>
-              </w:rPr>
-              <w:t xml:space="preserve">        color="white", ha="center", va="center",</w:t>
-            </w:r>
-          </w:p>
-          <w:p>
-            <w:r>
-              <w:rPr>
-                <w:rFonts w:ascii="Courier New" w:eastAsia="Courier New" w:hAnsi="Courier New"/>
-                <w:sz w:val="17"/>
-              </w:rPr>
-              <w:t xml:space="preserve">        fontsize=12, fontweight="bold"</w:t>
-            </w:r>
-          </w:p>
-          <w:p>
-            <w:r>
-              <w:rPr>
-                <w:rFonts w:ascii="Courier New" w:eastAsia="Courier New" w:hAnsi="Courier New"/>
-                <w:sz w:val="17"/>
-              </w:rPr>
-              <w:t xml:space="preserve">    )</w:t>
-            </w:r>
-          </w:p>
-          <w:p>
-            <w:r>
-              <w:rPr>
-                <w:rFonts w:ascii="Courier New" w:eastAsia="Courier New" w:hAnsi="Courier New"/>
-                <w:sz w:val="17"/>
-              </w:rPr>
-              <w:t xml:space="preserve">    x_position += width</w:t>
-            </w:r>
-          </w:p>
-          <w:p>
-            <w:r>
-              <w:rPr>
-                <w:rFonts w:ascii="Courier New" w:eastAsia="Courier New" w:hAnsi="Courier New"/>
-                <w:sz w:val="17"/>
-              </w:rPr>
-              <w:t xml:space="preserve"> </w:t>
-            </w:r>
-          </w:p>
-          <w:p>
-            <w:r>
-              <w:rPr>
-                <w:rFonts w:ascii="Courier New" w:eastAsia="Courier New" w:hAnsi="Courier New"/>
-                <w:sz w:val="17"/>
-              </w:rPr>
-              <w:t>ax.set_</w:t>
-            </w:r>
-            <w:proofErr w:type="gramStart"/>
-            <w:r>
-              <w:rPr>
-                <w:rFonts w:ascii="Courier New" w:eastAsia="Courier New" w:hAnsi="Courier New"/>
-                <w:sz w:val="17"/>
-              </w:rPr>
-              <w:t>xlim(</w:t>
-            </w:r>
-            <w:proofErr w:type="gramEnd"/>
-            <w:r>
-              <w:rPr>
-                <w:rFonts w:ascii="Courier New" w:eastAsia="Courier New" w:hAnsi="Courier New"/>
-                <w:sz w:val="17"/>
-              </w:rPr>
-              <w:t>0, 1)</w:t>
-            </w:r>
-          </w:p>
-          <w:p>
-            <w:r>
-              <w:rPr>
-                <w:rFonts w:ascii="Courier New" w:eastAsia="Courier New" w:hAnsi="Courier New"/>
-                <w:sz w:val="17"/>
-              </w:rPr>
-              <w:t>ax.set_</w:t>
-            </w:r>
-            <w:proofErr w:type="gramStart"/>
-            <w:r>
-              <w:rPr>
-                <w:rFonts w:ascii="Courier New" w:eastAsia="Courier New" w:hAnsi="Courier New"/>
-                <w:sz w:val="17"/>
-              </w:rPr>
-              <w:t>ylim(</w:t>
-            </w:r>
-            <w:proofErr w:type="gramEnd"/>
-            <w:r>
-              <w:rPr>
-                <w:rFonts w:ascii="Courier New" w:eastAsia="Courier New" w:hAnsi="Courier New"/>
-                <w:sz w:val="17"/>
-              </w:rPr>
-              <w:t>0, 1)</w:t>
-            </w:r>
-          </w:p>
-          <w:p>
-            <w:proofErr w:type="gramStart"/>
-            <w:r>
-              <w:rPr>
-                <w:rFonts w:ascii="Courier New" w:eastAsia="Courier New" w:hAnsi="Courier New"/>
-                <w:sz w:val="17"/>
-              </w:rPr>
-              <w:t>ax.axis</w:t>
-            </w:r>
-            <w:proofErr w:type="gramEnd"/>
-            <w:r>
-              <w:rPr>
-                <w:rFonts w:ascii="Courier New" w:eastAsia="Courier New" w:hAnsi="Courier New"/>
-                <w:sz w:val="17"/>
-              </w:rPr>
-              <w:t>("off")</w:t>
-            </w:r>
-          </w:p>
-          <w:p>
-            <w:r>
-              <w:rPr>
-                <w:rFonts w:ascii="Courier New" w:eastAsia="Courier New" w:hAnsi="Courier New"/>
-                <w:sz w:val="17"/>
-              </w:rPr>
-              <w:t>ax.set_</w:t>
-            </w:r>
-            <w:proofErr w:type="gramStart"/>
-            <w:r>
-              <w:rPr>
-                <w:rFonts w:ascii="Courier New" w:eastAsia="Courier New" w:hAnsi="Courier New"/>
-                <w:sz w:val="17"/>
-              </w:rPr>
-              <w:t>title(</w:t>
-            </w:r>
-            <w:proofErr w:type="gramEnd"/>
-          </w:p>
-          <w:p>
-            <w:r>
-              <w:rPr>
-                <w:rFonts w:ascii="Courier New" w:eastAsia="Courier New" w:hAnsi="Courier New"/>
-                <w:sz w:val="17"/>
-              </w:rPr>
-              <w:t xml:space="preserve">    "Treemap of Employee Engagement Categories",</w:t>
-            </w:r>
-          </w:p>
-          <w:p>
-            <w:r>
-              <w:rPr>
-                <w:rFonts w:ascii="Courier New" w:eastAsia="Courier New" w:hAnsi="Courier New"/>
-                <w:sz w:val="17"/>
-              </w:rPr>
-              <w:t xml:space="preserve">    color="white", fontsize=16, fontweight="bold", pad=18</w:t>
-            </w:r>
-          </w:p>
-          <w:p>
-            <w:r>
-              <w:rPr>
-                <w:rFonts w:ascii="Courier New" w:eastAsia="Courier New" w:hAnsi="Courier New"/>
-                <w:sz w:val="17"/>
-              </w:rPr>
-              <w:t>)</w:t>
-            </w:r>
-          </w:p>
-          <w:p>
-            <w:proofErr w:type="gramStart"/>
-            <w:r>
-              <w:rPr>
-                <w:rFonts w:ascii="Courier New" w:eastAsia="Courier New" w:hAnsi="Courier New"/>
-                <w:sz w:val="17"/>
-              </w:rPr>
-              <w:t>plt.tight</w:t>
-            </w:r>
-            <w:proofErr w:type="gramEnd"/>
-            <w:r>
-              <w:rPr>
-                <w:rFonts w:ascii="Courier New" w:eastAsia="Courier New" w:hAnsi="Courier New"/>
-                <w:sz w:val="17"/>
-              </w:rPr>
-              <w:t>_</w:t>
-            </w:r>
-            <w:proofErr w:type="gramStart"/>
-            <w:r>
-              <w:rPr>
-                <w:rFonts w:ascii="Courier New" w:eastAsia="Courier New" w:hAnsi="Courier New"/>
-                <w:sz w:val="17"/>
-              </w:rPr>
-              <w:t>layout(</w:t>
-            </w:r>
-            <w:proofErr w:type="gramEnd"/>
-            <w:r>
-              <w:rPr>
-                <w:rFonts w:ascii="Courier New" w:eastAsia="Courier New" w:hAnsi="Courier New"/>
-                <w:sz w:val="17"/>
-              </w:rPr>
-              <w:t>)</w:t>
-            </w:r>
-          </w:p>
-          <w:p>
-            <w:proofErr w:type="gramStart"/>
-            <w:r>
-              <w:rPr>
-                <w:rFonts w:ascii="Courier New" w:eastAsia="Courier New" w:hAnsi="Courier New"/>
-                <w:sz w:val="17"/>
-              </w:rPr>
-              <w:t>plt.savefig</w:t>
-            </w:r>
-            <w:proofErr w:type="gramEnd"/>
-            <w:r>
-              <w:rPr>
-                <w:rFonts w:ascii="Courier New" w:eastAsia="Courier New" w:hAnsi="Courier New"/>
-                <w:sz w:val="17"/>
-              </w:rPr>
-              <w:t>(</w:t>
-            </w:r>
-          </w:p>
-          <w:p>
-            <w:r>
-              <w:rPr>
-                <w:rFonts w:ascii="Courier New" w:eastAsia="Courier New" w:hAnsi="Courier New"/>
-                <w:sz w:val="17"/>
-              </w:rPr>
-              <w:t xml:space="preserve">    "hr_employee_category_treemap.png",</w:t>
-            </w:r>
-          </w:p>
-          <w:p>
-            <w:r>
-              <w:rPr>
-                <w:rFonts w:ascii="Courier New" w:eastAsia="Courier New" w:hAnsi="Courier New"/>
-                <w:sz w:val="17"/>
-              </w:rPr>
-              <w:t xml:space="preserve">    dpi=300, facecolor="black", bbox_inches="tight"</w:t>
-            </w:r>
-          </w:p>
-          <w:p>
-            <w:r>
-              <w:rPr>
-                <w:rFonts w:ascii="Courier New" w:eastAsia="Courier New" w:hAnsi="Courier New"/>
-                <w:sz w:val="17"/>
-              </w:rPr>
-              <w:t>)</w:t>
-            </w:r>
-          </w:p>
-          <w:p>
-            <w:proofErr w:type="gramStart"/>
-            <w:r>
-              <w:rPr>
-                <w:rFonts w:ascii="Courier New" w:eastAsia="Courier New" w:hAnsi="Courier New"/>
-                <w:sz w:val="17"/>
-              </w:rPr>
-              <w:t>plt.show</w:t>
-            </w:r>
-            <w:proofErr w:type="gramEnd"/>
-            <w:r>
-              <w:rPr>
-                <w:rFonts w:ascii="Courier New" w:eastAsia="Courier New" w:hAnsi="Courier New"/>
-                <w:sz w:val="17"/>
-              </w:rPr>
-              <w:t>()</w:t>
-            </w:r>
-          </w:p>
-          <w:p>
-            <w:r>
-              <w:rPr>
-                <w:rFonts w:ascii="Courier New" w:eastAsia="Courier New" w:hAnsi="Courier New"/>
-                <w:sz w:val="17"/>
-              </w:rPr>
-              <w:t xml:space="preserve"> </w:t>
-            </w:r>
-          </w:p>
-          <w:p>
-            <w:r>
-              <w:rPr>
-                <w:rFonts w:ascii="Courier New" w:eastAsia="Courier New" w:hAnsi="Courier New"/>
-                <w:sz w:val="17"/>
-              </w:rPr>
-              <w:t># 8. Final interpretation.</w:t>
-            </w:r>
-          </w:p>
-          <w:p>
-            <w:r>
-              <w:rPr>
-                <w:rFonts w:ascii="Courier New" w:eastAsia="Courier New" w:hAnsi="Courier New"/>
-                <w:sz w:val="17"/>
-              </w:rPr>
-              <w:t>attrition_correlations = (</w:t>
-            </w:r>
-          </w:p>
-          <w:p>
-            <w:r>
-              <w:rPr>
-                <w:rFonts w:ascii="Courier New" w:eastAsia="Courier New" w:hAnsi="Courier New"/>
-                <w:sz w:val="17"/>
-              </w:rPr>
-              <w:t xml:space="preserve">    correlation_matrix["AttritionFlag"]</w:t>
-            </w:r>
-          </w:p>
-          <w:p>
-            <w:r>
-              <w:rPr>
-                <w:rFonts w:ascii="Courier New" w:eastAsia="Courier New" w:hAnsi="Courier New"/>
-                <w:sz w:val="17"/>
-              </w:rPr>
-              <w:t xml:space="preserve">    </w:t>
-            </w:r>
-            <w:proofErr w:type="gramStart"/>
-            <w:r>
-              <w:rPr>
-                <w:rFonts w:ascii="Courier New" w:eastAsia="Courier New" w:hAnsi="Courier New"/>
-                <w:sz w:val="17"/>
-              </w:rPr>
-              <w:t>.drop</w:t>
-            </w:r>
-            <w:proofErr w:type="gramEnd"/>
-            <w:r>
-              <w:rPr>
-                <w:rFonts w:ascii="Courier New" w:eastAsia="Courier New" w:hAnsi="Courier New"/>
-                <w:sz w:val="17"/>
-              </w:rPr>
-              <w:t>("AttritionFlag")</w:t>
-            </w:r>
-          </w:p>
-          <w:p>
-            <w:r>
-              <w:rPr>
-                <w:rFonts w:ascii="Courier New" w:eastAsia="Courier New" w:hAnsi="Courier New"/>
-                <w:sz w:val="17"/>
-              </w:rPr>
-              <w:t xml:space="preserve">    </w:t>
-            </w:r>
-            <w:proofErr w:type="gramStart"/>
-            <w:r>
-              <w:rPr>
-                <w:rFonts w:ascii="Courier New" w:eastAsia="Courier New" w:hAnsi="Courier New"/>
-                <w:sz w:val="17"/>
-              </w:rPr>
-              <w:t>.sort</w:t>
-            </w:r>
-            <w:proofErr w:type="gramEnd"/>
-            <w:r>
-              <w:rPr>
-                <w:rFonts w:ascii="Courier New" w:eastAsia="Courier New" w:hAnsi="Courier New"/>
-                <w:sz w:val="17"/>
-              </w:rPr>
-              <w:t>_values(ascending=False)</w:t>
-            </w:r>
-          </w:p>
-          <w:p>
-            <w:r>
-              <w:rPr>
-                <w:rFonts w:ascii="Courier New" w:eastAsia="Courier New" w:hAnsi="Courier New"/>
-                <w:sz w:val="17"/>
-              </w:rPr>
-              <w:t>)</w:t>
-            </w:r>
-          </w:p>
-          <w:p>
-            <w:r>
-              <w:rPr>
-                <w:rFonts w:ascii="Courier New" w:eastAsia="Courier New" w:hAnsi="Courier New"/>
-                <w:sz w:val="17"/>
-              </w:rPr>
-              <w:t xml:space="preserve"> </w:t>
-            </w:r>
-          </w:p>
-          <w:p>
-            <w:r>
-              <w:rPr>
-                <w:rFonts w:ascii="Courier New" w:eastAsia="Courier New" w:hAnsi="Courier New"/>
-                <w:sz w:val="17"/>
-              </w:rPr>
-              <w:t>print_</w:t>
-            </w:r>
-            <w:proofErr w:type="gramStart"/>
-            <w:r>
-              <w:rPr>
-                <w:rFonts w:ascii="Courier New" w:eastAsia="Courier New" w:hAnsi="Courier New"/>
-                <w:sz w:val="17"/>
-              </w:rPr>
-              <w:t>heading(</w:t>
-            </w:r>
-            <w:proofErr w:type="gramEnd"/>
-            <w:r>
-              <w:rPr>
-                <w:rFonts w:ascii="Courier New" w:eastAsia="Courier New" w:hAnsi="Courier New"/>
-                <w:sz w:val="17"/>
-              </w:rPr>
-              <w:t>"FINAL WORKFORCE INSIGHTS")</w:t>
-            </w:r>
-          </w:p>
-          <w:p>
-            <w:proofErr w:type="gramStart"/>
-            <w:r>
-              <w:rPr>
-                <w:rFonts w:ascii="Courier New" w:eastAsia="Courier New" w:hAnsi="Courier New"/>
-                <w:sz w:val="17"/>
-              </w:rPr>
-              <w:t>print(</w:t>
-            </w:r>
-            <w:proofErr w:type="gramEnd"/>
-            <w:r>
-              <w:rPr>
-                <w:rFonts w:ascii="Courier New" w:eastAsia="Courier New" w:hAnsi="Courier New"/>
-                <w:sz w:val="17"/>
-              </w:rPr>
-              <w:t>"Correlation of Workforce Indicators with Attrition")</w:t>
-            </w:r>
-          </w:p>
-          <w:p>
-            <w:r>
-              <w:rPr>
-                <w:rFonts w:ascii="Courier New" w:eastAsia="Courier New" w:hAnsi="Courier New"/>
-                <w:sz w:val="17"/>
-              </w:rPr>
-              <w:t>print(attrition_</w:t>
-            </w:r>
-            <w:proofErr w:type="gramStart"/>
-            <w:r>
-              <w:rPr>
-                <w:rFonts w:ascii="Courier New" w:eastAsia="Courier New" w:hAnsi="Courier New"/>
-                <w:sz w:val="17"/>
-              </w:rPr>
-              <w:t>correlations.round</w:t>
-            </w:r>
-            <w:proofErr w:type="gramEnd"/>
-            <w:r>
-              <w:rPr>
-                <w:rFonts w:ascii="Courier New" w:eastAsia="Courier New" w:hAnsi="Courier New"/>
-                <w:sz w:val="17"/>
-              </w:rPr>
-              <w:t>(3).to_</w:t>
-            </w:r>
-            <w:proofErr w:type="gramStart"/>
-            <w:r>
-              <w:rPr>
-                <w:rFonts w:ascii="Courier New" w:eastAsia="Courier New" w:hAnsi="Courier New"/>
-                <w:sz w:val="17"/>
-              </w:rPr>
-              <w:t>string(</w:t>
-            </w:r>
-            <w:proofErr w:type="gramEnd"/>
-            <w:r>
-              <w:rPr>
-                <w:rFonts w:ascii="Courier New" w:eastAsia="Courier New" w:hAnsi="Courier New"/>
-                <w:sz w:val="17"/>
-              </w:rPr>
-              <w:t>))</w:t>
-            </w:r>
-          </w:p>
-          <w:p>
-            <w:r>
-              <w:rPr>
-                <w:rFonts w:ascii="Courier New" w:eastAsia="Courier New" w:hAnsi="Courier New"/>
-                <w:sz w:val="17"/>
-              </w:rPr>
-              <w:t>print("\nInterpretation:")</w:t>
-            </w:r>
-          </w:p>
-          <w:p>
-            <w:proofErr w:type="gramStart"/>
-            <w:r>
-              <w:rPr>
-                <w:rFonts w:ascii="Courier New" w:eastAsia="Courier New" w:hAnsi="Courier New"/>
-                <w:sz w:val="17"/>
-              </w:rPr>
-              <w:t>print(</w:t>
-            </w:r>
-            <w:proofErr w:type="gramEnd"/>
-          </w:p>
-          <w:p>
-            <w:r>
-              <w:rPr>
-                <w:rFonts w:ascii="Courier New" w:eastAsia="Courier New" w:hAnsi="Courier New"/>
-                <w:sz w:val="17"/>
-              </w:rPr>
-              <w:t xml:space="preserve">    "1. Higher overtime is associated with greater attrition risk.\n"</w:t>
-            </w:r>
-          </w:p>
-          <w:p>
-            <w:r>
-              <w:rPr>
-                <w:rFonts w:ascii="Courier New" w:eastAsia="Courier New" w:hAnsi="Courier New"/>
-                <w:sz w:val="17"/>
-              </w:rPr>
-              <w:lastRenderedPageBreak/>
-              <w:t xml:space="preserve">    "2. Lower job satisfaction, salary level, work-life balance, </w:t>
-            </w:r>
-            <w:proofErr w:type="gramStart"/>
-            <w:r>
-              <w:rPr>
-                <w:rFonts w:ascii="Courier New" w:eastAsia="Courier New" w:hAnsi="Courier New"/>
-                <w:sz w:val="17"/>
-              </w:rPr>
-              <w:t>training,\</w:t>
-            </w:r>
-            <w:proofErr w:type="gramEnd"/>
-            <w:r>
-              <w:rPr>
-                <w:rFonts w:ascii="Courier New" w:eastAsia="Courier New" w:hAnsi="Courier New"/>
-                <w:sz w:val="17"/>
-              </w:rPr>
-              <w:t>n"</w:t>
-            </w:r>
-          </w:p>
-          <w:p>
-            <w:r>
-              <w:rPr>
-                <w:rFonts w:ascii="Courier New" w:eastAsia="Courier New" w:hAnsi="Courier New"/>
-                <w:sz w:val="17"/>
-              </w:rPr>
-              <w:t xml:space="preserve">    "   </w:t>
-            </w:r>
-            <w:proofErr w:type="gramStart"/>
-            <w:r>
-              <w:rPr>
-                <w:rFonts w:ascii="Courier New" w:eastAsia="Courier New" w:hAnsi="Courier New"/>
-                <w:sz w:val="17"/>
-              </w:rPr>
-              <w:t>tenure</w:t>
-            </w:r>
-            <w:proofErr w:type="gramEnd"/>
-            <w:r>
-              <w:rPr>
-                <w:rFonts w:ascii="Courier New" w:eastAsia="Courier New" w:hAnsi="Courier New"/>
-                <w:sz w:val="17"/>
-              </w:rPr>
-              <w:t>, and promotion opportunities are associated with attrition.\n"</w:t>
+              <w:t xml:space="preserve">    "2. Lower job satisfaction, salary level, work-life balance, training,\n"</w:t>
+            </w:r>
+          </w:p>
+          <w:p>
+            <w:r>
+              <w:rPr>
+                <w:rFonts w:ascii="Courier New" w:eastAsia="Courier New" w:hAnsi="Courier New"/>
+                <w:sz w:val="17"/>
+              </w:rPr>
+              <w:t xml:space="preserve">    "   tenure, and promotion opportunities are associated with attrition.\n"</w:t>
             </w:r>
           </w:p>
           <w:p>
@@ -8566,23 +7196,7 @@
                 <w:rFonts w:ascii="Courier New" w:eastAsia="Courier New" w:hAnsi="Courier New"/>
                 <w:sz w:val="17"/>
               </w:rPr>
-              <w:t xml:space="preserve">    "   </w:t>
-            </w:r>
-            <w:proofErr w:type="gramStart"/>
-            <w:r>
-              <w:rPr>
-                <w:rFonts w:ascii="Courier New" w:eastAsia="Courier New" w:hAnsi="Courier New"/>
-                <w:sz w:val="17"/>
-              </w:rPr>
-              <w:t>engagement</w:t>
-            </w:r>
-            <w:proofErr w:type="gramEnd"/>
-            <w:r>
-              <w:rPr>
-                <w:rFonts w:ascii="Courier New" w:eastAsia="Courier New" w:hAnsi="Courier New"/>
-                <w:sz w:val="17"/>
-              </w:rPr>
-              <w:t>, career growth, training, and work-life balance."</w:t>
+              <w:t xml:space="preserve">    "   engagement, career growth, training, and work-life balance."</w:t>
             </w:r>
           </w:p>
           <w:p>
@@ -8921,15 +7535,7 @@
                     <w:t xml:space="preserve">Explanation/Observation: </w:t>
                   </w:r>
                   <w:r>
-                    <w:t xml:space="preserve">Log_OvertimeHours was generated using </w:t>
-                  </w:r>
-                  <w:proofErr w:type="gramStart"/>
-                  <w:r>
-                    <w:t>np.log(</w:t>
-                  </w:r>
-                  <w:proofErr w:type="gramEnd"/>
-                  <w:r>
-                    <w:t>). JobSatisfactionScore was categorized as Disengaged, Satisfied, or Highly Engaged, and AttritionStatus was retained for comparison.</w:t>
+                    <w:t>Log_OvertimeHours was generated using np.log(). JobSatisfactionScore was categorized as Disengaged, Satisfied, or Highly Engaged, and AttritionStatus was retained for comparison.</w:t>
                   </w:r>
                 </w:p>
               </w:tc>
@@ -9407,23 +8013,7 @@
                       <w:i/>
                       <w:sz w:val="22"/>
                     </w:rPr>
-                    <w:t xml:space="preserve">Figure 1.6 - </w:t>
-                  </w:r>
-                  <w:proofErr w:type="spellStart"/>
-                  <w:r>
-                    <w:rPr>
-                      <w:i/>
-                      <w:sz w:val="22"/>
-                    </w:rPr>
-                    <w:t>Treemap</w:t>
-                  </w:r>
-                  <w:proofErr w:type="spellEnd"/>
-                  <w:r>
-                    <w:rPr>
-                      <w:i/>
-                      <w:sz w:val="22"/>
-                    </w:rPr>
-                    <w:t xml:space="preserve"> of Employee Engagement Categories</w:t>
+                    <w:t>Figure 1.6 - Treemap of Employee Engagement Categories</w:t>
                   </w:r>
                 </w:p>
                 <w:p>
@@ -9654,32 +8244,49 @@
           </w:tcPr>
           <w:p>
             <w:r>
-              <w:t>1. Michael Freeman and Joel Ross, Programming Skills for Data Science: Start Writing Code to Wrangle, Analyze, and Visualize Data with R, Addison-Wesley, 2018.</w:t>
-            </w:r>
-          </w:p>
-          <w:p>
-            <w:r>
-              <w:t>2. Pandas documentation for DataFrame creation, categorization, grouping, aggregation, mapping, and correlation analysis.</w:t>
-            </w:r>
-          </w:p>
-          <w:p>
-            <w:r>
-              <w:t>3. NumPy documentation for logarithmic transformation.</w:t>
-            </w:r>
-          </w:p>
-          <w:p>
-            <w:r>
-              <w:t>4. Matplotlib documentation for figures, rectangles, text, and image export.</w:t>
-            </w:r>
-          </w:p>
-          <w:p>
-            <w:r>
-              <w:t>5. Python program supplied with this exercise: Exercise_Program_10_HR_Attrition_Analytics.py.</w:t>
-            </w:r>
-          </w:p>
-          <w:p>
-            <w:r>
-              <w:t>6. Programming for Data Science (MACSE502) class lecture notes</w:t>
+              <w:t>1. Pandas documentation for DataFrame creation, categorization, grouping, aggregation, mapping, and correlation analysis.</w:t>
+            </w:r>
+          </w:p>
+          <w:p>
+            <w:r>
+              <w:t>2. NumPy documentation for logarithmic transformation.</w:t>
+            </w:r>
+          </w:p>
+          <w:p>
+            <w:r>
+              <w:t>3. Matplotlib documentation for figures, rectangles, text, and image export.</w:t>
+            </w:r>
+          </w:p>
+          <w:p>
+            <w:r>
+              <w:t>4. Python program supplied with this exercise (</w:t>
+            </w:r>
+            <w:hyperlink r:id="rId15" w:history="1">
+              <w:r>
+                <w:rPr>
+                  <w:rStyle w:val="Hyperlink"/>
+                </w:rPr>
+                <w:t>https://github.com/hasnainmakada-99/Data-Science-Codes/blob/main/WEEK%204/EXERCISE_PROGRAM.py</w:t>
+              </w:r>
+            </w:hyperlink>
+            <w:r>
+              <w:t xml:space="preserve">) </w:t>
+            </w:r>
+          </w:p>
+          <w:p>
+            <w:r>
+              <w:t>5. Programming for Data Science (MACSE502) class lecture notes (</w:t>
+            </w:r>
+            <w:hyperlink r:id="rId16" w:history="1">
+              <w:r>
+                <w:rPr>
+                  <w:rStyle w:val="Hyperlink"/>
+                </w:rPr>
+                <w:t>https://drive.google.com/file/d/1PqsD1tC9aCgGFZo7QIJblBu1pIjg4UBs/view</w:t>
+              </w:r>
+            </w:hyperlink>
+            <w:r>
+              <w:t xml:space="preserve">) </w:t>
             </w:r>
           </w:p>
         </w:tc>
@@ -9710,8 +8317,12 @@
       </w:r>
     </w:p>
     <w:sectPr>
-      <w:headerReference w:type="default" r:id="rId15"/>
-      <w:footerReference w:type="default" r:id="rId16"/>
+      <w:headerReference w:type="even" r:id="rId17"/>
+      <w:headerReference w:type="default" r:id="rId18"/>
+      <w:footerReference w:type="even" r:id="rId19"/>
+      <w:footerReference w:type="default" r:id="rId20"/>
+      <w:headerReference w:type="first" r:id="rId21"/>
+      <w:footerReference w:type="first" r:id="rId22"/>
       <w:pgSz w:w="11906" w:h="16838"/>
       <w:pgMar w:top="1440" w:right="1440" w:bottom="1440" w:left="1440" w:header="708" w:footer="708" w:gutter="0"/>
       <w:pgBorders w:offsetFrom="page">
@@ -9753,6 +8364,16 @@
 </file>
 
 <file path=word/footer1.xml><?xml version="1.0" encoding="utf-8"?>
+<w:ftr xmlns:wpc="http://schemas.microsoft.com/office/word/2010/wordprocessingCanvas" xmlns:cx="http://schemas.microsoft.com/office/drawing/2014/chartex" xmlns:cx1="http://schemas.microsoft.com/office/drawing/2015/9/8/chartex" xmlns:cx2="http://schemas.microsoft.com/office/drawing/2015/10/21/chartex" xmlns:cx3="http://schemas.microsoft.com/office/drawing/2016/5/9/chartex" xmlns:cx4="http://schemas.microsoft.com/office/drawing/2016/5/10/chartex" xmlns:cx5="http://schemas.microsoft.com/office/drawing/2016/5/11/chartex" xmlns:cx6="http://schemas.microsoft.com/office/drawing/2016/5/12/chartex" xmlns:cx7="http://schemas.microsoft.com/office/drawing/2016/5/13/chartex" xmlns:cx8="http://schemas.microsoft.com/office/drawing/2016/5/14/chartex" xmlns:mc="http://schemas.openxmlformats.org/markup-compatibility/2006" xmlns:aink="http://schemas.microsoft.com/office/drawing/2016/ink" xmlns:am3d="http://schemas.microsoft.com/office/drawing/2017/model3d" xmlns:o="urn:schemas-microsoft-com:office:office" xmlns:oel="http://schemas.microsoft.com/office/2019/extlst" xmlns:r="http://schemas.openxmlformats.org/officeDocument/2006/relationships" xmlns:m="http://schemas.openxmlformats.org/officeDocument/2006/math" xmlns:v="urn:schemas-microsoft-com:vml" xmlns:wp14="http://schemas.microsoft.com/office/word/2010/wordprocessingDrawing" xmlns:wp="http://schemas.openxmlformats.org/drawingml/2006/wordprocessingDrawing" xmlns:w10="urn:schemas-microsoft-com:office:word" xmlns:w="http://schemas.openxmlformats.org/wordprocessingml/2006/main" xmlns:w14="http://schemas.microsoft.com/office/word/2010/wordml" xmlns:w15="http://schemas.microsoft.com/office/word/2012/wordml" xmlns:w16cei="http://schemas.microsoft.com/office/word/2026/wordml/cei" xmlns:w16cex="http://schemas.microsoft.com/office/word/2018/wordml/cex" xmlns:w16cid="http://schemas.microsoft.com/office/word/2016/wordml/cid" xmlns:w16="http://schemas.microsoft.com/office/word/2018/wordml" xmlns:w16du="http://schemas.microsoft.com/office/word/2023/wordml/word16du" xmlns:w16sdtdh="http://schemas.microsoft.com/office/word/2020/wordml/sdtdatahash" xmlns:w16sdtfl="http://schemas.microsoft.com/office/word/2024/wordml/sdtformatlock" xmlns:w16se="http://schemas.microsoft.com/office/word/2015/wordml/symex" xmlns:wpg="http://schemas.microsoft.com/office/word/2010/wordprocessingGroup" xmlns:wpi="http://schemas.microsoft.com/office/word/2010/wordprocessingInk" xmlns:wne="http://schemas.microsoft.com/office/word/2006/wordml" xmlns:wps="http://schemas.microsoft.com/office/word/2010/wordprocessingShape" mc:Ignorable="w14 w15 w16se w16cid w16 w16cex w16sdtdh w16sdtfl w16du wp14">
+  <w:p>
+    <w:pPr>
+      <w:pStyle w:val="Footer"/>
+    </w:pPr>
+  </w:p>
+</w:ftr>
+</file>
+
+<file path=word/footer2.xml><?xml version="1.0" encoding="utf-8"?>
 <w:ftr xmlns:wpc="http://schemas.microsoft.com/office/word/2010/wordprocessingCanvas" xmlns:cx="http://schemas.microsoft.com/office/drawing/2014/chartex" xmlns:cx1="http://schemas.microsoft.com/office/drawing/2015/9/8/chartex" xmlns:cx2="http://schemas.microsoft.com/office/drawing/2015/10/21/chartex" xmlns:cx3="http://schemas.microsoft.com/office/drawing/2016/5/9/chartex" xmlns:cx4="http://schemas.microsoft.com/office/drawing/2016/5/10/chartex" xmlns:cx5="http://schemas.microsoft.com/office/drawing/2016/5/11/chartex" xmlns:cx6="http://schemas.microsoft.com/office/drawing/2016/5/12/chartex" xmlns:cx7="http://schemas.microsoft.com/office/drawing/2016/5/13/chartex" xmlns:cx8="http://schemas.microsoft.com/office/drawing/2016/5/14/chartex" xmlns:mc="http://schemas.openxmlformats.org/markup-compatibility/2006" xmlns:aink="http://schemas.microsoft.com/office/drawing/2016/ink" xmlns:am3d="http://schemas.microsoft.com/office/drawing/2017/model3d" xmlns:o="urn:schemas-microsoft-com:office:office" xmlns:oel="http://schemas.microsoft.com/office/2019/extlst" xmlns:r="http://schemas.openxmlformats.org/officeDocument/2006/relationships" xmlns:m="http://schemas.openxmlformats.org/officeDocument/2006/math" xmlns:v="urn:schemas-microsoft-com:vml" xmlns:wp14="http://schemas.microsoft.com/office/word/2010/wordprocessingDrawing" xmlns:wp="http://schemas.openxmlformats.org/drawingml/2006/wordprocessingDrawing" xmlns:w10="urn:schemas-microsoft-com:office:word" xmlns:w="http://schemas.openxmlformats.org/wordprocessingml/2006/main" xmlns:w14="http://schemas.microsoft.com/office/word/2010/wordml" xmlns:w15="http://schemas.microsoft.com/office/word/2012/wordml" xmlns:w16cei="http://schemas.microsoft.com/office/word/2026/wordml/cei" xmlns:w16cex="http://schemas.microsoft.com/office/word/2018/wordml/cex" xmlns:w16cid="http://schemas.microsoft.com/office/word/2016/wordml/cid" xmlns:w16="http://schemas.microsoft.com/office/word/2018/wordml" xmlns:w16du="http://schemas.microsoft.com/office/word/2023/wordml/word16du" xmlns:w16sdtdh="http://schemas.microsoft.com/office/word/2020/wordml/sdtdatahash" xmlns:w16sdtfl="http://schemas.microsoft.com/office/word/2024/wordml/sdtformatlock" xmlns:w16se="http://schemas.microsoft.com/office/word/2015/wordml/symex" xmlns:wpg="http://schemas.microsoft.com/office/word/2010/wordprocessingGroup" xmlns:wpi="http://schemas.microsoft.com/office/word/2010/wordprocessingInk" xmlns:wne="http://schemas.microsoft.com/office/word/2006/wordml" xmlns:wps="http://schemas.microsoft.com/office/word/2010/wordprocessingShape" mc:Ignorable="w14 w15 w16se w16cid w16 w16cex w16sdtdh w16sdtfl w16du wp14">
   <w:p>
     <w:pPr>
@@ -9905,6 +8526,16 @@
 </w:ftr>
 </file>
 
+<file path=word/footer3.xml><?xml version="1.0" encoding="utf-8"?>
+<w:ftr xmlns:wpc="http://schemas.microsoft.com/office/word/2010/wordprocessingCanvas" xmlns:cx="http://schemas.microsoft.com/office/drawing/2014/chartex" xmlns:cx1="http://schemas.microsoft.com/office/drawing/2015/9/8/chartex" xmlns:cx2="http://schemas.microsoft.com/office/drawing/2015/10/21/chartex" xmlns:cx3="http://schemas.microsoft.com/office/drawing/2016/5/9/chartex" xmlns:cx4="http://schemas.microsoft.com/office/drawing/2016/5/10/chartex" xmlns:cx5="http://schemas.microsoft.com/office/drawing/2016/5/11/chartex" xmlns:cx6="http://schemas.microsoft.com/office/drawing/2016/5/12/chartex" xmlns:cx7="http://schemas.microsoft.com/office/drawing/2016/5/13/chartex" xmlns:cx8="http://schemas.microsoft.com/office/drawing/2016/5/14/chartex" xmlns:mc="http://schemas.openxmlformats.org/markup-compatibility/2006" xmlns:aink="http://schemas.microsoft.com/office/drawing/2016/ink" xmlns:am3d="http://schemas.microsoft.com/office/drawing/2017/model3d" xmlns:o="urn:schemas-microsoft-com:office:office" xmlns:oel="http://schemas.microsoft.com/office/2019/extlst" xmlns:r="http://schemas.openxmlformats.org/officeDocument/2006/relationships" xmlns:m="http://schemas.openxmlformats.org/officeDocument/2006/math" xmlns:v="urn:schemas-microsoft-com:vml" xmlns:wp14="http://schemas.microsoft.com/office/word/2010/wordprocessingDrawing" xmlns:wp="http://schemas.openxmlformats.org/drawingml/2006/wordprocessingDrawing" xmlns:w10="urn:schemas-microsoft-com:office:word" xmlns:w="http://schemas.openxmlformats.org/wordprocessingml/2006/main" xmlns:w14="http://schemas.microsoft.com/office/word/2010/wordml" xmlns:w15="http://schemas.microsoft.com/office/word/2012/wordml" xmlns:w16cei="http://schemas.microsoft.com/office/word/2026/wordml/cei" xmlns:w16cex="http://schemas.microsoft.com/office/word/2018/wordml/cex" xmlns:w16cid="http://schemas.microsoft.com/office/word/2016/wordml/cid" xmlns:w16="http://schemas.microsoft.com/office/word/2018/wordml" xmlns:w16du="http://schemas.microsoft.com/office/word/2023/wordml/word16du" xmlns:w16sdtdh="http://schemas.microsoft.com/office/word/2020/wordml/sdtdatahash" xmlns:w16sdtfl="http://schemas.microsoft.com/office/word/2024/wordml/sdtformatlock" xmlns:w16se="http://schemas.microsoft.com/office/word/2015/wordml/symex" xmlns:wpg="http://schemas.microsoft.com/office/word/2010/wordprocessingGroup" xmlns:wpi="http://schemas.microsoft.com/office/word/2010/wordprocessingInk" xmlns:wne="http://schemas.microsoft.com/office/word/2006/wordml" xmlns:wps="http://schemas.microsoft.com/office/word/2010/wordprocessingShape" mc:Ignorable="w14 w15 w16se w16cid w16 w16cex w16sdtdh w16sdtfl w16du wp14">
+  <w:p>
+    <w:pPr>
+      <w:pStyle w:val="Footer"/>
+    </w:pPr>
+  </w:p>
+</w:ftr>
+</file>
+
 <file path=word/footnotes.xml><?xml version="1.0" encoding="utf-8"?>
 <w:footnotes xmlns:wpc="http://schemas.microsoft.com/office/word/2010/wordprocessingCanvas" xmlns:cx="http://schemas.microsoft.com/office/drawing/2014/chartex" xmlns:cx1="http://schemas.microsoft.com/office/drawing/2015/9/8/chartex" xmlns:cx2="http://schemas.microsoft.com/office/drawing/2015/10/21/chartex" xmlns:cx3="http://schemas.microsoft.com/office/drawing/2016/5/9/chartex" xmlns:cx4="http://schemas.microsoft.com/office/drawing/2016/5/10/chartex" xmlns:cx5="http://schemas.microsoft.com/office/drawing/2016/5/11/chartex" xmlns:cx6="http://schemas.microsoft.com/office/drawing/2016/5/12/chartex" xmlns:cx7="http://schemas.microsoft.com/office/drawing/2016/5/13/chartex" xmlns:cx8="http://schemas.microsoft.com/office/drawing/2016/5/14/chartex" xmlns:mc="http://schemas.openxmlformats.org/markup-compatibility/2006" xmlns:aink="http://schemas.microsoft.com/office/drawing/2016/ink" xmlns:am3d="http://schemas.microsoft.com/office/drawing/2017/model3d" xmlns:o="urn:schemas-microsoft-com:office:office" xmlns:oel="http://schemas.microsoft.com/office/2019/extlst" xmlns:r="http://schemas.openxmlformats.org/officeDocument/2006/relationships" xmlns:m="http://schemas.openxmlformats.org/officeDocument/2006/math" xmlns:v="urn:schemas-microsoft-com:vml" xmlns:wp14="http://schemas.microsoft.com/office/word/2010/wordprocessingDrawing" xmlns:wp="http://schemas.openxmlformats.org/drawingml/2006/wordprocessingDrawing" xmlns:w10="urn:schemas-microsoft-com:office:word" xmlns:w="http://schemas.openxmlformats.org/wordprocessingml/2006/main" xmlns:w14="http://schemas.microsoft.com/office/word/2010/wordml" xmlns:w15="http://schemas.microsoft.com/office/word/2012/wordml" xmlns:w16cei="http://schemas.microsoft.com/office/word/2026/wordml/cei" xmlns:w16cex="http://schemas.microsoft.com/office/word/2018/wordml/cex" xmlns:w16cid="http://schemas.microsoft.com/office/word/2016/wordml/cid" xmlns:w16="http://schemas.microsoft.com/office/word/2018/wordml" xmlns:w16du="http://schemas.microsoft.com/office/word/2023/wordml/word16du" xmlns:w16sdtdh="http://schemas.microsoft.com/office/word/2020/wordml/sdtdatahash" xmlns:w16sdtfl="http://schemas.microsoft.com/office/word/2024/wordml/sdtformatlock" xmlns:w16se="http://schemas.microsoft.com/office/word/2015/wordml/symex" xmlns:wpg="http://schemas.microsoft.com/office/word/2010/wordprocessingGroup" xmlns:wpi="http://schemas.microsoft.com/office/word/2010/wordprocessingInk" xmlns:wne="http://schemas.microsoft.com/office/word/2006/wordml" xmlns:wps="http://schemas.microsoft.com/office/word/2010/wordprocessingShape" mc:Ignorable="w14 w15 w16se w16cid w16 w16cex w16sdtdh w16sdtfl w16du wp14">
   <w:footnote w:type="separator" w:id="-1">
@@ -9931,6 +8562,16 @@
 </file>
 
 <file path=word/header1.xml><?xml version="1.0" encoding="utf-8"?>
+<w:hdr xmlns:wpc="http://schemas.microsoft.com/office/word/2010/wordprocessingCanvas" xmlns:cx="http://schemas.microsoft.com/office/drawing/2014/chartex" xmlns:cx1="http://schemas.microsoft.com/office/drawing/2015/9/8/chartex" xmlns:cx2="http://schemas.microsoft.com/office/drawing/2015/10/21/chartex" xmlns:cx3="http://schemas.microsoft.com/office/drawing/2016/5/9/chartex" xmlns:cx4="http://schemas.microsoft.com/office/drawing/2016/5/10/chartex" xmlns:cx5="http://schemas.microsoft.com/office/drawing/2016/5/11/chartex" xmlns:cx6="http://schemas.microsoft.com/office/drawing/2016/5/12/chartex" xmlns:cx7="http://schemas.microsoft.com/office/drawing/2016/5/13/chartex" xmlns:cx8="http://schemas.microsoft.com/office/drawing/2016/5/14/chartex" xmlns:mc="http://schemas.openxmlformats.org/markup-compatibility/2006" xmlns:aink="http://schemas.microsoft.com/office/drawing/2016/ink" xmlns:am3d="http://schemas.microsoft.com/office/drawing/2017/model3d" xmlns:o="urn:schemas-microsoft-com:office:office" xmlns:oel="http://schemas.microsoft.com/office/2019/extlst" xmlns:r="http://schemas.openxmlformats.org/officeDocument/2006/relationships" xmlns:m="http://schemas.openxmlformats.org/officeDocument/2006/math" xmlns:v="urn:schemas-microsoft-com:vml" xmlns:wp14="http://schemas.microsoft.com/office/word/2010/wordprocessingDrawing" xmlns:wp="http://schemas.openxmlformats.org/drawingml/2006/wordprocessingDrawing" xmlns:w10="urn:schemas-microsoft-com:office:word" xmlns:w="http://schemas.openxmlformats.org/wordprocessingml/2006/main" xmlns:w14="http://schemas.microsoft.com/office/word/2010/wordml" xmlns:w15="http://schemas.microsoft.com/office/word/2012/wordml" xmlns:w16cei="http://schemas.microsoft.com/office/word/2026/wordml/cei" xmlns:w16cex="http://schemas.microsoft.com/office/word/2018/wordml/cex" xmlns:w16cid="http://schemas.microsoft.com/office/word/2016/wordml/cid" xmlns:w16="http://schemas.microsoft.com/office/word/2018/wordml" xmlns:w16du="http://schemas.microsoft.com/office/word/2023/wordml/word16du" xmlns:w16sdtdh="http://schemas.microsoft.com/office/word/2020/wordml/sdtdatahash" xmlns:w16sdtfl="http://schemas.microsoft.com/office/word/2024/wordml/sdtformatlock" xmlns:w16se="http://schemas.microsoft.com/office/word/2015/wordml/symex" xmlns:wpg="http://schemas.microsoft.com/office/word/2010/wordprocessingGroup" xmlns:wpi="http://schemas.microsoft.com/office/word/2010/wordprocessingInk" xmlns:wne="http://schemas.microsoft.com/office/word/2006/wordml" xmlns:wps="http://schemas.microsoft.com/office/word/2010/wordprocessingShape" mc:Ignorable="w14 w15 w16se w16cid w16 w16cex w16sdtdh w16sdtfl w16du wp14">
+  <w:p>
+    <w:pPr>
+      <w:pStyle w:val="Header"/>
+    </w:pPr>
+  </w:p>
+</w:hdr>
+</file>
+
+<file path=word/header2.xml><?xml version="1.0" encoding="utf-8"?>
 <w:hdr xmlns:wpc="http://schemas.microsoft.com/office/word/2010/wordprocessingCanvas" xmlns:cx="http://schemas.microsoft.com/office/drawing/2014/chartex" xmlns:cx1="http://schemas.microsoft.com/office/drawing/2015/9/8/chartex" xmlns:cx2="http://schemas.microsoft.com/office/drawing/2015/10/21/chartex" xmlns:cx3="http://schemas.microsoft.com/office/drawing/2016/5/9/chartex" xmlns:cx4="http://schemas.microsoft.com/office/drawing/2016/5/10/chartex" xmlns:cx5="http://schemas.microsoft.com/office/drawing/2016/5/11/chartex" xmlns:cx6="http://schemas.microsoft.com/office/drawing/2016/5/12/chartex" xmlns:cx7="http://schemas.microsoft.com/office/drawing/2016/5/13/chartex" xmlns:cx8="http://schemas.microsoft.com/office/drawing/2016/5/14/chartex" xmlns:mc="http://schemas.openxmlformats.org/markup-compatibility/2006" xmlns:aink="http://schemas.microsoft.com/office/drawing/2016/ink" xmlns:am3d="http://schemas.microsoft.com/office/drawing/2017/model3d" xmlns:o="urn:schemas-microsoft-com:office:office" xmlns:oel="http://schemas.microsoft.com/office/2019/extlst" xmlns:r="http://schemas.openxmlformats.org/officeDocument/2006/relationships" xmlns:m="http://schemas.openxmlformats.org/officeDocument/2006/math" xmlns:v="urn:schemas-microsoft-com:vml" xmlns:wp14="http://schemas.microsoft.com/office/word/2010/wordprocessingDrawing" xmlns:wp="http://schemas.openxmlformats.org/drawingml/2006/wordprocessingDrawing" xmlns:w10="urn:schemas-microsoft-com:office:word" xmlns:w="http://schemas.openxmlformats.org/wordprocessingml/2006/main" xmlns:w14="http://schemas.microsoft.com/office/word/2010/wordml" xmlns:w15="http://schemas.microsoft.com/office/word/2012/wordml" xmlns:w16cei="http://schemas.microsoft.com/office/word/2026/wordml/cei" xmlns:w16cex="http://schemas.microsoft.com/office/word/2018/wordml/cex" xmlns:w16cid="http://schemas.microsoft.com/office/word/2016/wordml/cid" xmlns:w16="http://schemas.microsoft.com/office/word/2018/wordml" xmlns:w16du="http://schemas.microsoft.com/office/word/2023/wordml/word16du" xmlns:w16sdtdh="http://schemas.microsoft.com/office/word/2020/wordml/sdtdatahash" xmlns:w16sdtfl="http://schemas.microsoft.com/office/word/2024/wordml/sdtformatlock" xmlns:w16se="http://schemas.microsoft.com/office/word/2015/wordml/symex" xmlns:wpg="http://schemas.microsoft.com/office/word/2010/wordprocessingGroup" xmlns:wpi="http://schemas.microsoft.com/office/word/2010/wordprocessingInk" xmlns:wne="http://schemas.microsoft.com/office/word/2006/wordml" xmlns:wps="http://schemas.microsoft.com/office/word/2010/wordprocessingShape" mc:Ignorable="w14 w15 w16se w16cid w16 w16cex w16sdtdh w16sdtfl w16du wp14">
   <w:p>
     <w:pPr>
@@ -10005,8 +8646,24 @@
         <w:b/>
       </w:rPr>
       <w:tab/>
-      <w:t>Program S. No. 10</w:t>
+      <w:t xml:space="preserve">Program S. No. </w:t>
     </w:r>
+    <w:r>
+      <w:rPr>
+        <w:b/>
+      </w:rPr>
+      <w:t>8</w:t>
+    </w:r>
+  </w:p>
+</w:hdr>
+</file>
+
+<file path=word/header3.xml><?xml version="1.0" encoding="utf-8"?>
+<w:hdr xmlns:wpc="http://schemas.microsoft.com/office/word/2010/wordprocessingCanvas" xmlns:cx="http://schemas.microsoft.com/office/drawing/2014/chartex" xmlns:cx1="http://schemas.microsoft.com/office/drawing/2015/9/8/chartex" xmlns:cx2="http://schemas.microsoft.com/office/drawing/2015/10/21/chartex" xmlns:cx3="http://schemas.microsoft.com/office/drawing/2016/5/9/chartex" xmlns:cx4="http://schemas.microsoft.com/office/drawing/2016/5/10/chartex" xmlns:cx5="http://schemas.microsoft.com/office/drawing/2016/5/11/chartex" xmlns:cx6="http://schemas.microsoft.com/office/drawing/2016/5/12/chartex" xmlns:cx7="http://schemas.microsoft.com/office/drawing/2016/5/13/chartex" xmlns:cx8="http://schemas.microsoft.com/office/drawing/2016/5/14/chartex" xmlns:mc="http://schemas.openxmlformats.org/markup-compatibility/2006" xmlns:aink="http://schemas.microsoft.com/office/drawing/2016/ink" xmlns:am3d="http://schemas.microsoft.com/office/drawing/2017/model3d" xmlns:o="urn:schemas-microsoft-com:office:office" xmlns:oel="http://schemas.microsoft.com/office/2019/extlst" xmlns:r="http://schemas.openxmlformats.org/officeDocument/2006/relationships" xmlns:m="http://schemas.openxmlformats.org/officeDocument/2006/math" xmlns:v="urn:schemas-microsoft-com:vml" xmlns:wp14="http://schemas.microsoft.com/office/word/2010/wordprocessingDrawing" xmlns:wp="http://schemas.openxmlformats.org/drawingml/2006/wordprocessingDrawing" xmlns:w10="urn:schemas-microsoft-com:office:word" xmlns:w="http://schemas.openxmlformats.org/wordprocessingml/2006/main" xmlns:w14="http://schemas.microsoft.com/office/word/2010/wordml" xmlns:w15="http://schemas.microsoft.com/office/word/2012/wordml" xmlns:w16cei="http://schemas.microsoft.com/office/word/2026/wordml/cei" xmlns:w16cex="http://schemas.microsoft.com/office/word/2018/wordml/cex" xmlns:w16cid="http://schemas.microsoft.com/office/word/2016/wordml/cid" xmlns:w16="http://schemas.microsoft.com/office/word/2018/wordml" xmlns:w16du="http://schemas.microsoft.com/office/word/2023/wordml/word16du" xmlns:w16sdtdh="http://schemas.microsoft.com/office/word/2020/wordml/sdtdatahash" xmlns:w16sdtfl="http://schemas.microsoft.com/office/word/2024/wordml/sdtformatlock" xmlns:w16se="http://schemas.microsoft.com/office/word/2015/wordml/symex" xmlns:wpg="http://schemas.microsoft.com/office/word/2010/wordprocessingGroup" xmlns:wpi="http://schemas.microsoft.com/office/word/2010/wordprocessingInk" xmlns:wne="http://schemas.microsoft.com/office/word/2006/wordml" xmlns:wps="http://schemas.microsoft.com/office/word/2010/wordprocessingShape" mc:Ignorable="w14 w15 w16se w16cid w16 w16cex w16sdtdh w16sdtfl w16du wp14">
+  <w:p>
+    <w:pPr>
+      <w:pStyle w:val="Header"/>
+    </w:pPr>
   </w:p>
 </w:hdr>
 </file>

--- a/WEEK 4/26MML0031_WEEK_4_EXERCISE_PROGRAM.docx
+++ b/WEEK 4/26MML0031_WEEK_4_EXERCISE_PROGRAM.docx
@@ -105,7 +105,127 @@
               <w:jc w:val="both"/>
             </w:pPr>
             <w:r>
-              <w:t>A company wants to analyze workforce behavior and predict employee attrition. Create a DataFrame containing OvertimeHours, JobSatisfactionScore, SalaryLevel, TrainingHours, WorkLifeBalance, YearsAtCompany, PromotionCount, and AttritionStatus. Create Log_OvertimeHours, categorize JobSatisfactionScore as Disengaged, Satisfied, or Highly Engaged, generate a correlation matrix, create a treemap visualization of employee categories, and analyze workforce trends to identify practical retention insights.</w:t>
+              <w:t xml:space="preserve">A company wants to </w:t>
+            </w:r>
+            <w:proofErr w:type="spellStart"/>
+            <w:r>
+              <w:t>analyze</w:t>
+            </w:r>
+            <w:proofErr w:type="spellEnd"/>
+            <w:r>
+              <w:t xml:space="preserve"> workforce </w:t>
+            </w:r>
+            <w:proofErr w:type="spellStart"/>
+            <w:r>
+              <w:t>behavior</w:t>
+            </w:r>
+            <w:proofErr w:type="spellEnd"/>
+            <w:r>
+              <w:t xml:space="preserve"> and predict employee attrition. Create a </w:t>
+            </w:r>
+            <w:proofErr w:type="spellStart"/>
+            <w:r>
+              <w:t>DataFrame</w:t>
+            </w:r>
+            <w:proofErr w:type="spellEnd"/>
+            <w:r>
+              <w:t xml:space="preserve"> containing </w:t>
+            </w:r>
+            <w:proofErr w:type="spellStart"/>
+            <w:r>
+              <w:t>OvertimeHours</w:t>
+            </w:r>
+            <w:proofErr w:type="spellEnd"/>
+            <w:r>
+              <w:t xml:space="preserve">, </w:t>
+            </w:r>
+            <w:proofErr w:type="spellStart"/>
+            <w:r>
+              <w:t>JobSatisfactionScore</w:t>
+            </w:r>
+            <w:proofErr w:type="spellEnd"/>
+            <w:r>
+              <w:t xml:space="preserve">, </w:t>
+            </w:r>
+            <w:proofErr w:type="spellStart"/>
+            <w:r>
+              <w:t>SalaryLevel</w:t>
+            </w:r>
+            <w:proofErr w:type="spellEnd"/>
+            <w:r>
+              <w:t xml:space="preserve">, </w:t>
+            </w:r>
+            <w:proofErr w:type="spellStart"/>
+            <w:r>
+              <w:t>TrainingHours</w:t>
+            </w:r>
+            <w:proofErr w:type="spellEnd"/>
+            <w:r>
+              <w:t xml:space="preserve">, </w:t>
+            </w:r>
+            <w:proofErr w:type="spellStart"/>
+            <w:r>
+              <w:t>WorkLifeBalance</w:t>
+            </w:r>
+            <w:proofErr w:type="spellEnd"/>
+            <w:r>
+              <w:t xml:space="preserve">, </w:t>
+            </w:r>
+            <w:proofErr w:type="spellStart"/>
+            <w:r>
+              <w:t>YearsAtCompany</w:t>
+            </w:r>
+            <w:proofErr w:type="spellEnd"/>
+            <w:r>
+              <w:t xml:space="preserve">, </w:t>
+            </w:r>
+            <w:proofErr w:type="spellStart"/>
+            <w:r>
+              <w:t>PromotionCount</w:t>
+            </w:r>
+            <w:proofErr w:type="spellEnd"/>
+            <w:r>
+              <w:t xml:space="preserve">, and </w:t>
+            </w:r>
+            <w:proofErr w:type="spellStart"/>
+            <w:r>
+              <w:t>AttritionStatus</w:t>
+            </w:r>
+            <w:proofErr w:type="spellEnd"/>
+            <w:r>
+              <w:t xml:space="preserve">. Create </w:t>
+            </w:r>
+            <w:proofErr w:type="spellStart"/>
+            <w:r>
+              <w:t>Log_OvertimeHours</w:t>
+            </w:r>
+            <w:proofErr w:type="spellEnd"/>
+            <w:r>
+              <w:t xml:space="preserve">, categorize </w:t>
+            </w:r>
+            <w:proofErr w:type="spellStart"/>
+            <w:r>
+              <w:t>JobSatisfactionScore</w:t>
+            </w:r>
+            <w:proofErr w:type="spellEnd"/>
+            <w:r>
+              <w:t xml:space="preserve"> as Disengaged, Satisfied, or Highly Engaged, generate a correlation matrix, create a </w:t>
+            </w:r>
+            <w:proofErr w:type="spellStart"/>
+            <w:r>
+              <w:t>treemap</w:t>
+            </w:r>
+            <w:proofErr w:type="spellEnd"/>
+            <w:r>
+              <w:t xml:space="preserve"> visualization of employee categories, and </w:t>
+            </w:r>
+            <w:proofErr w:type="spellStart"/>
+            <w:r>
+              <w:t>analyze</w:t>
+            </w:r>
+            <w:proofErr w:type="spellEnd"/>
+            <w:r>
+              <w:t xml:space="preserve"> workforce trends to identify practical retention insights.</w:t>
             </w:r>
           </w:p>
         </w:tc>
@@ -145,7 +265,15 @@
           </w:tcPr>
           <w:p>
             <w:r>
-              <w:t>• To create an employee workforce DataFrame from a predefined Python dictionary.</w:t>
+              <w:t xml:space="preserve">• To create an employee workforce </w:t>
+            </w:r>
+            <w:proofErr w:type="spellStart"/>
+            <w:r>
+              <w:t>DataFrame</w:t>
+            </w:r>
+            <w:proofErr w:type="spellEnd"/>
+            <w:r>
+              <w:t xml:space="preserve"> from a predefined Python dictionary.</w:t>
             </w:r>
           </w:p>
           <w:p>
@@ -170,7 +298,15 @@
           </w:p>
           <w:p>
             <w:r>
-              <w:t>• To analyze attrition rates across employee engagement categories.</w:t>
+              <w:t xml:space="preserve">• To </w:t>
+            </w:r>
+            <w:proofErr w:type="spellStart"/>
+            <w:r>
+              <w:t>analyze</w:t>
+            </w:r>
+            <w:proofErr w:type="spellEnd"/>
+            <w:r>
+              <w:t xml:space="preserve"> attrition rates across employee engagement categories.</w:t>
             </w:r>
           </w:p>
           <w:p>
@@ -180,7 +316,15 @@
           </w:p>
           <w:p>
             <w:r>
-              <w:t>• To create a treemap visualization of employee categories.</w:t>
+              <w:t xml:space="preserve">• To create a </w:t>
+            </w:r>
+            <w:proofErr w:type="spellStart"/>
+            <w:r>
+              <w:t>treemap</w:t>
+            </w:r>
+            <w:proofErr w:type="spellEnd"/>
+            <w:r>
+              <w:t xml:space="preserve"> visualization of employee categories.</w:t>
             </w:r>
           </w:p>
           <w:p>
@@ -229,8 +373,17 @@
                 <w:b/>
                 <w:szCs w:val="24"/>
               </w:rPr>
-              <w:t>URL Link  /</w:t>
-            </w:r>
+              <w:t xml:space="preserve">URL </w:t>
+            </w:r>
+            <w:proofErr w:type="gramStart"/>
+            <w:r>
+              <w:rPr>
+                <w:b/>
+                <w:szCs w:val="24"/>
+              </w:rPr>
+              <w:t>Link  /</w:t>
+            </w:r>
+            <w:proofErr w:type="gramEnd"/>
           </w:p>
           <w:p>
             <w:pPr>
@@ -4443,11 +4596,21 @@
             <w:shd w:val="clear" w:color="auto" w:fill="E2EFD9" w:themeFill="accent6" w:themeFillTint="33"/>
           </w:tcPr>
           <w:p>
+            <w:proofErr w:type="spellStart"/>
+            <w:proofErr w:type="gramStart"/>
             <w:r>
               <w:rPr>
                 <w:sz w:val="22"/>
               </w:rPr>
-              <w:t>pd.DataFrame()</w:t>
+              <w:t>pd.DataFrame</w:t>
+            </w:r>
+            <w:proofErr w:type="spellEnd"/>
+            <w:proofErr w:type="gramEnd"/>
+            <w:r>
+              <w:rPr>
+                <w:sz w:val="22"/>
+              </w:rPr>
+              <w:t>()</w:t>
             </w:r>
           </w:p>
         </w:tc>
@@ -4479,7 +4642,21 @@
               <w:rPr>
                 <w:sz w:val="22"/>
               </w:rPr>
-              <w:t>Creates the workforce DataFrame from the predefined dictionary.</w:t>
+              <w:t xml:space="preserve">Creates the workforce </w:t>
+            </w:r>
+            <w:proofErr w:type="spellStart"/>
+            <w:r>
+              <w:rPr>
+                <w:sz w:val="22"/>
+              </w:rPr>
+              <w:t>DataFrame</w:t>
+            </w:r>
+            <w:proofErr w:type="spellEnd"/>
+            <w:r>
+              <w:rPr>
+                <w:sz w:val="22"/>
+              </w:rPr>
+              <w:t xml:space="preserve"> from the predefined dictionary.</w:t>
             </w:r>
           </w:p>
         </w:tc>
@@ -4525,11 +4702,19 @@
             <w:shd w:val="clear" w:color="auto" w:fill="E2EFD9" w:themeFill="accent6" w:themeFillTint="33"/>
           </w:tcPr>
           <w:p>
+            <w:proofErr w:type="gramStart"/>
             <w:r>
               <w:rPr>
                 <w:sz w:val="22"/>
               </w:rPr>
-              <w:t>np.log()</w:t>
+              <w:t>np.log(</w:t>
+            </w:r>
+            <w:proofErr w:type="gramEnd"/>
+            <w:r>
+              <w:rPr>
+                <w:sz w:val="22"/>
+              </w:rPr>
+              <w:t>)</w:t>
             </w:r>
           </w:p>
         </w:tc>
@@ -4561,7 +4746,21 @@
               <w:rPr>
                 <w:sz w:val="22"/>
               </w:rPr>
-              <w:t>Calculates the natural logarithm of OvertimeHours.</w:t>
+              <w:t xml:space="preserve">Calculates the natural logarithm of </w:t>
+            </w:r>
+            <w:proofErr w:type="spellStart"/>
+            <w:r>
+              <w:rPr>
+                <w:sz w:val="22"/>
+              </w:rPr>
+              <w:t>OvertimeHours</w:t>
+            </w:r>
+            <w:proofErr w:type="spellEnd"/>
+            <w:r>
+              <w:rPr>
+                <w:sz w:val="22"/>
+              </w:rPr>
+              <w:t>.</w:t>
             </w:r>
           </w:p>
         </w:tc>
@@ -4607,11 +4806,27 @@
             <w:shd w:val="clear" w:color="auto" w:fill="E2EFD9" w:themeFill="accent6" w:themeFillTint="33"/>
           </w:tcPr>
           <w:p>
+            <w:proofErr w:type="spellStart"/>
+            <w:proofErr w:type="gramStart"/>
             <w:r>
               <w:rPr>
                 <w:sz w:val="22"/>
               </w:rPr>
-              <w:t>pd.cut()</w:t>
+              <w:t>pd.cut</w:t>
+            </w:r>
+            <w:proofErr w:type="spellEnd"/>
+            <w:r>
+              <w:rPr>
+                <w:sz w:val="22"/>
+              </w:rPr>
+              <w:t>(</w:t>
+            </w:r>
+            <w:proofErr w:type="gramEnd"/>
+            <w:r>
+              <w:rPr>
+                <w:sz w:val="22"/>
+              </w:rPr>
+              <w:t>)</w:t>
             </w:r>
           </w:p>
         </w:tc>
@@ -4689,11 +4904,19 @@
             <w:shd w:val="clear" w:color="auto" w:fill="E2EFD9" w:themeFill="accent6" w:themeFillTint="33"/>
           </w:tcPr>
           <w:p>
+            <w:proofErr w:type="gramStart"/>
             <w:r>
               <w:rPr>
                 <w:sz w:val="22"/>
               </w:rPr>
-              <w:t>map()</w:t>
+              <w:t>map(</w:t>
+            </w:r>
+            <w:proofErr w:type="gramEnd"/>
+            <w:r>
+              <w:rPr>
+                <w:sz w:val="22"/>
+              </w:rPr>
+              <w:t>)</w:t>
             </w:r>
           </w:p>
         </w:tc>
@@ -4725,7 +4948,21 @@
               <w:rPr>
                 <w:sz w:val="22"/>
               </w:rPr>
-              <w:t>Converts AttritionStatus values from Yes/No into 1/0.</w:t>
+              <w:t xml:space="preserve">Converts </w:t>
+            </w:r>
+            <w:proofErr w:type="spellStart"/>
+            <w:r>
+              <w:rPr>
+                <w:sz w:val="22"/>
+              </w:rPr>
+              <w:t>AttritionStatus</w:t>
+            </w:r>
+            <w:proofErr w:type="spellEnd"/>
+            <w:r>
+              <w:rPr>
+                <w:sz w:val="22"/>
+              </w:rPr>
+              <w:t xml:space="preserve"> values from Yes/No into 1/0.</w:t>
             </w:r>
           </w:p>
         </w:tc>
@@ -4771,11 +5008,27 @@
             <w:shd w:val="clear" w:color="auto" w:fill="E2EFD9" w:themeFill="accent6" w:themeFillTint="33"/>
           </w:tcPr>
           <w:p>
+            <w:proofErr w:type="spellStart"/>
+            <w:proofErr w:type="gramStart"/>
             <w:r>
               <w:rPr>
                 <w:sz w:val="22"/>
               </w:rPr>
-              <w:t>corr()</w:t>
+              <w:t>corr</w:t>
+            </w:r>
+            <w:proofErr w:type="spellEnd"/>
+            <w:r>
+              <w:rPr>
+                <w:sz w:val="22"/>
+              </w:rPr>
+              <w:t>(</w:t>
+            </w:r>
+            <w:proofErr w:type="gramEnd"/>
+            <w:r>
+              <w:rPr>
+                <w:sz w:val="22"/>
+              </w:rPr>
+              <w:t>)</w:t>
             </w:r>
           </w:p>
         </w:tc>
@@ -4853,11 +5106,27 @@
             <w:shd w:val="clear" w:color="auto" w:fill="E2EFD9" w:themeFill="accent6" w:themeFillTint="33"/>
           </w:tcPr>
           <w:p>
+            <w:proofErr w:type="spellStart"/>
+            <w:proofErr w:type="gramStart"/>
             <w:r>
               <w:rPr>
                 <w:sz w:val="22"/>
               </w:rPr>
-              <w:t>groupby()</w:t>
+              <w:t>groupby</w:t>
+            </w:r>
+            <w:proofErr w:type="spellEnd"/>
+            <w:r>
+              <w:rPr>
+                <w:sz w:val="22"/>
+              </w:rPr>
+              <w:t>(</w:t>
+            </w:r>
+            <w:proofErr w:type="gramEnd"/>
+            <w:r>
+              <w:rPr>
+                <w:sz w:val="22"/>
+              </w:rPr>
+              <w:t>)</w:t>
             </w:r>
           </w:p>
         </w:tc>
@@ -4935,11 +5204,27 @@
             <w:shd w:val="clear" w:color="auto" w:fill="E2EFD9" w:themeFill="accent6" w:themeFillTint="33"/>
           </w:tcPr>
           <w:p>
+            <w:proofErr w:type="spellStart"/>
+            <w:proofErr w:type="gramStart"/>
             <w:r>
               <w:rPr>
                 <w:sz w:val="22"/>
               </w:rPr>
-              <w:t>agg()</w:t>
+              <w:t>agg</w:t>
+            </w:r>
+            <w:proofErr w:type="spellEnd"/>
+            <w:r>
+              <w:rPr>
+                <w:sz w:val="22"/>
+              </w:rPr>
+              <w:t>(</w:t>
+            </w:r>
+            <w:proofErr w:type="gramEnd"/>
+            <w:r>
+              <w:rPr>
+                <w:sz w:val="22"/>
+              </w:rPr>
+              <w:t>)</w:t>
             </w:r>
           </w:p>
         </w:tc>
@@ -5017,11 +5302,19 @@
             <w:shd w:val="clear" w:color="auto" w:fill="E2EFD9" w:themeFill="accent6" w:themeFillTint="33"/>
           </w:tcPr>
           <w:p>
+            <w:proofErr w:type="gramStart"/>
             <w:r>
               <w:rPr>
                 <w:sz w:val="22"/>
               </w:rPr>
-              <w:t>mean()</w:t>
+              <w:t>mean(</w:t>
+            </w:r>
+            <w:proofErr w:type="gramEnd"/>
+            <w:r>
+              <w:rPr>
+                <w:sz w:val="22"/>
+              </w:rPr>
+              <w:t>)</w:t>
             </w:r>
           </w:p>
         </w:tc>
@@ -5099,11 +5392,27 @@
             <w:shd w:val="clear" w:color="auto" w:fill="E2EFD9" w:themeFill="accent6" w:themeFillTint="33"/>
           </w:tcPr>
           <w:p>
+            <w:proofErr w:type="spellStart"/>
+            <w:proofErr w:type="gramStart"/>
             <w:r>
               <w:rPr>
                 <w:sz w:val="22"/>
               </w:rPr>
-              <w:t>astype()</w:t>
+              <w:t>astype</w:t>
+            </w:r>
+            <w:proofErr w:type="spellEnd"/>
+            <w:r>
+              <w:rPr>
+                <w:sz w:val="22"/>
+              </w:rPr>
+              <w:t>(</w:t>
+            </w:r>
+            <w:proofErr w:type="gramEnd"/>
+            <w:r>
+              <w:rPr>
+                <w:sz w:val="22"/>
+              </w:rPr>
+              <w:t>)</w:t>
             </w:r>
           </w:p>
         </w:tc>
@@ -5181,11 +5490,33 @@
             <w:shd w:val="clear" w:color="auto" w:fill="E2EFD9" w:themeFill="accent6" w:themeFillTint="33"/>
           </w:tcPr>
           <w:p>
+            <w:proofErr w:type="spellStart"/>
             <w:r>
               <w:rPr>
                 <w:sz w:val="22"/>
               </w:rPr>
-              <w:t>value_counts()</w:t>
+              <w:t>value_</w:t>
+            </w:r>
+            <w:proofErr w:type="gramStart"/>
+            <w:r>
+              <w:rPr>
+                <w:sz w:val="22"/>
+              </w:rPr>
+              <w:t>counts</w:t>
+            </w:r>
+            <w:proofErr w:type="spellEnd"/>
+            <w:r>
+              <w:rPr>
+                <w:sz w:val="22"/>
+              </w:rPr>
+              <w:t>(</w:t>
+            </w:r>
+            <w:proofErr w:type="gramEnd"/>
+            <w:r>
+              <w:rPr>
+                <w:sz w:val="22"/>
+              </w:rPr>
+              <w:t>)</w:t>
             </w:r>
           </w:p>
         </w:tc>
@@ -5263,11 +5594,19 @@
             <w:shd w:val="clear" w:color="auto" w:fill="E2EFD9" w:themeFill="accent6" w:themeFillTint="33"/>
           </w:tcPr>
           <w:p>
+            <w:proofErr w:type="gramStart"/>
             <w:r>
               <w:rPr>
                 <w:sz w:val="22"/>
               </w:rPr>
-              <w:t>Rectangle()</w:t>
+              <w:t>Rectangle(</w:t>
+            </w:r>
+            <w:proofErr w:type="gramEnd"/>
+            <w:r>
+              <w:rPr>
+                <w:sz w:val="22"/>
+              </w:rPr>
+              <w:t>)</w:t>
             </w:r>
           </w:p>
         </w:tc>
@@ -5299,7 +5638,21 @@
               <w:rPr>
                 <w:sz w:val="22"/>
               </w:rPr>
-              <w:t>Creates proportional rectangles for the treemap visualization.</w:t>
+              <w:t xml:space="preserve">Creates proportional rectangles for the </w:t>
+            </w:r>
+            <w:proofErr w:type="spellStart"/>
+            <w:r>
+              <w:rPr>
+                <w:sz w:val="22"/>
+              </w:rPr>
+              <w:t>treemap</w:t>
+            </w:r>
+            <w:proofErr w:type="spellEnd"/>
+            <w:r>
+              <w:rPr>
+                <w:sz w:val="22"/>
+              </w:rPr>
+              <w:t xml:space="preserve"> visualization.</w:t>
             </w:r>
           </w:p>
         </w:tc>
@@ -5345,11 +5698,33 @@
             <w:shd w:val="clear" w:color="auto" w:fill="E2EFD9" w:themeFill="accent6" w:themeFillTint="33"/>
           </w:tcPr>
           <w:p>
+            <w:proofErr w:type="spellStart"/>
             <w:r>
               <w:rPr>
                 <w:sz w:val="22"/>
               </w:rPr>
-              <w:t>savefig()/show()</w:t>
+              <w:t>savefig</w:t>
+            </w:r>
+            <w:proofErr w:type="spellEnd"/>
+            <w:r>
+              <w:rPr>
+                <w:sz w:val="22"/>
+              </w:rPr>
+              <w:t>()/</w:t>
+            </w:r>
+            <w:proofErr w:type="gramStart"/>
+            <w:r>
+              <w:rPr>
+                <w:sz w:val="22"/>
+              </w:rPr>
+              <w:t>show(</w:t>
+            </w:r>
+            <w:proofErr w:type="gramEnd"/>
+            <w:r>
+              <w:rPr>
+                <w:sz w:val="22"/>
+              </w:rPr>
+              <w:t>)</w:t>
             </w:r>
           </w:p>
         </w:tc>
@@ -5381,7 +5756,21 @@
               <w:rPr>
                 <w:sz w:val="22"/>
               </w:rPr>
-              <w:t>Saves and displays the employee-category treemap.</w:t>
+              <w:t xml:space="preserve">Saves and displays the employee-category </w:t>
+            </w:r>
+            <w:proofErr w:type="spellStart"/>
+            <w:r>
+              <w:rPr>
+                <w:sz w:val="22"/>
+              </w:rPr>
+              <w:t>treemap</w:t>
+            </w:r>
+            <w:proofErr w:type="spellEnd"/>
+            <w:r>
+              <w:rPr>
+                <w:sz w:val="22"/>
+              </w:rPr>
+              <w:t>.</w:t>
             </w:r>
           </w:p>
         </w:tc>
@@ -5517,7 +5906,17 @@
           </w:tcPr>
           <w:p>
             <w:r>
-              <w:t>Step 1: Import Pandas, NumPy, Matplotlib, and Rectangle from matplotlib.patches.</w:t>
+              <w:t xml:space="preserve">Step 1: Import Pandas, NumPy, Matplotlib, and Rectangle from </w:t>
+            </w:r>
+            <w:proofErr w:type="spellStart"/>
+            <w:proofErr w:type="gramStart"/>
+            <w:r>
+              <w:t>matplotlib.patches</w:t>
+            </w:r>
+            <w:proofErr w:type="spellEnd"/>
+            <w:proofErr w:type="gramEnd"/>
+            <w:r>
+              <w:t>.</w:t>
             </w:r>
           </w:p>
           <w:p>
@@ -5527,22 +5926,70 @@
           </w:p>
           <w:p>
             <w:r>
-              <w:t>Step 3: Convert the dictionary into a DataFrame and assign employee numbers as the index.</w:t>
-            </w:r>
-          </w:p>
-          <w:p>
-            <w:r>
-              <w:t>Step 4: Create Log_OvertimeHours using the natural logarithm of OvertimeHours.</w:t>
-            </w:r>
-          </w:p>
-          <w:p>
-            <w:r>
-              <w:t>Step 5: Categorize JobSatisfactionScore as Disengaged, Satisfied, or Highly Engaged.</w:t>
-            </w:r>
-          </w:p>
-          <w:p>
-            <w:r>
-              <w:t>Step 6: Encode AttritionStatus as AttritionFlag using No = 0 and Yes = 1.</w:t>
+              <w:t xml:space="preserve">Step 3: Convert the dictionary into a </w:t>
+            </w:r>
+            <w:proofErr w:type="spellStart"/>
+            <w:r>
+              <w:t>DataFrame</w:t>
+            </w:r>
+            <w:proofErr w:type="spellEnd"/>
+            <w:r>
+              <w:t xml:space="preserve"> and assign employee numbers as the index.</w:t>
+            </w:r>
+          </w:p>
+          <w:p>
+            <w:r>
+              <w:t xml:space="preserve">Step 4: Create </w:t>
+            </w:r>
+            <w:proofErr w:type="spellStart"/>
+            <w:r>
+              <w:t>Log_OvertimeHours</w:t>
+            </w:r>
+            <w:proofErr w:type="spellEnd"/>
+            <w:r>
+              <w:t xml:space="preserve"> using the natural logarithm of </w:t>
+            </w:r>
+            <w:proofErr w:type="spellStart"/>
+            <w:r>
+              <w:t>OvertimeHours</w:t>
+            </w:r>
+            <w:proofErr w:type="spellEnd"/>
+            <w:r>
+              <w:t>.</w:t>
+            </w:r>
+          </w:p>
+          <w:p>
+            <w:r>
+              <w:t xml:space="preserve">Step 5: Categorize </w:t>
+            </w:r>
+            <w:proofErr w:type="spellStart"/>
+            <w:r>
+              <w:t>JobSatisfactionScore</w:t>
+            </w:r>
+            <w:proofErr w:type="spellEnd"/>
+            <w:r>
+              <w:t xml:space="preserve"> as Disengaged, Satisfied, or Highly Engaged.</w:t>
+            </w:r>
+          </w:p>
+          <w:p>
+            <w:r>
+              <w:t xml:space="preserve">Step 6: Encode </w:t>
+            </w:r>
+            <w:proofErr w:type="spellStart"/>
+            <w:r>
+              <w:t>AttritionStatus</w:t>
+            </w:r>
+            <w:proofErr w:type="spellEnd"/>
+            <w:r>
+              <w:t xml:space="preserve"> as </w:t>
+            </w:r>
+            <w:proofErr w:type="spellStart"/>
+            <w:r>
+              <w:t>AttritionFlag</w:t>
+            </w:r>
+            <w:proofErr w:type="spellEnd"/>
+            <w:r>
+              <w:t xml:space="preserve"> using No = 0 and Yes = 1.</w:t>
             </w:r>
           </w:p>
           <w:p>
@@ -5568,7 +6015,15 @@
           </w:p>
           <w:p>
             <w:r>
-              <w:t>Step 11: Create a black-background treemap showing employee-category size and attrition rate.</w:t>
+              <w:t xml:space="preserve">Step 11: Create a black-background </w:t>
+            </w:r>
+            <w:proofErr w:type="spellStart"/>
+            <w:r>
+              <w:t>treemap</w:t>
+            </w:r>
+            <w:proofErr w:type="spellEnd"/>
+            <w:r>
+              <w:t xml:space="preserve"> showing employee-category size and attrition rate.</w:t>
             </w:r>
           </w:p>
           <w:p>
@@ -5627,25 +6082,86 @@
                 <w:rFonts w:ascii="Courier New" w:eastAsia="Courier New" w:hAnsi="Courier New"/>
                 <w:sz w:val="17"/>
               </w:rPr>
-              <w:t>import numpy as np</w:t>
-            </w:r>
-          </w:p>
-          <w:p>
-            <w:r>
-              <w:rPr>
-                <w:rFonts w:ascii="Courier New" w:eastAsia="Courier New" w:hAnsi="Courier New"/>
-                <w:sz w:val="17"/>
-              </w:rPr>
-              <w:t>import matplotlib.pyplot as plt</w:t>
-            </w:r>
-          </w:p>
-          <w:p>
-            <w:r>
-              <w:rPr>
-                <w:rFonts w:ascii="Courier New" w:eastAsia="Courier New" w:hAnsi="Courier New"/>
-                <w:sz w:val="17"/>
-              </w:rPr>
-              <w:t>from matplotlib.patches import Rectangle</w:t>
+              <w:t xml:space="preserve">import </w:t>
+            </w:r>
+            <w:proofErr w:type="spellStart"/>
+            <w:r>
+              <w:rPr>
+                <w:rFonts w:ascii="Courier New" w:eastAsia="Courier New" w:hAnsi="Courier New"/>
+                <w:sz w:val="17"/>
+              </w:rPr>
+              <w:t>numpy</w:t>
+            </w:r>
+            <w:proofErr w:type="spellEnd"/>
+            <w:r>
+              <w:rPr>
+                <w:rFonts w:ascii="Courier New" w:eastAsia="Courier New" w:hAnsi="Courier New"/>
+                <w:sz w:val="17"/>
+              </w:rPr>
+              <w:t xml:space="preserve"> as np</w:t>
+            </w:r>
+          </w:p>
+          <w:p>
+            <w:r>
+              <w:rPr>
+                <w:rFonts w:ascii="Courier New" w:eastAsia="Courier New" w:hAnsi="Courier New"/>
+                <w:sz w:val="17"/>
+              </w:rPr>
+              <w:t xml:space="preserve">import </w:t>
+            </w:r>
+            <w:proofErr w:type="spellStart"/>
+            <w:proofErr w:type="gramStart"/>
+            <w:r>
+              <w:rPr>
+                <w:rFonts w:ascii="Courier New" w:eastAsia="Courier New" w:hAnsi="Courier New"/>
+                <w:sz w:val="17"/>
+              </w:rPr>
+              <w:t>matplotlib.pyplot</w:t>
+            </w:r>
+            <w:proofErr w:type="spellEnd"/>
+            <w:proofErr w:type="gramEnd"/>
+            <w:r>
+              <w:rPr>
+                <w:rFonts w:ascii="Courier New" w:eastAsia="Courier New" w:hAnsi="Courier New"/>
+                <w:sz w:val="17"/>
+              </w:rPr>
+              <w:t xml:space="preserve"> as </w:t>
+            </w:r>
+            <w:proofErr w:type="spellStart"/>
+            <w:r>
+              <w:rPr>
+                <w:rFonts w:ascii="Courier New" w:eastAsia="Courier New" w:hAnsi="Courier New"/>
+                <w:sz w:val="17"/>
+              </w:rPr>
+              <w:t>plt</w:t>
+            </w:r>
+            <w:proofErr w:type="spellEnd"/>
+          </w:p>
+          <w:p>
+            <w:r>
+              <w:rPr>
+                <w:rFonts w:ascii="Courier New" w:eastAsia="Courier New" w:hAnsi="Courier New"/>
+                <w:sz w:val="17"/>
+              </w:rPr>
+              <w:t xml:space="preserve">from </w:t>
+            </w:r>
+            <w:proofErr w:type="spellStart"/>
+            <w:proofErr w:type="gramStart"/>
+            <w:r>
+              <w:rPr>
+                <w:rFonts w:ascii="Courier New" w:eastAsia="Courier New" w:hAnsi="Courier New"/>
+                <w:sz w:val="17"/>
+              </w:rPr>
+              <w:t>matplotlib.patches</w:t>
+            </w:r>
+            <w:proofErr w:type="spellEnd"/>
+            <w:proofErr w:type="gramEnd"/>
+            <w:r>
+              <w:rPr>
+                <w:rFonts w:ascii="Courier New" w:eastAsia="Courier New" w:hAnsi="Courier New"/>
+                <w:sz w:val="17"/>
+              </w:rPr>
+              <w:t xml:space="preserve"> import Rectangle</w:t>
             </w:r>
           </w:p>
           <w:p>
@@ -5672,16 +6188,48 @@
                 <w:rFonts w:ascii="Courier New" w:eastAsia="Courier New" w:hAnsi="Courier New"/>
                 <w:sz w:val="17"/>
               </w:rPr>
-              <w:t>def print_heading(title):</w:t>
-            </w:r>
-          </w:p>
-          <w:p>
-            <w:r>
-              <w:rPr>
-                <w:rFonts w:ascii="Courier New" w:eastAsia="Courier New" w:hAnsi="Courier New"/>
-                <w:sz w:val="17"/>
-              </w:rPr>
-              <w:t xml:space="preserve">    print("\n" + "=" * 100)</w:t>
+              <w:t xml:space="preserve">def </w:t>
+            </w:r>
+            <w:proofErr w:type="spellStart"/>
+            <w:r>
+              <w:rPr>
+                <w:rFonts w:ascii="Courier New" w:eastAsia="Courier New" w:hAnsi="Courier New"/>
+                <w:sz w:val="17"/>
+              </w:rPr>
+              <w:t>print_heading</w:t>
+            </w:r>
+            <w:proofErr w:type="spellEnd"/>
+            <w:r>
+              <w:rPr>
+                <w:rFonts w:ascii="Courier New" w:eastAsia="Courier New" w:hAnsi="Courier New"/>
+                <w:sz w:val="17"/>
+              </w:rPr>
+              <w:t>(title):</w:t>
+            </w:r>
+          </w:p>
+          <w:p>
+            <w:r>
+              <w:rPr>
+                <w:rFonts w:ascii="Courier New" w:eastAsia="Courier New" w:hAnsi="Courier New"/>
+                <w:sz w:val="17"/>
+              </w:rPr>
+              <w:t xml:space="preserve">    </w:t>
+            </w:r>
+            <w:proofErr w:type="gramStart"/>
+            <w:r>
+              <w:rPr>
+                <w:rFonts w:ascii="Courier New" w:eastAsia="Courier New" w:hAnsi="Courier New"/>
+                <w:sz w:val="17"/>
+              </w:rPr>
+              <w:t>print(</w:t>
+            </w:r>
+            <w:proofErr w:type="gramEnd"/>
+            <w:r>
+              <w:rPr>
+                <w:rFonts w:ascii="Courier New" w:eastAsia="Courier New" w:hAnsi="Courier New"/>
+                <w:sz w:val="17"/>
+              </w:rPr>
+              <w:t>"\n" + "=" * 100)</w:t>
             </w:r>
           </w:p>
           <w:p>
@@ -5699,7 +6247,23 @@
                 <w:rFonts w:ascii="Courier New" w:eastAsia="Courier New" w:hAnsi="Courier New"/>
                 <w:sz w:val="17"/>
               </w:rPr>
-              <w:t xml:space="preserve">    print("=" * 100)</w:t>
+              <w:t xml:space="preserve">    </w:t>
+            </w:r>
+            <w:proofErr w:type="gramStart"/>
+            <w:r>
+              <w:rPr>
+                <w:rFonts w:ascii="Courier New" w:eastAsia="Courier New" w:hAnsi="Courier New"/>
+                <w:sz w:val="17"/>
+              </w:rPr>
+              <w:t>print(</w:t>
+            </w:r>
+            <w:proofErr w:type="gramEnd"/>
+            <w:r>
+              <w:rPr>
+                <w:rFonts w:ascii="Courier New" w:eastAsia="Courier New" w:hAnsi="Courier New"/>
+                <w:sz w:val="17"/>
+              </w:rPr>
+              <w:t>"=" * 100)</w:t>
             </w:r>
           </w:p>
           <w:p>
@@ -5730,84 +6294,221 @@
             </w:r>
           </w:p>
           <w:p>
-            <w:r>
-              <w:rPr>
-                <w:rFonts w:ascii="Courier New" w:eastAsia="Courier New" w:hAnsi="Courier New"/>
-                <w:sz w:val="17"/>
-              </w:rPr>
-              <w:t>employee_data = {</w:t>
-            </w:r>
-          </w:p>
-          <w:p>
-            <w:r>
-              <w:rPr>
-                <w:rFonts w:ascii="Courier New" w:eastAsia="Courier New" w:hAnsi="Courier New"/>
-                <w:sz w:val="17"/>
-              </w:rPr>
-              <w:t xml:space="preserve">    "OvertimeHours": [5, 12, 18, 26, 8, 32, 15, 28, 10, 24, 35, 6, 20, 34, 38],</w:t>
-            </w:r>
-          </w:p>
-          <w:p>
-            <w:r>
-              <w:rPr>
-                <w:rFonts w:ascii="Courier New" w:eastAsia="Courier New" w:hAnsi="Courier New"/>
-                <w:sz w:val="17"/>
-              </w:rPr>
-              <w:t xml:space="preserve">    "JobSatisfactionScore": [5, 4, 3, 2, 4, 1, 3, 2, 5, 2, 1, 4, 3, 3, 2],</w:t>
-            </w:r>
-          </w:p>
-          <w:p>
-            <w:r>
-              <w:rPr>
-                <w:rFonts w:ascii="Courier New" w:eastAsia="Courier New" w:hAnsi="Courier New"/>
-                <w:sz w:val="17"/>
-              </w:rPr>
-              <w:t xml:space="preserve">    "SalaryLevel": [5, 4, 3, 2, 4, 1, 3, 2, 5, 4, 1, 4, 3, 2, 2],</w:t>
-            </w:r>
-          </w:p>
-          <w:p>
-            <w:r>
-              <w:rPr>
-                <w:rFonts w:ascii="Courier New" w:eastAsia="Courier New" w:hAnsi="Courier New"/>
-                <w:sz w:val="17"/>
-              </w:rPr>
-              <w:t xml:space="preserve">    "TrainingHours": [40, 35, 28, 16, 34, 10, 24, 18, 45, 30, 8, 38, 26, 12, 14],</w:t>
-            </w:r>
-          </w:p>
-          <w:p>
-            <w:r>
-              <w:rPr>
-                <w:rFonts w:ascii="Courier New" w:eastAsia="Courier New" w:hAnsi="Courier New"/>
-                <w:sz w:val="17"/>
-              </w:rPr>
-              <w:t xml:space="preserve">    "WorkLifeBalance": [5, 4, 3, 2, 4, 1, 3, 2, 5, 3, 1, 4, 3, 2, 2],</w:t>
-            </w:r>
-          </w:p>
-          <w:p>
-            <w:r>
-              <w:rPr>
-                <w:rFonts w:ascii="Courier New" w:eastAsia="Courier New" w:hAnsi="Courier New"/>
-                <w:sz w:val="17"/>
-              </w:rPr>
-              <w:t xml:space="preserve">    "YearsAtCompany": [10, 7, 5, 2, 8, 1, 4, 3, 11, 6, 1, 9, 6, 2, 2],</w:t>
-            </w:r>
-          </w:p>
-          <w:p>
-            <w:r>
-              <w:rPr>
-                <w:rFonts w:ascii="Courier New" w:eastAsia="Courier New" w:hAnsi="Courier New"/>
-                <w:sz w:val="17"/>
-              </w:rPr>
-              <w:t xml:space="preserve">    "PromotionCount": [3, 2, 1, 0, 2, 0, 1, 0, 3, 1, 0, 2, 1, 0, 0],</w:t>
-            </w:r>
-          </w:p>
-          <w:p>
-            <w:r>
-              <w:rPr>
-                <w:rFonts w:ascii="Courier New" w:eastAsia="Courier New" w:hAnsi="Courier New"/>
-                <w:sz w:val="17"/>
-              </w:rPr>
-              <w:t xml:space="preserve">    "AttritionStatus": [</w:t>
+            <w:proofErr w:type="spellStart"/>
+            <w:r>
+              <w:rPr>
+                <w:rFonts w:ascii="Courier New" w:eastAsia="Courier New" w:hAnsi="Courier New"/>
+                <w:sz w:val="17"/>
+              </w:rPr>
+              <w:t>employee_data</w:t>
+            </w:r>
+            <w:proofErr w:type="spellEnd"/>
+            <w:r>
+              <w:rPr>
+                <w:rFonts w:ascii="Courier New" w:eastAsia="Courier New" w:hAnsi="Courier New"/>
+                <w:sz w:val="17"/>
+              </w:rPr>
+              <w:t xml:space="preserve"> = {</w:t>
+            </w:r>
+          </w:p>
+          <w:p>
+            <w:r>
+              <w:rPr>
+                <w:rFonts w:ascii="Courier New" w:eastAsia="Courier New" w:hAnsi="Courier New"/>
+                <w:sz w:val="17"/>
+              </w:rPr>
+              <w:t xml:space="preserve">    "</w:t>
+            </w:r>
+            <w:proofErr w:type="spellStart"/>
+            <w:r>
+              <w:rPr>
+                <w:rFonts w:ascii="Courier New" w:eastAsia="Courier New" w:hAnsi="Courier New"/>
+                <w:sz w:val="17"/>
+              </w:rPr>
+              <w:t>OvertimeHours</w:t>
+            </w:r>
+            <w:proofErr w:type="spellEnd"/>
+            <w:r>
+              <w:rPr>
+                <w:rFonts w:ascii="Courier New" w:eastAsia="Courier New" w:hAnsi="Courier New"/>
+                <w:sz w:val="17"/>
+              </w:rPr>
+              <w:t>": [5, 12, 18, 26, 8, 32, 15, 28, 10, 24, 35, 6, 20, 34, 38],</w:t>
+            </w:r>
+          </w:p>
+          <w:p>
+            <w:r>
+              <w:rPr>
+                <w:rFonts w:ascii="Courier New" w:eastAsia="Courier New" w:hAnsi="Courier New"/>
+                <w:sz w:val="17"/>
+              </w:rPr>
+              <w:t xml:space="preserve">    "</w:t>
+            </w:r>
+            <w:proofErr w:type="spellStart"/>
+            <w:r>
+              <w:rPr>
+                <w:rFonts w:ascii="Courier New" w:eastAsia="Courier New" w:hAnsi="Courier New"/>
+                <w:sz w:val="17"/>
+              </w:rPr>
+              <w:t>JobSatisfactionScore</w:t>
+            </w:r>
+            <w:proofErr w:type="spellEnd"/>
+            <w:r>
+              <w:rPr>
+                <w:rFonts w:ascii="Courier New" w:eastAsia="Courier New" w:hAnsi="Courier New"/>
+                <w:sz w:val="17"/>
+              </w:rPr>
+              <w:t>": [5, 4, 3, 2, 4, 1, 3, 2, 5, 2, 1, 4, 3, 3, 2],</w:t>
+            </w:r>
+          </w:p>
+          <w:p>
+            <w:r>
+              <w:rPr>
+                <w:rFonts w:ascii="Courier New" w:eastAsia="Courier New" w:hAnsi="Courier New"/>
+                <w:sz w:val="17"/>
+              </w:rPr>
+              <w:t xml:space="preserve">    "</w:t>
+            </w:r>
+            <w:proofErr w:type="spellStart"/>
+            <w:r>
+              <w:rPr>
+                <w:rFonts w:ascii="Courier New" w:eastAsia="Courier New" w:hAnsi="Courier New"/>
+                <w:sz w:val="17"/>
+              </w:rPr>
+              <w:t>SalaryLevel</w:t>
+            </w:r>
+            <w:proofErr w:type="spellEnd"/>
+            <w:r>
+              <w:rPr>
+                <w:rFonts w:ascii="Courier New" w:eastAsia="Courier New" w:hAnsi="Courier New"/>
+                <w:sz w:val="17"/>
+              </w:rPr>
+              <w:t>": [5, 4, 3, 2, 4, 1, 3, 2, 5, 4, 1, 4, 3, 2, 2],</w:t>
+            </w:r>
+          </w:p>
+          <w:p>
+            <w:r>
+              <w:rPr>
+                <w:rFonts w:ascii="Courier New" w:eastAsia="Courier New" w:hAnsi="Courier New"/>
+                <w:sz w:val="17"/>
+              </w:rPr>
+              <w:t xml:space="preserve">    "</w:t>
+            </w:r>
+            <w:proofErr w:type="spellStart"/>
+            <w:r>
+              <w:rPr>
+                <w:rFonts w:ascii="Courier New" w:eastAsia="Courier New" w:hAnsi="Courier New"/>
+                <w:sz w:val="17"/>
+              </w:rPr>
+              <w:t>TrainingHours</w:t>
+            </w:r>
+            <w:proofErr w:type="spellEnd"/>
+            <w:r>
+              <w:rPr>
+                <w:rFonts w:ascii="Courier New" w:eastAsia="Courier New" w:hAnsi="Courier New"/>
+                <w:sz w:val="17"/>
+              </w:rPr>
+              <w:t>": [40, 35, 28, 16, 34, 10, 24, 18, 45, 30, 8, 38, 26, 12, 14],</w:t>
+            </w:r>
+          </w:p>
+          <w:p>
+            <w:r>
+              <w:rPr>
+                <w:rFonts w:ascii="Courier New" w:eastAsia="Courier New" w:hAnsi="Courier New"/>
+                <w:sz w:val="17"/>
+              </w:rPr>
+              <w:t xml:space="preserve">    "</w:t>
+            </w:r>
+            <w:proofErr w:type="spellStart"/>
+            <w:r>
+              <w:rPr>
+                <w:rFonts w:ascii="Courier New" w:eastAsia="Courier New" w:hAnsi="Courier New"/>
+                <w:sz w:val="17"/>
+              </w:rPr>
+              <w:t>WorkLifeBalance</w:t>
+            </w:r>
+            <w:proofErr w:type="spellEnd"/>
+            <w:r>
+              <w:rPr>
+                <w:rFonts w:ascii="Courier New" w:eastAsia="Courier New" w:hAnsi="Courier New"/>
+                <w:sz w:val="17"/>
+              </w:rPr>
+              <w:t>": [5, 4, 3, 2, 4, 1, 3, 2, 5, 3, 1, 4, 3, 2, 2],</w:t>
+            </w:r>
+          </w:p>
+          <w:p>
+            <w:r>
+              <w:rPr>
+                <w:rFonts w:ascii="Courier New" w:eastAsia="Courier New" w:hAnsi="Courier New"/>
+                <w:sz w:val="17"/>
+              </w:rPr>
+              <w:t xml:space="preserve">    "</w:t>
+            </w:r>
+            <w:proofErr w:type="spellStart"/>
+            <w:r>
+              <w:rPr>
+                <w:rFonts w:ascii="Courier New" w:eastAsia="Courier New" w:hAnsi="Courier New"/>
+                <w:sz w:val="17"/>
+              </w:rPr>
+              <w:t>YearsAtCompany</w:t>
+            </w:r>
+            <w:proofErr w:type="spellEnd"/>
+            <w:r>
+              <w:rPr>
+                <w:rFonts w:ascii="Courier New" w:eastAsia="Courier New" w:hAnsi="Courier New"/>
+                <w:sz w:val="17"/>
+              </w:rPr>
+              <w:t>": [10, 7, 5, 2, 8, 1, 4, 3, 11, 6, 1, 9, 6, 2, 2],</w:t>
+            </w:r>
+          </w:p>
+          <w:p>
+            <w:r>
+              <w:rPr>
+                <w:rFonts w:ascii="Courier New" w:eastAsia="Courier New" w:hAnsi="Courier New"/>
+                <w:sz w:val="17"/>
+              </w:rPr>
+              <w:t xml:space="preserve">    "</w:t>
+            </w:r>
+            <w:proofErr w:type="spellStart"/>
+            <w:r>
+              <w:rPr>
+                <w:rFonts w:ascii="Courier New" w:eastAsia="Courier New" w:hAnsi="Courier New"/>
+                <w:sz w:val="17"/>
+              </w:rPr>
+              <w:t>PromotionCount</w:t>
+            </w:r>
+            <w:proofErr w:type="spellEnd"/>
+            <w:r>
+              <w:rPr>
+                <w:rFonts w:ascii="Courier New" w:eastAsia="Courier New" w:hAnsi="Courier New"/>
+                <w:sz w:val="17"/>
+              </w:rPr>
+              <w:t>": [3, 2, 1, 0, 2, 0, 1, 0, 3, 1, 0, 2, 1, 0, 0],</w:t>
+            </w:r>
+          </w:p>
+          <w:p>
+            <w:r>
+              <w:rPr>
+                <w:rFonts w:ascii="Courier New" w:eastAsia="Courier New" w:hAnsi="Courier New"/>
+                <w:sz w:val="17"/>
+              </w:rPr>
+              <w:t xml:space="preserve">    "</w:t>
+            </w:r>
+            <w:proofErr w:type="spellStart"/>
+            <w:r>
+              <w:rPr>
+                <w:rFonts w:ascii="Courier New" w:eastAsia="Courier New" w:hAnsi="Courier New"/>
+                <w:sz w:val="17"/>
+              </w:rPr>
+              <w:t>AttritionStatus</w:t>
+            </w:r>
+            <w:proofErr w:type="spellEnd"/>
+            <w:r>
+              <w:rPr>
+                <w:rFonts w:ascii="Courier New" w:eastAsia="Courier New" w:hAnsi="Courier New"/>
+                <w:sz w:val="17"/>
+              </w:rPr>
+              <w:t>": [</w:t>
             </w:r>
           </w:p>
           <w:p>
@@ -5861,25 +6562,143 @@
                 <w:rFonts w:ascii="Courier New" w:eastAsia="Courier New" w:hAnsi="Courier New"/>
                 <w:sz w:val="17"/>
               </w:rPr>
-              <w:t># 2. Create and display the DataFrame.</w:t>
-            </w:r>
-          </w:p>
-          <w:p>
-            <w:r>
-              <w:rPr>
-                <w:rFonts w:ascii="Courier New" w:eastAsia="Courier New" w:hAnsi="Courier New"/>
-                <w:sz w:val="17"/>
-              </w:rPr>
-              <w:t>df = pd.DataFrame(employee_data)</w:t>
-            </w:r>
-          </w:p>
-          <w:p>
-            <w:r>
-              <w:rPr>
-                <w:rFonts w:ascii="Courier New" w:eastAsia="Courier New" w:hAnsi="Courier New"/>
-                <w:sz w:val="17"/>
-              </w:rPr>
-              <w:t>df.index = range(1, len(df) + 1)</w:t>
+              <w:t xml:space="preserve"># 2. Create and display the </w:t>
+            </w:r>
+            <w:proofErr w:type="spellStart"/>
+            <w:r>
+              <w:rPr>
+                <w:rFonts w:ascii="Courier New" w:eastAsia="Courier New" w:hAnsi="Courier New"/>
+                <w:sz w:val="17"/>
+              </w:rPr>
+              <w:t>DataFrame</w:t>
+            </w:r>
+            <w:proofErr w:type="spellEnd"/>
+            <w:r>
+              <w:rPr>
+                <w:rFonts w:ascii="Courier New" w:eastAsia="Courier New" w:hAnsi="Courier New"/>
+                <w:sz w:val="17"/>
+              </w:rPr>
+              <w:t>.</w:t>
+            </w:r>
+          </w:p>
+          <w:p>
+            <w:proofErr w:type="spellStart"/>
+            <w:r>
+              <w:rPr>
+                <w:rFonts w:ascii="Courier New" w:eastAsia="Courier New" w:hAnsi="Courier New"/>
+                <w:sz w:val="17"/>
+              </w:rPr>
+              <w:t>df</w:t>
+            </w:r>
+            <w:proofErr w:type="spellEnd"/>
+            <w:r>
+              <w:rPr>
+                <w:rFonts w:ascii="Courier New" w:eastAsia="Courier New" w:hAnsi="Courier New"/>
+                <w:sz w:val="17"/>
+              </w:rPr>
+              <w:t xml:space="preserve"> = </w:t>
+            </w:r>
+            <w:proofErr w:type="spellStart"/>
+            <w:proofErr w:type="gramStart"/>
+            <w:r>
+              <w:rPr>
+                <w:rFonts w:ascii="Courier New" w:eastAsia="Courier New" w:hAnsi="Courier New"/>
+                <w:sz w:val="17"/>
+              </w:rPr>
+              <w:t>pd.DataFrame</w:t>
+            </w:r>
+            <w:proofErr w:type="spellEnd"/>
+            <w:proofErr w:type="gramEnd"/>
+            <w:r>
+              <w:rPr>
+                <w:rFonts w:ascii="Courier New" w:eastAsia="Courier New" w:hAnsi="Courier New"/>
+                <w:sz w:val="17"/>
+              </w:rPr>
+              <w:t>(</w:t>
+            </w:r>
+            <w:proofErr w:type="spellStart"/>
+            <w:r>
+              <w:rPr>
+                <w:rFonts w:ascii="Courier New" w:eastAsia="Courier New" w:hAnsi="Courier New"/>
+                <w:sz w:val="17"/>
+              </w:rPr>
+              <w:t>employee_data</w:t>
+            </w:r>
+            <w:proofErr w:type="spellEnd"/>
+            <w:r>
+              <w:rPr>
+                <w:rFonts w:ascii="Courier New" w:eastAsia="Courier New" w:hAnsi="Courier New"/>
+                <w:sz w:val="17"/>
+              </w:rPr>
+              <w:t>)</w:t>
+            </w:r>
+          </w:p>
+          <w:p>
+            <w:proofErr w:type="spellStart"/>
+            <w:proofErr w:type="gramStart"/>
+            <w:r>
+              <w:rPr>
+                <w:rFonts w:ascii="Courier New" w:eastAsia="Courier New" w:hAnsi="Courier New"/>
+                <w:sz w:val="17"/>
+              </w:rPr>
+              <w:t>df.index</w:t>
+            </w:r>
+            <w:proofErr w:type="spellEnd"/>
+            <w:proofErr w:type="gramEnd"/>
+            <w:r>
+              <w:rPr>
+                <w:rFonts w:ascii="Courier New" w:eastAsia="Courier New" w:hAnsi="Courier New"/>
+                <w:sz w:val="17"/>
+              </w:rPr>
+              <w:t xml:space="preserve"> = </w:t>
+            </w:r>
+            <w:proofErr w:type="gramStart"/>
+            <w:r>
+              <w:rPr>
+                <w:rFonts w:ascii="Courier New" w:eastAsia="Courier New" w:hAnsi="Courier New"/>
+                <w:sz w:val="17"/>
+              </w:rPr>
+              <w:t>range(</w:t>
+            </w:r>
+            <w:proofErr w:type="gramEnd"/>
+            <w:r>
+              <w:rPr>
+                <w:rFonts w:ascii="Courier New" w:eastAsia="Courier New" w:hAnsi="Courier New"/>
+                <w:sz w:val="17"/>
+              </w:rPr>
+              <w:t xml:space="preserve">1, </w:t>
+            </w:r>
+            <w:proofErr w:type="spellStart"/>
+            <w:r>
+              <w:rPr>
+                <w:rFonts w:ascii="Courier New" w:eastAsia="Courier New" w:hAnsi="Courier New"/>
+                <w:sz w:val="17"/>
+              </w:rPr>
+              <w:t>len</w:t>
+            </w:r>
+            <w:proofErr w:type="spellEnd"/>
+            <w:r>
+              <w:rPr>
+                <w:rFonts w:ascii="Courier New" w:eastAsia="Courier New" w:hAnsi="Courier New"/>
+                <w:sz w:val="17"/>
+              </w:rPr>
+              <w:t>(</w:t>
+            </w:r>
+            <w:proofErr w:type="spellStart"/>
+            <w:r>
+              <w:rPr>
+                <w:rFonts w:ascii="Courier New" w:eastAsia="Courier New" w:hAnsi="Courier New"/>
+                <w:sz w:val="17"/>
+              </w:rPr>
+              <w:t>df</w:t>
+            </w:r>
+            <w:proofErr w:type="spellEnd"/>
+            <w:r>
+              <w:rPr>
+                <w:rFonts w:ascii="Courier New" w:eastAsia="Courier New" w:hAnsi="Courier New"/>
+                <w:sz w:val="17"/>
+              </w:rPr>
+              <w:t>) + 1)</w:t>
             </w:r>
           </w:p>
           <w:p>
@@ -5901,30 +6720,130 @@
             </w:r>
           </w:p>
           <w:p>
-            <w:r>
-              <w:rPr>
-                <w:rFonts w:ascii="Courier New" w:eastAsia="Courier New" w:hAnsi="Courier New"/>
-                <w:sz w:val="17"/>
-              </w:rPr>
-              <w:t>print_heading("ORIGINAL WORKFORCE DATAFRAME")</w:t>
-            </w:r>
-          </w:p>
-          <w:p>
-            <w:r>
-              <w:rPr>
-                <w:rFonts w:ascii="Courier New" w:eastAsia="Courier New" w:hAnsi="Courier New"/>
-                <w:sz w:val="17"/>
-              </w:rPr>
-              <w:t>print(df.to_string())</w:t>
-            </w:r>
-          </w:p>
-          <w:p>
-            <w:r>
-              <w:rPr>
-                <w:rFonts w:ascii="Courier New" w:eastAsia="Courier New" w:hAnsi="Courier New"/>
-                <w:sz w:val="17"/>
-              </w:rPr>
-              <w:t>print("\nDataFrame Shape:", df.shape)</w:t>
+            <w:proofErr w:type="spellStart"/>
+            <w:r>
+              <w:rPr>
+                <w:rFonts w:ascii="Courier New" w:eastAsia="Courier New" w:hAnsi="Courier New"/>
+                <w:sz w:val="17"/>
+              </w:rPr>
+              <w:t>print_</w:t>
+            </w:r>
+            <w:proofErr w:type="gramStart"/>
+            <w:r>
+              <w:rPr>
+                <w:rFonts w:ascii="Courier New" w:eastAsia="Courier New" w:hAnsi="Courier New"/>
+                <w:sz w:val="17"/>
+              </w:rPr>
+              <w:t>heading</w:t>
+            </w:r>
+            <w:proofErr w:type="spellEnd"/>
+            <w:r>
+              <w:rPr>
+                <w:rFonts w:ascii="Courier New" w:eastAsia="Courier New" w:hAnsi="Courier New"/>
+                <w:sz w:val="17"/>
+              </w:rPr>
+              <w:t>(</w:t>
+            </w:r>
+            <w:proofErr w:type="gramEnd"/>
+            <w:r>
+              <w:rPr>
+                <w:rFonts w:ascii="Courier New" w:eastAsia="Courier New" w:hAnsi="Courier New"/>
+                <w:sz w:val="17"/>
+              </w:rPr>
+              <w:t>"ORIGINAL WORKFORCE DATAFRAME")</w:t>
+            </w:r>
+          </w:p>
+          <w:p>
+            <w:r>
+              <w:rPr>
+                <w:rFonts w:ascii="Courier New" w:eastAsia="Courier New" w:hAnsi="Courier New"/>
+                <w:sz w:val="17"/>
+              </w:rPr>
+              <w:t>print(</w:t>
+            </w:r>
+            <w:proofErr w:type="spellStart"/>
+            <w:r>
+              <w:rPr>
+                <w:rFonts w:ascii="Courier New" w:eastAsia="Courier New" w:hAnsi="Courier New"/>
+                <w:sz w:val="17"/>
+              </w:rPr>
+              <w:t>df.to_</w:t>
+            </w:r>
+            <w:proofErr w:type="gramStart"/>
+            <w:r>
+              <w:rPr>
+                <w:rFonts w:ascii="Courier New" w:eastAsia="Courier New" w:hAnsi="Courier New"/>
+                <w:sz w:val="17"/>
+              </w:rPr>
+              <w:t>string</w:t>
+            </w:r>
+            <w:proofErr w:type="spellEnd"/>
+            <w:r>
+              <w:rPr>
+                <w:rFonts w:ascii="Courier New" w:eastAsia="Courier New" w:hAnsi="Courier New"/>
+                <w:sz w:val="17"/>
+              </w:rPr>
+              <w:t>(</w:t>
+            </w:r>
+            <w:proofErr w:type="gramEnd"/>
+            <w:r>
+              <w:rPr>
+                <w:rFonts w:ascii="Courier New" w:eastAsia="Courier New" w:hAnsi="Courier New"/>
+                <w:sz w:val="17"/>
+              </w:rPr>
+              <w:t>))</w:t>
+            </w:r>
+          </w:p>
+          <w:p>
+            <w:proofErr w:type="gramStart"/>
+            <w:r>
+              <w:rPr>
+                <w:rFonts w:ascii="Courier New" w:eastAsia="Courier New" w:hAnsi="Courier New"/>
+                <w:sz w:val="17"/>
+              </w:rPr>
+              <w:t>print(</w:t>
+            </w:r>
+            <w:proofErr w:type="gramEnd"/>
+            <w:r>
+              <w:rPr>
+                <w:rFonts w:ascii="Courier New" w:eastAsia="Courier New" w:hAnsi="Courier New"/>
+                <w:sz w:val="17"/>
+              </w:rPr>
+              <w:t>"\</w:t>
+            </w:r>
+            <w:proofErr w:type="spellStart"/>
+            <w:r>
+              <w:rPr>
+                <w:rFonts w:ascii="Courier New" w:eastAsia="Courier New" w:hAnsi="Courier New"/>
+                <w:sz w:val="17"/>
+              </w:rPr>
+              <w:t>nDataFrame</w:t>
+            </w:r>
+            <w:proofErr w:type="spellEnd"/>
+            <w:r>
+              <w:rPr>
+                <w:rFonts w:ascii="Courier New" w:eastAsia="Courier New" w:hAnsi="Courier New"/>
+                <w:sz w:val="17"/>
+              </w:rPr>
+              <w:t xml:space="preserve"> Shape:", </w:t>
+            </w:r>
+            <w:proofErr w:type="spellStart"/>
+            <w:proofErr w:type="gramStart"/>
+            <w:r>
+              <w:rPr>
+                <w:rFonts w:ascii="Courier New" w:eastAsia="Courier New" w:hAnsi="Courier New"/>
+                <w:sz w:val="17"/>
+              </w:rPr>
+              <w:t>df.shape</w:t>
+            </w:r>
+            <w:proofErr w:type="spellEnd"/>
+            <w:proofErr w:type="gramEnd"/>
+            <w:r>
+              <w:rPr>
+                <w:rFonts w:ascii="Courier New" w:eastAsia="Courier New" w:hAnsi="Courier New"/>
+                <w:sz w:val="17"/>
+              </w:rPr>
+              <w:t>)</w:t>
             </w:r>
           </w:p>
           <w:p>
@@ -5946,57 +6865,253 @@
             </w:r>
           </w:p>
           <w:p>
-            <w:r>
-              <w:rPr>
-                <w:rFonts w:ascii="Courier New" w:eastAsia="Courier New" w:hAnsi="Courier New"/>
-                <w:sz w:val="17"/>
-              </w:rPr>
-              <w:t>df["Log_OvertimeHours"] = np.log(df["OvertimeHours"]).round(3)</w:t>
-            </w:r>
-          </w:p>
-          <w:p>
-            <w:r>
-              <w:rPr>
-                <w:rFonts w:ascii="Courier New" w:eastAsia="Courier New" w:hAnsi="Courier New"/>
-                <w:sz w:val="17"/>
-              </w:rPr>
-              <w:t>df["EmployeeCategory"] = pd.cut(</w:t>
-            </w:r>
-          </w:p>
-          <w:p>
-            <w:r>
-              <w:rPr>
-                <w:rFonts w:ascii="Courier New" w:eastAsia="Courier New" w:hAnsi="Courier New"/>
-                <w:sz w:val="17"/>
-              </w:rPr>
-              <w:t xml:space="preserve">    df["JobSatisfactionScore"],</w:t>
-            </w:r>
-          </w:p>
-          <w:p>
-            <w:r>
-              <w:rPr>
-                <w:rFonts w:ascii="Courier New" w:eastAsia="Courier New" w:hAnsi="Courier New"/>
-                <w:sz w:val="17"/>
-              </w:rPr>
-              <w:t xml:space="preserve">    bins=[0, 2, 3, 5],</w:t>
-            </w:r>
-          </w:p>
-          <w:p>
-            <w:r>
-              <w:rPr>
-                <w:rFonts w:ascii="Courier New" w:eastAsia="Courier New" w:hAnsi="Courier New"/>
-                <w:sz w:val="17"/>
-              </w:rPr>
-              <w:t xml:space="preserve">    labels=["Disengaged", "Satisfied", "Highly Engaged"],</w:t>
-            </w:r>
-          </w:p>
-          <w:p>
-            <w:r>
-              <w:rPr>
-                <w:rFonts w:ascii="Courier New" w:eastAsia="Courier New" w:hAnsi="Courier New"/>
-                <w:sz w:val="17"/>
-              </w:rPr>
-              <w:t xml:space="preserve">    include_lowest=True</w:t>
+            <w:proofErr w:type="spellStart"/>
+            <w:r>
+              <w:rPr>
+                <w:rFonts w:ascii="Courier New" w:eastAsia="Courier New" w:hAnsi="Courier New"/>
+                <w:sz w:val="17"/>
+              </w:rPr>
+              <w:t>df</w:t>
+            </w:r>
+            <w:proofErr w:type="spellEnd"/>
+            <w:r>
+              <w:rPr>
+                <w:rFonts w:ascii="Courier New" w:eastAsia="Courier New" w:hAnsi="Courier New"/>
+                <w:sz w:val="17"/>
+              </w:rPr>
+              <w:t>["</w:t>
+            </w:r>
+            <w:proofErr w:type="spellStart"/>
+            <w:r>
+              <w:rPr>
+                <w:rFonts w:ascii="Courier New" w:eastAsia="Courier New" w:hAnsi="Courier New"/>
+                <w:sz w:val="17"/>
+              </w:rPr>
+              <w:t>Log_OvertimeHours</w:t>
+            </w:r>
+            <w:proofErr w:type="spellEnd"/>
+            <w:r>
+              <w:rPr>
+                <w:rFonts w:ascii="Courier New" w:eastAsia="Courier New" w:hAnsi="Courier New"/>
+                <w:sz w:val="17"/>
+              </w:rPr>
+              <w:t>"] = np.log(</w:t>
+            </w:r>
+            <w:proofErr w:type="spellStart"/>
+            <w:r>
+              <w:rPr>
+                <w:rFonts w:ascii="Courier New" w:eastAsia="Courier New" w:hAnsi="Courier New"/>
+                <w:sz w:val="17"/>
+              </w:rPr>
+              <w:t>df</w:t>
+            </w:r>
+            <w:proofErr w:type="spellEnd"/>
+            <w:r>
+              <w:rPr>
+                <w:rFonts w:ascii="Courier New" w:eastAsia="Courier New" w:hAnsi="Courier New"/>
+                <w:sz w:val="17"/>
+              </w:rPr>
+              <w:t>["</w:t>
+            </w:r>
+            <w:proofErr w:type="spellStart"/>
+            <w:r>
+              <w:rPr>
+                <w:rFonts w:ascii="Courier New" w:eastAsia="Courier New" w:hAnsi="Courier New"/>
+                <w:sz w:val="17"/>
+              </w:rPr>
+              <w:t>OvertimeHours</w:t>
+            </w:r>
+            <w:proofErr w:type="spellEnd"/>
+            <w:r>
+              <w:rPr>
+                <w:rFonts w:ascii="Courier New" w:eastAsia="Courier New" w:hAnsi="Courier New"/>
+                <w:sz w:val="17"/>
+              </w:rPr>
+              <w:t>"]</w:t>
+            </w:r>
+            <w:proofErr w:type="gramStart"/>
+            <w:r>
+              <w:rPr>
+                <w:rFonts w:ascii="Courier New" w:eastAsia="Courier New" w:hAnsi="Courier New"/>
+                <w:sz w:val="17"/>
+              </w:rPr>
+              <w:t>).round</w:t>
+            </w:r>
+            <w:proofErr w:type="gramEnd"/>
+            <w:r>
+              <w:rPr>
+                <w:rFonts w:ascii="Courier New" w:eastAsia="Courier New" w:hAnsi="Courier New"/>
+                <w:sz w:val="17"/>
+              </w:rPr>
+              <w:t>(3)</w:t>
+            </w:r>
+          </w:p>
+          <w:p>
+            <w:proofErr w:type="spellStart"/>
+            <w:r>
+              <w:rPr>
+                <w:rFonts w:ascii="Courier New" w:eastAsia="Courier New" w:hAnsi="Courier New"/>
+                <w:sz w:val="17"/>
+              </w:rPr>
+              <w:t>df</w:t>
+            </w:r>
+            <w:proofErr w:type="spellEnd"/>
+            <w:r>
+              <w:rPr>
+                <w:rFonts w:ascii="Courier New" w:eastAsia="Courier New" w:hAnsi="Courier New"/>
+                <w:sz w:val="17"/>
+              </w:rPr>
+              <w:t>["</w:t>
+            </w:r>
+            <w:proofErr w:type="spellStart"/>
+            <w:r>
+              <w:rPr>
+                <w:rFonts w:ascii="Courier New" w:eastAsia="Courier New" w:hAnsi="Courier New"/>
+                <w:sz w:val="17"/>
+              </w:rPr>
+              <w:t>EmployeeCategory</w:t>
+            </w:r>
+            <w:proofErr w:type="spellEnd"/>
+            <w:r>
+              <w:rPr>
+                <w:rFonts w:ascii="Courier New" w:eastAsia="Courier New" w:hAnsi="Courier New"/>
+                <w:sz w:val="17"/>
+              </w:rPr>
+              <w:t xml:space="preserve">"] = </w:t>
+            </w:r>
+            <w:proofErr w:type="spellStart"/>
+            <w:proofErr w:type="gramStart"/>
+            <w:r>
+              <w:rPr>
+                <w:rFonts w:ascii="Courier New" w:eastAsia="Courier New" w:hAnsi="Courier New"/>
+                <w:sz w:val="17"/>
+              </w:rPr>
+              <w:t>pd.cut</w:t>
+            </w:r>
+            <w:proofErr w:type="spellEnd"/>
+            <w:r>
+              <w:rPr>
+                <w:rFonts w:ascii="Courier New" w:eastAsia="Courier New" w:hAnsi="Courier New"/>
+                <w:sz w:val="17"/>
+              </w:rPr>
+              <w:t>(</w:t>
+            </w:r>
+            <w:proofErr w:type="gramEnd"/>
+          </w:p>
+          <w:p>
+            <w:r>
+              <w:rPr>
+                <w:rFonts w:ascii="Courier New" w:eastAsia="Courier New" w:hAnsi="Courier New"/>
+                <w:sz w:val="17"/>
+              </w:rPr>
+              <w:t xml:space="preserve">    </w:t>
+            </w:r>
+            <w:proofErr w:type="spellStart"/>
+            <w:r>
+              <w:rPr>
+                <w:rFonts w:ascii="Courier New" w:eastAsia="Courier New" w:hAnsi="Courier New"/>
+                <w:sz w:val="17"/>
+              </w:rPr>
+              <w:t>df</w:t>
+            </w:r>
+            <w:proofErr w:type="spellEnd"/>
+            <w:r>
+              <w:rPr>
+                <w:rFonts w:ascii="Courier New" w:eastAsia="Courier New" w:hAnsi="Courier New"/>
+                <w:sz w:val="17"/>
+              </w:rPr>
+              <w:t>["</w:t>
+            </w:r>
+            <w:proofErr w:type="spellStart"/>
+            <w:r>
+              <w:rPr>
+                <w:rFonts w:ascii="Courier New" w:eastAsia="Courier New" w:hAnsi="Courier New"/>
+                <w:sz w:val="17"/>
+              </w:rPr>
+              <w:t>JobSatisfactionScore</w:t>
+            </w:r>
+            <w:proofErr w:type="spellEnd"/>
+            <w:r>
+              <w:rPr>
+                <w:rFonts w:ascii="Courier New" w:eastAsia="Courier New" w:hAnsi="Courier New"/>
+                <w:sz w:val="17"/>
+              </w:rPr>
+              <w:t>"],</w:t>
+            </w:r>
+          </w:p>
+          <w:p>
+            <w:r>
+              <w:rPr>
+                <w:rFonts w:ascii="Courier New" w:eastAsia="Courier New" w:hAnsi="Courier New"/>
+                <w:sz w:val="17"/>
+              </w:rPr>
+              <w:t xml:space="preserve">    bins</w:t>
+            </w:r>
+            <w:proofErr w:type="gramStart"/>
+            <w:r>
+              <w:rPr>
+                <w:rFonts w:ascii="Courier New" w:eastAsia="Courier New" w:hAnsi="Courier New"/>
+                <w:sz w:val="17"/>
+              </w:rPr>
+              <w:t>=[</w:t>
+            </w:r>
+            <w:proofErr w:type="gramEnd"/>
+            <w:r>
+              <w:rPr>
+                <w:rFonts w:ascii="Courier New" w:eastAsia="Courier New" w:hAnsi="Courier New"/>
+                <w:sz w:val="17"/>
+              </w:rPr>
+              <w:t>0, 2, 3, 5],</w:t>
+            </w:r>
+          </w:p>
+          <w:p>
+            <w:r>
+              <w:rPr>
+                <w:rFonts w:ascii="Courier New" w:eastAsia="Courier New" w:hAnsi="Courier New"/>
+                <w:sz w:val="17"/>
+              </w:rPr>
+              <w:t xml:space="preserve">    labels</w:t>
+            </w:r>
+            <w:proofErr w:type="gramStart"/>
+            <w:r>
+              <w:rPr>
+                <w:rFonts w:ascii="Courier New" w:eastAsia="Courier New" w:hAnsi="Courier New"/>
+                <w:sz w:val="17"/>
+              </w:rPr>
+              <w:t>=[</w:t>
+            </w:r>
+            <w:proofErr w:type="gramEnd"/>
+            <w:r>
+              <w:rPr>
+                <w:rFonts w:ascii="Courier New" w:eastAsia="Courier New" w:hAnsi="Courier New"/>
+                <w:sz w:val="17"/>
+              </w:rPr>
+              <w:t>"Disengaged", "Satisfied", "Highly Engaged"],</w:t>
+            </w:r>
+          </w:p>
+          <w:p>
+            <w:r>
+              <w:rPr>
+                <w:rFonts w:ascii="Courier New" w:eastAsia="Courier New" w:hAnsi="Courier New"/>
+                <w:sz w:val="17"/>
+              </w:rPr>
+              <w:t xml:space="preserve">    </w:t>
+            </w:r>
+            <w:proofErr w:type="spellStart"/>
+            <w:r>
+              <w:rPr>
+                <w:rFonts w:ascii="Courier New" w:eastAsia="Courier New" w:hAnsi="Courier New"/>
+                <w:sz w:val="17"/>
+              </w:rPr>
+              <w:t>include_lowest</w:t>
+            </w:r>
+            <w:proofErr w:type="spellEnd"/>
+            <w:r>
+              <w:rPr>
+                <w:rFonts w:ascii="Courier New" w:eastAsia="Courier New" w:hAnsi="Courier New"/>
+                <w:sz w:val="17"/>
+              </w:rPr>
+              <w:t>=True</w:t>
             </w:r>
           </w:p>
           <w:p>
@@ -6009,13 +7124,86 @@
             </w:r>
           </w:p>
           <w:p>
+            <w:proofErr w:type="spellStart"/>
             <w:r>
               <w:rPr>
                 <w:rFonts w:ascii="Courier New" w:eastAsia="Courier New" w:hAnsi="Courier New"/>
                 <w:sz w:val="17"/>
               </w:rPr>
               <w:lastRenderedPageBreak/>
-              <w:t>df["AttritionFlag"] = df["AttritionStatus"].map({"No": 0, "Yes": 1})</w:t>
+              <w:t>df</w:t>
+            </w:r>
+            <w:proofErr w:type="spellEnd"/>
+            <w:r>
+              <w:rPr>
+                <w:rFonts w:ascii="Courier New" w:eastAsia="Courier New" w:hAnsi="Courier New"/>
+                <w:sz w:val="17"/>
+              </w:rPr>
+              <w:t>["</w:t>
+            </w:r>
+            <w:proofErr w:type="spellStart"/>
+            <w:r>
+              <w:rPr>
+                <w:rFonts w:ascii="Courier New" w:eastAsia="Courier New" w:hAnsi="Courier New"/>
+                <w:sz w:val="17"/>
+              </w:rPr>
+              <w:t>AttritionFlag</w:t>
+            </w:r>
+            <w:proofErr w:type="spellEnd"/>
+            <w:r>
+              <w:rPr>
+                <w:rFonts w:ascii="Courier New" w:eastAsia="Courier New" w:hAnsi="Courier New"/>
+                <w:sz w:val="17"/>
+              </w:rPr>
+              <w:t xml:space="preserve">"] = </w:t>
+            </w:r>
+            <w:proofErr w:type="spellStart"/>
+            <w:r>
+              <w:rPr>
+                <w:rFonts w:ascii="Courier New" w:eastAsia="Courier New" w:hAnsi="Courier New"/>
+                <w:sz w:val="17"/>
+              </w:rPr>
+              <w:t>df</w:t>
+            </w:r>
+            <w:proofErr w:type="spellEnd"/>
+            <w:r>
+              <w:rPr>
+                <w:rFonts w:ascii="Courier New" w:eastAsia="Courier New" w:hAnsi="Courier New"/>
+                <w:sz w:val="17"/>
+              </w:rPr>
+              <w:t>["</w:t>
+            </w:r>
+            <w:proofErr w:type="spellStart"/>
+            <w:r>
+              <w:rPr>
+                <w:rFonts w:ascii="Courier New" w:eastAsia="Courier New" w:hAnsi="Courier New"/>
+                <w:sz w:val="17"/>
+              </w:rPr>
+              <w:t>AttritionStatus</w:t>
+            </w:r>
+            <w:proofErr w:type="spellEnd"/>
+            <w:r>
+              <w:rPr>
+                <w:rFonts w:ascii="Courier New" w:eastAsia="Courier New" w:hAnsi="Courier New"/>
+                <w:sz w:val="17"/>
+              </w:rPr>
+              <w:t>"</w:t>
+            </w:r>
+            <w:proofErr w:type="gramStart"/>
+            <w:r>
+              <w:rPr>
+                <w:rFonts w:ascii="Courier New" w:eastAsia="Courier New" w:hAnsi="Courier New"/>
+                <w:sz w:val="17"/>
+              </w:rPr>
+              <w:t>].map</w:t>
+            </w:r>
+            <w:proofErr w:type="gramEnd"/>
+            <w:r>
+              <w:rPr>
+                <w:rFonts w:ascii="Courier New" w:eastAsia="Courier New" w:hAnsi="Courier New"/>
+                <w:sz w:val="17"/>
+              </w:rPr>
+              <w:t>({"No": 0, "Yes": 1})</w:t>
             </w:r>
           </w:p>
           <w:p>
@@ -6028,48 +7216,210 @@
             </w:r>
           </w:p>
           <w:p>
-            <w:r>
-              <w:rPr>
-                <w:rFonts w:ascii="Courier New" w:eastAsia="Courier New" w:hAnsi="Courier New"/>
-                <w:sz w:val="17"/>
-              </w:rPr>
-              <w:t>print_heading("FEATURE ENGINEERING AND EMPLOYEE SEGMENTATION")</w:t>
-            </w:r>
-          </w:p>
-          <w:p>
-            <w:r>
-              <w:rPr>
-                <w:rFonts w:ascii="Courier New" w:eastAsia="Courier New" w:hAnsi="Courier New"/>
-                <w:sz w:val="17"/>
-              </w:rPr>
-              <w:t>print(df[[</w:t>
-            </w:r>
-          </w:p>
-          <w:p>
-            <w:r>
-              <w:rPr>
-                <w:rFonts w:ascii="Courier New" w:eastAsia="Courier New" w:hAnsi="Courier New"/>
-                <w:sz w:val="17"/>
-              </w:rPr>
-              <w:t xml:space="preserve">    "OvertimeHours", "Log_OvertimeHours", "JobSatisfactionScore",</w:t>
-            </w:r>
-          </w:p>
-          <w:p>
-            <w:r>
-              <w:rPr>
-                <w:rFonts w:ascii="Courier New" w:eastAsia="Courier New" w:hAnsi="Courier New"/>
-                <w:sz w:val="17"/>
-              </w:rPr>
-              <w:t xml:space="preserve">    "EmployeeCategory", "AttritionStatus"</w:t>
-            </w:r>
-          </w:p>
-          <w:p>
-            <w:r>
-              <w:rPr>
-                <w:rFonts w:ascii="Courier New" w:eastAsia="Courier New" w:hAnsi="Courier New"/>
-                <w:sz w:val="17"/>
-              </w:rPr>
-              <w:t>]].to_string())</w:t>
+            <w:proofErr w:type="spellStart"/>
+            <w:r>
+              <w:rPr>
+                <w:rFonts w:ascii="Courier New" w:eastAsia="Courier New" w:hAnsi="Courier New"/>
+                <w:sz w:val="17"/>
+              </w:rPr>
+              <w:t>print_</w:t>
+            </w:r>
+            <w:proofErr w:type="gramStart"/>
+            <w:r>
+              <w:rPr>
+                <w:rFonts w:ascii="Courier New" w:eastAsia="Courier New" w:hAnsi="Courier New"/>
+                <w:sz w:val="17"/>
+              </w:rPr>
+              <w:t>heading</w:t>
+            </w:r>
+            <w:proofErr w:type="spellEnd"/>
+            <w:r>
+              <w:rPr>
+                <w:rFonts w:ascii="Courier New" w:eastAsia="Courier New" w:hAnsi="Courier New"/>
+                <w:sz w:val="17"/>
+              </w:rPr>
+              <w:t>(</w:t>
+            </w:r>
+            <w:proofErr w:type="gramEnd"/>
+            <w:r>
+              <w:rPr>
+                <w:rFonts w:ascii="Courier New" w:eastAsia="Courier New" w:hAnsi="Courier New"/>
+                <w:sz w:val="17"/>
+              </w:rPr>
+              <w:t>"FEATURE ENGINEERING AND EMPLOYEE SEGMENTATION")</w:t>
+            </w:r>
+          </w:p>
+          <w:p>
+            <w:proofErr w:type="gramStart"/>
+            <w:r>
+              <w:rPr>
+                <w:rFonts w:ascii="Courier New" w:eastAsia="Courier New" w:hAnsi="Courier New"/>
+                <w:sz w:val="17"/>
+              </w:rPr>
+              <w:t>print(</w:t>
+            </w:r>
+            <w:proofErr w:type="spellStart"/>
+            <w:r>
+              <w:rPr>
+                <w:rFonts w:ascii="Courier New" w:eastAsia="Courier New" w:hAnsi="Courier New"/>
+                <w:sz w:val="17"/>
+              </w:rPr>
+              <w:t>df</w:t>
+            </w:r>
+            <w:proofErr w:type="spellEnd"/>
+            <w:r>
+              <w:rPr>
+                <w:rFonts w:ascii="Courier New" w:eastAsia="Courier New" w:hAnsi="Courier New"/>
+                <w:sz w:val="17"/>
+              </w:rPr>
+              <w:t>[</w:t>
+            </w:r>
+            <w:proofErr w:type="gramEnd"/>
+            <w:r>
+              <w:rPr>
+                <w:rFonts w:ascii="Courier New" w:eastAsia="Courier New" w:hAnsi="Courier New"/>
+                <w:sz w:val="17"/>
+              </w:rPr>
+              <w:t>[</w:t>
+            </w:r>
+          </w:p>
+          <w:p>
+            <w:r>
+              <w:rPr>
+                <w:rFonts w:ascii="Courier New" w:eastAsia="Courier New" w:hAnsi="Courier New"/>
+                <w:sz w:val="17"/>
+              </w:rPr>
+              <w:t xml:space="preserve">    "</w:t>
+            </w:r>
+            <w:proofErr w:type="spellStart"/>
+            <w:r>
+              <w:rPr>
+                <w:rFonts w:ascii="Courier New" w:eastAsia="Courier New" w:hAnsi="Courier New"/>
+                <w:sz w:val="17"/>
+              </w:rPr>
+              <w:t>OvertimeHours</w:t>
+            </w:r>
+            <w:proofErr w:type="spellEnd"/>
+            <w:r>
+              <w:rPr>
+                <w:rFonts w:ascii="Courier New" w:eastAsia="Courier New" w:hAnsi="Courier New"/>
+                <w:sz w:val="17"/>
+              </w:rPr>
+              <w:t>", "</w:t>
+            </w:r>
+            <w:proofErr w:type="spellStart"/>
+            <w:r>
+              <w:rPr>
+                <w:rFonts w:ascii="Courier New" w:eastAsia="Courier New" w:hAnsi="Courier New"/>
+                <w:sz w:val="17"/>
+              </w:rPr>
+              <w:t>Log_OvertimeHours</w:t>
+            </w:r>
+            <w:proofErr w:type="spellEnd"/>
+            <w:r>
+              <w:rPr>
+                <w:rFonts w:ascii="Courier New" w:eastAsia="Courier New" w:hAnsi="Courier New"/>
+                <w:sz w:val="17"/>
+              </w:rPr>
+              <w:t>", "</w:t>
+            </w:r>
+            <w:proofErr w:type="spellStart"/>
+            <w:r>
+              <w:rPr>
+                <w:rFonts w:ascii="Courier New" w:eastAsia="Courier New" w:hAnsi="Courier New"/>
+                <w:sz w:val="17"/>
+              </w:rPr>
+              <w:t>JobSatisfactionScore</w:t>
+            </w:r>
+            <w:proofErr w:type="spellEnd"/>
+            <w:r>
+              <w:rPr>
+                <w:rFonts w:ascii="Courier New" w:eastAsia="Courier New" w:hAnsi="Courier New"/>
+                <w:sz w:val="17"/>
+              </w:rPr>
+              <w:t>",</w:t>
+            </w:r>
+          </w:p>
+          <w:p>
+            <w:r>
+              <w:rPr>
+                <w:rFonts w:ascii="Courier New" w:eastAsia="Courier New" w:hAnsi="Courier New"/>
+                <w:sz w:val="17"/>
+              </w:rPr>
+              <w:t xml:space="preserve">    "</w:t>
+            </w:r>
+            <w:proofErr w:type="spellStart"/>
+            <w:r>
+              <w:rPr>
+                <w:rFonts w:ascii="Courier New" w:eastAsia="Courier New" w:hAnsi="Courier New"/>
+                <w:sz w:val="17"/>
+              </w:rPr>
+              <w:t>EmployeeCategory</w:t>
+            </w:r>
+            <w:proofErr w:type="spellEnd"/>
+            <w:r>
+              <w:rPr>
+                <w:rFonts w:ascii="Courier New" w:eastAsia="Courier New" w:hAnsi="Courier New"/>
+                <w:sz w:val="17"/>
+              </w:rPr>
+              <w:t>", "</w:t>
+            </w:r>
+            <w:proofErr w:type="spellStart"/>
+            <w:r>
+              <w:rPr>
+                <w:rFonts w:ascii="Courier New" w:eastAsia="Courier New" w:hAnsi="Courier New"/>
+                <w:sz w:val="17"/>
+              </w:rPr>
+              <w:t>AttritionStatus</w:t>
+            </w:r>
+            <w:proofErr w:type="spellEnd"/>
+            <w:r>
+              <w:rPr>
+                <w:rFonts w:ascii="Courier New" w:eastAsia="Courier New" w:hAnsi="Courier New"/>
+                <w:sz w:val="17"/>
+              </w:rPr>
+              <w:t>"</w:t>
+            </w:r>
+          </w:p>
+          <w:p>
+            <w:r>
+              <w:rPr>
+                <w:rFonts w:ascii="Courier New" w:eastAsia="Courier New" w:hAnsi="Courier New"/>
+                <w:sz w:val="17"/>
+              </w:rPr>
+              <w:t>]].</w:t>
+            </w:r>
+            <w:proofErr w:type="spellStart"/>
+            <w:r>
+              <w:rPr>
+                <w:rFonts w:ascii="Courier New" w:eastAsia="Courier New" w:hAnsi="Courier New"/>
+                <w:sz w:val="17"/>
+              </w:rPr>
+              <w:t>to_</w:t>
+            </w:r>
+            <w:proofErr w:type="gramStart"/>
+            <w:r>
+              <w:rPr>
+                <w:rFonts w:ascii="Courier New" w:eastAsia="Courier New" w:hAnsi="Courier New"/>
+                <w:sz w:val="17"/>
+              </w:rPr>
+              <w:t>string</w:t>
+            </w:r>
+            <w:proofErr w:type="spellEnd"/>
+            <w:r>
+              <w:rPr>
+                <w:rFonts w:ascii="Courier New" w:eastAsia="Courier New" w:hAnsi="Courier New"/>
+                <w:sz w:val="17"/>
+              </w:rPr>
+              <w:t>(</w:t>
+            </w:r>
+            <w:proofErr w:type="gramEnd"/>
+            <w:r>
+              <w:rPr>
+                <w:rFonts w:ascii="Courier New" w:eastAsia="Courier New" w:hAnsi="Courier New"/>
+                <w:sz w:val="17"/>
+              </w:rPr>
+              <w:t>))</w:t>
             </w:r>
           </w:p>
           <w:p>
@@ -6091,39 +7441,192 @@
             </w:r>
           </w:p>
           <w:p>
-            <w:r>
-              <w:rPr>
-                <w:rFonts w:ascii="Courier New" w:eastAsia="Courier New" w:hAnsi="Courier New"/>
-                <w:sz w:val="17"/>
-              </w:rPr>
-              <w:t>numeric_columns = [</w:t>
-            </w:r>
-          </w:p>
-          <w:p>
-            <w:r>
-              <w:rPr>
-                <w:rFonts w:ascii="Courier New" w:eastAsia="Courier New" w:hAnsi="Courier New"/>
-                <w:sz w:val="17"/>
-              </w:rPr>
-              <w:t xml:space="preserve">    "OvertimeHours", "JobSatisfactionScore", "SalaryLevel",</w:t>
-            </w:r>
-          </w:p>
-          <w:p>
-            <w:r>
-              <w:rPr>
-                <w:rFonts w:ascii="Courier New" w:eastAsia="Courier New" w:hAnsi="Courier New"/>
-                <w:sz w:val="17"/>
-              </w:rPr>
-              <w:t xml:space="preserve">    "TrainingHours", "WorkLifeBalance", "YearsAtCompany",</w:t>
-            </w:r>
-          </w:p>
-          <w:p>
-            <w:r>
-              <w:rPr>
-                <w:rFonts w:ascii="Courier New" w:eastAsia="Courier New" w:hAnsi="Courier New"/>
-                <w:sz w:val="17"/>
-              </w:rPr>
-              <w:t xml:space="preserve">    "PromotionCount", "Log_OvertimeHours", "AttritionFlag"</w:t>
+            <w:proofErr w:type="spellStart"/>
+            <w:r>
+              <w:rPr>
+                <w:rFonts w:ascii="Courier New" w:eastAsia="Courier New" w:hAnsi="Courier New"/>
+                <w:sz w:val="17"/>
+              </w:rPr>
+              <w:t>numeric_columns</w:t>
+            </w:r>
+            <w:proofErr w:type="spellEnd"/>
+            <w:r>
+              <w:rPr>
+                <w:rFonts w:ascii="Courier New" w:eastAsia="Courier New" w:hAnsi="Courier New"/>
+                <w:sz w:val="17"/>
+              </w:rPr>
+              <w:t xml:space="preserve"> = [</w:t>
+            </w:r>
+          </w:p>
+          <w:p>
+            <w:r>
+              <w:rPr>
+                <w:rFonts w:ascii="Courier New" w:eastAsia="Courier New" w:hAnsi="Courier New"/>
+                <w:sz w:val="17"/>
+              </w:rPr>
+              <w:t xml:space="preserve">    "</w:t>
+            </w:r>
+            <w:proofErr w:type="spellStart"/>
+            <w:r>
+              <w:rPr>
+                <w:rFonts w:ascii="Courier New" w:eastAsia="Courier New" w:hAnsi="Courier New"/>
+                <w:sz w:val="17"/>
+              </w:rPr>
+              <w:t>OvertimeHours</w:t>
+            </w:r>
+            <w:proofErr w:type="spellEnd"/>
+            <w:r>
+              <w:rPr>
+                <w:rFonts w:ascii="Courier New" w:eastAsia="Courier New" w:hAnsi="Courier New"/>
+                <w:sz w:val="17"/>
+              </w:rPr>
+              <w:t>", "</w:t>
+            </w:r>
+            <w:proofErr w:type="spellStart"/>
+            <w:r>
+              <w:rPr>
+                <w:rFonts w:ascii="Courier New" w:eastAsia="Courier New" w:hAnsi="Courier New"/>
+                <w:sz w:val="17"/>
+              </w:rPr>
+              <w:t>JobSatisfactionScore</w:t>
+            </w:r>
+            <w:proofErr w:type="spellEnd"/>
+            <w:r>
+              <w:rPr>
+                <w:rFonts w:ascii="Courier New" w:eastAsia="Courier New" w:hAnsi="Courier New"/>
+                <w:sz w:val="17"/>
+              </w:rPr>
+              <w:t>", "</w:t>
+            </w:r>
+            <w:proofErr w:type="spellStart"/>
+            <w:r>
+              <w:rPr>
+                <w:rFonts w:ascii="Courier New" w:eastAsia="Courier New" w:hAnsi="Courier New"/>
+                <w:sz w:val="17"/>
+              </w:rPr>
+              <w:t>SalaryLevel</w:t>
+            </w:r>
+            <w:proofErr w:type="spellEnd"/>
+            <w:r>
+              <w:rPr>
+                <w:rFonts w:ascii="Courier New" w:eastAsia="Courier New" w:hAnsi="Courier New"/>
+                <w:sz w:val="17"/>
+              </w:rPr>
+              <w:t>",</w:t>
+            </w:r>
+          </w:p>
+          <w:p>
+            <w:r>
+              <w:rPr>
+                <w:rFonts w:ascii="Courier New" w:eastAsia="Courier New" w:hAnsi="Courier New"/>
+                <w:sz w:val="17"/>
+              </w:rPr>
+              <w:t xml:space="preserve">    "</w:t>
+            </w:r>
+            <w:proofErr w:type="spellStart"/>
+            <w:r>
+              <w:rPr>
+                <w:rFonts w:ascii="Courier New" w:eastAsia="Courier New" w:hAnsi="Courier New"/>
+                <w:sz w:val="17"/>
+              </w:rPr>
+              <w:t>TrainingHours</w:t>
+            </w:r>
+            <w:proofErr w:type="spellEnd"/>
+            <w:r>
+              <w:rPr>
+                <w:rFonts w:ascii="Courier New" w:eastAsia="Courier New" w:hAnsi="Courier New"/>
+                <w:sz w:val="17"/>
+              </w:rPr>
+              <w:t>", "</w:t>
+            </w:r>
+            <w:proofErr w:type="spellStart"/>
+            <w:r>
+              <w:rPr>
+                <w:rFonts w:ascii="Courier New" w:eastAsia="Courier New" w:hAnsi="Courier New"/>
+                <w:sz w:val="17"/>
+              </w:rPr>
+              <w:t>WorkLifeBalance</w:t>
+            </w:r>
+            <w:proofErr w:type="spellEnd"/>
+            <w:r>
+              <w:rPr>
+                <w:rFonts w:ascii="Courier New" w:eastAsia="Courier New" w:hAnsi="Courier New"/>
+                <w:sz w:val="17"/>
+              </w:rPr>
+              <w:t>", "</w:t>
+            </w:r>
+            <w:proofErr w:type="spellStart"/>
+            <w:r>
+              <w:rPr>
+                <w:rFonts w:ascii="Courier New" w:eastAsia="Courier New" w:hAnsi="Courier New"/>
+                <w:sz w:val="17"/>
+              </w:rPr>
+              <w:t>YearsAtCompany</w:t>
+            </w:r>
+            <w:proofErr w:type="spellEnd"/>
+            <w:r>
+              <w:rPr>
+                <w:rFonts w:ascii="Courier New" w:eastAsia="Courier New" w:hAnsi="Courier New"/>
+                <w:sz w:val="17"/>
+              </w:rPr>
+              <w:t>",</w:t>
+            </w:r>
+          </w:p>
+          <w:p>
+            <w:r>
+              <w:rPr>
+                <w:rFonts w:ascii="Courier New" w:eastAsia="Courier New" w:hAnsi="Courier New"/>
+                <w:sz w:val="17"/>
+              </w:rPr>
+              <w:t xml:space="preserve">    "</w:t>
+            </w:r>
+            <w:proofErr w:type="spellStart"/>
+            <w:r>
+              <w:rPr>
+                <w:rFonts w:ascii="Courier New" w:eastAsia="Courier New" w:hAnsi="Courier New"/>
+                <w:sz w:val="17"/>
+              </w:rPr>
+              <w:t>PromotionCount</w:t>
+            </w:r>
+            <w:proofErr w:type="spellEnd"/>
+            <w:r>
+              <w:rPr>
+                <w:rFonts w:ascii="Courier New" w:eastAsia="Courier New" w:hAnsi="Courier New"/>
+                <w:sz w:val="17"/>
+              </w:rPr>
+              <w:t>", "</w:t>
+            </w:r>
+            <w:proofErr w:type="spellStart"/>
+            <w:r>
+              <w:rPr>
+                <w:rFonts w:ascii="Courier New" w:eastAsia="Courier New" w:hAnsi="Courier New"/>
+                <w:sz w:val="17"/>
+              </w:rPr>
+              <w:t>Log_OvertimeHours</w:t>
+            </w:r>
+            <w:proofErr w:type="spellEnd"/>
+            <w:r>
+              <w:rPr>
+                <w:rFonts w:ascii="Courier New" w:eastAsia="Courier New" w:hAnsi="Courier New"/>
+                <w:sz w:val="17"/>
+              </w:rPr>
+              <w:t>", "</w:t>
+            </w:r>
+            <w:proofErr w:type="spellStart"/>
+            <w:r>
+              <w:rPr>
+                <w:rFonts w:ascii="Courier New" w:eastAsia="Courier New" w:hAnsi="Courier New"/>
+                <w:sz w:val="17"/>
+              </w:rPr>
+              <w:t>AttritionFlag</w:t>
+            </w:r>
+            <w:proofErr w:type="spellEnd"/>
+            <w:r>
+              <w:rPr>
+                <w:rFonts w:ascii="Courier New" w:eastAsia="Courier New" w:hAnsi="Courier New"/>
+                <w:sz w:val="17"/>
+              </w:rPr>
+              <w:t>"</w:t>
             </w:r>
           </w:p>
           <w:p>
@@ -6136,12 +7639,71 @@
             </w:r>
           </w:p>
           <w:p>
-            <w:r>
-              <w:rPr>
-                <w:rFonts w:ascii="Courier New" w:eastAsia="Courier New" w:hAnsi="Courier New"/>
-                <w:sz w:val="17"/>
-              </w:rPr>
-              <w:t>correlation_matrix = df[numeric_columns].corr()</w:t>
+            <w:proofErr w:type="spellStart"/>
+            <w:r>
+              <w:rPr>
+                <w:rFonts w:ascii="Courier New" w:eastAsia="Courier New" w:hAnsi="Courier New"/>
+                <w:sz w:val="17"/>
+              </w:rPr>
+              <w:t>correlation_matrix</w:t>
+            </w:r>
+            <w:proofErr w:type="spellEnd"/>
+            <w:r>
+              <w:rPr>
+                <w:rFonts w:ascii="Courier New" w:eastAsia="Courier New" w:hAnsi="Courier New"/>
+                <w:sz w:val="17"/>
+              </w:rPr>
+              <w:t xml:space="preserve"> = </w:t>
+            </w:r>
+            <w:proofErr w:type="spellStart"/>
+            <w:r>
+              <w:rPr>
+                <w:rFonts w:ascii="Courier New" w:eastAsia="Courier New" w:hAnsi="Courier New"/>
+                <w:sz w:val="17"/>
+              </w:rPr>
+              <w:t>df</w:t>
+            </w:r>
+            <w:proofErr w:type="spellEnd"/>
+            <w:r>
+              <w:rPr>
+                <w:rFonts w:ascii="Courier New" w:eastAsia="Courier New" w:hAnsi="Courier New"/>
+                <w:sz w:val="17"/>
+              </w:rPr>
+              <w:t>[</w:t>
+            </w:r>
+            <w:proofErr w:type="spellStart"/>
+            <w:r>
+              <w:rPr>
+                <w:rFonts w:ascii="Courier New" w:eastAsia="Courier New" w:hAnsi="Courier New"/>
+                <w:sz w:val="17"/>
+              </w:rPr>
+              <w:t>numeric_columns</w:t>
+            </w:r>
+            <w:proofErr w:type="spellEnd"/>
+            <w:proofErr w:type="gramStart"/>
+            <w:r>
+              <w:rPr>
+                <w:rFonts w:ascii="Courier New" w:eastAsia="Courier New" w:hAnsi="Courier New"/>
+                <w:sz w:val="17"/>
+              </w:rPr>
+              <w:t>].</w:t>
+            </w:r>
+            <w:proofErr w:type="spellStart"/>
+            <w:r>
+              <w:rPr>
+                <w:rFonts w:ascii="Courier New" w:eastAsia="Courier New" w:hAnsi="Courier New"/>
+                <w:sz w:val="17"/>
+              </w:rPr>
+              <w:t>corr</w:t>
+            </w:r>
+            <w:proofErr w:type="spellEnd"/>
+            <w:proofErr w:type="gramEnd"/>
+            <w:r>
+              <w:rPr>
+                <w:rFonts w:ascii="Courier New" w:eastAsia="Courier New" w:hAnsi="Courier New"/>
+                <w:sz w:val="17"/>
+              </w:rPr>
+              <w:t>()</w:t>
             </w:r>
           </w:p>
           <w:p>
@@ -6154,21 +7716,103 @@
             </w:r>
           </w:p>
           <w:p>
-            <w:r>
-              <w:rPr>
-                <w:rFonts w:ascii="Courier New" w:eastAsia="Courier New" w:hAnsi="Courier New"/>
-                <w:sz w:val="17"/>
-              </w:rPr>
-              <w:t>print_heading("CORRELATION MATRIX")</w:t>
-            </w:r>
-          </w:p>
-          <w:p>
-            <w:r>
-              <w:rPr>
-                <w:rFonts w:ascii="Courier New" w:eastAsia="Courier New" w:hAnsi="Courier New"/>
-                <w:sz w:val="17"/>
-              </w:rPr>
-              <w:t>print(correlation_matrix.round(3).to_string())</w:t>
+            <w:proofErr w:type="spellStart"/>
+            <w:r>
+              <w:rPr>
+                <w:rFonts w:ascii="Courier New" w:eastAsia="Courier New" w:hAnsi="Courier New"/>
+                <w:sz w:val="17"/>
+              </w:rPr>
+              <w:t>print_</w:t>
+            </w:r>
+            <w:proofErr w:type="gramStart"/>
+            <w:r>
+              <w:rPr>
+                <w:rFonts w:ascii="Courier New" w:eastAsia="Courier New" w:hAnsi="Courier New"/>
+                <w:sz w:val="17"/>
+              </w:rPr>
+              <w:t>heading</w:t>
+            </w:r>
+            <w:proofErr w:type="spellEnd"/>
+            <w:r>
+              <w:rPr>
+                <w:rFonts w:ascii="Courier New" w:eastAsia="Courier New" w:hAnsi="Courier New"/>
+                <w:sz w:val="17"/>
+              </w:rPr>
+              <w:t>(</w:t>
+            </w:r>
+            <w:proofErr w:type="gramEnd"/>
+            <w:r>
+              <w:rPr>
+                <w:rFonts w:ascii="Courier New" w:eastAsia="Courier New" w:hAnsi="Courier New"/>
+                <w:sz w:val="17"/>
+              </w:rPr>
+              <w:t>"CORRELATION MATRIX")</w:t>
+            </w:r>
+          </w:p>
+          <w:p>
+            <w:r>
+              <w:rPr>
+                <w:rFonts w:ascii="Courier New" w:eastAsia="Courier New" w:hAnsi="Courier New"/>
+                <w:sz w:val="17"/>
+              </w:rPr>
+              <w:t>print(</w:t>
+            </w:r>
+            <w:proofErr w:type="spellStart"/>
+            <w:r>
+              <w:rPr>
+                <w:rFonts w:ascii="Courier New" w:eastAsia="Courier New" w:hAnsi="Courier New"/>
+                <w:sz w:val="17"/>
+              </w:rPr>
+              <w:t>correlation_</w:t>
+            </w:r>
+            <w:proofErr w:type="gramStart"/>
+            <w:r>
+              <w:rPr>
+                <w:rFonts w:ascii="Courier New" w:eastAsia="Courier New" w:hAnsi="Courier New"/>
+                <w:sz w:val="17"/>
+              </w:rPr>
+              <w:t>matrix.round</w:t>
+            </w:r>
+            <w:proofErr w:type="spellEnd"/>
+            <w:proofErr w:type="gramEnd"/>
+            <w:r>
+              <w:rPr>
+                <w:rFonts w:ascii="Courier New" w:eastAsia="Courier New" w:hAnsi="Courier New"/>
+                <w:sz w:val="17"/>
+              </w:rPr>
+              <w:t>(3).</w:t>
+            </w:r>
+            <w:proofErr w:type="spellStart"/>
+            <w:r>
+              <w:rPr>
+                <w:rFonts w:ascii="Courier New" w:eastAsia="Courier New" w:hAnsi="Courier New"/>
+                <w:sz w:val="17"/>
+              </w:rPr>
+              <w:t>to_</w:t>
+            </w:r>
+            <w:proofErr w:type="gramStart"/>
+            <w:r>
+              <w:rPr>
+                <w:rFonts w:ascii="Courier New" w:eastAsia="Courier New" w:hAnsi="Courier New"/>
+                <w:sz w:val="17"/>
+              </w:rPr>
+              <w:t>string</w:t>
+            </w:r>
+            <w:proofErr w:type="spellEnd"/>
+            <w:r>
+              <w:rPr>
+                <w:rFonts w:ascii="Courier New" w:eastAsia="Courier New" w:hAnsi="Courier New"/>
+                <w:sz w:val="17"/>
+              </w:rPr>
+              <w:t>(</w:t>
+            </w:r>
+            <w:proofErr w:type="gramEnd"/>
+            <w:r>
+              <w:rPr>
+                <w:rFonts w:ascii="Courier New" w:eastAsia="Courier New" w:hAnsi="Courier New"/>
+                <w:sz w:val="17"/>
+              </w:rPr>
+              <w:t>))</w:t>
             </w:r>
           </w:p>
           <w:p>
@@ -6190,75 +7834,364 @@
             </w:r>
           </w:p>
           <w:p>
-            <w:r>
-              <w:rPr>
-                <w:rFonts w:ascii="Courier New" w:eastAsia="Courier New" w:hAnsi="Courier New"/>
-                <w:sz w:val="17"/>
-              </w:rPr>
-              <w:t>overall_attrition_rate = df["AttritionFlag"].mean() * 100</w:t>
-            </w:r>
-          </w:p>
-          <w:p>
-            <w:r>
-              <w:rPr>
-                <w:rFonts w:ascii="Courier New" w:eastAsia="Courier New" w:hAnsi="Courier New"/>
-                <w:sz w:val="17"/>
-              </w:rPr>
-              <w:t>category_summary = (</w:t>
-            </w:r>
-          </w:p>
-          <w:p>
-            <w:r>
-              <w:rPr>
-                <w:rFonts w:ascii="Courier New" w:eastAsia="Courier New" w:hAnsi="Courier New"/>
-                <w:sz w:val="17"/>
-              </w:rPr>
-              <w:t xml:space="preserve">    df.groupby("EmployeeCategory", observed=False)</w:t>
-            </w:r>
-          </w:p>
-          <w:p>
-            <w:r>
-              <w:rPr>
-                <w:rFonts w:ascii="Courier New" w:eastAsia="Courier New" w:hAnsi="Courier New"/>
-                <w:sz w:val="17"/>
-              </w:rPr>
-              <w:t xml:space="preserve">    .agg(</w:t>
-            </w:r>
-          </w:p>
-          <w:p>
-            <w:r>
-              <w:rPr>
-                <w:rFonts w:ascii="Courier New" w:eastAsia="Courier New" w:hAnsi="Courier New"/>
-                <w:sz w:val="17"/>
-              </w:rPr>
-              <w:t xml:space="preserve">        EmployeeCount=("AttritionFlag", "size"),</w:t>
-            </w:r>
-          </w:p>
-          <w:p>
-            <w:r>
-              <w:rPr>
-                <w:rFonts w:ascii="Courier New" w:eastAsia="Courier New" w:hAnsi="Courier New"/>
-                <w:sz w:val="17"/>
-              </w:rPr>
-              <w:t xml:space="preserve">        AttritionCount=("AttritionFlag", "sum"),</w:t>
-            </w:r>
-          </w:p>
-          <w:p>
-            <w:r>
-              <w:rPr>
-                <w:rFonts w:ascii="Courier New" w:eastAsia="Courier New" w:hAnsi="Courier New"/>
-                <w:sz w:val="17"/>
-              </w:rPr>
-              <w:t xml:space="preserve">        AverageOvertime=("OvertimeHours", "mean"),</w:t>
-            </w:r>
-          </w:p>
-          <w:p>
-            <w:r>
-              <w:rPr>
-                <w:rFonts w:ascii="Courier New" w:eastAsia="Courier New" w:hAnsi="Courier New"/>
-                <w:sz w:val="17"/>
-              </w:rPr>
-              <w:t xml:space="preserve">        AverageSalaryLevel=("SalaryLevel", "mean")</w:t>
+            <w:proofErr w:type="spellStart"/>
+            <w:r>
+              <w:rPr>
+                <w:rFonts w:ascii="Courier New" w:eastAsia="Courier New" w:hAnsi="Courier New"/>
+                <w:sz w:val="17"/>
+              </w:rPr>
+              <w:t>overall_attrition_rate</w:t>
+            </w:r>
+            <w:proofErr w:type="spellEnd"/>
+            <w:r>
+              <w:rPr>
+                <w:rFonts w:ascii="Courier New" w:eastAsia="Courier New" w:hAnsi="Courier New"/>
+                <w:sz w:val="17"/>
+              </w:rPr>
+              <w:t xml:space="preserve"> = </w:t>
+            </w:r>
+            <w:proofErr w:type="spellStart"/>
+            <w:r>
+              <w:rPr>
+                <w:rFonts w:ascii="Courier New" w:eastAsia="Courier New" w:hAnsi="Courier New"/>
+                <w:sz w:val="17"/>
+              </w:rPr>
+              <w:t>df</w:t>
+            </w:r>
+            <w:proofErr w:type="spellEnd"/>
+            <w:r>
+              <w:rPr>
+                <w:rFonts w:ascii="Courier New" w:eastAsia="Courier New" w:hAnsi="Courier New"/>
+                <w:sz w:val="17"/>
+              </w:rPr>
+              <w:t>["</w:t>
+            </w:r>
+            <w:proofErr w:type="spellStart"/>
+            <w:r>
+              <w:rPr>
+                <w:rFonts w:ascii="Courier New" w:eastAsia="Courier New" w:hAnsi="Courier New"/>
+                <w:sz w:val="17"/>
+              </w:rPr>
+              <w:t>AttritionFlag</w:t>
+            </w:r>
+            <w:proofErr w:type="spellEnd"/>
+            <w:r>
+              <w:rPr>
+                <w:rFonts w:ascii="Courier New" w:eastAsia="Courier New" w:hAnsi="Courier New"/>
+                <w:sz w:val="17"/>
+              </w:rPr>
+              <w:t>"</w:t>
+            </w:r>
+            <w:proofErr w:type="gramStart"/>
+            <w:r>
+              <w:rPr>
+                <w:rFonts w:ascii="Courier New" w:eastAsia="Courier New" w:hAnsi="Courier New"/>
+                <w:sz w:val="17"/>
+              </w:rPr>
+              <w:t>].mean</w:t>
+            </w:r>
+            <w:proofErr w:type="gramEnd"/>
+            <w:r>
+              <w:rPr>
+                <w:rFonts w:ascii="Courier New" w:eastAsia="Courier New" w:hAnsi="Courier New"/>
+                <w:sz w:val="17"/>
+              </w:rPr>
+              <w:t>() * 100</w:t>
+            </w:r>
+          </w:p>
+          <w:p>
+            <w:proofErr w:type="spellStart"/>
+            <w:r>
+              <w:rPr>
+                <w:rFonts w:ascii="Courier New" w:eastAsia="Courier New" w:hAnsi="Courier New"/>
+                <w:sz w:val="17"/>
+              </w:rPr>
+              <w:t>category_summary</w:t>
+            </w:r>
+            <w:proofErr w:type="spellEnd"/>
+            <w:r>
+              <w:rPr>
+                <w:rFonts w:ascii="Courier New" w:eastAsia="Courier New" w:hAnsi="Courier New"/>
+                <w:sz w:val="17"/>
+              </w:rPr>
+              <w:t xml:space="preserve"> = (</w:t>
+            </w:r>
+          </w:p>
+          <w:p>
+            <w:r>
+              <w:rPr>
+                <w:rFonts w:ascii="Courier New" w:eastAsia="Courier New" w:hAnsi="Courier New"/>
+                <w:sz w:val="17"/>
+              </w:rPr>
+              <w:t xml:space="preserve">    </w:t>
+            </w:r>
+            <w:proofErr w:type="spellStart"/>
+            <w:proofErr w:type="gramStart"/>
+            <w:r>
+              <w:rPr>
+                <w:rFonts w:ascii="Courier New" w:eastAsia="Courier New" w:hAnsi="Courier New"/>
+                <w:sz w:val="17"/>
+              </w:rPr>
+              <w:t>df.groupby</w:t>
+            </w:r>
+            <w:proofErr w:type="spellEnd"/>
+            <w:proofErr w:type="gramEnd"/>
+            <w:r>
+              <w:rPr>
+                <w:rFonts w:ascii="Courier New" w:eastAsia="Courier New" w:hAnsi="Courier New"/>
+                <w:sz w:val="17"/>
+              </w:rPr>
+              <w:t>("</w:t>
+            </w:r>
+            <w:proofErr w:type="spellStart"/>
+            <w:r>
+              <w:rPr>
+                <w:rFonts w:ascii="Courier New" w:eastAsia="Courier New" w:hAnsi="Courier New"/>
+                <w:sz w:val="17"/>
+              </w:rPr>
+              <w:t>EmployeeCategory</w:t>
+            </w:r>
+            <w:proofErr w:type="spellEnd"/>
+            <w:r>
+              <w:rPr>
+                <w:rFonts w:ascii="Courier New" w:eastAsia="Courier New" w:hAnsi="Courier New"/>
+                <w:sz w:val="17"/>
+              </w:rPr>
+              <w:t>", observed=False)</w:t>
+            </w:r>
+          </w:p>
+          <w:p>
+            <w:r>
+              <w:rPr>
+                <w:rFonts w:ascii="Courier New" w:eastAsia="Courier New" w:hAnsi="Courier New"/>
+                <w:sz w:val="17"/>
+              </w:rPr>
+              <w:t xml:space="preserve">    </w:t>
+            </w:r>
+            <w:proofErr w:type="gramStart"/>
+            <w:r>
+              <w:rPr>
+                <w:rFonts w:ascii="Courier New" w:eastAsia="Courier New" w:hAnsi="Courier New"/>
+                <w:sz w:val="17"/>
+              </w:rPr>
+              <w:t>.</w:t>
+            </w:r>
+            <w:proofErr w:type="spellStart"/>
+            <w:r>
+              <w:rPr>
+                <w:rFonts w:ascii="Courier New" w:eastAsia="Courier New" w:hAnsi="Courier New"/>
+                <w:sz w:val="17"/>
+              </w:rPr>
+              <w:t>agg</w:t>
+            </w:r>
+            <w:proofErr w:type="spellEnd"/>
+            <w:proofErr w:type="gramEnd"/>
+            <w:r>
+              <w:rPr>
+                <w:rFonts w:ascii="Courier New" w:eastAsia="Courier New" w:hAnsi="Courier New"/>
+                <w:sz w:val="17"/>
+              </w:rPr>
+              <w:t>(</w:t>
+            </w:r>
+          </w:p>
+          <w:p>
+            <w:r>
+              <w:rPr>
+                <w:rFonts w:ascii="Courier New" w:eastAsia="Courier New" w:hAnsi="Courier New"/>
+                <w:sz w:val="17"/>
+              </w:rPr>
+              <w:t xml:space="preserve">        </w:t>
+            </w:r>
+            <w:proofErr w:type="spellStart"/>
+            <w:r>
+              <w:rPr>
+                <w:rFonts w:ascii="Courier New" w:eastAsia="Courier New" w:hAnsi="Courier New"/>
+                <w:sz w:val="17"/>
+              </w:rPr>
+              <w:t>EmployeeCount</w:t>
+            </w:r>
+            <w:proofErr w:type="spellEnd"/>
+            <w:proofErr w:type="gramStart"/>
+            <w:r>
+              <w:rPr>
+                <w:rFonts w:ascii="Courier New" w:eastAsia="Courier New" w:hAnsi="Courier New"/>
+                <w:sz w:val="17"/>
+              </w:rPr>
+              <w:t>=(</w:t>
+            </w:r>
+            <w:proofErr w:type="gramEnd"/>
+            <w:r>
+              <w:rPr>
+                <w:rFonts w:ascii="Courier New" w:eastAsia="Courier New" w:hAnsi="Courier New"/>
+                <w:sz w:val="17"/>
+              </w:rPr>
+              <w:t>"</w:t>
+            </w:r>
+            <w:proofErr w:type="spellStart"/>
+            <w:r>
+              <w:rPr>
+                <w:rFonts w:ascii="Courier New" w:eastAsia="Courier New" w:hAnsi="Courier New"/>
+                <w:sz w:val="17"/>
+              </w:rPr>
+              <w:t>AttritionFlag</w:t>
+            </w:r>
+            <w:proofErr w:type="spellEnd"/>
+            <w:r>
+              <w:rPr>
+                <w:rFonts w:ascii="Courier New" w:eastAsia="Courier New" w:hAnsi="Courier New"/>
+                <w:sz w:val="17"/>
+              </w:rPr>
+              <w:t>", "size"),</w:t>
+            </w:r>
+          </w:p>
+          <w:p>
+            <w:r>
+              <w:rPr>
+                <w:rFonts w:ascii="Courier New" w:eastAsia="Courier New" w:hAnsi="Courier New"/>
+                <w:sz w:val="17"/>
+              </w:rPr>
+              <w:t xml:space="preserve">        </w:t>
+            </w:r>
+            <w:proofErr w:type="spellStart"/>
+            <w:r>
+              <w:rPr>
+                <w:rFonts w:ascii="Courier New" w:eastAsia="Courier New" w:hAnsi="Courier New"/>
+                <w:sz w:val="17"/>
+              </w:rPr>
+              <w:t>AttritionCount</w:t>
+            </w:r>
+            <w:proofErr w:type="spellEnd"/>
+            <w:proofErr w:type="gramStart"/>
+            <w:r>
+              <w:rPr>
+                <w:rFonts w:ascii="Courier New" w:eastAsia="Courier New" w:hAnsi="Courier New"/>
+                <w:sz w:val="17"/>
+              </w:rPr>
+              <w:t>=(</w:t>
+            </w:r>
+            <w:proofErr w:type="gramEnd"/>
+            <w:r>
+              <w:rPr>
+                <w:rFonts w:ascii="Courier New" w:eastAsia="Courier New" w:hAnsi="Courier New"/>
+                <w:sz w:val="17"/>
+              </w:rPr>
+              <w:t>"</w:t>
+            </w:r>
+            <w:proofErr w:type="spellStart"/>
+            <w:r>
+              <w:rPr>
+                <w:rFonts w:ascii="Courier New" w:eastAsia="Courier New" w:hAnsi="Courier New"/>
+                <w:sz w:val="17"/>
+              </w:rPr>
+              <w:t>AttritionFlag</w:t>
+            </w:r>
+            <w:proofErr w:type="spellEnd"/>
+            <w:r>
+              <w:rPr>
+                <w:rFonts w:ascii="Courier New" w:eastAsia="Courier New" w:hAnsi="Courier New"/>
+                <w:sz w:val="17"/>
+              </w:rPr>
+              <w:t>", "sum"),</w:t>
+            </w:r>
+          </w:p>
+          <w:p>
+            <w:r>
+              <w:rPr>
+                <w:rFonts w:ascii="Courier New" w:eastAsia="Courier New" w:hAnsi="Courier New"/>
+                <w:sz w:val="17"/>
+              </w:rPr>
+              <w:t xml:space="preserve">        </w:t>
+            </w:r>
+            <w:proofErr w:type="spellStart"/>
+            <w:r>
+              <w:rPr>
+                <w:rFonts w:ascii="Courier New" w:eastAsia="Courier New" w:hAnsi="Courier New"/>
+                <w:sz w:val="17"/>
+              </w:rPr>
+              <w:t>AverageOvertime</w:t>
+            </w:r>
+            <w:proofErr w:type="spellEnd"/>
+            <w:proofErr w:type="gramStart"/>
+            <w:r>
+              <w:rPr>
+                <w:rFonts w:ascii="Courier New" w:eastAsia="Courier New" w:hAnsi="Courier New"/>
+                <w:sz w:val="17"/>
+              </w:rPr>
+              <w:t>=(</w:t>
+            </w:r>
+            <w:proofErr w:type="gramEnd"/>
+            <w:r>
+              <w:rPr>
+                <w:rFonts w:ascii="Courier New" w:eastAsia="Courier New" w:hAnsi="Courier New"/>
+                <w:sz w:val="17"/>
+              </w:rPr>
+              <w:t>"</w:t>
+            </w:r>
+            <w:proofErr w:type="spellStart"/>
+            <w:r>
+              <w:rPr>
+                <w:rFonts w:ascii="Courier New" w:eastAsia="Courier New" w:hAnsi="Courier New"/>
+                <w:sz w:val="17"/>
+              </w:rPr>
+              <w:t>OvertimeHours</w:t>
+            </w:r>
+            <w:proofErr w:type="spellEnd"/>
+            <w:r>
+              <w:rPr>
+                <w:rFonts w:ascii="Courier New" w:eastAsia="Courier New" w:hAnsi="Courier New"/>
+                <w:sz w:val="17"/>
+              </w:rPr>
+              <w:t>", "mean"),</w:t>
+            </w:r>
+          </w:p>
+          <w:p>
+            <w:r>
+              <w:rPr>
+                <w:rFonts w:ascii="Courier New" w:eastAsia="Courier New" w:hAnsi="Courier New"/>
+                <w:sz w:val="17"/>
+              </w:rPr>
+              <w:t xml:space="preserve">        </w:t>
+            </w:r>
+            <w:proofErr w:type="spellStart"/>
+            <w:r>
+              <w:rPr>
+                <w:rFonts w:ascii="Courier New" w:eastAsia="Courier New" w:hAnsi="Courier New"/>
+                <w:sz w:val="17"/>
+              </w:rPr>
+              <w:t>AverageSalaryLevel</w:t>
+            </w:r>
+            <w:proofErr w:type="spellEnd"/>
+            <w:proofErr w:type="gramStart"/>
+            <w:r>
+              <w:rPr>
+                <w:rFonts w:ascii="Courier New" w:eastAsia="Courier New" w:hAnsi="Courier New"/>
+                <w:sz w:val="17"/>
+              </w:rPr>
+              <w:t>=(</w:t>
+            </w:r>
+            <w:proofErr w:type="gramEnd"/>
+            <w:r>
+              <w:rPr>
+                <w:rFonts w:ascii="Courier New" w:eastAsia="Courier New" w:hAnsi="Courier New"/>
+                <w:sz w:val="17"/>
+              </w:rPr>
+              <w:t>"</w:t>
+            </w:r>
+            <w:proofErr w:type="spellStart"/>
+            <w:r>
+              <w:rPr>
+                <w:rFonts w:ascii="Courier New" w:eastAsia="Courier New" w:hAnsi="Courier New"/>
+                <w:sz w:val="17"/>
+              </w:rPr>
+              <w:t>SalaryLevel</w:t>
+            </w:r>
+            <w:proofErr w:type="spellEnd"/>
+            <w:r>
+              <w:rPr>
+                <w:rFonts w:ascii="Courier New" w:eastAsia="Courier New" w:hAnsi="Courier New"/>
+                <w:sz w:val="17"/>
+              </w:rPr>
+              <w:t>", "mean")</w:t>
             </w:r>
           </w:p>
           <w:p>
@@ -6276,10 +8209,49 @@
                 <w:rFonts w:ascii="Courier New" w:eastAsia="Courier New" w:hAnsi="Courier New"/>
                 <w:sz w:val="17"/>
               </w:rPr>
-              <w:t xml:space="preserve">    .reset_index()</w:t>
-            </w:r>
-          </w:p>
-          <w:p>
+              <w:t xml:space="preserve">    </w:t>
+            </w:r>
+            <w:proofErr w:type="gramStart"/>
+            <w:r>
+              <w:rPr>
+                <w:rFonts w:ascii="Courier New" w:eastAsia="Courier New" w:hAnsi="Courier New"/>
+                <w:sz w:val="17"/>
+              </w:rPr>
+              <w:t>.</w:t>
+            </w:r>
+            <w:proofErr w:type="spellStart"/>
+            <w:r>
+              <w:rPr>
+                <w:rFonts w:ascii="Courier New" w:eastAsia="Courier New" w:hAnsi="Courier New"/>
+                <w:sz w:val="17"/>
+              </w:rPr>
+              <w:t>reset</w:t>
+            </w:r>
+            <w:proofErr w:type="gramEnd"/>
+            <w:r>
+              <w:rPr>
+                <w:rFonts w:ascii="Courier New" w:eastAsia="Courier New" w:hAnsi="Courier New"/>
+                <w:sz w:val="17"/>
+              </w:rPr>
+              <w:t>_</w:t>
+            </w:r>
+            <w:proofErr w:type="gramStart"/>
+            <w:r>
+              <w:rPr>
+                <w:rFonts w:ascii="Courier New" w:eastAsia="Courier New" w:hAnsi="Courier New"/>
+                <w:sz w:val="17"/>
+              </w:rPr>
+              <w:t>index</w:t>
+            </w:r>
+            <w:proofErr w:type="spellEnd"/>
+            <w:r>
+              <w:rPr>
+                <w:rFonts w:ascii="Courier New" w:eastAsia="Courier New" w:hAnsi="Courier New"/>
+                <w:sz w:val="17"/>
+              </w:rPr>
+              <w:t>(</w:t>
+            </w:r>
+            <w:proofErr w:type="gramEnd"/>
             <w:r>
               <w:rPr>
                 <w:rFonts w:ascii="Courier New" w:eastAsia="Courier New" w:hAnsi="Courier New"/>
@@ -6294,52 +8266,314 @@
                 <w:rFonts w:ascii="Courier New" w:eastAsia="Courier New" w:hAnsi="Courier New"/>
                 <w:sz w:val="17"/>
               </w:rPr>
-              <w:t>category_summary["AttritionRatePercent"] = (</w:t>
-            </w:r>
-          </w:p>
-          <w:p>
-            <w:r>
-              <w:rPr>
-                <w:rFonts w:ascii="Courier New" w:eastAsia="Courier New" w:hAnsi="Courier New"/>
-                <w:sz w:val="17"/>
-              </w:rPr>
-              <w:t xml:space="preserve">    category_summary["AttritionCount"]</w:t>
-            </w:r>
-          </w:p>
-          <w:p>
-            <w:r>
-              <w:rPr>
-                <w:rFonts w:ascii="Courier New" w:eastAsia="Courier New" w:hAnsi="Courier New"/>
-                <w:sz w:val="17"/>
-              </w:rPr>
-              <w:t xml:space="preserve">    / category_summary["EmployeeCount"] * 100</w:t>
-            </w:r>
-          </w:p>
-          <w:p>
-            <w:r>
-              <w:rPr>
-                <w:rFonts w:ascii="Courier New" w:eastAsia="Courier New" w:hAnsi="Courier New"/>
-                <w:sz w:val="17"/>
-              </w:rPr>
-              <w:t>).round(2)</w:t>
-            </w:r>
-          </w:p>
-          <w:p>
-            <w:r>
-              <w:rPr>
-                <w:rFonts w:ascii="Courier New" w:eastAsia="Courier New" w:hAnsi="Courier New"/>
-                <w:sz w:val="17"/>
-              </w:rPr>
-              <w:t>category_summary["AverageOvertime"] = category_summary["AverageOvertime"].round(2)</w:t>
-            </w:r>
-          </w:p>
-          <w:p>
-            <w:r>
-              <w:rPr>
-                <w:rFonts w:ascii="Courier New" w:eastAsia="Courier New" w:hAnsi="Courier New"/>
-                <w:sz w:val="17"/>
-              </w:rPr>
-              <w:t>category_summary["AverageSalaryLevel"] = category_summary["AverageSalaryLevel"].round(2)</w:t>
+              <w:t>)</w:t>
+            </w:r>
+          </w:p>
+          <w:p>
+            <w:proofErr w:type="spellStart"/>
+            <w:r>
+              <w:rPr>
+                <w:rFonts w:ascii="Courier New" w:eastAsia="Courier New" w:hAnsi="Courier New"/>
+                <w:sz w:val="17"/>
+              </w:rPr>
+              <w:t>category_summary</w:t>
+            </w:r>
+            <w:proofErr w:type="spellEnd"/>
+            <w:r>
+              <w:rPr>
+                <w:rFonts w:ascii="Courier New" w:eastAsia="Courier New" w:hAnsi="Courier New"/>
+                <w:sz w:val="17"/>
+              </w:rPr>
+              <w:t>["</w:t>
+            </w:r>
+            <w:proofErr w:type="spellStart"/>
+            <w:r>
+              <w:rPr>
+                <w:rFonts w:ascii="Courier New" w:eastAsia="Courier New" w:hAnsi="Courier New"/>
+                <w:sz w:val="17"/>
+              </w:rPr>
+              <w:t>AttritionRatePercent</w:t>
+            </w:r>
+            <w:proofErr w:type="spellEnd"/>
+            <w:r>
+              <w:rPr>
+                <w:rFonts w:ascii="Courier New" w:eastAsia="Courier New" w:hAnsi="Courier New"/>
+                <w:sz w:val="17"/>
+              </w:rPr>
+              <w:t>"] = (</w:t>
+            </w:r>
+          </w:p>
+          <w:p>
+            <w:r>
+              <w:rPr>
+                <w:rFonts w:ascii="Courier New" w:eastAsia="Courier New" w:hAnsi="Courier New"/>
+                <w:sz w:val="17"/>
+              </w:rPr>
+              <w:t xml:space="preserve">    </w:t>
+            </w:r>
+            <w:proofErr w:type="spellStart"/>
+            <w:r>
+              <w:rPr>
+                <w:rFonts w:ascii="Courier New" w:eastAsia="Courier New" w:hAnsi="Courier New"/>
+                <w:sz w:val="17"/>
+              </w:rPr>
+              <w:t>category_summary</w:t>
+            </w:r>
+            <w:proofErr w:type="spellEnd"/>
+            <w:r>
+              <w:rPr>
+                <w:rFonts w:ascii="Courier New" w:eastAsia="Courier New" w:hAnsi="Courier New"/>
+                <w:sz w:val="17"/>
+              </w:rPr>
+              <w:t>["</w:t>
+            </w:r>
+            <w:proofErr w:type="spellStart"/>
+            <w:r>
+              <w:rPr>
+                <w:rFonts w:ascii="Courier New" w:eastAsia="Courier New" w:hAnsi="Courier New"/>
+                <w:sz w:val="17"/>
+              </w:rPr>
+              <w:t>AttritionCount</w:t>
+            </w:r>
+            <w:proofErr w:type="spellEnd"/>
+            <w:r>
+              <w:rPr>
+                <w:rFonts w:ascii="Courier New" w:eastAsia="Courier New" w:hAnsi="Courier New"/>
+                <w:sz w:val="17"/>
+              </w:rPr>
+              <w:t>"]</w:t>
+            </w:r>
+          </w:p>
+          <w:p>
+            <w:r>
+              <w:rPr>
+                <w:rFonts w:ascii="Courier New" w:eastAsia="Courier New" w:hAnsi="Courier New"/>
+                <w:sz w:val="17"/>
+              </w:rPr>
+              <w:t xml:space="preserve">    / </w:t>
+            </w:r>
+            <w:proofErr w:type="spellStart"/>
+            <w:proofErr w:type="gramStart"/>
+            <w:r>
+              <w:rPr>
+                <w:rFonts w:ascii="Courier New" w:eastAsia="Courier New" w:hAnsi="Courier New"/>
+                <w:sz w:val="17"/>
+              </w:rPr>
+              <w:t>category</w:t>
+            </w:r>
+            <w:proofErr w:type="gramEnd"/>
+            <w:r>
+              <w:rPr>
+                <w:rFonts w:ascii="Courier New" w:eastAsia="Courier New" w:hAnsi="Courier New"/>
+                <w:sz w:val="17"/>
+              </w:rPr>
+              <w:t>_summary</w:t>
+            </w:r>
+            <w:proofErr w:type="spellEnd"/>
+            <w:r>
+              <w:rPr>
+                <w:rFonts w:ascii="Courier New" w:eastAsia="Courier New" w:hAnsi="Courier New"/>
+                <w:sz w:val="17"/>
+              </w:rPr>
+              <w:t>["</w:t>
+            </w:r>
+            <w:proofErr w:type="spellStart"/>
+            <w:r>
+              <w:rPr>
+                <w:rFonts w:ascii="Courier New" w:eastAsia="Courier New" w:hAnsi="Courier New"/>
+                <w:sz w:val="17"/>
+              </w:rPr>
+              <w:t>EmployeeCount</w:t>
+            </w:r>
+            <w:proofErr w:type="spellEnd"/>
+            <w:r>
+              <w:rPr>
+                <w:rFonts w:ascii="Courier New" w:eastAsia="Courier New" w:hAnsi="Courier New"/>
+                <w:sz w:val="17"/>
+              </w:rPr>
+              <w:t>"] * 100</w:t>
+            </w:r>
+          </w:p>
+          <w:p>
+            <w:proofErr w:type="gramStart"/>
+            <w:r>
+              <w:rPr>
+                <w:rFonts w:ascii="Courier New" w:eastAsia="Courier New" w:hAnsi="Courier New"/>
+                <w:sz w:val="17"/>
+              </w:rPr>
+              <w:t>).round</w:t>
+            </w:r>
+            <w:proofErr w:type="gramEnd"/>
+            <w:r>
+              <w:rPr>
+                <w:rFonts w:ascii="Courier New" w:eastAsia="Courier New" w:hAnsi="Courier New"/>
+                <w:sz w:val="17"/>
+              </w:rPr>
+              <w:t>(2)</w:t>
+            </w:r>
+          </w:p>
+          <w:p>
+            <w:proofErr w:type="spellStart"/>
+            <w:r>
+              <w:rPr>
+                <w:rFonts w:ascii="Courier New" w:eastAsia="Courier New" w:hAnsi="Courier New"/>
+                <w:sz w:val="17"/>
+              </w:rPr>
+              <w:t>category_summary</w:t>
+            </w:r>
+            <w:proofErr w:type="spellEnd"/>
+            <w:r>
+              <w:rPr>
+                <w:rFonts w:ascii="Courier New" w:eastAsia="Courier New" w:hAnsi="Courier New"/>
+                <w:sz w:val="17"/>
+              </w:rPr>
+              <w:t>["</w:t>
+            </w:r>
+            <w:proofErr w:type="spellStart"/>
+            <w:r>
+              <w:rPr>
+                <w:rFonts w:ascii="Courier New" w:eastAsia="Courier New" w:hAnsi="Courier New"/>
+                <w:sz w:val="17"/>
+              </w:rPr>
+              <w:t>AverageOvertime</w:t>
+            </w:r>
+            <w:proofErr w:type="spellEnd"/>
+            <w:r>
+              <w:rPr>
+                <w:rFonts w:ascii="Courier New" w:eastAsia="Courier New" w:hAnsi="Courier New"/>
+                <w:sz w:val="17"/>
+              </w:rPr>
+              <w:t xml:space="preserve">"] = </w:t>
+            </w:r>
+            <w:proofErr w:type="spellStart"/>
+            <w:r>
+              <w:rPr>
+                <w:rFonts w:ascii="Courier New" w:eastAsia="Courier New" w:hAnsi="Courier New"/>
+                <w:sz w:val="17"/>
+              </w:rPr>
+              <w:t>category_summary</w:t>
+            </w:r>
+            <w:proofErr w:type="spellEnd"/>
+            <w:r>
+              <w:rPr>
+                <w:rFonts w:ascii="Courier New" w:eastAsia="Courier New" w:hAnsi="Courier New"/>
+                <w:sz w:val="17"/>
+              </w:rPr>
+              <w:t>["</w:t>
+            </w:r>
+            <w:proofErr w:type="spellStart"/>
+            <w:r>
+              <w:rPr>
+                <w:rFonts w:ascii="Courier New" w:eastAsia="Courier New" w:hAnsi="Courier New"/>
+                <w:sz w:val="17"/>
+              </w:rPr>
+              <w:t>AverageOvertime</w:t>
+            </w:r>
+            <w:proofErr w:type="spellEnd"/>
+            <w:r>
+              <w:rPr>
+                <w:rFonts w:ascii="Courier New" w:eastAsia="Courier New" w:hAnsi="Courier New"/>
+                <w:sz w:val="17"/>
+              </w:rPr>
+              <w:t>"</w:t>
+            </w:r>
+            <w:proofErr w:type="gramStart"/>
+            <w:r>
+              <w:rPr>
+                <w:rFonts w:ascii="Courier New" w:eastAsia="Courier New" w:hAnsi="Courier New"/>
+                <w:sz w:val="17"/>
+              </w:rPr>
+              <w:t>].round</w:t>
+            </w:r>
+            <w:proofErr w:type="gramEnd"/>
+            <w:r>
+              <w:rPr>
+                <w:rFonts w:ascii="Courier New" w:eastAsia="Courier New" w:hAnsi="Courier New"/>
+                <w:sz w:val="17"/>
+              </w:rPr>
+              <w:t>(2)</w:t>
+            </w:r>
+          </w:p>
+          <w:p>
+            <w:proofErr w:type="spellStart"/>
+            <w:r>
+              <w:rPr>
+                <w:rFonts w:ascii="Courier New" w:eastAsia="Courier New" w:hAnsi="Courier New"/>
+                <w:sz w:val="17"/>
+              </w:rPr>
+              <w:t>category_summary</w:t>
+            </w:r>
+            <w:proofErr w:type="spellEnd"/>
+            <w:r>
+              <w:rPr>
+                <w:rFonts w:ascii="Courier New" w:eastAsia="Courier New" w:hAnsi="Courier New"/>
+                <w:sz w:val="17"/>
+              </w:rPr>
+              <w:t>["</w:t>
+            </w:r>
+            <w:proofErr w:type="spellStart"/>
+            <w:r>
+              <w:rPr>
+                <w:rFonts w:ascii="Courier New" w:eastAsia="Courier New" w:hAnsi="Courier New"/>
+                <w:sz w:val="17"/>
+              </w:rPr>
+              <w:t>AverageSalaryLevel</w:t>
+            </w:r>
+            <w:proofErr w:type="spellEnd"/>
+            <w:r>
+              <w:rPr>
+                <w:rFonts w:ascii="Courier New" w:eastAsia="Courier New" w:hAnsi="Courier New"/>
+                <w:sz w:val="17"/>
+              </w:rPr>
+              <w:t xml:space="preserve">"] = </w:t>
+            </w:r>
+            <w:proofErr w:type="spellStart"/>
+            <w:r>
+              <w:rPr>
+                <w:rFonts w:ascii="Courier New" w:eastAsia="Courier New" w:hAnsi="Courier New"/>
+                <w:sz w:val="17"/>
+              </w:rPr>
+              <w:t>category_summary</w:t>
+            </w:r>
+            <w:proofErr w:type="spellEnd"/>
+            <w:r>
+              <w:rPr>
+                <w:rFonts w:ascii="Courier New" w:eastAsia="Courier New" w:hAnsi="Courier New"/>
+                <w:sz w:val="17"/>
+              </w:rPr>
+              <w:t>["</w:t>
+            </w:r>
+            <w:proofErr w:type="spellStart"/>
+            <w:r>
+              <w:rPr>
+                <w:rFonts w:ascii="Courier New" w:eastAsia="Courier New" w:hAnsi="Courier New"/>
+                <w:sz w:val="17"/>
+              </w:rPr>
+              <w:t>AverageSalaryLevel</w:t>
+            </w:r>
+            <w:proofErr w:type="spellEnd"/>
+            <w:r>
+              <w:rPr>
+                <w:rFonts w:ascii="Courier New" w:eastAsia="Courier New" w:hAnsi="Courier New"/>
+                <w:sz w:val="17"/>
+              </w:rPr>
+              <w:t>"</w:t>
+            </w:r>
+            <w:proofErr w:type="gramStart"/>
+            <w:r>
+              <w:rPr>
+                <w:rFonts w:ascii="Courier New" w:eastAsia="Courier New" w:hAnsi="Courier New"/>
+                <w:sz w:val="17"/>
+              </w:rPr>
+              <w:t>].round</w:t>
+            </w:r>
+            <w:proofErr w:type="gramEnd"/>
+            <w:r>
+              <w:rPr>
+                <w:rFonts w:ascii="Courier New" w:eastAsia="Courier New" w:hAnsi="Courier New"/>
+                <w:sz w:val="17"/>
+              </w:rPr>
+              <w:t>(2)</w:t>
             </w:r>
           </w:p>
           <w:p>
@@ -6352,48 +8586,244 @@
             </w:r>
           </w:p>
           <w:p>
-            <w:r>
-              <w:rPr>
-                <w:rFonts w:ascii="Courier New" w:eastAsia="Courier New" w:hAnsi="Courier New"/>
-                <w:sz w:val="17"/>
-              </w:rPr>
-              <w:t>status_summary = df.groupby("AttritionStatus")[[</w:t>
-            </w:r>
-          </w:p>
-          <w:p>
-            <w:r>
-              <w:rPr>
-                <w:rFonts w:ascii="Courier New" w:eastAsia="Courier New" w:hAnsi="Courier New"/>
-                <w:sz w:val="17"/>
-              </w:rPr>
-              <w:t xml:space="preserve">    "OvertimeHours", "JobSatisfactionScore", "SalaryLevel",</w:t>
-            </w:r>
-          </w:p>
-          <w:p>
-            <w:r>
-              <w:rPr>
-                <w:rFonts w:ascii="Courier New" w:eastAsia="Courier New" w:hAnsi="Courier New"/>
-                <w:sz w:val="17"/>
-              </w:rPr>
-              <w:t xml:space="preserve">    "TrainingHours", "WorkLifeBalance", "YearsAtCompany",</w:t>
-            </w:r>
-          </w:p>
-          <w:p>
-            <w:r>
-              <w:rPr>
-                <w:rFonts w:ascii="Courier New" w:eastAsia="Courier New" w:hAnsi="Courier New"/>
-                <w:sz w:val="17"/>
-              </w:rPr>
-              <w:t xml:space="preserve">    "PromotionCount"</w:t>
-            </w:r>
-          </w:p>
-          <w:p>
-            <w:r>
-              <w:rPr>
-                <w:rFonts w:ascii="Courier New" w:eastAsia="Courier New" w:hAnsi="Courier New"/>
-                <w:sz w:val="17"/>
-              </w:rPr>
-              <w:t>]].mean().round(2)</w:t>
+            <w:proofErr w:type="spellStart"/>
+            <w:r>
+              <w:rPr>
+                <w:rFonts w:ascii="Courier New" w:eastAsia="Courier New" w:hAnsi="Courier New"/>
+                <w:sz w:val="17"/>
+              </w:rPr>
+              <w:t>status_summary</w:t>
+            </w:r>
+            <w:proofErr w:type="spellEnd"/>
+            <w:r>
+              <w:rPr>
+                <w:rFonts w:ascii="Courier New" w:eastAsia="Courier New" w:hAnsi="Courier New"/>
+                <w:sz w:val="17"/>
+              </w:rPr>
+              <w:t xml:space="preserve"> = </w:t>
+            </w:r>
+            <w:proofErr w:type="spellStart"/>
+            <w:proofErr w:type="gramStart"/>
+            <w:r>
+              <w:rPr>
+                <w:rFonts w:ascii="Courier New" w:eastAsia="Courier New" w:hAnsi="Courier New"/>
+                <w:sz w:val="17"/>
+              </w:rPr>
+              <w:t>df.groupby</w:t>
+            </w:r>
+            <w:proofErr w:type="spellEnd"/>
+            <w:proofErr w:type="gramEnd"/>
+            <w:r>
+              <w:rPr>
+                <w:rFonts w:ascii="Courier New" w:eastAsia="Courier New" w:hAnsi="Courier New"/>
+                <w:sz w:val="17"/>
+              </w:rPr>
+              <w:t>("</w:t>
+            </w:r>
+            <w:proofErr w:type="spellStart"/>
+            <w:r>
+              <w:rPr>
+                <w:rFonts w:ascii="Courier New" w:eastAsia="Courier New" w:hAnsi="Courier New"/>
+                <w:sz w:val="17"/>
+              </w:rPr>
+              <w:t>AttritionStatus</w:t>
+            </w:r>
+            <w:proofErr w:type="spellEnd"/>
+            <w:proofErr w:type="gramStart"/>
+            <w:r>
+              <w:rPr>
+                <w:rFonts w:ascii="Courier New" w:eastAsia="Courier New" w:hAnsi="Courier New"/>
+                <w:sz w:val="17"/>
+              </w:rPr>
+              <w:t>")[</w:t>
+            </w:r>
+            <w:proofErr w:type="gramEnd"/>
+            <w:r>
+              <w:rPr>
+                <w:rFonts w:ascii="Courier New" w:eastAsia="Courier New" w:hAnsi="Courier New"/>
+                <w:sz w:val="17"/>
+              </w:rPr>
+              <w:t>[</w:t>
+            </w:r>
+          </w:p>
+          <w:p>
+            <w:r>
+              <w:rPr>
+                <w:rFonts w:ascii="Courier New" w:eastAsia="Courier New" w:hAnsi="Courier New"/>
+                <w:sz w:val="17"/>
+              </w:rPr>
+              <w:t xml:space="preserve">    "</w:t>
+            </w:r>
+            <w:proofErr w:type="spellStart"/>
+            <w:r>
+              <w:rPr>
+                <w:rFonts w:ascii="Courier New" w:eastAsia="Courier New" w:hAnsi="Courier New"/>
+                <w:sz w:val="17"/>
+              </w:rPr>
+              <w:t>OvertimeHours</w:t>
+            </w:r>
+            <w:proofErr w:type="spellEnd"/>
+            <w:r>
+              <w:rPr>
+                <w:rFonts w:ascii="Courier New" w:eastAsia="Courier New" w:hAnsi="Courier New"/>
+                <w:sz w:val="17"/>
+              </w:rPr>
+              <w:t>", "</w:t>
+            </w:r>
+            <w:proofErr w:type="spellStart"/>
+            <w:r>
+              <w:rPr>
+                <w:rFonts w:ascii="Courier New" w:eastAsia="Courier New" w:hAnsi="Courier New"/>
+                <w:sz w:val="17"/>
+              </w:rPr>
+              <w:t>JobSatisfactionScore</w:t>
+            </w:r>
+            <w:proofErr w:type="spellEnd"/>
+            <w:r>
+              <w:rPr>
+                <w:rFonts w:ascii="Courier New" w:eastAsia="Courier New" w:hAnsi="Courier New"/>
+                <w:sz w:val="17"/>
+              </w:rPr>
+              <w:t>", "</w:t>
+            </w:r>
+            <w:proofErr w:type="spellStart"/>
+            <w:r>
+              <w:rPr>
+                <w:rFonts w:ascii="Courier New" w:eastAsia="Courier New" w:hAnsi="Courier New"/>
+                <w:sz w:val="17"/>
+              </w:rPr>
+              <w:t>SalaryLevel</w:t>
+            </w:r>
+            <w:proofErr w:type="spellEnd"/>
+            <w:r>
+              <w:rPr>
+                <w:rFonts w:ascii="Courier New" w:eastAsia="Courier New" w:hAnsi="Courier New"/>
+                <w:sz w:val="17"/>
+              </w:rPr>
+              <w:t>",</w:t>
+            </w:r>
+          </w:p>
+          <w:p>
+            <w:r>
+              <w:rPr>
+                <w:rFonts w:ascii="Courier New" w:eastAsia="Courier New" w:hAnsi="Courier New"/>
+                <w:sz w:val="17"/>
+              </w:rPr>
+              <w:t xml:space="preserve">    "</w:t>
+            </w:r>
+            <w:proofErr w:type="spellStart"/>
+            <w:r>
+              <w:rPr>
+                <w:rFonts w:ascii="Courier New" w:eastAsia="Courier New" w:hAnsi="Courier New"/>
+                <w:sz w:val="17"/>
+              </w:rPr>
+              <w:t>TrainingHours</w:t>
+            </w:r>
+            <w:proofErr w:type="spellEnd"/>
+            <w:r>
+              <w:rPr>
+                <w:rFonts w:ascii="Courier New" w:eastAsia="Courier New" w:hAnsi="Courier New"/>
+                <w:sz w:val="17"/>
+              </w:rPr>
+              <w:t>", "</w:t>
+            </w:r>
+            <w:proofErr w:type="spellStart"/>
+            <w:r>
+              <w:rPr>
+                <w:rFonts w:ascii="Courier New" w:eastAsia="Courier New" w:hAnsi="Courier New"/>
+                <w:sz w:val="17"/>
+              </w:rPr>
+              <w:t>WorkLifeBalance</w:t>
+            </w:r>
+            <w:proofErr w:type="spellEnd"/>
+            <w:r>
+              <w:rPr>
+                <w:rFonts w:ascii="Courier New" w:eastAsia="Courier New" w:hAnsi="Courier New"/>
+                <w:sz w:val="17"/>
+              </w:rPr>
+              <w:t>", "</w:t>
+            </w:r>
+            <w:proofErr w:type="spellStart"/>
+            <w:r>
+              <w:rPr>
+                <w:rFonts w:ascii="Courier New" w:eastAsia="Courier New" w:hAnsi="Courier New"/>
+                <w:sz w:val="17"/>
+              </w:rPr>
+              <w:t>YearsAtCompany</w:t>
+            </w:r>
+            <w:proofErr w:type="spellEnd"/>
+            <w:r>
+              <w:rPr>
+                <w:rFonts w:ascii="Courier New" w:eastAsia="Courier New" w:hAnsi="Courier New"/>
+                <w:sz w:val="17"/>
+              </w:rPr>
+              <w:t>",</w:t>
+            </w:r>
+          </w:p>
+          <w:p>
+            <w:r>
+              <w:rPr>
+                <w:rFonts w:ascii="Courier New" w:eastAsia="Courier New" w:hAnsi="Courier New"/>
+                <w:sz w:val="17"/>
+              </w:rPr>
+              <w:t xml:space="preserve">    "</w:t>
+            </w:r>
+            <w:proofErr w:type="spellStart"/>
+            <w:r>
+              <w:rPr>
+                <w:rFonts w:ascii="Courier New" w:eastAsia="Courier New" w:hAnsi="Courier New"/>
+                <w:sz w:val="17"/>
+              </w:rPr>
+              <w:t>PromotionCount</w:t>
+            </w:r>
+            <w:proofErr w:type="spellEnd"/>
+            <w:r>
+              <w:rPr>
+                <w:rFonts w:ascii="Courier New" w:eastAsia="Courier New" w:hAnsi="Courier New"/>
+                <w:sz w:val="17"/>
+              </w:rPr>
+              <w:t>"</w:t>
+            </w:r>
+          </w:p>
+          <w:p>
+            <w:r>
+              <w:rPr>
+                <w:rFonts w:ascii="Courier New" w:eastAsia="Courier New" w:hAnsi="Courier New"/>
+                <w:sz w:val="17"/>
+              </w:rPr>
+              <w:t>]</w:t>
+            </w:r>
+            <w:proofErr w:type="gramStart"/>
+            <w:r>
+              <w:rPr>
+                <w:rFonts w:ascii="Courier New" w:eastAsia="Courier New" w:hAnsi="Courier New"/>
+                <w:sz w:val="17"/>
+              </w:rPr>
+              <w:t>].mean</w:t>
+            </w:r>
+            <w:proofErr w:type="gramEnd"/>
+            <w:r>
+              <w:rPr>
+                <w:rFonts w:ascii="Courier New" w:eastAsia="Courier New" w:hAnsi="Courier New"/>
+                <w:sz w:val="17"/>
+              </w:rPr>
+              <w:t>(</w:t>
+            </w:r>
+            <w:proofErr w:type="gramStart"/>
+            <w:r>
+              <w:rPr>
+                <w:rFonts w:ascii="Courier New" w:eastAsia="Courier New" w:hAnsi="Courier New"/>
+                <w:sz w:val="17"/>
+              </w:rPr>
+              <w:t>).round</w:t>
+            </w:r>
+            <w:proofErr w:type="gramEnd"/>
+            <w:r>
+              <w:rPr>
+                <w:rFonts w:ascii="Courier New" w:eastAsia="Courier New" w:hAnsi="Courier New"/>
+                <w:sz w:val="17"/>
+              </w:rPr>
+              <w:t>(2)</w:t>
             </w:r>
           </w:p>
           <w:p>
@@ -6406,57 +8836,221 @@
             </w:r>
           </w:p>
           <w:p>
-            <w:r>
-              <w:rPr>
-                <w:rFonts w:ascii="Courier New" w:eastAsia="Courier New" w:hAnsi="Courier New"/>
-                <w:sz w:val="17"/>
-              </w:rPr>
-              <w:t>print_heading("WORKFORCE TREND ANALYSIS")</w:t>
-            </w:r>
-          </w:p>
-          <w:p>
-            <w:r>
-              <w:rPr>
-                <w:rFonts w:ascii="Courier New" w:eastAsia="Courier New" w:hAnsi="Courier New"/>
-                <w:sz w:val="17"/>
-              </w:rPr>
-              <w:t>print("Overall Attrition Rate: {:.2f}%".format(overall_attrition_rate))</w:t>
-            </w:r>
-          </w:p>
-          <w:p>
-            <w:r>
-              <w:rPr>
-                <w:rFonts w:ascii="Courier New" w:eastAsia="Courier New" w:hAnsi="Courier New"/>
-                <w:sz w:val="17"/>
-              </w:rPr>
-              <w:t>print("\nEmployee Category Summary")</w:t>
-            </w:r>
-          </w:p>
-          <w:p>
-            <w:r>
-              <w:rPr>
-                <w:rFonts w:ascii="Courier New" w:eastAsia="Courier New" w:hAnsi="Courier New"/>
-                <w:sz w:val="17"/>
-              </w:rPr>
-              <w:t>print(category_summary.to_string(index=False))</w:t>
-            </w:r>
-          </w:p>
-          <w:p>
-            <w:r>
-              <w:rPr>
-                <w:rFonts w:ascii="Courier New" w:eastAsia="Courier New" w:hAnsi="Courier New"/>
-                <w:sz w:val="17"/>
-              </w:rPr>
-              <w:t>print("\nAverage Workforce Indicators by Attrition Status")</w:t>
-            </w:r>
-          </w:p>
-          <w:p>
-            <w:r>
-              <w:rPr>
-                <w:rFonts w:ascii="Courier New" w:eastAsia="Courier New" w:hAnsi="Courier New"/>
-                <w:sz w:val="17"/>
-              </w:rPr>
-              <w:t>print(status_summary.to_string())</w:t>
+            <w:proofErr w:type="spellStart"/>
+            <w:r>
+              <w:rPr>
+                <w:rFonts w:ascii="Courier New" w:eastAsia="Courier New" w:hAnsi="Courier New"/>
+                <w:sz w:val="17"/>
+              </w:rPr>
+              <w:t>print_</w:t>
+            </w:r>
+            <w:proofErr w:type="gramStart"/>
+            <w:r>
+              <w:rPr>
+                <w:rFonts w:ascii="Courier New" w:eastAsia="Courier New" w:hAnsi="Courier New"/>
+                <w:sz w:val="17"/>
+              </w:rPr>
+              <w:t>heading</w:t>
+            </w:r>
+            <w:proofErr w:type="spellEnd"/>
+            <w:r>
+              <w:rPr>
+                <w:rFonts w:ascii="Courier New" w:eastAsia="Courier New" w:hAnsi="Courier New"/>
+                <w:sz w:val="17"/>
+              </w:rPr>
+              <w:t>(</w:t>
+            </w:r>
+            <w:proofErr w:type="gramEnd"/>
+            <w:r>
+              <w:rPr>
+                <w:rFonts w:ascii="Courier New" w:eastAsia="Courier New" w:hAnsi="Courier New"/>
+                <w:sz w:val="17"/>
+              </w:rPr>
+              <w:t>"WORKFORCE TREND ANALYSIS")</w:t>
+            </w:r>
+          </w:p>
+          <w:p>
+            <w:proofErr w:type="gramStart"/>
+            <w:r>
+              <w:rPr>
+                <w:rFonts w:ascii="Courier New" w:eastAsia="Courier New" w:hAnsi="Courier New"/>
+                <w:sz w:val="17"/>
+              </w:rPr>
+              <w:t>print(</w:t>
+            </w:r>
+            <w:proofErr w:type="gramEnd"/>
+            <w:r>
+              <w:rPr>
+                <w:rFonts w:ascii="Courier New" w:eastAsia="Courier New" w:hAnsi="Courier New"/>
+                <w:sz w:val="17"/>
+              </w:rPr>
+              <w:t>"Overall Attrition Rate: {:.2</w:t>
+            </w:r>
+            <w:proofErr w:type="gramStart"/>
+            <w:r>
+              <w:rPr>
+                <w:rFonts w:ascii="Courier New" w:eastAsia="Courier New" w:hAnsi="Courier New"/>
+                <w:sz w:val="17"/>
+              </w:rPr>
+              <w:t>f}%".format</w:t>
+            </w:r>
+            <w:proofErr w:type="gramEnd"/>
+            <w:r>
+              <w:rPr>
+                <w:rFonts w:ascii="Courier New" w:eastAsia="Courier New" w:hAnsi="Courier New"/>
+                <w:sz w:val="17"/>
+              </w:rPr>
+              <w:t>(</w:t>
+            </w:r>
+            <w:proofErr w:type="spellStart"/>
+            <w:r>
+              <w:rPr>
+                <w:rFonts w:ascii="Courier New" w:eastAsia="Courier New" w:hAnsi="Courier New"/>
+                <w:sz w:val="17"/>
+              </w:rPr>
+              <w:t>overall_attrition_rate</w:t>
+            </w:r>
+            <w:proofErr w:type="spellEnd"/>
+            <w:r>
+              <w:rPr>
+                <w:rFonts w:ascii="Courier New" w:eastAsia="Courier New" w:hAnsi="Courier New"/>
+                <w:sz w:val="17"/>
+              </w:rPr>
+              <w:t>))</w:t>
+            </w:r>
+          </w:p>
+          <w:p>
+            <w:proofErr w:type="gramStart"/>
+            <w:r>
+              <w:rPr>
+                <w:rFonts w:ascii="Courier New" w:eastAsia="Courier New" w:hAnsi="Courier New"/>
+                <w:sz w:val="17"/>
+              </w:rPr>
+              <w:t>print(</w:t>
+            </w:r>
+            <w:proofErr w:type="gramEnd"/>
+            <w:r>
+              <w:rPr>
+                <w:rFonts w:ascii="Courier New" w:eastAsia="Courier New" w:hAnsi="Courier New"/>
+                <w:sz w:val="17"/>
+              </w:rPr>
+              <w:t>"\</w:t>
+            </w:r>
+            <w:proofErr w:type="spellStart"/>
+            <w:r>
+              <w:rPr>
+                <w:rFonts w:ascii="Courier New" w:eastAsia="Courier New" w:hAnsi="Courier New"/>
+                <w:sz w:val="17"/>
+              </w:rPr>
+              <w:t>nEmployee</w:t>
+            </w:r>
+            <w:proofErr w:type="spellEnd"/>
+            <w:r>
+              <w:rPr>
+                <w:rFonts w:ascii="Courier New" w:eastAsia="Courier New" w:hAnsi="Courier New"/>
+                <w:sz w:val="17"/>
+              </w:rPr>
+              <w:t xml:space="preserve"> Category Summary")</w:t>
+            </w:r>
+          </w:p>
+          <w:p>
+            <w:r>
+              <w:rPr>
+                <w:rFonts w:ascii="Courier New" w:eastAsia="Courier New" w:hAnsi="Courier New"/>
+                <w:sz w:val="17"/>
+              </w:rPr>
+              <w:t>print(</w:t>
+            </w:r>
+            <w:proofErr w:type="spellStart"/>
+            <w:r>
+              <w:rPr>
+                <w:rFonts w:ascii="Courier New" w:eastAsia="Courier New" w:hAnsi="Courier New"/>
+                <w:sz w:val="17"/>
+              </w:rPr>
+              <w:t>category_summary.to_string</w:t>
+            </w:r>
+            <w:proofErr w:type="spellEnd"/>
+            <w:r>
+              <w:rPr>
+                <w:rFonts w:ascii="Courier New" w:eastAsia="Courier New" w:hAnsi="Courier New"/>
+                <w:sz w:val="17"/>
+              </w:rPr>
+              <w:t>(index=False))</w:t>
+            </w:r>
+          </w:p>
+          <w:p>
+            <w:proofErr w:type="gramStart"/>
+            <w:r>
+              <w:rPr>
+                <w:rFonts w:ascii="Courier New" w:eastAsia="Courier New" w:hAnsi="Courier New"/>
+                <w:sz w:val="17"/>
+              </w:rPr>
+              <w:t>print(</w:t>
+            </w:r>
+            <w:proofErr w:type="gramEnd"/>
+            <w:r>
+              <w:rPr>
+                <w:rFonts w:ascii="Courier New" w:eastAsia="Courier New" w:hAnsi="Courier New"/>
+                <w:sz w:val="17"/>
+              </w:rPr>
+              <w:t>"\</w:t>
+            </w:r>
+            <w:proofErr w:type="spellStart"/>
+            <w:r>
+              <w:rPr>
+                <w:rFonts w:ascii="Courier New" w:eastAsia="Courier New" w:hAnsi="Courier New"/>
+                <w:sz w:val="17"/>
+              </w:rPr>
+              <w:t>nAverage</w:t>
+            </w:r>
+            <w:proofErr w:type="spellEnd"/>
+            <w:r>
+              <w:rPr>
+                <w:rFonts w:ascii="Courier New" w:eastAsia="Courier New" w:hAnsi="Courier New"/>
+                <w:sz w:val="17"/>
+              </w:rPr>
+              <w:t xml:space="preserve"> Workforce Indicators by Attrition Status")</w:t>
+            </w:r>
+          </w:p>
+          <w:p>
+            <w:r>
+              <w:rPr>
+                <w:rFonts w:ascii="Courier New" w:eastAsia="Courier New" w:hAnsi="Courier New"/>
+                <w:sz w:val="17"/>
+              </w:rPr>
+              <w:t>print(</w:t>
+            </w:r>
+            <w:proofErr w:type="spellStart"/>
+            <w:r>
+              <w:rPr>
+                <w:rFonts w:ascii="Courier New" w:eastAsia="Courier New" w:hAnsi="Courier New"/>
+                <w:sz w:val="17"/>
+              </w:rPr>
+              <w:t>status_summary.to_</w:t>
+            </w:r>
+            <w:proofErr w:type="gramStart"/>
+            <w:r>
+              <w:rPr>
+                <w:rFonts w:ascii="Courier New" w:eastAsia="Courier New" w:hAnsi="Courier New"/>
+                <w:sz w:val="17"/>
+              </w:rPr>
+              <w:t>string</w:t>
+            </w:r>
+            <w:proofErr w:type="spellEnd"/>
+            <w:r>
+              <w:rPr>
+                <w:rFonts w:ascii="Courier New" w:eastAsia="Courier New" w:hAnsi="Courier New"/>
+                <w:sz w:val="17"/>
+              </w:rPr>
+              <w:t>(</w:t>
+            </w:r>
+            <w:proofErr w:type="gramEnd"/>
+            <w:r>
+              <w:rPr>
+                <w:rFonts w:ascii="Courier New" w:eastAsia="Courier New" w:hAnsi="Courier New"/>
+                <w:sz w:val="17"/>
+              </w:rPr>
+              <w:t>))</w:t>
             </w:r>
           </w:p>
           <w:p>
@@ -6478,57 +9072,367 @@
             </w:r>
           </w:p>
           <w:p>
-            <w:r>
-              <w:rPr>
-                <w:rFonts w:ascii="Courier New" w:eastAsia="Courier New" w:hAnsi="Courier New"/>
-                <w:sz w:val="17"/>
-              </w:rPr>
-              <w:t>df["RiskScore"] = (</w:t>
-            </w:r>
-          </w:p>
-          <w:p>
-            <w:r>
-              <w:rPr>
-                <w:rFonts w:ascii="Courier New" w:eastAsia="Courier New" w:hAnsi="Courier New"/>
-                <w:sz w:val="17"/>
-              </w:rPr>
-              <w:t xml:space="preserve">    (df["OvertimeHours"] &gt;= 25).astype(int)</w:t>
-            </w:r>
-          </w:p>
-          <w:p>
-            <w:r>
-              <w:rPr>
-                <w:rFonts w:ascii="Courier New" w:eastAsia="Courier New" w:hAnsi="Courier New"/>
-                <w:sz w:val="17"/>
-              </w:rPr>
-              <w:t xml:space="preserve">    + (df["JobSatisfactionScore"] &lt;= 2).astype(int)</w:t>
-            </w:r>
-          </w:p>
-          <w:p>
-            <w:r>
-              <w:rPr>
-                <w:rFonts w:ascii="Courier New" w:eastAsia="Courier New" w:hAnsi="Courier New"/>
-                <w:sz w:val="17"/>
-              </w:rPr>
-              <w:t xml:space="preserve">    + (df["SalaryLevel"] &lt;= 2).astype(int)</w:t>
-            </w:r>
-          </w:p>
-          <w:p>
-            <w:r>
-              <w:rPr>
-                <w:rFonts w:ascii="Courier New" w:eastAsia="Courier New" w:hAnsi="Courier New"/>
-                <w:sz w:val="17"/>
-              </w:rPr>
-              <w:t xml:space="preserve">    + (df["WorkLifeBalance"] &lt;= 2).astype(int)</w:t>
-            </w:r>
-          </w:p>
-          <w:p>
-            <w:r>
-              <w:rPr>
-                <w:rFonts w:ascii="Courier New" w:eastAsia="Courier New" w:hAnsi="Courier New"/>
-                <w:sz w:val="17"/>
-              </w:rPr>
-              <w:t xml:space="preserve">    + (df["PromotionCount"] == 0).astype(int)</w:t>
+            <w:proofErr w:type="spellStart"/>
+            <w:r>
+              <w:rPr>
+                <w:rFonts w:ascii="Courier New" w:eastAsia="Courier New" w:hAnsi="Courier New"/>
+                <w:sz w:val="17"/>
+              </w:rPr>
+              <w:t>df</w:t>
+            </w:r>
+            <w:proofErr w:type="spellEnd"/>
+            <w:r>
+              <w:rPr>
+                <w:rFonts w:ascii="Courier New" w:eastAsia="Courier New" w:hAnsi="Courier New"/>
+                <w:sz w:val="17"/>
+              </w:rPr>
+              <w:t>["</w:t>
+            </w:r>
+            <w:proofErr w:type="spellStart"/>
+            <w:r>
+              <w:rPr>
+                <w:rFonts w:ascii="Courier New" w:eastAsia="Courier New" w:hAnsi="Courier New"/>
+                <w:sz w:val="17"/>
+              </w:rPr>
+              <w:t>RiskScore</w:t>
+            </w:r>
+            <w:proofErr w:type="spellEnd"/>
+            <w:r>
+              <w:rPr>
+                <w:rFonts w:ascii="Courier New" w:eastAsia="Courier New" w:hAnsi="Courier New"/>
+                <w:sz w:val="17"/>
+              </w:rPr>
+              <w:t>"] = (</w:t>
+            </w:r>
+          </w:p>
+          <w:p>
+            <w:r>
+              <w:rPr>
+                <w:rFonts w:ascii="Courier New" w:eastAsia="Courier New" w:hAnsi="Courier New"/>
+                <w:sz w:val="17"/>
+              </w:rPr>
+              <w:t xml:space="preserve">    (</w:t>
+            </w:r>
+            <w:proofErr w:type="spellStart"/>
+            <w:r>
+              <w:rPr>
+                <w:rFonts w:ascii="Courier New" w:eastAsia="Courier New" w:hAnsi="Courier New"/>
+                <w:sz w:val="17"/>
+              </w:rPr>
+              <w:t>df</w:t>
+            </w:r>
+            <w:proofErr w:type="spellEnd"/>
+            <w:r>
+              <w:rPr>
+                <w:rFonts w:ascii="Courier New" w:eastAsia="Courier New" w:hAnsi="Courier New"/>
+                <w:sz w:val="17"/>
+              </w:rPr>
+              <w:t>["</w:t>
+            </w:r>
+            <w:proofErr w:type="spellStart"/>
+            <w:r>
+              <w:rPr>
+                <w:rFonts w:ascii="Courier New" w:eastAsia="Courier New" w:hAnsi="Courier New"/>
+                <w:sz w:val="17"/>
+              </w:rPr>
+              <w:t>OvertimeHours</w:t>
+            </w:r>
+            <w:proofErr w:type="spellEnd"/>
+            <w:r>
+              <w:rPr>
+                <w:rFonts w:ascii="Courier New" w:eastAsia="Courier New" w:hAnsi="Courier New"/>
+                <w:sz w:val="17"/>
+              </w:rPr>
+              <w:t>"] &gt;= 25</w:t>
+            </w:r>
+            <w:proofErr w:type="gramStart"/>
+            <w:r>
+              <w:rPr>
+                <w:rFonts w:ascii="Courier New" w:eastAsia="Courier New" w:hAnsi="Courier New"/>
+                <w:sz w:val="17"/>
+              </w:rPr>
+              <w:t>).</w:t>
+            </w:r>
+            <w:proofErr w:type="spellStart"/>
+            <w:r>
+              <w:rPr>
+                <w:rFonts w:ascii="Courier New" w:eastAsia="Courier New" w:hAnsi="Courier New"/>
+                <w:sz w:val="17"/>
+              </w:rPr>
+              <w:t>astype</w:t>
+            </w:r>
+            <w:proofErr w:type="spellEnd"/>
+            <w:proofErr w:type="gramEnd"/>
+            <w:r>
+              <w:rPr>
+                <w:rFonts w:ascii="Courier New" w:eastAsia="Courier New" w:hAnsi="Courier New"/>
+                <w:sz w:val="17"/>
+              </w:rPr>
+              <w:t>(int)</w:t>
+            </w:r>
+          </w:p>
+          <w:p>
+            <w:r>
+              <w:rPr>
+                <w:rFonts w:ascii="Courier New" w:eastAsia="Courier New" w:hAnsi="Courier New"/>
+                <w:sz w:val="17"/>
+              </w:rPr>
+              <w:t xml:space="preserve">    + (</w:t>
+            </w:r>
+            <w:proofErr w:type="spellStart"/>
+            <w:r>
+              <w:rPr>
+                <w:rFonts w:ascii="Courier New" w:eastAsia="Courier New" w:hAnsi="Courier New"/>
+                <w:sz w:val="17"/>
+              </w:rPr>
+              <w:t>df</w:t>
+            </w:r>
+            <w:proofErr w:type="spellEnd"/>
+            <w:r>
+              <w:rPr>
+                <w:rFonts w:ascii="Courier New" w:eastAsia="Courier New" w:hAnsi="Courier New"/>
+                <w:sz w:val="17"/>
+              </w:rPr>
+              <w:t>["</w:t>
+            </w:r>
+            <w:proofErr w:type="spellStart"/>
+            <w:r>
+              <w:rPr>
+                <w:rFonts w:ascii="Courier New" w:eastAsia="Courier New" w:hAnsi="Courier New"/>
+                <w:sz w:val="17"/>
+              </w:rPr>
+              <w:t>JobSatisfactionScore</w:t>
+            </w:r>
+            <w:proofErr w:type="spellEnd"/>
+            <w:r>
+              <w:rPr>
+                <w:rFonts w:ascii="Courier New" w:eastAsia="Courier New" w:hAnsi="Courier New"/>
+                <w:sz w:val="17"/>
+              </w:rPr>
+              <w:t>"] &lt;= 2</w:t>
+            </w:r>
+            <w:proofErr w:type="gramStart"/>
+            <w:r>
+              <w:rPr>
+                <w:rFonts w:ascii="Courier New" w:eastAsia="Courier New" w:hAnsi="Courier New"/>
+                <w:sz w:val="17"/>
+              </w:rPr>
+              <w:t>).</w:t>
+            </w:r>
+            <w:proofErr w:type="spellStart"/>
+            <w:r>
+              <w:rPr>
+                <w:rFonts w:ascii="Courier New" w:eastAsia="Courier New" w:hAnsi="Courier New"/>
+                <w:sz w:val="17"/>
+              </w:rPr>
+              <w:t>astype</w:t>
+            </w:r>
+            <w:proofErr w:type="spellEnd"/>
+            <w:proofErr w:type="gramEnd"/>
+            <w:r>
+              <w:rPr>
+                <w:rFonts w:ascii="Courier New" w:eastAsia="Courier New" w:hAnsi="Courier New"/>
+                <w:sz w:val="17"/>
+              </w:rPr>
+              <w:t>(int)</w:t>
+            </w:r>
+          </w:p>
+          <w:p>
+            <w:r>
+              <w:rPr>
+                <w:rFonts w:ascii="Courier New" w:eastAsia="Courier New" w:hAnsi="Courier New"/>
+                <w:sz w:val="17"/>
+              </w:rPr>
+              <w:t xml:space="preserve">    + (</w:t>
+            </w:r>
+            <w:proofErr w:type="spellStart"/>
+            <w:r>
+              <w:rPr>
+                <w:rFonts w:ascii="Courier New" w:eastAsia="Courier New" w:hAnsi="Courier New"/>
+                <w:sz w:val="17"/>
+              </w:rPr>
+              <w:t>df</w:t>
+            </w:r>
+            <w:proofErr w:type="spellEnd"/>
+            <w:r>
+              <w:rPr>
+                <w:rFonts w:ascii="Courier New" w:eastAsia="Courier New" w:hAnsi="Courier New"/>
+                <w:sz w:val="17"/>
+              </w:rPr>
+              <w:t>["</w:t>
+            </w:r>
+            <w:proofErr w:type="spellStart"/>
+            <w:r>
+              <w:rPr>
+                <w:rFonts w:ascii="Courier New" w:eastAsia="Courier New" w:hAnsi="Courier New"/>
+                <w:sz w:val="17"/>
+              </w:rPr>
+              <w:t>SalaryLevel</w:t>
+            </w:r>
+            <w:proofErr w:type="spellEnd"/>
+            <w:r>
+              <w:rPr>
+                <w:rFonts w:ascii="Courier New" w:eastAsia="Courier New" w:hAnsi="Courier New"/>
+                <w:sz w:val="17"/>
+              </w:rPr>
+              <w:t>"] &lt;= 2</w:t>
+            </w:r>
+            <w:proofErr w:type="gramStart"/>
+            <w:r>
+              <w:rPr>
+                <w:rFonts w:ascii="Courier New" w:eastAsia="Courier New" w:hAnsi="Courier New"/>
+                <w:sz w:val="17"/>
+              </w:rPr>
+              <w:t>).</w:t>
+            </w:r>
+            <w:proofErr w:type="spellStart"/>
+            <w:r>
+              <w:rPr>
+                <w:rFonts w:ascii="Courier New" w:eastAsia="Courier New" w:hAnsi="Courier New"/>
+                <w:sz w:val="17"/>
+              </w:rPr>
+              <w:t>astype</w:t>
+            </w:r>
+            <w:proofErr w:type="spellEnd"/>
+            <w:proofErr w:type="gramEnd"/>
+            <w:r>
+              <w:rPr>
+                <w:rFonts w:ascii="Courier New" w:eastAsia="Courier New" w:hAnsi="Courier New"/>
+                <w:sz w:val="17"/>
+              </w:rPr>
+              <w:t>(int)</w:t>
+            </w:r>
+          </w:p>
+          <w:p>
+            <w:r>
+              <w:rPr>
+                <w:rFonts w:ascii="Courier New" w:eastAsia="Courier New" w:hAnsi="Courier New"/>
+                <w:sz w:val="17"/>
+              </w:rPr>
+              <w:t xml:space="preserve">    + (</w:t>
+            </w:r>
+            <w:proofErr w:type="spellStart"/>
+            <w:r>
+              <w:rPr>
+                <w:rFonts w:ascii="Courier New" w:eastAsia="Courier New" w:hAnsi="Courier New"/>
+                <w:sz w:val="17"/>
+              </w:rPr>
+              <w:t>df</w:t>
+            </w:r>
+            <w:proofErr w:type="spellEnd"/>
+            <w:r>
+              <w:rPr>
+                <w:rFonts w:ascii="Courier New" w:eastAsia="Courier New" w:hAnsi="Courier New"/>
+                <w:sz w:val="17"/>
+              </w:rPr>
+              <w:t>["</w:t>
+            </w:r>
+            <w:proofErr w:type="spellStart"/>
+            <w:r>
+              <w:rPr>
+                <w:rFonts w:ascii="Courier New" w:eastAsia="Courier New" w:hAnsi="Courier New"/>
+                <w:sz w:val="17"/>
+              </w:rPr>
+              <w:t>WorkLifeBalance</w:t>
+            </w:r>
+            <w:proofErr w:type="spellEnd"/>
+            <w:r>
+              <w:rPr>
+                <w:rFonts w:ascii="Courier New" w:eastAsia="Courier New" w:hAnsi="Courier New"/>
+                <w:sz w:val="17"/>
+              </w:rPr>
+              <w:t>"] &lt;= 2</w:t>
+            </w:r>
+            <w:proofErr w:type="gramStart"/>
+            <w:r>
+              <w:rPr>
+                <w:rFonts w:ascii="Courier New" w:eastAsia="Courier New" w:hAnsi="Courier New"/>
+                <w:sz w:val="17"/>
+              </w:rPr>
+              <w:t>).</w:t>
+            </w:r>
+            <w:proofErr w:type="spellStart"/>
+            <w:r>
+              <w:rPr>
+                <w:rFonts w:ascii="Courier New" w:eastAsia="Courier New" w:hAnsi="Courier New"/>
+                <w:sz w:val="17"/>
+              </w:rPr>
+              <w:t>astype</w:t>
+            </w:r>
+            <w:proofErr w:type="spellEnd"/>
+            <w:proofErr w:type="gramEnd"/>
+            <w:r>
+              <w:rPr>
+                <w:rFonts w:ascii="Courier New" w:eastAsia="Courier New" w:hAnsi="Courier New"/>
+                <w:sz w:val="17"/>
+              </w:rPr>
+              <w:t>(int)</w:t>
+            </w:r>
+          </w:p>
+          <w:p>
+            <w:r>
+              <w:rPr>
+                <w:rFonts w:ascii="Courier New" w:eastAsia="Courier New" w:hAnsi="Courier New"/>
+                <w:sz w:val="17"/>
+              </w:rPr>
+              <w:t xml:space="preserve">    + (</w:t>
+            </w:r>
+            <w:proofErr w:type="spellStart"/>
+            <w:r>
+              <w:rPr>
+                <w:rFonts w:ascii="Courier New" w:eastAsia="Courier New" w:hAnsi="Courier New"/>
+                <w:sz w:val="17"/>
+              </w:rPr>
+              <w:t>df</w:t>
+            </w:r>
+            <w:proofErr w:type="spellEnd"/>
+            <w:r>
+              <w:rPr>
+                <w:rFonts w:ascii="Courier New" w:eastAsia="Courier New" w:hAnsi="Courier New"/>
+                <w:sz w:val="17"/>
+              </w:rPr>
+              <w:t>["</w:t>
+            </w:r>
+            <w:proofErr w:type="spellStart"/>
+            <w:r>
+              <w:rPr>
+                <w:rFonts w:ascii="Courier New" w:eastAsia="Courier New" w:hAnsi="Courier New"/>
+                <w:sz w:val="17"/>
+              </w:rPr>
+              <w:t>PromotionCount</w:t>
+            </w:r>
+            <w:proofErr w:type="spellEnd"/>
+            <w:r>
+              <w:rPr>
+                <w:rFonts w:ascii="Courier New" w:eastAsia="Courier New" w:hAnsi="Courier New"/>
+                <w:sz w:val="17"/>
+              </w:rPr>
+              <w:t>"] == 0</w:t>
+            </w:r>
+            <w:proofErr w:type="gramStart"/>
+            <w:r>
+              <w:rPr>
+                <w:rFonts w:ascii="Courier New" w:eastAsia="Courier New" w:hAnsi="Courier New"/>
+                <w:sz w:val="17"/>
+              </w:rPr>
+              <w:t>).</w:t>
+            </w:r>
+            <w:proofErr w:type="spellStart"/>
+            <w:r>
+              <w:rPr>
+                <w:rFonts w:ascii="Courier New" w:eastAsia="Courier New" w:hAnsi="Courier New"/>
+                <w:sz w:val="17"/>
+              </w:rPr>
+              <w:t>astype</w:t>
+            </w:r>
+            <w:proofErr w:type="spellEnd"/>
+            <w:proofErr w:type="gramEnd"/>
+            <w:r>
+              <w:rPr>
+                <w:rFonts w:ascii="Courier New" w:eastAsia="Courier New" w:hAnsi="Courier New"/>
+                <w:sz w:val="17"/>
+              </w:rPr>
+              <w:t>(int)</w:t>
             </w:r>
           </w:p>
           <w:p>
@@ -6541,21 +9445,128 @@
             </w:r>
           </w:p>
           <w:p>
-            <w:r>
-              <w:rPr>
-                <w:rFonts w:ascii="Courier New" w:eastAsia="Courier New" w:hAnsi="Courier New"/>
-                <w:sz w:val="17"/>
-              </w:rPr>
-              <w:t>df["AttritionRisk"] = pd.cut(</w:t>
-            </w:r>
-          </w:p>
-          <w:p>
-            <w:r>
-              <w:rPr>
-                <w:rFonts w:ascii="Courier New" w:eastAsia="Courier New" w:hAnsi="Courier New"/>
-                <w:sz w:val="17"/>
-              </w:rPr>
-              <w:t xml:space="preserve">    df["RiskScore"], bins=[-1, 1, 4, 5], labels=["Low", "Medium", "High"]</w:t>
+            <w:proofErr w:type="spellStart"/>
+            <w:r>
+              <w:rPr>
+                <w:rFonts w:ascii="Courier New" w:eastAsia="Courier New" w:hAnsi="Courier New"/>
+                <w:sz w:val="17"/>
+              </w:rPr>
+              <w:t>df</w:t>
+            </w:r>
+            <w:proofErr w:type="spellEnd"/>
+            <w:r>
+              <w:rPr>
+                <w:rFonts w:ascii="Courier New" w:eastAsia="Courier New" w:hAnsi="Courier New"/>
+                <w:sz w:val="17"/>
+              </w:rPr>
+              <w:t>["</w:t>
+            </w:r>
+            <w:proofErr w:type="spellStart"/>
+            <w:r>
+              <w:rPr>
+                <w:rFonts w:ascii="Courier New" w:eastAsia="Courier New" w:hAnsi="Courier New"/>
+                <w:sz w:val="17"/>
+              </w:rPr>
+              <w:t>AttritionRisk</w:t>
+            </w:r>
+            <w:proofErr w:type="spellEnd"/>
+            <w:r>
+              <w:rPr>
+                <w:rFonts w:ascii="Courier New" w:eastAsia="Courier New" w:hAnsi="Courier New"/>
+                <w:sz w:val="17"/>
+              </w:rPr>
+              <w:t xml:space="preserve">"] = </w:t>
+            </w:r>
+            <w:proofErr w:type="spellStart"/>
+            <w:proofErr w:type="gramStart"/>
+            <w:r>
+              <w:rPr>
+                <w:rFonts w:ascii="Courier New" w:eastAsia="Courier New" w:hAnsi="Courier New"/>
+                <w:sz w:val="17"/>
+              </w:rPr>
+              <w:t>pd.cut</w:t>
+            </w:r>
+            <w:proofErr w:type="spellEnd"/>
+            <w:r>
+              <w:rPr>
+                <w:rFonts w:ascii="Courier New" w:eastAsia="Courier New" w:hAnsi="Courier New"/>
+                <w:sz w:val="17"/>
+              </w:rPr>
+              <w:t>(</w:t>
+            </w:r>
+            <w:proofErr w:type="gramEnd"/>
+          </w:p>
+          <w:p>
+            <w:r>
+              <w:rPr>
+                <w:rFonts w:ascii="Courier New" w:eastAsia="Courier New" w:hAnsi="Courier New"/>
+                <w:sz w:val="17"/>
+              </w:rPr>
+              <w:t xml:space="preserve">    </w:t>
+            </w:r>
+            <w:proofErr w:type="spellStart"/>
+            <w:r>
+              <w:rPr>
+                <w:rFonts w:ascii="Courier New" w:eastAsia="Courier New" w:hAnsi="Courier New"/>
+                <w:sz w:val="17"/>
+              </w:rPr>
+              <w:t>df</w:t>
+            </w:r>
+            <w:proofErr w:type="spellEnd"/>
+            <w:r>
+              <w:rPr>
+                <w:rFonts w:ascii="Courier New" w:eastAsia="Courier New" w:hAnsi="Courier New"/>
+                <w:sz w:val="17"/>
+              </w:rPr>
+              <w:t>["</w:t>
+            </w:r>
+            <w:proofErr w:type="spellStart"/>
+            <w:r>
+              <w:rPr>
+                <w:rFonts w:ascii="Courier New" w:eastAsia="Courier New" w:hAnsi="Courier New"/>
+                <w:sz w:val="17"/>
+              </w:rPr>
+              <w:t>RiskScore</w:t>
+            </w:r>
+            <w:proofErr w:type="spellEnd"/>
+            <w:r>
+              <w:rPr>
+                <w:rFonts w:ascii="Courier New" w:eastAsia="Courier New" w:hAnsi="Courier New"/>
+                <w:sz w:val="17"/>
+              </w:rPr>
+              <w:t>"], bins</w:t>
+            </w:r>
+            <w:proofErr w:type="gramStart"/>
+            <w:r>
+              <w:rPr>
+                <w:rFonts w:ascii="Courier New" w:eastAsia="Courier New" w:hAnsi="Courier New"/>
+                <w:sz w:val="17"/>
+              </w:rPr>
+              <w:t>=[</w:t>
+            </w:r>
+            <w:proofErr w:type="gramEnd"/>
+            <w:r>
+              <w:rPr>
+                <w:rFonts w:ascii="Courier New" w:eastAsia="Courier New" w:hAnsi="Courier New"/>
+                <w:sz w:val="17"/>
+              </w:rPr>
+              <w:t>-1, 1, 4, 5], labels</w:t>
+            </w:r>
+            <w:proofErr w:type="gramStart"/>
+            <w:r>
+              <w:rPr>
+                <w:rFonts w:ascii="Courier New" w:eastAsia="Courier New" w:hAnsi="Courier New"/>
+                <w:sz w:val="17"/>
+              </w:rPr>
+              <w:t>=[</w:t>
+            </w:r>
+            <w:proofErr w:type="gramEnd"/>
+            <w:r>
+              <w:rPr>
+                <w:rFonts w:ascii="Courier New" w:eastAsia="Courier New" w:hAnsi="Courier New"/>
+                <w:sz w:val="17"/>
+              </w:rPr>
+              <w:t>"Low", "Medium", "High"]</w:t>
             </w:r>
           </w:p>
           <w:p>
@@ -6568,40 +9579,241 @@
             </w:r>
           </w:p>
           <w:p>
+            <w:proofErr w:type="spellStart"/>
             <w:r>
               <w:rPr>
                 <w:rFonts w:ascii="Courier New" w:eastAsia="Courier New" w:hAnsi="Courier New"/>
                 <w:sz w:val="17"/>
               </w:rPr>
               <w:lastRenderedPageBreak/>
-              <w:t>high_risk_employees = df[df["AttritionRisk"] == "High"][[</w:t>
-            </w:r>
-          </w:p>
-          <w:p>
-            <w:r>
-              <w:rPr>
-                <w:rFonts w:ascii="Courier New" w:eastAsia="Courier New" w:hAnsi="Courier New"/>
-                <w:sz w:val="17"/>
-              </w:rPr>
-              <w:t xml:space="preserve">    "OvertimeHours", "JobSatisfactionScore", "SalaryLevel",</w:t>
-            </w:r>
-          </w:p>
-          <w:p>
-            <w:r>
-              <w:rPr>
-                <w:rFonts w:ascii="Courier New" w:eastAsia="Courier New" w:hAnsi="Courier New"/>
-                <w:sz w:val="17"/>
-              </w:rPr>
-              <w:t xml:space="preserve">    "WorkLifeBalance", "PromotionCount", "RiskScore",</w:t>
-            </w:r>
-          </w:p>
-          <w:p>
-            <w:r>
-              <w:rPr>
-                <w:rFonts w:ascii="Courier New" w:eastAsia="Courier New" w:hAnsi="Courier New"/>
-                <w:sz w:val="17"/>
-              </w:rPr>
-              <w:t xml:space="preserve">    "AttritionRisk", "AttritionStatus"</w:t>
+              <w:t>high_risk_employees</w:t>
+            </w:r>
+            <w:proofErr w:type="spellEnd"/>
+            <w:r>
+              <w:rPr>
+                <w:rFonts w:ascii="Courier New" w:eastAsia="Courier New" w:hAnsi="Courier New"/>
+                <w:sz w:val="17"/>
+              </w:rPr>
+              <w:t xml:space="preserve"> = </w:t>
+            </w:r>
+            <w:proofErr w:type="spellStart"/>
+            <w:r>
+              <w:rPr>
+                <w:rFonts w:ascii="Courier New" w:eastAsia="Courier New" w:hAnsi="Courier New"/>
+                <w:sz w:val="17"/>
+              </w:rPr>
+              <w:t>df</w:t>
+            </w:r>
+            <w:proofErr w:type="spellEnd"/>
+            <w:r>
+              <w:rPr>
+                <w:rFonts w:ascii="Courier New" w:eastAsia="Courier New" w:hAnsi="Courier New"/>
+                <w:sz w:val="17"/>
+              </w:rPr>
+              <w:t>[</w:t>
+            </w:r>
+            <w:proofErr w:type="spellStart"/>
+            <w:r>
+              <w:rPr>
+                <w:rFonts w:ascii="Courier New" w:eastAsia="Courier New" w:hAnsi="Courier New"/>
+                <w:sz w:val="17"/>
+              </w:rPr>
+              <w:t>df</w:t>
+            </w:r>
+            <w:proofErr w:type="spellEnd"/>
+            <w:r>
+              <w:rPr>
+                <w:rFonts w:ascii="Courier New" w:eastAsia="Courier New" w:hAnsi="Courier New"/>
+                <w:sz w:val="17"/>
+              </w:rPr>
+              <w:t>["</w:t>
+            </w:r>
+            <w:proofErr w:type="spellStart"/>
+            <w:r>
+              <w:rPr>
+                <w:rFonts w:ascii="Courier New" w:eastAsia="Courier New" w:hAnsi="Courier New"/>
+                <w:sz w:val="17"/>
+              </w:rPr>
+              <w:t>AttritionRisk</w:t>
+            </w:r>
+            <w:proofErr w:type="spellEnd"/>
+            <w:r>
+              <w:rPr>
+                <w:rFonts w:ascii="Courier New" w:eastAsia="Courier New" w:hAnsi="Courier New"/>
+                <w:sz w:val="17"/>
+              </w:rPr>
+              <w:t>"] == "High</w:t>
+            </w:r>
+            <w:proofErr w:type="gramStart"/>
+            <w:r>
+              <w:rPr>
+                <w:rFonts w:ascii="Courier New" w:eastAsia="Courier New" w:hAnsi="Courier New"/>
+                <w:sz w:val="17"/>
+              </w:rPr>
+              <w:t>"][</w:t>
+            </w:r>
+            <w:proofErr w:type="gramEnd"/>
+            <w:r>
+              <w:rPr>
+                <w:rFonts w:ascii="Courier New" w:eastAsia="Courier New" w:hAnsi="Courier New"/>
+                <w:sz w:val="17"/>
+              </w:rPr>
+              <w:t>[</w:t>
+            </w:r>
+          </w:p>
+          <w:p>
+            <w:r>
+              <w:rPr>
+                <w:rFonts w:ascii="Courier New" w:eastAsia="Courier New" w:hAnsi="Courier New"/>
+                <w:sz w:val="17"/>
+              </w:rPr>
+              <w:t xml:space="preserve">    "</w:t>
+            </w:r>
+            <w:proofErr w:type="spellStart"/>
+            <w:r>
+              <w:rPr>
+                <w:rFonts w:ascii="Courier New" w:eastAsia="Courier New" w:hAnsi="Courier New"/>
+                <w:sz w:val="17"/>
+              </w:rPr>
+              <w:t>OvertimeHours</w:t>
+            </w:r>
+            <w:proofErr w:type="spellEnd"/>
+            <w:r>
+              <w:rPr>
+                <w:rFonts w:ascii="Courier New" w:eastAsia="Courier New" w:hAnsi="Courier New"/>
+                <w:sz w:val="17"/>
+              </w:rPr>
+              <w:t>", "</w:t>
+            </w:r>
+            <w:proofErr w:type="spellStart"/>
+            <w:r>
+              <w:rPr>
+                <w:rFonts w:ascii="Courier New" w:eastAsia="Courier New" w:hAnsi="Courier New"/>
+                <w:sz w:val="17"/>
+              </w:rPr>
+              <w:t>JobSatisfactionScore</w:t>
+            </w:r>
+            <w:proofErr w:type="spellEnd"/>
+            <w:r>
+              <w:rPr>
+                <w:rFonts w:ascii="Courier New" w:eastAsia="Courier New" w:hAnsi="Courier New"/>
+                <w:sz w:val="17"/>
+              </w:rPr>
+              <w:t>", "</w:t>
+            </w:r>
+            <w:proofErr w:type="spellStart"/>
+            <w:r>
+              <w:rPr>
+                <w:rFonts w:ascii="Courier New" w:eastAsia="Courier New" w:hAnsi="Courier New"/>
+                <w:sz w:val="17"/>
+              </w:rPr>
+              <w:t>SalaryLevel</w:t>
+            </w:r>
+            <w:proofErr w:type="spellEnd"/>
+            <w:r>
+              <w:rPr>
+                <w:rFonts w:ascii="Courier New" w:eastAsia="Courier New" w:hAnsi="Courier New"/>
+                <w:sz w:val="17"/>
+              </w:rPr>
+              <w:t>",</w:t>
+            </w:r>
+          </w:p>
+          <w:p>
+            <w:r>
+              <w:rPr>
+                <w:rFonts w:ascii="Courier New" w:eastAsia="Courier New" w:hAnsi="Courier New"/>
+                <w:sz w:val="17"/>
+              </w:rPr>
+              <w:t xml:space="preserve">    "</w:t>
+            </w:r>
+            <w:proofErr w:type="spellStart"/>
+            <w:r>
+              <w:rPr>
+                <w:rFonts w:ascii="Courier New" w:eastAsia="Courier New" w:hAnsi="Courier New"/>
+                <w:sz w:val="17"/>
+              </w:rPr>
+              <w:t>WorkLifeBalance</w:t>
+            </w:r>
+            <w:proofErr w:type="spellEnd"/>
+            <w:r>
+              <w:rPr>
+                <w:rFonts w:ascii="Courier New" w:eastAsia="Courier New" w:hAnsi="Courier New"/>
+                <w:sz w:val="17"/>
+              </w:rPr>
+              <w:t>", "</w:t>
+            </w:r>
+            <w:proofErr w:type="spellStart"/>
+            <w:r>
+              <w:rPr>
+                <w:rFonts w:ascii="Courier New" w:eastAsia="Courier New" w:hAnsi="Courier New"/>
+                <w:sz w:val="17"/>
+              </w:rPr>
+              <w:t>PromotionCount</w:t>
+            </w:r>
+            <w:proofErr w:type="spellEnd"/>
+            <w:r>
+              <w:rPr>
+                <w:rFonts w:ascii="Courier New" w:eastAsia="Courier New" w:hAnsi="Courier New"/>
+                <w:sz w:val="17"/>
+              </w:rPr>
+              <w:t>", "</w:t>
+            </w:r>
+            <w:proofErr w:type="spellStart"/>
+            <w:r>
+              <w:rPr>
+                <w:rFonts w:ascii="Courier New" w:eastAsia="Courier New" w:hAnsi="Courier New"/>
+                <w:sz w:val="17"/>
+              </w:rPr>
+              <w:t>RiskScore</w:t>
+            </w:r>
+            <w:proofErr w:type="spellEnd"/>
+            <w:r>
+              <w:rPr>
+                <w:rFonts w:ascii="Courier New" w:eastAsia="Courier New" w:hAnsi="Courier New"/>
+                <w:sz w:val="17"/>
+              </w:rPr>
+              <w:t>",</w:t>
+            </w:r>
+          </w:p>
+          <w:p>
+            <w:r>
+              <w:rPr>
+                <w:rFonts w:ascii="Courier New" w:eastAsia="Courier New" w:hAnsi="Courier New"/>
+                <w:sz w:val="17"/>
+              </w:rPr>
+              <w:t xml:space="preserve">    "</w:t>
+            </w:r>
+            <w:proofErr w:type="spellStart"/>
+            <w:r>
+              <w:rPr>
+                <w:rFonts w:ascii="Courier New" w:eastAsia="Courier New" w:hAnsi="Courier New"/>
+                <w:sz w:val="17"/>
+              </w:rPr>
+              <w:t>AttritionRisk</w:t>
+            </w:r>
+            <w:proofErr w:type="spellEnd"/>
+            <w:r>
+              <w:rPr>
+                <w:rFonts w:ascii="Courier New" w:eastAsia="Courier New" w:hAnsi="Courier New"/>
+                <w:sz w:val="17"/>
+              </w:rPr>
+              <w:t>", "</w:t>
+            </w:r>
+            <w:proofErr w:type="spellStart"/>
+            <w:r>
+              <w:rPr>
+                <w:rFonts w:ascii="Courier New" w:eastAsia="Courier New" w:hAnsi="Courier New"/>
+                <w:sz w:val="17"/>
+              </w:rPr>
+              <w:t>AttritionStatus</w:t>
+            </w:r>
+            <w:proofErr w:type="spellEnd"/>
+            <w:r>
+              <w:rPr>
+                <w:rFonts w:ascii="Courier New" w:eastAsia="Courier New" w:hAnsi="Courier New"/>
+                <w:sz w:val="17"/>
+              </w:rPr>
+              <w:t>"</w:t>
             </w:r>
           </w:p>
           <w:p>
@@ -6623,48 +9835,171 @@
             </w:r>
           </w:p>
           <w:p>
-            <w:r>
-              <w:rPr>
-                <w:rFonts w:ascii="Courier New" w:eastAsia="Courier New" w:hAnsi="Courier New"/>
-                <w:sz w:val="17"/>
-              </w:rPr>
-              <w:t>print_heading("ATTRITION RISK ANALYSIS")</w:t>
-            </w:r>
-          </w:p>
-          <w:p>
-            <w:r>
-              <w:rPr>
-                <w:rFonts w:ascii="Courier New" w:eastAsia="Courier New" w:hAnsi="Courier New"/>
-                <w:sz w:val="17"/>
-              </w:rPr>
-              <w:t>print("Risk Category Distribution")</w:t>
-            </w:r>
-          </w:p>
-          <w:p>
-            <w:r>
-              <w:rPr>
-                <w:rFonts w:ascii="Courier New" w:eastAsia="Courier New" w:hAnsi="Courier New"/>
-                <w:sz w:val="17"/>
-              </w:rPr>
-              <w:t>print(df["AttritionRisk"].value_counts().sort_index().to_string())</w:t>
-            </w:r>
-          </w:p>
-          <w:p>
-            <w:r>
-              <w:rPr>
-                <w:rFonts w:ascii="Courier New" w:eastAsia="Courier New" w:hAnsi="Courier New"/>
-                <w:sz w:val="17"/>
-              </w:rPr>
-              <w:t>print("\nHigh-Risk Employees")</w:t>
-            </w:r>
-          </w:p>
-          <w:p>
-            <w:r>
-              <w:rPr>
-                <w:rFonts w:ascii="Courier New" w:eastAsia="Courier New" w:hAnsi="Courier New"/>
-                <w:sz w:val="17"/>
-              </w:rPr>
-              <w:t>print(high_risk_employees.to_string())</w:t>
+            <w:proofErr w:type="spellStart"/>
+            <w:r>
+              <w:rPr>
+                <w:rFonts w:ascii="Courier New" w:eastAsia="Courier New" w:hAnsi="Courier New"/>
+                <w:sz w:val="17"/>
+              </w:rPr>
+              <w:t>print_</w:t>
+            </w:r>
+            <w:proofErr w:type="gramStart"/>
+            <w:r>
+              <w:rPr>
+                <w:rFonts w:ascii="Courier New" w:eastAsia="Courier New" w:hAnsi="Courier New"/>
+                <w:sz w:val="17"/>
+              </w:rPr>
+              <w:t>heading</w:t>
+            </w:r>
+            <w:proofErr w:type="spellEnd"/>
+            <w:r>
+              <w:rPr>
+                <w:rFonts w:ascii="Courier New" w:eastAsia="Courier New" w:hAnsi="Courier New"/>
+                <w:sz w:val="17"/>
+              </w:rPr>
+              <w:t>(</w:t>
+            </w:r>
+            <w:proofErr w:type="gramEnd"/>
+            <w:r>
+              <w:rPr>
+                <w:rFonts w:ascii="Courier New" w:eastAsia="Courier New" w:hAnsi="Courier New"/>
+                <w:sz w:val="17"/>
+              </w:rPr>
+              <w:t>"ATTRITION RISK ANALYSIS")</w:t>
+            </w:r>
+          </w:p>
+          <w:p>
+            <w:proofErr w:type="gramStart"/>
+            <w:r>
+              <w:rPr>
+                <w:rFonts w:ascii="Courier New" w:eastAsia="Courier New" w:hAnsi="Courier New"/>
+                <w:sz w:val="17"/>
+              </w:rPr>
+              <w:t>print(</w:t>
+            </w:r>
+            <w:proofErr w:type="gramEnd"/>
+            <w:r>
+              <w:rPr>
+                <w:rFonts w:ascii="Courier New" w:eastAsia="Courier New" w:hAnsi="Courier New"/>
+                <w:sz w:val="17"/>
+              </w:rPr>
+              <w:t>"Risk Category Distribution")</w:t>
+            </w:r>
+          </w:p>
+          <w:p>
+            <w:r>
+              <w:rPr>
+                <w:rFonts w:ascii="Courier New" w:eastAsia="Courier New" w:hAnsi="Courier New"/>
+                <w:sz w:val="17"/>
+              </w:rPr>
+              <w:t>print(df["AttritionRisk"].value_counts(</w:t>
+            </w:r>
+            <w:proofErr w:type="gramStart"/>
+            <w:r>
+              <w:rPr>
+                <w:rFonts w:ascii="Courier New" w:eastAsia="Courier New" w:hAnsi="Courier New"/>
+                <w:sz w:val="17"/>
+              </w:rPr>
+              <w:t>).sort</w:t>
+            </w:r>
+            <w:proofErr w:type="gramEnd"/>
+            <w:r>
+              <w:rPr>
+                <w:rFonts w:ascii="Courier New" w:eastAsia="Courier New" w:hAnsi="Courier New"/>
+                <w:sz w:val="17"/>
+              </w:rPr>
+              <w:t>_index().to_</w:t>
+            </w:r>
+            <w:proofErr w:type="gramStart"/>
+            <w:r>
+              <w:rPr>
+                <w:rFonts w:ascii="Courier New" w:eastAsia="Courier New" w:hAnsi="Courier New"/>
+                <w:sz w:val="17"/>
+              </w:rPr>
+              <w:t>string(</w:t>
+            </w:r>
+            <w:proofErr w:type="gramEnd"/>
+            <w:r>
+              <w:rPr>
+                <w:rFonts w:ascii="Courier New" w:eastAsia="Courier New" w:hAnsi="Courier New"/>
+                <w:sz w:val="17"/>
+              </w:rPr>
+              <w:t>))</w:t>
+            </w:r>
+          </w:p>
+          <w:p>
+            <w:proofErr w:type="gramStart"/>
+            <w:r>
+              <w:rPr>
+                <w:rFonts w:ascii="Courier New" w:eastAsia="Courier New" w:hAnsi="Courier New"/>
+                <w:sz w:val="17"/>
+              </w:rPr>
+              <w:t>print(</w:t>
+            </w:r>
+            <w:proofErr w:type="gramEnd"/>
+            <w:r>
+              <w:rPr>
+                <w:rFonts w:ascii="Courier New" w:eastAsia="Courier New" w:hAnsi="Courier New"/>
+                <w:sz w:val="17"/>
+              </w:rPr>
+              <w:t>"\</w:t>
+            </w:r>
+            <w:proofErr w:type="spellStart"/>
+            <w:r>
+              <w:rPr>
+                <w:rFonts w:ascii="Courier New" w:eastAsia="Courier New" w:hAnsi="Courier New"/>
+                <w:sz w:val="17"/>
+              </w:rPr>
+              <w:t>nHigh</w:t>
+            </w:r>
+            <w:proofErr w:type="spellEnd"/>
+            <w:r>
+              <w:rPr>
+                <w:rFonts w:ascii="Courier New" w:eastAsia="Courier New" w:hAnsi="Courier New"/>
+                <w:sz w:val="17"/>
+              </w:rPr>
+              <w:t>-Risk Employees")</w:t>
+            </w:r>
+          </w:p>
+          <w:p>
+            <w:r>
+              <w:rPr>
+                <w:rFonts w:ascii="Courier New" w:eastAsia="Courier New" w:hAnsi="Courier New"/>
+                <w:sz w:val="17"/>
+              </w:rPr>
+              <w:t>print(</w:t>
+            </w:r>
+            <w:proofErr w:type="spellStart"/>
+            <w:r>
+              <w:rPr>
+                <w:rFonts w:ascii="Courier New" w:eastAsia="Courier New" w:hAnsi="Courier New"/>
+                <w:sz w:val="17"/>
+              </w:rPr>
+              <w:t>high_risk_employees.to_</w:t>
+            </w:r>
+            <w:proofErr w:type="gramStart"/>
+            <w:r>
+              <w:rPr>
+                <w:rFonts w:ascii="Courier New" w:eastAsia="Courier New" w:hAnsi="Courier New"/>
+                <w:sz w:val="17"/>
+              </w:rPr>
+              <w:t>string</w:t>
+            </w:r>
+            <w:proofErr w:type="spellEnd"/>
+            <w:r>
+              <w:rPr>
+                <w:rFonts w:ascii="Courier New" w:eastAsia="Courier New" w:hAnsi="Courier New"/>
+                <w:sz w:val="17"/>
+              </w:rPr>
+              <w:t>(</w:t>
+            </w:r>
+            <w:proofErr w:type="gramEnd"/>
+            <w:r>
+              <w:rPr>
+                <w:rFonts w:ascii="Courier New" w:eastAsia="Courier New" w:hAnsi="Courier New"/>
+                <w:sz w:val="17"/>
+              </w:rPr>
+              <w:t>))</w:t>
             </w:r>
           </w:p>
           <w:p>
@@ -6682,61 +10017,229 @@
                 <w:rFonts w:ascii="Courier New" w:eastAsia="Courier New" w:hAnsi="Courier New"/>
                 <w:sz w:val="17"/>
               </w:rPr>
-              <w:t># 7. Treemap visualization using proportional Matplotlib rectangles.</w:t>
-            </w:r>
-          </w:p>
-          <w:p>
-            <w:r>
-              <w:rPr>
-                <w:rFonts w:ascii="Courier New" w:eastAsia="Courier New" w:hAnsi="Courier New"/>
-                <w:sz w:val="17"/>
-              </w:rPr>
-              <w:t>total_employees = category_summary["EmployeeCount"].sum()</w:t>
-            </w:r>
-          </w:p>
-          <w:p>
-            <w:r>
-              <w:rPr>
-                <w:rFonts w:ascii="Courier New" w:eastAsia="Courier New" w:hAnsi="Courier New"/>
-                <w:sz w:val="17"/>
-              </w:rPr>
-              <w:t>fig, ax = plt.subplots(figsize=(11, 6))</w:t>
-            </w:r>
-          </w:p>
-          <w:p>
-            <w:r>
-              <w:rPr>
-                <w:rFonts w:ascii="Courier New" w:eastAsia="Courier New" w:hAnsi="Courier New"/>
-                <w:sz w:val="17"/>
-              </w:rPr>
-              <w:t>fig.patch.set_facecolor("black")</w:t>
-            </w:r>
-          </w:p>
-          <w:p>
-            <w:r>
-              <w:rPr>
-                <w:rFonts w:ascii="Courier New" w:eastAsia="Courier New" w:hAnsi="Courier New"/>
-                <w:sz w:val="17"/>
-              </w:rPr>
-              <w:t>ax.set_facecolor("black")</w:t>
-            </w:r>
-          </w:p>
-          <w:p>
-            <w:r>
-              <w:rPr>
-                <w:rFonts w:ascii="Courier New" w:eastAsia="Courier New" w:hAnsi="Courier New"/>
-                <w:sz w:val="17"/>
-              </w:rPr>
-              <w:t>x_position = 0.0</w:t>
-            </w:r>
-          </w:p>
-          <w:p>
-            <w:r>
-              <w:rPr>
-                <w:rFonts w:ascii="Courier New" w:eastAsia="Courier New" w:hAnsi="Courier New"/>
-                <w:sz w:val="17"/>
-              </w:rPr>
-              <w:t>grayscale_colors = ["#2F2F2F", "#555555", "#7A7A7A"]</w:t>
+              <w:t xml:space="preserve"># 7. </w:t>
+            </w:r>
+            <w:proofErr w:type="spellStart"/>
+            <w:r>
+              <w:rPr>
+                <w:rFonts w:ascii="Courier New" w:eastAsia="Courier New" w:hAnsi="Courier New"/>
+                <w:sz w:val="17"/>
+              </w:rPr>
+              <w:t>Treemap</w:t>
+            </w:r>
+            <w:proofErr w:type="spellEnd"/>
+            <w:r>
+              <w:rPr>
+                <w:rFonts w:ascii="Courier New" w:eastAsia="Courier New" w:hAnsi="Courier New"/>
+                <w:sz w:val="17"/>
+              </w:rPr>
+              <w:t xml:space="preserve"> visualization using proportional Matplotlib rectangles.</w:t>
+            </w:r>
+          </w:p>
+          <w:p>
+            <w:proofErr w:type="spellStart"/>
+            <w:r>
+              <w:rPr>
+                <w:rFonts w:ascii="Courier New" w:eastAsia="Courier New" w:hAnsi="Courier New"/>
+                <w:sz w:val="17"/>
+              </w:rPr>
+              <w:t>total_employees</w:t>
+            </w:r>
+            <w:proofErr w:type="spellEnd"/>
+            <w:r>
+              <w:rPr>
+                <w:rFonts w:ascii="Courier New" w:eastAsia="Courier New" w:hAnsi="Courier New"/>
+                <w:sz w:val="17"/>
+              </w:rPr>
+              <w:t xml:space="preserve"> = </w:t>
+            </w:r>
+            <w:proofErr w:type="spellStart"/>
+            <w:r>
+              <w:rPr>
+                <w:rFonts w:ascii="Courier New" w:eastAsia="Courier New" w:hAnsi="Courier New"/>
+                <w:sz w:val="17"/>
+              </w:rPr>
+              <w:t>category_summary</w:t>
+            </w:r>
+            <w:proofErr w:type="spellEnd"/>
+            <w:r>
+              <w:rPr>
+                <w:rFonts w:ascii="Courier New" w:eastAsia="Courier New" w:hAnsi="Courier New"/>
+                <w:sz w:val="17"/>
+              </w:rPr>
+              <w:t>["</w:t>
+            </w:r>
+            <w:proofErr w:type="spellStart"/>
+            <w:r>
+              <w:rPr>
+                <w:rFonts w:ascii="Courier New" w:eastAsia="Courier New" w:hAnsi="Courier New"/>
+                <w:sz w:val="17"/>
+              </w:rPr>
+              <w:t>EmployeeCount</w:t>
+            </w:r>
+            <w:proofErr w:type="spellEnd"/>
+            <w:r>
+              <w:rPr>
+                <w:rFonts w:ascii="Courier New" w:eastAsia="Courier New" w:hAnsi="Courier New"/>
+                <w:sz w:val="17"/>
+              </w:rPr>
+              <w:t>"</w:t>
+            </w:r>
+            <w:proofErr w:type="gramStart"/>
+            <w:r>
+              <w:rPr>
+                <w:rFonts w:ascii="Courier New" w:eastAsia="Courier New" w:hAnsi="Courier New"/>
+                <w:sz w:val="17"/>
+              </w:rPr>
+              <w:t>].sum</w:t>
+            </w:r>
+            <w:proofErr w:type="gramEnd"/>
+            <w:r>
+              <w:rPr>
+                <w:rFonts w:ascii="Courier New" w:eastAsia="Courier New" w:hAnsi="Courier New"/>
+                <w:sz w:val="17"/>
+              </w:rPr>
+              <w:t>()</w:t>
+            </w:r>
+          </w:p>
+          <w:p>
+            <w:r>
+              <w:rPr>
+                <w:rFonts w:ascii="Courier New" w:eastAsia="Courier New" w:hAnsi="Courier New"/>
+                <w:sz w:val="17"/>
+              </w:rPr>
+              <w:t xml:space="preserve">fig, </w:t>
+            </w:r>
+            <w:proofErr w:type="spellStart"/>
+            <w:r>
+              <w:rPr>
+                <w:rFonts w:ascii="Courier New" w:eastAsia="Courier New" w:hAnsi="Courier New"/>
+                <w:sz w:val="17"/>
+              </w:rPr>
+              <w:t>ax</w:t>
+            </w:r>
+            <w:proofErr w:type="spellEnd"/>
+            <w:r>
+              <w:rPr>
+                <w:rFonts w:ascii="Courier New" w:eastAsia="Courier New" w:hAnsi="Courier New"/>
+                <w:sz w:val="17"/>
+              </w:rPr>
+              <w:t xml:space="preserve"> = </w:t>
+            </w:r>
+            <w:proofErr w:type="spellStart"/>
+            <w:proofErr w:type="gramStart"/>
+            <w:r>
+              <w:rPr>
+                <w:rFonts w:ascii="Courier New" w:eastAsia="Courier New" w:hAnsi="Courier New"/>
+                <w:sz w:val="17"/>
+              </w:rPr>
+              <w:t>plt.subplots</w:t>
+            </w:r>
+            <w:proofErr w:type="spellEnd"/>
+            <w:proofErr w:type="gramEnd"/>
+            <w:r>
+              <w:rPr>
+                <w:rFonts w:ascii="Courier New" w:eastAsia="Courier New" w:hAnsi="Courier New"/>
+                <w:sz w:val="17"/>
+              </w:rPr>
+              <w:t>(</w:t>
+            </w:r>
+            <w:proofErr w:type="spellStart"/>
+            <w:r>
+              <w:rPr>
+                <w:rFonts w:ascii="Courier New" w:eastAsia="Courier New" w:hAnsi="Courier New"/>
+                <w:sz w:val="17"/>
+              </w:rPr>
+              <w:t>figsize</w:t>
+            </w:r>
+            <w:proofErr w:type="spellEnd"/>
+            <w:proofErr w:type="gramStart"/>
+            <w:r>
+              <w:rPr>
+                <w:rFonts w:ascii="Courier New" w:eastAsia="Courier New" w:hAnsi="Courier New"/>
+                <w:sz w:val="17"/>
+              </w:rPr>
+              <w:t>=(</w:t>
+            </w:r>
+            <w:proofErr w:type="gramEnd"/>
+            <w:r>
+              <w:rPr>
+                <w:rFonts w:ascii="Courier New" w:eastAsia="Courier New" w:hAnsi="Courier New"/>
+                <w:sz w:val="17"/>
+              </w:rPr>
+              <w:t>11, 6))</w:t>
+            </w:r>
+          </w:p>
+          <w:p>
+            <w:proofErr w:type="spellStart"/>
+            <w:r>
+              <w:rPr>
+                <w:rFonts w:ascii="Courier New" w:eastAsia="Courier New" w:hAnsi="Courier New"/>
+                <w:sz w:val="17"/>
+              </w:rPr>
+              <w:t>fig.patch.set_facecolor</w:t>
+            </w:r>
+            <w:proofErr w:type="spellEnd"/>
+            <w:r>
+              <w:rPr>
+                <w:rFonts w:ascii="Courier New" w:eastAsia="Courier New" w:hAnsi="Courier New"/>
+                <w:sz w:val="17"/>
+              </w:rPr>
+              <w:t>("black")</w:t>
+            </w:r>
+          </w:p>
+          <w:p>
+            <w:proofErr w:type="spellStart"/>
+            <w:r>
+              <w:rPr>
+                <w:rFonts w:ascii="Courier New" w:eastAsia="Courier New" w:hAnsi="Courier New"/>
+                <w:sz w:val="17"/>
+              </w:rPr>
+              <w:t>ax.set_facecolor</w:t>
+            </w:r>
+            <w:proofErr w:type="spellEnd"/>
+            <w:r>
+              <w:rPr>
+                <w:rFonts w:ascii="Courier New" w:eastAsia="Courier New" w:hAnsi="Courier New"/>
+                <w:sz w:val="17"/>
+              </w:rPr>
+              <w:t>("black")</w:t>
+            </w:r>
+          </w:p>
+          <w:p>
+            <w:proofErr w:type="spellStart"/>
+            <w:r>
+              <w:rPr>
+                <w:rFonts w:ascii="Courier New" w:eastAsia="Courier New" w:hAnsi="Courier New"/>
+                <w:sz w:val="17"/>
+              </w:rPr>
+              <w:t>x_position</w:t>
+            </w:r>
+            <w:proofErr w:type="spellEnd"/>
+            <w:r>
+              <w:rPr>
+                <w:rFonts w:ascii="Courier New" w:eastAsia="Courier New" w:hAnsi="Courier New"/>
+                <w:sz w:val="17"/>
+              </w:rPr>
+              <w:t xml:space="preserve"> = 0.0</w:t>
+            </w:r>
+          </w:p>
+          <w:p>
+            <w:proofErr w:type="spellStart"/>
+            <w:r>
+              <w:rPr>
+                <w:rFonts w:ascii="Courier New" w:eastAsia="Courier New" w:hAnsi="Courier New"/>
+                <w:sz w:val="17"/>
+              </w:rPr>
+              <w:t>grayscale_colors</w:t>
+            </w:r>
+            <w:proofErr w:type="spellEnd"/>
+            <w:r>
+              <w:rPr>
+                <w:rFonts w:ascii="Courier New" w:eastAsia="Courier New" w:hAnsi="Courier New"/>
+                <w:sz w:val="17"/>
+              </w:rPr>
+              <w:t xml:space="preserve"> = ["#2F2F2F", "#555555", "#7A7A7A"]</w:t>
             </w:r>
           </w:p>
           <w:p>
@@ -6754,43 +10257,182 @@
                 <w:rFonts w:ascii="Courier New" w:eastAsia="Courier New" w:hAnsi="Courier New"/>
                 <w:sz w:val="17"/>
               </w:rPr>
-              <w:t>for index, row in category_summary.iterrows():</w:t>
-            </w:r>
-          </w:p>
-          <w:p>
-            <w:r>
-              <w:rPr>
-                <w:rFonts w:ascii="Courier New" w:eastAsia="Courier New" w:hAnsi="Courier New"/>
-                <w:sz w:val="17"/>
-              </w:rPr>
-              <w:t xml:space="preserve">    width = row["EmployeeCount"] / total_employees</w:t>
-            </w:r>
-          </w:p>
-          <w:p>
-            <w:r>
-              <w:rPr>
-                <w:rFonts w:ascii="Courier New" w:eastAsia="Courier New" w:hAnsi="Courier New"/>
-                <w:sz w:val="17"/>
-              </w:rPr>
-              <w:t xml:space="preserve">    ax.add_patch(Rectangle(</w:t>
-            </w:r>
-          </w:p>
-          <w:p>
-            <w:r>
-              <w:rPr>
-                <w:rFonts w:ascii="Courier New" w:eastAsia="Courier New" w:hAnsi="Courier New"/>
-                <w:sz w:val="17"/>
-              </w:rPr>
-              <w:t xml:space="preserve">        (x_position, 0), width, 1,</w:t>
-            </w:r>
-          </w:p>
-          <w:p>
-            <w:r>
-              <w:rPr>
-                <w:rFonts w:ascii="Courier New" w:eastAsia="Courier New" w:hAnsi="Courier New"/>
-                <w:sz w:val="17"/>
-              </w:rPr>
-              <w:t xml:space="preserve">        facecolor=grayscale_colors[index], edgecolor="white", linewidth=2</w:t>
+              <w:t xml:space="preserve">for index, row in </w:t>
+            </w:r>
+            <w:proofErr w:type="spellStart"/>
+            <w:r>
+              <w:rPr>
+                <w:rFonts w:ascii="Courier New" w:eastAsia="Courier New" w:hAnsi="Courier New"/>
+                <w:sz w:val="17"/>
+              </w:rPr>
+              <w:t>category_</w:t>
+            </w:r>
+            <w:proofErr w:type="gramStart"/>
+            <w:r>
+              <w:rPr>
+                <w:rFonts w:ascii="Courier New" w:eastAsia="Courier New" w:hAnsi="Courier New"/>
+                <w:sz w:val="17"/>
+              </w:rPr>
+              <w:t>summary.iterrows</w:t>
+            </w:r>
+            <w:proofErr w:type="spellEnd"/>
+            <w:proofErr w:type="gramEnd"/>
+            <w:r>
+              <w:rPr>
+                <w:rFonts w:ascii="Courier New" w:eastAsia="Courier New" w:hAnsi="Courier New"/>
+                <w:sz w:val="17"/>
+              </w:rPr>
+              <w:t>():</w:t>
+            </w:r>
+          </w:p>
+          <w:p>
+            <w:r>
+              <w:rPr>
+                <w:rFonts w:ascii="Courier New" w:eastAsia="Courier New" w:hAnsi="Courier New"/>
+                <w:sz w:val="17"/>
+              </w:rPr>
+              <w:t xml:space="preserve">    width = row["</w:t>
+            </w:r>
+            <w:proofErr w:type="spellStart"/>
+            <w:r>
+              <w:rPr>
+                <w:rFonts w:ascii="Courier New" w:eastAsia="Courier New" w:hAnsi="Courier New"/>
+                <w:sz w:val="17"/>
+              </w:rPr>
+              <w:t>EmployeeCount</w:t>
+            </w:r>
+            <w:proofErr w:type="spellEnd"/>
+            <w:r>
+              <w:rPr>
+                <w:rFonts w:ascii="Courier New" w:eastAsia="Courier New" w:hAnsi="Courier New"/>
+                <w:sz w:val="17"/>
+              </w:rPr>
+              <w:t xml:space="preserve">"] / </w:t>
+            </w:r>
+            <w:proofErr w:type="spellStart"/>
+            <w:r>
+              <w:rPr>
+                <w:rFonts w:ascii="Courier New" w:eastAsia="Courier New" w:hAnsi="Courier New"/>
+                <w:sz w:val="17"/>
+              </w:rPr>
+              <w:t>total_employees</w:t>
+            </w:r>
+            <w:proofErr w:type="spellEnd"/>
+          </w:p>
+          <w:p>
+            <w:r>
+              <w:rPr>
+                <w:rFonts w:ascii="Courier New" w:eastAsia="Courier New" w:hAnsi="Courier New"/>
+                <w:sz w:val="17"/>
+              </w:rPr>
+              <w:t xml:space="preserve">    </w:t>
+            </w:r>
+            <w:proofErr w:type="spellStart"/>
+            <w:r>
+              <w:rPr>
+                <w:rFonts w:ascii="Courier New" w:eastAsia="Courier New" w:hAnsi="Courier New"/>
+                <w:sz w:val="17"/>
+              </w:rPr>
+              <w:t>ax.add_</w:t>
+            </w:r>
+            <w:proofErr w:type="gramStart"/>
+            <w:r>
+              <w:rPr>
+                <w:rFonts w:ascii="Courier New" w:eastAsia="Courier New" w:hAnsi="Courier New"/>
+                <w:sz w:val="17"/>
+              </w:rPr>
+              <w:t>patch</w:t>
+            </w:r>
+            <w:proofErr w:type="spellEnd"/>
+            <w:r>
+              <w:rPr>
+                <w:rFonts w:ascii="Courier New" w:eastAsia="Courier New" w:hAnsi="Courier New"/>
+                <w:sz w:val="17"/>
+              </w:rPr>
+              <w:t>(Rectangle(</w:t>
+            </w:r>
+            <w:proofErr w:type="gramEnd"/>
+          </w:p>
+          <w:p>
+            <w:r>
+              <w:rPr>
+                <w:rFonts w:ascii="Courier New" w:eastAsia="Courier New" w:hAnsi="Courier New"/>
+                <w:sz w:val="17"/>
+              </w:rPr>
+              <w:t xml:space="preserve">        (</w:t>
+            </w:r>
+            <w:proofErr w:type="spellStart"/>
+            <w:r>
+              <w:rPr>
+                <w:rFonts w:ascii="Courier New" w:eastAsia="Courier New" w:hAnsi="Courier New"/>
+                <w:sz w:val="17"/>
+              </w:rPr>
+              <w:t>x_position</w:t>
+            </w:r>
+            <w:proofErr w:type="spellEnd"/>
+            <w:r>
+              <w:rPr>
+                <w:rFonts w:ascii="Courier New" w:eastAsia="Courier New" w:hAnsi="Courier New"/>
+                <w:sz w:val="17"/>
+              </w:rPr>
+              <w:t>, 0), width, 1,</w:t>
+            </w:r>
+          </w:p>
+          <w:p>
+            <w:r>
+              <w:rPr>
+                <w:rFonts w:ascii="Courier New" w:eastAsia="Courier New" w:hAnsi="Courier New"/>
+                <w:sz w:val="17"/>
+              </w:rPr>
+              <w:t xml:space="preserve">        </w:t>
+            </w:r>
+            <w:proofErr w:type="spellStart"/>
+            <w:r>
+              <w:rPr>
+                <w:rFonts w:ascii="Courier New" w:eastAsia="Courier New" w:hAnsi="Courier New"/>
+                <w:sz w:val="17"/>
+              </w:rPr>
+              <w:t>facecolor</w:t>
+            </w:r>
+            <w:proofErr w:type="spellEnd"/>
+            <w:r>
+              <w:rPr>
+                <w:rFonts w:ascii="Courier New" w:eastAsia="Courier New" w:hAnsi="Courier New"/>
+                <w:sz w:val="17"/>
+              </w:rPr>
+              <w:t>=</w:t>
+            </w:r>
+            <w:proofErr w:type="spellStart"/>
+            <w:r>
+              <w:rPr>
+                <w:rFonts w:ascii="Courier New" w:eastAsia="Courier New" w:hAnsi="Courier New"/>
+                <w:sz w:val="17"/>
+              </w:rPr>
+              <w:t>grayscale_colors</w:t>
+            </w:r>
+            <w:proofErr w:type="spellEnd"/>
+            <w:r>
+              <w:rPr>
+                <w:rFonts w:ascii="Courier New" w:eastAsia="Courier New" w:hAnsi="Courier New"/>
+                <w:sz w:val="17"/>
+              </w:rPr>
+              <w:t xml:space="preserve">[index], </w:t>
+            </w:r>
+            <w:proofErr w:type="spellStart"/>
+            <w:r>
+              <w:rPr>
+                <w:rFonts w:ascii="Courier New" w:eastAsia="Courier New" w:hAnsi="Courier New"/>
+                <w:sz w:val="17"/>
+              </w:rPr>
+              <w:t>edgecolor</w:t>
+            </w:r>
+            <w:proofErr w:type="spellEnd"/>
+            <w:r>
+              <w:rPr>
+                <w:rFonts w:ascii="Courier New" w:eastAsia="Courier New" w:hAnsi="Courier New"/>
+                <w:sz w:val="17"/>
+              </w:rPr>
+              <w:t>="white", linewidth=2</w:t>
             </w:r>
           </w:p>
           <w:p>
@@ -6817,25 +10459,153 @@
                 <w:rFonts w:ascii="Courier New" w:eastAsia="Courier New" w:hAnsi="Courier New"/>
                 <w:sz w:val="17"/>
               </w:rPr>
-              <w:t xml:space="preserve">        f'{row["EmployeeCategory"]}\n'</w:t>
-            </w:r>
-          </w:p>
-          <w:p>
-            <w:r>
-              <w:rPr>
-                <w:rFonts w:ascii="Courier New" w:eastAsia="Courier New" w:hAnsi="Courier New"/>
-                <w:sz w:val="17"/>
-              </w:rPr>
-              <w:t xml:space="preserve">        f'Employees: {int(row["EmployeeCount"])}\n'</w:t>
-            </w:r>
-          </w:p>
-          <w:p>
-            <w:r>
-              <w:rPr>
-                <w:rFonts w:ascii="Courier New" w:eastAsia="Courier New" w:hAnsi="Courier New"/>
-                <w:sz w:val="17"/>
-              </w:rPr>
-              <w:t xml:space="preserve">        f'Attrition Rate: {row["AttritionRatePercent"]:.1f}%'</w:t>
+              <w:t xml:space="preserve">        f'{row["</w:t>
+            </w:r>
+            <w:proofErr w:type="spellStart"/>
+            <w:r>
+              <w:rPr>
+                <w:rFonts w:ascii="Courier New" w:eastAsia="Courier New" w:hAnsi="Courier New"/>
+                <w:sz w:val="17"/>
+              </w:rPr>
+              <w:t>EmployeeCategory</w:t>
+            </w:r>
+            <w:proofErr w:type="spellEnd"/>
+            <w:r>
+              <w:rPr>
+                <w:rFonts w:ascii="Courier New" w:eastAsia="Courier New" w:hAnsi="Courier New"/>
+                <w:sz w:val="17"/>
+              </w:rPr>
+              <w:t>"</w:t>
+            </w:r>
+            <w:proofErr w:type="gramStart"/>
+            <w:r>
+              <w:rPr>
+                <w:rFonts w:ascii="Courier New" w:eastAsia="Courier New" w:hAnsi="Courier New"/>
+                <w:sz w:val="17"/>
+              </w:rPr>
+              <w:t>]}\</w:t>
+            </w:r>
+            <w:proofErr w:type="gramEnd"/>
+            <w:r>
+              <w:rPr>
+                <w:rFonts w:ascii="Courier New" w:eastAsia="Courier New" w:hAnsi="Courier New"/>
+                <w:sz w:val="17"/>
+              </w:rPr>
+              <w:t>n'</w:t>
+            </w:r>
+          </w:p>
+          <w:p>
+            <w:r>
+              <w:rPr>
+                <w:rFonts w:ascii="Courier New" w:eastAsia="Courier New" w:hAnsi="Courier New"/>
+                <w:sz w:val="17"/>
+              </w:rPr>
+              <w:t xml:space="preserve">        </w:t>
+            </w:r>
+            <w:proofErr w:type="spellStart"/>
+            <w:r>
+              <w:rPr>
+                <w:rFonts w:ascii="Courier New" w:eastAsia="Courier New" w:hAnsi="Courier New"/>
+                <w:sz w:val="17"/>
+              </w:rPr>
+              <w:t>f'Employees</w:t>
+            </w:r>
+            <w:proofErr w:type="spellEnd"/>
+            <w:r>
+              <w:rPr>
+                <w:rFonts w:ascii="Courier New" w:eastAsia="Courier New" w:hAnsi="Courier New"/>
+                <w:sz w:val="17"/>
+              </w:rPr>
+              <w:t>: {int(row["</w:t>
+            </w:r>
+            <w:proofErr w:type="spellStart"/>
+            <w:r>
+              <w:rPr>
+                <w:rFonts w:ascii="Courier New" w:eastAsia="Courier New" w:hAnsi="Courier New"/>
+                <w:sz w:val="17"/>
+              </w:rPr>
+              <w:t>EmployeeCount</w:t>
+            </w:r>
+            <w:proofErr w:type="spellEnd"/>
+            <w:r>
+              <w:rPr>
+                <w:rFonts w:ascii="Courier New" w:eastAsia="Courier New" w:hAnsi="Courier New"/>
+                <w:sz w:val="17"/>
+              </w:rPr>
+              <w:t>"]</w:t>
+            </w:r>
+            <w:proofErr w:type="gramStart"/>
+            <w:r>
+              <w:rPr>
+                <w:rFonts w:ascii="Courier New" w:eastAsia="Courier New" w:hAnsi="Courier New"/>
+                <w:sz w:val="17"/>
+              </w:rPr>
+              <w:t>)}\</w:t>
+            </w:r>
+            <w:proofErr w:type="gramEnd"/>
+            <w:r>
+              <w:rPr>
+                <w:rFonts w:ascii="Courier New" w:eastAsia="Courier New" w:hAnsi="Courier New"/>
+                <w:sz w:val="17"/>
+              </w:rPr>
+              <w:t>n'</w:t>
+            </w:r>
+          </w:p>
+          <w:p>
+            <w:r>
+              <w:rPr>
+                <w:rFonts w:ascii="Courier New" w:eastAsia="Courier New" w:hAnsi="Courier New"/>
+                <w:sz w:val="17"/>
+              </w:rPr>
+              <w:t xml:space="preserve">        </w:t>
+            </w:r>
+            <w:proofErr w:type="spellStart"/>
+            <w:r>
+              <w:rPr>
+                <w:rFonts w:ascii="Courier New" w:eastAsia="Courier New" w:hAnsi="Courier New"/>
+                <w:sz w:val="17"/>
+              </w:rPr>
+              <w:t>f'Attrition</w:t>
+            </w:r>
+            <w:proofErr w:type="spellEnd"/>
+            <w:r>
+              <w:rPr>
+                <w:rFonts w:ascii="Courier New" w:eastAsia="Courier New" w:hAnsi="Courier New"/>
+                <w:sz w:val="17"/>
+              </w:rPr>
+              <w:t xml:space="preserve"> Rate: {row["</w:t>
+            </w:r>
+            <w:proofErr w:type="spellStart"/>
+            <w:r>
+              <w:rPr>
+                <w:rFonts w:ascii="Courier New" w:eastAsia="Courier New" w:hAnsi="Courier New"/>
+                <w:sz w:val="17"/>
+              </w:rPr>
+              <w:t>AttritionRatePercent</w:t>
+            </w:r>
+            <w:proofErr w:type="spellEnd"/>
+            <w:r>
+              <w:rPr>
+                <w:rFonts w:ascii="Courier New" w:eastAsia="Courier New" w:hAnsi="Courier New"/>
+                <w:sz w:val="17"/>
+              </w:rPr>
+              <w:t>"]:.1</w:t>
+            </w:r>
+            <w:proofErr w:type="gramStart"/>
+            <w:r>
+              <w:rPr>
+                <w:rFonts w:ascii="Courier New" w:eastAsia="Courier New" w:hAnsi="Courier New"/>
+                <w:sz w:val="17"/>
+              </w:rPr>
+              <w:t>f}%</w:t>
+            </w:r>
+            <w:proofErr w:type="gramEnd"/>
+            <w:r>
+              <w:rPr>
+                <w:rFonts w:ascii="Courier New" w:eastAsia="Courier New" w:hAnsi="Courier New"/>
+                <w:sz w:val="17"/>
+              </w:rPr>
+              <w:t>'</w:t>
             </w:r>
           </w:p>
           <w:p>
@@ -6853,34 +10623,171 @@
                 <w:rFonts w:ascii="Courier New" w:eastAsia="Courier New" w:hAnsi="Courier New"/>
                 <w:sz w:val="17"/>
               </w:rPr>
-              <w:t xml:space="preserve">    ax.text(</w:t>
-            </w:r>
-          </w:p>
-          <w:p>
-            <w:r>
-              <w:rPr>
-                <w:rFonts w:ascii="Courier New" w:eastAsia="Courier New" w:hAnsi="Courier New"/>
-                <w:sz w:val="17"/>
-              </w:rPr>
-              <w:t xml:space="preserve">        x_position + width / 2, 0.5, label,</w:t>
-            </w:r>
-          </w:p>
-          <w:p>
-            <w:r>
-              <w:rPr>
-                <w:rFonts w:ascii="Courier New" w:eastAsia="Courier New" w:hAnsi="Courier New"/>
-                <w:sz w:val="17"/>
-              </w:rPr>
-              <w:t xml:space="preserve">        color="white", ha="center", va="center",</w:t>
-            </w:r>
-          </w:p>
-          <w:p>
-            <w:r>
-              <w:rPr>
-                <w:rFonts w:ascii="Courier New" w:eastAsia="Courier New" w:hAnsi="Courier New"/>
-                <w:sz w:val="17"/>
-              </w:rPr>
-              <w:t xml:space="preserve">        fontsize=12, fontweight="bold"</w:t>
+              <w:t xml:space="preserve">    </w:t>
+            </w:r>
+            <w:proofErr w:type="spellStart"/>
+            <w:r>
+              <w:rPr>
+                <w:rFonts w:ascii="Courier New" w:eastAsia="Courier New" w:hAnsi="Courier New"/>
+                <w:sz w:val="17"/>
+              </w:rPr>
+              <w:t>ax.</w:t>
+            </w:r>
+            <w:proofErr w:type="gramStart"/>
+            <w:r>
+              <w:rPr>
+                <w:rFonts w:ascii="Courier New" w:eastAsia="Courier New" w:hAnsi="Courier New"/>
+                <w:sz w:val="17"/>
+              </w:rPr>
+              <w:t>text</w:t>
+            </w:r>
+            <w:proofErr w:type="spellEnd"/>
+            <w:r>
+              <w:rPr>
+                <w:rFonts w:ascii="Courier New" w:eastAsia="Courier New" w:hAnsi="Courier New"/>
+                <w:sz w:val="17"/>
+              </w:rPr>
+              <w:t>(</w:t>
+            </w:r>
+            <w:proofErr w:type="gramEnd"/>
+          </w:p>
+          <w:p>
+            <w:r>
+              <w:rPr>
+                <w:rFonts w:ascii="Courier New" w:eastAsia="Courier New" w:hAnsi="Courier New"/>
+                <w:sz w:val="17"/>
+              </w:rPr>
+              <w:t xml:space="preserve">        </w:t>
+            </w:r>
+            <w:proofErr w:type="spellStart"/>
+            <w:r>
+              <w:rPr>
+                <w:rFonts w:ascii="Courier New" w:eastAsia="Courier New" w:hAnsi="Courier New"/>
+                <w:sz w:val="17"/>
+              </w:rPr>
+              <w:t>x_position</w:t>
+            </w:r>
+            <w:proofErr w:type="spellEnd"/>
+            <w:r>
+              <w:rPr>
+                <w:rFonts w:ascii="Courier New" w:eastAsia="Courier New" w:hAnsi="Courier New"/>
+                <w:sz w:val="17"/>
+              </w:rPr>
+              <w:t xml:space="preserve"> + width / 2, 0.5, label,</w:t>
+            </w:r>
+          </w:p>
+          <w:p>
+            <w:r>
+              <w:rPr>
+                <w:rFonts w:ascii="Courier New" w:eastAsia="Courier New" w:hAnsi="Courier New"/>
+                <w:sz w:val="17"/>
+              </w:rPr>
+              <w:t xml:space="preserve">        </w:t>
+            </w:r>
+            <w:proofErr w:type="spellStart"/>
+            <w:r>
+              <w:rPr>
+                <w:rFonts w:ascii="Courier New" w:eastAsia="Courier New" w:hAnsi="Courier New"/>
+                <w:sz w:val="17"/>
+              </w:rPr>
+              <w:t>color</w:t>
+            </w:r>
+            <w:proofErr w:type="spellEnd"/>
+            <w:r>
+              <w:rPr>
+                <w:rFonts w:ascii="Courier New" w:eastAsia="Courier New" w:hAnsi="Courier New"/>
+                <w:sz w:val="17"/>
+              </w:rPr>
+              <w:t>="white", ha="</w:t>
+            </w:r>
+            <w:proofErr w:type="spellStart"/>
+            <w:r>
+              <w:rPr>
+                <w:rFonts w:ascii="Courier New" w:eastAsia="Courier New" w:hAnsi="Courier New"/>
+                <w:sz w:val="17"/>
+              </w:rPr>
+              <w:t>center</w:t>
+            </w:r>
+            <w:proofErr w:type="spellEnd"/>
+            <w:r>
+              <w:rPr>
+                <w:rFonts w:ascii="Courier New" w:eastAsia="Courier New" w:hAnsi="Courier New"/>
+                <w:sz w:val="17"/>
+              </w:rPr>
+              <w:t xml:space="preserve">", </w:t>
+            </w:r>
+            <w:proofErr w:type="spellStart"/>
+            <w:r>
+              <w:rPr>
+                <w:rFonts w:ascii="Courier New" w:eastAsia="Courier New" w:hAnsi="Courier New"/>
+                <w:sz w:val="17"/>
+              </w:rPr>
+              <w:t>va</w:t>
+            </w:r>
+            <w:proofErr w:type="spellEnd"/>
+            <w:r>
+              <w:rPr>
+                <w:rFonts w:ascii="Courier New" w:eastAsia="Courier New" w:hAnsi="Courier New"/>
+                <w:sz w:val="17"/>
+              </w:rPr>
+              <w:t>="</w:t>
+            </w:r>
+            <w:proofErr w:type="spellStart"/>
+            <w:r>
+              <w:rPr>
+                <w:rFonts w:ascii="Courier New" w:eastAsia="Courier New" w:hAnsi="Courier New"/>
+                <w:sz w:val="17"/>
+              </w:rPr>
+              <w:t>center</w:t>
+            </w:r>
+            <w:proofErr w:type="spellEnd"/>
+            <w:r>
+              <w:rPr>
+                <w:rFonts w:ascii="Courier New" w:eastAsia="Courier New" w:hAnsi="Courier New"/>
+                <w:sz w:val="17"/>
+              </w:rPr>
+              <w:t>",</w:t>
+            </w:r>
+          </w:p>
+          <w:p>
+            <w:r>
+              <w:rPr>
+                <w:rFonts w:ascii="Courier New" w:eastAsia="Courier New" w:hAnsi="Courier New"/>
+                <w:sz w:val="17"/>
+              </w:rPr>
+              <w:t xml:space="preserve">        </w:t>
+            </w:r>
+            <w:proofErr w:type="spellStart"/>
+            <w:r>
+              <w:rPr>
+                <w:rFonts w:ascii="Courier New" w:eastAsia="Courier New" w:hAnsi="Courier New"/>
+                <w:sz w:val="17"/>
+              </w:rPr>
+              <w:t>fontsize</w:t>
+            </w:r>
+            <w:proofErr w:type="spellEnd"/>
+            <w:r>
+              <w:rPr>
+                <w:rFonts w:ascii="Courier New" w:eastAsia="Courier New" w:hAnsi="Courier New"/>
+                <w:sz w:val="17"/>
+              </w:rPr>
+              <w:t xml:space="preserve">=12, </w:t>
+            </w:r>
+            <w:proofErr w:type="spellStart"/>
+            <w:r>
+              <w:rPr>
+                <w:rFonts w:ascii="Courier New" w:eastAsia="Courier New" w:hAnsi="Courier New"/>
+                <w:sz w:val="17"/>
+              </w:rPr>
+              <w:t>fontweight</w:t>
+            </w:r>
+            <w:proofErr w:type="spellEnd"/>
+            <w:r>
+              <w:rPr>
+                <w:rFonts w:ascii="Courier New" w:eastAsia="Courier New" w:hAnsi="Courier New"/>
+                <w:sz w:val="17"/>
+              </w:rPr>
+              <w:t>="bold"</w:t>
             </w:r>
           </w:p>
           <w:p>
@@ -6898,7 +10805,23 @@
                 <w:rFonts w:ascii="Courier New" w:eastAsia="Courier New" w:hAnsi="Courier New"/>
                 <w:sz w:val="17"/>
               </w:rPr>
-              <w:t xml:space="preserve">    x_position += width</w:t>
+              <w:t xml:space="preserve">    </w:t>
+            </w:r>
+            <w:proofErr w:type="spellStart"/>
+            <w:r>
+              <w:rPr>
+                <w:rFonts w:ascii="Courier New" w:eastAsia="Courier New" w:hAnsi="Courier New"/>
+                <w:sz w:val="17"/>
+              </w:rPr>
+              <w:t>x_position</w:t>
+            </w:r>
+            <w:proofErr w:type="spellEnd"/>
+            <w:r>
+              <w:rPr>
+                <w:rFonts w:ascii="Courier New" w:eastAsia="Courier New" w:hAnsi="Courier New"/>
+                <w:sz w:val="17"/>
+              </w:rPr>
+              <w:t xml:space="preserve"> += width</w:t>
             </w:r>
           </w:p>
           <w:p>
@@ -6911,57 +10834,200 @@
             </w:r>
           </w:p>
           <w:p>
-            <w:r>
-              <w:rPr>
-                <w:rFonts w:ascii="Courier New" w:eastAsia="Courier New" w:hAnsi="Courier New"/>
-                <w:sz w:val="17"/>
-              </w:rPr>
-              <w:t>ax.set_xlim(0, 1)</w:t>
-            </w:r>
-          </w:p>
-          <w:p>
-            <w:r>
-              <w:rPr>
-                <w:rFonts w:ascii="Courier New" w:eastAsia="Courier New" w:hAnsi="Courier New"/>
-                <w:sz w:val="17"/>
-              </w:rPr>
-              <w:t>ax.set_ylim(0, 1)</w:t>
-            </w:r>
-          </w:p>
-          <w:p>
-            <w:r>
-              <w:rPr>
-                <w:rFonts w:ascii="Courier New" w:eastAsia="Courier New" w:hAnsi="Courier New"/>
-                <w:sz w:val="17"/>
-              </w:rPr>
-              <w:t>ax.axis("off")</w:t>
-            </w:r>
-          </w:p>
-          <w:p>
-            <w:r>
-              <w:rPr>
-                <w:rFonts w:ascii="Courier New" w:eastAsia="Courier New" w:hAnsi="Courier New"/>
-                <w:sz w:val="17"/>
-              </w:rPr>
-              <w:t>ax.set_title(</w:t>
-            </w:r>
-          </w:p>
-          <w:p>
-            <w:r>
-              <w:rPr>
-                <w:rFonts w:ascii="Courier New" w:eastAsia="Courier New" w:hAnsi="Courier New"/>
-                <w:sz w:val="17"/>
-              </w:rPr>
-              <w:t xml:space="preserve">    "Treemap of Employee Engagement Categories",</w:t>
-            </w:r>
-          </w:p>
-          <w:p>
-            <w:r>
-              <w:rPr>
-                <w:rFonts w:ascii="Courier New" w:eastAsia="Courier New" w:hAnsi="Courier New"/>
-                <w:sz w:val="17"/>
-              </w:rPr>
-              <w:t xml:space="preserve">    color="white", fontsize=16, fontweight="bold", pad=18</w:t>
+            <w:proofErr w:type="spellStart"/>
+            <w:r>
+              <w:rPr>
+                <w:rFonts w:ascii="Courier New" w:eastAsia="Courier New" w:hAnsi="Courier New"/>
+                <w:sz w:val="17"/>
+              </w:rPr>
+              <w:t>ax.set_</w:t>
+            </w:r>
+            <w:proofErr w:type="gramStart"/>
+            <w:r>
+              <w:rPr>
+                <w:rFonts w:ascii="Courier New" w:eastAsia="Courier New" w:hAnsi="Courier New"/>
+                <w:sz w:val="17"/>
+              </w:rPr>
+              <w:t>xlim</w:t>
+            </w:r>
+            <w:proofErr w:type="spellEnd"/>
+            <w:r>
+              <w:rPr>
+                <w:rFonts w:ascii="Courier New" w:eastAsia="Courier New" w:hAnsi="Courier New"/>
+                <w:sz w:val="17"/>
+              </w:rPr>
+              <w:t>(</w:t>
+            </w:r>
+            <w:proofErr w:type="gramEnd"/>
+            <w:r>
+              <w:rPr>
+                <w:rFonts w:ascii="Courier New" w:eastAsia="Courier New" w:hAnsi="Courier New"/>
+                <w:sz w:val="17"/>
+              </w:rPr>
+              <w:t>0, 1)</w:t>
+            </w:r>
+          </w:p>
+          <w:p>
+            <w:proofErr w:type="spellStart"/>
+            <w:r>
+              <w:rPr>
+                <w:rFonts w:ascii="Courier New" w:eastAsia="Courier New" w:hAnsi="Courier New"/>
+                <w:sz w:val="17"/>
+              </w:rPr>
+              <w:t>ax.set_</w:t>
+            </w:r>
+            <w:proofErr w:type="gramStart"/>
+            <w:r>
+              <w:rPr>
+                <w:rFonts w:ascii="Courier New" w:eastAsia="Courier New" w:hAnsi="Courier New"/>
+                <w:sz w:val="17"/>
+              </w:rPr>
+              <w:t>ylim</w:t>
+            </w:r>
+            <w:proofErr w:type="spellEnd"/>
+            <w:r>
+              <w:rPr>
+                <w:rFonts w:ascii="Courier New" w:eastAsia="Courier New" w:hAnsi="Courier New"/>
+                <w:sz w:val="17"/>
+              </w:rPr>
+              <w:t>(</w:t>
+            </w:r>
+            <w:proofErr w:type="gramEnd"/>
+            <w:r>
+              <w:rPr>
+                <w:rFonts w:ascii="Courier New" w:eastAsia="Courier New" w:hAnsi="Courier New"/>
+                <w:sz w:val="17"/>
+              </w:rPr>
+              <w:t>0, 1)</w:t>
+            </w:r>
+          </w:p>
+          <w:p>
+            <w:proofErr w:type="spellStart"/>
+            <w:proofErr w:type="gramStart"/>
+            <w:r>
+              <w:rPr>
+                <w:rFonts w:ascii="Courier New" w:eastAsia="Courier New" w:hAnsi="Courier New"/>
+                <w:sz w:val="17"/>
+              </w:rPr>
+              <w:t>ax.axis</w:t>
+            </w:r>
+            <w:proofErr w:type="spellEnd"/>
+            <w:proofErr w:type="gramEnd"/>
+            <w:r>
+              <w:rPr>
+                <w:rFonts w:ascii="Courier New" w:eastAsia="Courier New" w:hAnsi="Courier New"/>
+                <w:sz w:val="17"/>
+              </w:rPr>
+              <w:t>("off")</w:t>
+            </w:r>
+          </w:p>
+          <w:p>
+            <w:proofErr w:type="spellStart"/>
+            <w:r>
+              <w:rPr>
+                <w:rFonts w:ascii="Courier New" w:eastAsia="Courier New" w:hAnsi="Courier New"/>
+                <w:sz w:val="17"/>
+              </w:rPr>
+              <w:t>ax.set_</w:t>
+            </w:r>
+            <w:proofErr w:type="gramStart"/>
+            <w:r>
+              <w:rPr>
+                <w:rFonts w:ascii="Courier New" w:eastAsia="Courier New" w:hAnsi="Courier New"/>
+                <w:sz w:val="17"/>
+              </w:rPr>
+              <w:t>title</w:t>
+            </w:r>
+            <w:proofErr w:type="spellEnd"/>
+            <w:r>
+              <w:rPr>
+                <w:rFonts w:ascii="Courier New" w:eastAsia="Courier New" w:hAnsi="Courier New"/>
+                <w:sz w:val="17"/>
+              </w:rPr>
+              <w:t>(</w:t>
+            </w:r>
+            <w:proofErr w:type="gramEnd"/>
+          </w:p>
+          <w:p>
+            <w:r>
+              <w:rPr>
+                <w:rFonts w:ascii="Courier New" w:eastAsia="Courier New" w:hAnsi="Courier New"/>
+                <w:sz w:val="17"/>
+              </w:rPr>
+              <w:t xml:space="preserve">    "</w:t>
+            </w:r>
+            <w:proofErr w:type="spellStart"/>
+            <w:r>
+              <w:rPr>
+                <w:rFonts w:ascii="Courier New" w:eastAsia="Courier New" w:hAnsi="Courier New"/>
+                <w:sz w:val="17"/>
+              </w:rPr>
+              <w:t>Treemap</w:t>
+            </w:r>
+            <w:proofErr w:type="spellEnd"/>
+            <w:r>
+              <w:rPr>
+                <w:rFonts w:ascii="Courier New" w:eastAsia="Courier New" w:hAnsi="Courier New"/>
+                <w:sz w:val="17"/>
+              </w:rPr>
+              <w:t xml:space="preserve"> of Employee Engagement Categories",</w:t>
+            </w:r>
+          </w:p>
+          <w:p>
+            <w:r>
+              <w:rPr>
+                <w:rFonts w:ascii="Courier New" w:eastAsia="Courier New" w:hAnsi="Courier New"/>
+                <w:sz w:val="17"/>
+              </w:rPr>
+              <w:t xml:space="preserve">    </w:t>
+            </w:r>
+            <w:proofErr w:type="spellStart"/>
+            <w:r>
+              <w:rPr>
+                <w:rFonts w:ascii="Courier New" w:eastAsia="Courier New" w:hAnsi="Courier New"/>
+                <w:sz w:val="17"/>
+              </w:rPr>
+              <w:t>color</w:t>
+            </w:r>
+            <w:proofErr w:type="spellEnd"/>
+            <w:r>
+              <w:rPr>
+                <w:rFonts w:ascii="Courier New" w:eastAsia="Courier New" w:hAnsi="Courier New"/>
+                <w:sz w:val="17"/>
+              </w:rPr>
+              <w:t xml:space="preserve">="white", </w:t>
+            </w:r>
+            <w:proofErr w:type="spellStart"/>
+            <w:r>
+              <w:rPr>
+                <w:rFonts w:ascii="Courier New" w:eastAsia="Courier New" w:hAnsi="Courier New"/>
+                <w:sz w:val="17"/>
+              </w:rPr>
+              <w:t>fontsize</w:t>
+            </w:r>
+            <w:proofErr w:type="spellEnd"/>
+            <w:r>
+              <w:rPr>
+                <w:rFonts w:ascii="Courier New" w:eastAsia="Courier New" w:hAnsi="Courier New"/>
+                <w:sz w:val="17"/>
+              </w:rPr>
+              <w:t xml:space="preserve">=16, </w:t>
+            </w:r>
+            <w:proofErr w:type="spellStart"/>
+            <w:r>
+              <w:rPr>
+                <w:rFonts w:ascii="Courier New" w:eastAsia="Courier New" w:hAnsi="Courier New"/>
+                <w:sz w:val="17"/>
+              </w:rPr>
+              <w:t>fontweight</w:t>
+            </w:r>
+            <w:proofErr w:type="spellEnd"/>
+            <w:r>
+              <w:rPr>
+                <w:rFonts w:ascii="Courier New" w:eastAsia="Courier New" w:hAnsi="Courier New"/>
+                <w:sz w:val="17"/>
+              </w:rPr>
+              <w:t>="bold", pad=18</w:t>
             </w:r>
           </w:p>
           <w:p>
@@ -6974,21 +11040,66 @@
             </w:r>
           </w:p>
           <w:p>
-            <w:r>
-              <w:rPr>
-                <w:rFonts w:ascii="Courier New" w:eastAsia="Courier New" w:hAnsi="Courier New"/>
-                <w:sz w:val="17"/>
-              </w:rPr>
-              <w:t>plt.tight_layout()</w:t>
-            </w:r>
-          </w:p>
-          <w:p>
-            <w:r>
-              <w:rPr>
-                <w:rFonts w:ascii="Courier New" w:eastAsia="Courier New" w:hAnsi="Courier New"/>
-                <w:sz w:val="17"/>
-              </w:rPr>
-              <w:t>plt.savefig(</w:t>
+            <w:proofErr w:type="spellStart"/>
+            <w:proofErr w:type="gramStart"/>
+            <w:r>
+              <w:rPr>
+                <w:rFonts w:ascii="Courier New" w:eastAsia="Courier New" w:hAnsi="Courier New"/>
+                <w:sz w:val="17"/>
+              </w:rPr>
+              <w:t>plt.tight</w:t>
+            </w:r>
+            <w:proofErr w:type="gramEnd"/>
+            <w:r>
+              <w:rPr>
+                <w:rFonts w:ascii="Courier New" w:eastAsia="Courier New" w:hAnsi="Courier New"/>
+                <w:sz w:val="17"/>
+              </w:rPr>
+              <w:t>_</w:t>
+            </w:r>
+            <w:proofErr w:type="gramStart"/>
+            <w:r>
+              <w:rPr>
+                <w:rFonts w:ascii="Courier New" w:eastAsia="Courier New" w:hAnsi="Courier New"/>
+                <w:sz w:val="17"/>
+              </w:rPr>
+              <w:t>layout</w:t>
+            </w:r>
+            <w:proofErr w:type="spellEnd"/>
+            <w:r>
+              <w:rPr>
+                <w:rFonts w:ascii="Courier New" w:eastAsia="Courier New" w:hAnsi="Courier New"/>
+                <w:sz w:val="17"/>
+              </w:rPr>
+              <w:t>(</w:t>
+            </w:r>
+            <w:proofErr w:type="gramEnd"/>
+            <w:r>
+              <w:rPr>
+                <w:rFonts w:ascii="Courier New" w:eastAsia="Courier New" w:hAnsi="Courier New"/>
+                <w:sz w:val="17"/>
+              </w:rPr>
+              <w:t>)</w:t>
+            </w:r>
+          </w:p>
+          <w:p>
+            <w:proofErr w:type="spellStart"/>
+            <w:proofErr w:type="gramStart"/>
+            <w:r>
+              <w:rPr>
+                <w:rFonts w:ascii="Courier New" w:eastAsia="Courier New" w:hAnsi="Courier New"/>
+                <w:sz w:val="17"/>
+              </w:rPr>
+              <w:t>plt.savefig</w:t>
+            </w:r>
+            <w:proofErr w:type="spellEnd"/>
+            <w:proofErr w:type="gramEnd"/>
+            <w:r>
+              <w:rPr>
+                <w:rFonts w:ascii="Courier New" w:eastAsia="Courier New" w:hAnsi="Courier New"/>
+                <w:sz w:val="17"/>
+              </w:rPr>
+              <w:t>(</w:t>
             </w:r>
           </w:p>
           <w:p>
@@ -7006,7 +11117,39 @@
                 <w:rFonts w:ascii="Courier New" w:eastAsia="Courier New" w:hAnsi="Courier New"/>
                 <w:sz w:val="17"/>
               </w:rPr>
-              <w:t xml:space="preserve">    dpi=300, facecolor="black", bbox_inches="tight"</w:t>
+              <w:t xml:space="preserve">    dpi=300, </w:t>
+            </w:r>
+            <w:proofErr w:type="spellStart"/>
+            <w:r>
+              <w:rPr>
+                <w:rFonts w:ascii="Courier New" w:eastAsia="Courier New" w:hAnsi="Courier New"/>
+                <w:sz w:val="17"/>
+              </w:rPr>
+              <w:t>facecolor</w:t>
+            </w:r>
+            <w:proofErr w:type="spellEnd"/>
+            <w:r>
+              <w:rPr>
+                <w:rFonts w:ascii="Courier New" w:eastAsia="Courier New" w:hAnsi="Courier New"/>
+                <w:sz w:val="17"/>
+              </w:rPr>
+              <w:t xml:space="preserve">="black", </w:t>
+            </w:r>
+            <w:proofErr w:type="spellStart"/>
+            <w:r>
+              <w:rPr>
+                <w:rFonts w:ascii="Courier New" w:eastAsia="Courier New" w:hAnsi="Courier New"/>
+                <w:sz w:val="17"/>
+              </w:rPr>
+              <w:t>bbox_inches</w:t>
+            </w:r>
+            <w:proofErr w:type="spellEnd"/>
+            <w:r>
+              <w:rPr>
+                <w:rFonts w:ascii="Courier New" w:eastAsia="Courier New" w:hAnsi="Courier New"/>
+                <w:sz w:val="17"/>
+              </w:rPr>
+              <w:t>="tight"</w:t>
             </w:r>
           </w:p>
           <w:p>
@@ -7019,12 +11162,23 @@
             </w:r>
           </w:p>
           <w:p>
-            <w:r>
-              <w:rPr>
-                <w:rFonts w:ascii="Courier New" w:eastAsia="Courier New" w:hAnsi="Courier New"/>
-                <w:sz w:val="17"/>
-              </w:rPr>
-              <w:t>plt.show()</w:t>
+            <w:proofErr w:type="spellStart"/>
+            <w:proofErr w:type="gramStart"/>
+            <w:r>
+              <w:rPr>
+                <w:rFonts w:ascii="Courier New" w:eastAsia="Courier New" w:hAnsi="Courier New"/>
+                <w:sz w:val="17"/>
+              </w:rPr>
+              <w:t>plt.show</w:t>
+            </w:r>
+            <w:proofErr w:type="spellEnd"/>
+            <w:proofErr w:type="gramEnd"/>
+            <w:r>
+              <w:rPr>
+                <w:rFonts w:ascii="Courier New" w:eastAsia="Courier New" w:hAnsi="Courier New"/>
+                <w:sz w:val="17"/>
+              </w:rPr>
+              <w:t>()</w:t>
             </w:r>
           </w:p>
           <w:p>
@@ -7046,39 +11200,144 @@
             </w:r>
           </w:p>
           <w:p>
-            <w:r>
-              <w:rPr>
-                <w:rFonts w:ascii="Courier New" w:eastAsia="Courier New" w:hAnsi="Courier New"/>
-                <w:sz w:val="17"/>
-              </w:rPr>
-              <w:t>attrition_correlations = (</w:t>
-            </w:r>
-          </w:p>
-          <w:p>
-            <w:r>
-              <w:rPr>
-                <w:rFonts w:ascii="Courier New" w:eastAsia="Courier New" w:hAnsi="Courier New"/>
-                <w:sz w:val="17"/>
-              </w:rPr>
-              <w:t xml:space="preserve">    correlation_matrix["AttritionFlag"]</w:t>
-            </w:r>
-          </w:p>
-          <w:p>
-            <w:r>
-              <w:rPr>
-                <w:rFonts w:ascii="Courier New" w:eastAsia="Courier New" w:hAnsi="Courier New"/>
-                <w:sz w:val="17"/>
-              </w:rPr>
-              <w:t xml:space="preserve">    .drop("AttritionFlag")</w:t>
-            </w:r>
-          </w:p>
-          <w:p>
-            <w:r>
-              <w:rPr>
-                <w:rFonts w:ascii="Courier New" w:eastAsia="Courier New" w:hAnsi="Courier New"/>
-                <w:sz w:val="17"/>
-              </w:rPr>
-              <w:t xml:space="preserve">    .sort_values(ascending=False)</w:t>
+            <w:proofErr w:type="spellStart"/>
+            <w:r>
+              <w:rPr>
+                <w:rFonts w:ascii="Courier New" w:eastAsia="Courier New" w:hAnsi="Courier New"/>
+                <w:sz w:val="17"/>
+              </w:rPr>
+              <w:t>attrition_correlations</w:t>
+            </w:r>
+            <w:proofErr w:type="spellEnd"/>
+            <w:r>
+              <w:rPr>
+                <w:rFonts w:ascii="Courier New" w:eastAsia="Courier New" w:hAnsi="Courier New"/>
+                <w:sz w:val="17"/>
+              </w:rPr>
+              <w:t xml:space="preserve"> = (</w:t>
+            </w:r>
+          </w:p>
+          <w:p>
+            <w:r>
+              <w:rPr>
+                <w:rFonts w:ascii="Courier New" w:eastAsia="Courier New" w:hAnsi="Courier New"/>
+                <w:sz w:val="17"/>
+              </w:rPr>
+              <w:t xml:space="preserve">    </w:t>
+            </w:r>
+            <w:proofErr w:type="spellStart"/>
+            <w:r>
+              <w:rPr>
+                <w:rFonts w:ascii="Courier New" w:eastAsia="Courier New" w:hAnsi="Courier New"/>
+                <w:sz w:val="17"/>
+              </w:rPr>
+              <w:t>correlation_matrix</w:t>
+            </w:r>
+            <w:proofErr w:type="spellEnd"/>
+            <w:r>
+              <w:rPr>
+                <w:rFonts w:ascii="Courier New" w:eastAsia="Courier New" w:hAnsi="Courier New"/>
+                <w:sz w:val="17"/>
+              </w:rPr>
+              <w:t>["</w:t>
+            </w:r>
+            <w:proofErr w:type="spellStart"/>
+            <w:r>
+              <w:rPr>
+                <w:rFonts w:ascii="Courier New" w:eastAsia="Courier New" w:hAnsi="Courier New"/>
+                <w:sz w:val="17"/>
+              </w:rPr>
+              <w:t>AttritionFlag</w:t>
+            </w:r>
+            <w:proofErr w:type="spellEnd"/>
+            <w:r>
+              <w:rPr>
+                <w:rFonts w:ascii="Courier New" w:eastAsia="Courier New" w:hAnsi="Courier New"/>
+                <w:sz w:val="17"/>
+              </w:rPr>
+              <w:t>"]</w:t>
+            </w:r>
+          </w:p>
+          <w:p>
+            <w:r>
+              <w:rPr>
+                <w:rFonts w:ascii="Courier New" w:eastAsia="Courier New" w:hAnsi="Courier New"/>
+                <w:sz w:val="17"/>
+              </w:rPr>
+              <w:t xml:space="preserve">    </w:t>
+            </w:r>
+            <w:proofErr w:type="gramStart"/>
+            <w:r>
+              <w:rPr>
+                <w:rFonts w:ascii="Courier New" w:eastAsia="Courier New" w:hAnsi="Courier New"/>
+                <w:sz w:val="17"/>
+              </w:rPr>
+              <w:t>.drop</w:t>
+            </w:r>
+            <w:proofErr w:type="gramEnd"/>
+            <w:r>
+              <w:rPr>
+                <w:rFonts w:ascii="Courier New" w:eastAsia="Courier New" w:hAnsi="Courier New"/>
+                <w:sz w:val="17"/>
+              </w:rPr>
+              <w:t>("</w:t>
+            </w:r>
+            <w:proofErr w:type="spellStart"/>
+            <w:r>
+              <w:rPr>
+                <w:rFonts w:ascii="Courier New" w:eastAsia="Courier New" w:hAnsi="Courier New"/>
+                <w:sz w:val="17"/>
+              </w:rPr>
+              <w:t>AttritionFlag</w:t>
+            </w:r>
+            <w:proofErr w:type="spellEnd"/>
+            <w:r>
+              <w:rPr>
+                <w:rFonts w:ascii="Courier New" w:eastAsia="Courier New" w:hAnsi="Courier New"/>
+                <w:sz w:val="17"/>
+              </w:rPr>
+              <w:t>")</w:t>
+            </w:r>
+          </w:p>
+          <w:p>
+            <w:r>
+              <w:rPr>
+                <w:rFonts w:ascii="Courier New" w:eastAsia="Courier New" w:hAnsi="Courier New"/>
+                <w:sz w:val="17"/>
+              </w:rPr>
+              <w:t xml:space="preserve">    </w:t>
+            </w:r>
+            <w:proofErr w:type="gramStart"/>
+            <w:r>
+              <w:rPr>
+                <w:rFonts w:ascii="Courier New" w:eastAsia="Courier New" w:hAnsi="Courier New"/>
+                <w:sz w:val="17"/>
+              </w:rPr>
+              <w:t>.</w:t>
+            </w:r>
+            <w:proofErr w:type="spellStart"/>
+            <w:r>
+              <w:rPr>
+                <w:rFonts w:ascii="Courier New" w:eastAsia="Courier New" w:hAnsi="Courier New"/>
+                <w:sz w:val="17"/>
+              </w:rPr>
+              <w:t>sort</w:t>
+            </w:r>
+            <w:proofErr w:type="gramEnd"/>
+            <w:r>
+              <w:rPr>
+                <w:rFonts w:ascii="Courier New" w:eastAsia="Courier New" w:hAnsi="Courier New"/>
+                <w:sz w:val="17"/>
+              </w:rPr>
+              <w:t>_values</w:t>
+            </w:r>
+            <w:proofErr w:type="spellEnd"/>
+            <w:r>
+              <w:rPr>
+                <w:rFonts w:ascii="Courier New" w:eastAsia="Courier New" w:hAnsi="Courier New"/>
+                <w:sz w:val="17"/>
+              </w:rPr>
+              <w:t>(ascending=False)</w:t>
             </w:r>
           </w:p>
           <w:p>
@@ -7100,42 +11359,41 @@
             </w:r>
           </w:p>
           <w:p>
-            <w:r>
-              <w:rPr>
-                <w:rFonts w:ascii="Courier New" w:eastAsia="Courier New" w:hAnsi="Courier New"/>
-                <w:sz w:val="17"/>
-              </w:rPr>
-              <w:t>print_heading("FINAL WORKFORCE INSIGHTS")</w:t>
-            </w:r>
-          </w:p>
-          <w:p>
-            <w:r>
-              <w:rPr>
-                <w:rFonts w:ascii="Courier New" w:eastAsia="Courier New" w:hAnsi="Courier New"/>
-                <w:sz w:val="17"/>
-              </w:rPr>
-              <w:t>print("Correlation of Workforce Indicators with Attrition")</w:t>
-            </w:r>
-          </w:p>
-          <w:p>
-            <w:r>
-              <w:rPr>
-                <w:rFonts w:ascii="Courier New" w:eastAsia="Courier New" w:hAnsi="Courier New"/>
-                <w:sz w:val="17"/>
-              </w:rPr>
-              <w:t>print(attrition_correlations.round(3).to_string())</w:t>
-            </w:r>
-          </w:p>
-          <w:p>
-            <w:r>
-              <w:rPr>
-                <w:rFonts w:ascii="Courier New" w:eastAsia="Courier New" w:hAnsi="Courier New"/>
-                <w:sz w:val="17"/>
-              </w:rPr>
-              <w:t>print("\nInterpretation:")</w:t>
-            </w:r>
-          </w:p>
-          <w:p>
+            <w:proofErr w:type="spellStart"/>
+            <w:r>
+              <w:rPr>
+                <w:rFonts w:ascii="Courier New" w:eastAsia="Courier New" w:hAnsi="Courier New"/>
+                <w:sz w:val="17"/>
+              </w:rPr>
+              <w:t>print_</w:t>
+            </w:r>
+            <w:proofErr w:type="gramStart"/>
+            <w:r>
+              <w:rPr>
+                <w:rFonts w:ascii="Courier New" w:eastAsia="Courier New" w:hAnsi="Courier New"/>
+                <w:sz w:val="17"/>
+              </w:rPr>
+              <w:t>heading</w:t>
+            </w:r>
+            <w:proofErr w:type="spellEnd"/>
+            <w:r>
+              <w:rPr>
+                <w:rFonts w:ascii="Courier New" w:eastAsia="Courier New" w:hAnsi="Courier New"/>
+                <w:sz w:val="17"/>
+              </w:rPr>
+              <w:t>(</w:t>
+            </w:r>
+            <w:proofErr w:type="gramEnd"/>
+            <w:r>
+              <w:rPr>
+                <w:rFonts w:ascii="Courier New" w:eastAsia="Courier New" w:hAnsi="Courier New"/>
+                <w:sz w:val="17"/>
+              </w:rPr>
+              <w:t>"FINAL WORKFORCE INSIGHTS")</w:t>
+            </w:r>
+          </w:p>
+          <w:p>
+            <w:proofErr w:type="gramStart"/>
             <w:r>
               <w:rPr>
                 <w:rFonts w:ascii="Courier New" w:eastAsia="Courier New" w:hAnsi="Courier New"/>
@@ -7143,6 +11401,116 @@
               </w:rPr>
               <w:t>print(</w:t>
             </w:r>
+            <w:proofErr w:type="gramEnd"/>
+            <w:r>
+              <w:rPr>
+                <w:rFonts w:ascii="Courier New" w:eastAsia="Courier New" w:hAnsi="Courier New"/>
+                <w:sz w:val="17"/>
+              </w:rPr>
+              <w:t>"Correlation of Workforce Indicators with Attrition")</w:t>
+            </w:r>
+          </w:p>
+          <w:p>
+            <w:r>
+              <w:rPr>
+                <w:rFonts w:ascii="Courier New" w:eastAsia="Courier New" w:hAnsi="Courier New"/>
+                <w:sz w:val="17"/>
+              </w:rPr>
+              <w:t>print(</w:t>
+            </w:r>
+            <w:proofErr w:type="spellStart"/>
+            <w:r>
+              <w:rPr>
+                <w:rFonts w:ascii="Courier New" w:eastAsia="Courier New" w:hAnsi="Courier New"/>
+                <w:sz w:val="17"/>
+              </w:rPr>
+              <w:t>attrition_</w:t>
+            </w:r>
+            <w:proofErr w:type="gramStart"/>
+            <w:r>
+              <w:rPr>
+                <w:rFonts w:ascii="Courier New" w:eastAsia="Courier New" w:hAnsi="Courier New"/>
+                <w:sz w:val="17"/>
+              </w:rPr>
+              <w:t>correlations.round</w:t>
+            </w:r>
+            <w:proofErr w:type="spellEnd"/>
+            <w:proofErr w:type="gramEnd"/>
+            <w:r>
+              <w:rPr>
+                <w:rFonts w:ascii="Courier New" w:eastAsia="Courier New" w:hAnsi="Courier New"/>
+                <w:sz w:val="17"/>
+              </w:rPr>
+              <w:t>(3).</w:t>
+            </w:r>
+            <w:proofErr w:type="spellStart"/>
+            <w:r>
+              <w:rPr>
+                <w:rFonts w:ascii="Courier New" w:eastAsia="Courier New" w:hAnsi="Courier New"/>
+                <w:sz w:val="17"/>
+              </w:rPr>
+              <w:t>to_</w:t>
+            </w:r>
+            <w:proofErr w:type="gramStart"/>
+            <w:r>
+              <w:rPr>
+                <w:rFonts w:ascii="Courier New" w:eastAsia="Courier New" w:hAnsi="Courier New"/>
+                <w:sz w:val="17"/>
+              </w:rPr>
+              <w:t>string</w:t>
+            </w:r>
+            <w:proofErr w:type="spellEnd"/>
+            <w:r>
+              <w:rPr>
+                <w:rFonts w:ascii="Courier New" w:eastAsia="Courier New" w:hAnsi="Courier New"/>
+                <w:sz w:val="17"/>
+              </w:rPr>
+              <w:t>(</w:t>
+            </w:r>
+            <w:proofErr w:type="gramEnd"/>
+            <w:r>
+              <w:rPr>
+                <w:rFonts w:ascii="Courier New" w:eastAsia="Courier New" w:hAnsi="Courier New"/>
+                <w:sz w:val="17"/>
+              </w:rPr>
+              <w:t>))</w:t>
+            </w:r>
+          </w:p>
+          <w:p>
+            <w:r>
+              <w:rPr>
+                <w:rFonts w:ascii="Courier New" w:eastAsia="Courier New" w:hAnsi="Courier New"/>
+                <w:sz w:val="17"/>
+              </w:rPr>
+              <w:t>print("\</w:t>
+            </w:r>
+            <w:proofErr w:type="spellStart"/>
+            <w:r>
+              <w:rPr>
+                <w:rFonts w:ascii="Courier New" w:eastAsia="Courier New" w:hAnsi="Courier New"/>
+                <w:sz w:val="17"/>
+              </w:rPr>
+              <w:t>nInterpretation</w:t>
+            </w:r>
+            <w:proofErr w:type="spellEnd"/>
+            <w:r>
+              <w:rPr>
+                <w:rFonts w:ascii="Courier New" w:eastAsia="Courier New" w:hAnsi="Courier New"/>
+                <w:sz w:val="17"/>
+              </w:rPr>
+              <w:t>:")</w:t>
+            </w:r>
+          </w:p>
+          <w:p>
+            <w:proofErr w:type="gramStart"/>
+            <w:r>
+              <w:rPr>
+                <w:rFonts w:ascii="Courier New" w:eastAsia="Courier New" w:hAnsi="Courier New"/>
+                <w:sz w:val="17"/>
+              </w:rPr>
+              <w:t>print(</w:t>
+            </w:r>
+            <w:proofErr w:type="gramEnd"/>
           </w:p>
           <w:p>
             <w:r>
@@ -7160,16 +11528,48 @@
                 <w:sz w:val="17"/>
               </w:rPr>
               <w:lastRenderedPageBreak/>
-              <w:t xml:space="preserve">    "2. Lower job satisfaction, salary level, work-life balance, training,\n"</w:t>
-            </w:r>
-          </w:p>
-          <w:p>
-            <w:r>
-              <w:rPr>
-                <w:rFonts w:ascii="Courier New" w:eastAsia="Courier New" w:hAnsi="Courier New"/>
-                <w:sz w:val="17"/>
-              </w:rPr>
-              <w:t xml:space="preserve">    "   tenure, and promotion opportunities are associated with attrition.\n"</w:t>
+              <w:t xml:space="preserve">    "2. Lower job satisfaction, salary level, work-life balance, </w:t>
+            </w:r>
+            <w:proofErr w:type="gramStart"/>
+            <w:r>
+              <w:rPr>
+                <w:rFonts w:ascii="Courier New" w:eastAsia="Courier New" w:hAnsi="Courier New"/>
+                <w:sz w:val="17"/>
+              </w:rPr>
+              <w:t>training,\</w:t>
+            </w:r>
+            <w:proofErr w:type="gramEnd"/>
+            <w:r>
+              <w:rPr>
+                <w:rFonts w:ascii="Courier New" w:eastAsia="Courier New" w:hAnsi="Courier New"/>
+                <w:sz w:val="17"/>
+              </w:rPr>
+              <w:t>n"</w:t>
+            </w:r>
+          </w:p>
+          <w:p>
+            <w:r>
+              <w:rPr>
+                <w:rFonts w:ascii="Courier New" w:eastAsia="Courier New" w:hAnsi="Courier New"/>
+                <w:sz w:val="17"/>
+              </w:rPr>
+              <w:t xml:space="preserve">    "   </w:t>
+            </w:r>
+            <w:proofErr w:type="gramStart"/>
+            <w:r>
+              <w:rPr>
+                <w:rFonts w:ascii="Courier New" w:eastAsia="Courier New" w:hAnsi="Courier New"/>
+                <w:sz w:val="17"/>
+              </w:rPr>
+              <w:t>tenure</w:t>
+            </w:r>
+            <w:proofErr w:type="gramEnd"/>
+            <w:r>
+              <w:rPr>
+                <w:rFonts w:ascii="Courier New" w:eastAsia="Courier New" w:hAnsi="Courier New"/>
+                <w:sz w:val="17"/>
+              </w:rPr>
+              <w:t>, and promotion opportunities are associated with attrition.\n"</w:t>
             </w:r>
           </w:p>
           <w:p>
@@ -7196,7 +11596,23 @@
                 <w:rFonts w:ascii="Courier New" w:eastAsia="Courier New" w:hAnsi="Courier New"/>
                 <w:sz w:val="17"/>
               </w:rPr>
-              <w:t xml:space="preserve">    "   engagement, career growth, training, and work-life balance."</w:t>
+              <w:t xml:space="preserve">    "   </w:t>
+            </w:r>
+            <w:proofErr w:type="gramStart"/>
+            <w:r>
+              <w:rPr>
+                <w:rFonts w:ascii="Courier New" w:eastAsia="Courier New" w:hAnsi="Courier New"/>
+                <w:sz w:val="17"/>
+              </w:rPr>
+              <w:t>engagement</w:t>
+            </w:r>
+            <w:proofErr w:type="gramEnd"/>
+            <w:r>
+              <w:rPr>
+                <w:rFonts w:ascii="Courier New" w:eastAsia="Courier New" w:hAnsi="Courier New"/>
+                <w:sz w:val="17"/>
+              </w:rPr>
+              <w:t>, career growth, training, and work-life balance."</w:t>
             </w:r>
           </w:p>
           <w:p>
@@ -7337,8 +11753,16 @@
                     <w:rPr>
                       <w:b/>
                     </w:rPr>
-                    <w:t>Screenshot 1: Original Workforce DataFrame</w:t>
-                  </w:r>
+                    <w:t xml:space="preserve">Screenshot 1: Original Workforce </w:t>
+                  </w:r>
+                  <w:proofErr w:type="spellStart"/>
+                  <w:r>
+                    <w:rPr>
+                      <w:b/>
+                    </w:rPr>
+                    <w:t>DataFrame</w:t>
+                  </w:r>
+                  <w:proofErr w:type="spellEnd"/>
                 </w:p>
                 <w:p>
                   <w:pPr>
@@ -7397,8 +11821,17 @@
                       <w:i/>
                       <w:sz w:val="22"/>
                     </w:rPr>
-                    <w:t>Figure 1.1 - Original Workforce DataFrame</w:t>
-                  </w:r>
+                    <w:t xml:space="preserve">Figure 1.1 - Original Workforce </w:t>
+                  </w:r>
+                  <w:proofErr w:type="spellStart"/>
+                  <w:r>
+                    <w:rPr>
+                      <w:i/>
+                      <w:sz w:val="22"/>
+                    </w:rPr>
+                    <w:t>DataFrame</w:t>
+                  </w:r>
+                  <w:proofErr w:type="spellEnd"/>
                 </w:p>
                 <w:p>
                   <w:pPr>
@@ -7412,7 +11845,15 @@
                     <w:t xml:space="preserve">Explanation/Observation: </w:t>
                   </w:r>
                   <w:r>
-                    <w:t>The locally defined dictionary was converted into a DataFrame containing 15 employee records and all eight required workforce indicators.</w:t>
+                    <w:t xml:space="preserve">The locally defined dictionary was converted into a </w:t>
+                  </w:r>
+                  <w:proofErr w:type="spellStart"/>
+                  <w:r>
+                    <w:t>DataFrame</w:t>
+                  </w:r>
+                  <w:proofErr w:type="spellEnd"/>
+                  <w:r>
+                    <w:t xml:space="preserve"> containing 15 employee records and all eight required workforce indicators.</w:t>
                   </w:r>
                 </w:p>
               </w:tc>
@@ -7534,8 +11975,37 @@
                     </w:rPr>
                     <w:t xml:space="preserve">Explanation/Observation: </w:t>
                   </w:r>
-                  <w:r>
-                    <w:t>Log_OvertimeHours was generated using np.log(). JobSatisfactionScore was categorized as Disengaged, Satisfied, or Highly Engaged, and AttritionStatus was retained for comparison.</w:t>
+                  <w:proofErr w:type="spellStart"/>
+                  <w:r>
+                    <w:t>Log_OvertimeHours</w:t>
+                  </w:r>
+                  <w:proofErr w:type="spellEnd"/>
+                  <w:r>
+                    <w:t xml:space="preserve"> was generated using </w:t>
+                  </w:r>
+                  <w:proofErr w:type="gramStart"/>
+                  <w:r>
+                    <w:t>np.log(</w:t>
+                  </w:r>
+                  <w:proofErr w:type="gramEnd"/>
+                  <w:r>
+                    <w:t xml:space="preserve">). </w:t>
+                  </w:r>
+                  <w:proofErr w:type="spellStart"/>
+                  <w:r>
+                    <w:t>JobSatisfactionScore</w:t>
+                  </w:r>
+                  <w:proofErr w:type="spellEnd"/>
+                  <w:r>
+                    <w:t xml:space="preserve"> was categorized as Disengaged, Satisfied, or Highly Engaged, and </w:t>
+                  </w:r>
+                  <w:proofErr w:type="spellStart"/>
+                  <w:r>
+                    <w:t>AttritionStatus</w:t>
+                  </w:r>
+                  <w:proofErr w:type="spellEnd"/>
+                  <w:r>
+                    <w:t xml:space="preserve"> was retained for comparison.</w:t>
                   </w:r>
                 </w:p>
               </w:tc>
@@ -7657,8 +12127,13 @@
                     </w:rPr>
                     <w:t xml:space="preserve">Explanation/Observation: </w:t>
                   </w:r>
-                  <w:r>
-                    <w:t>OvertimeHours has a strong positive relationship with attrition, while satisfaction, salary, training, work-life balance, tenure, and promotion indicators show negative relationships with attrition.</w:t>
+                  <w:proofErr w:type="spellStart"/>
+                  <w:r>
+                    <w:t>OvertimeHours</w:t>
+                  </w:r>
+                  <w:proofErr w:type="spellEnd"/>
+                  <w:r>
+                    <w:t xml:space="preserve"> has a strong positive relationship with attrition, while satisfaction, salary, training, work-life balance, tenure, and promotion indicators show negative relationships with attrition.</w:t>
                   </w:r>
                 </w:p>
               </w:tc>
@@ -7953,8 +12428,16 @@
                       <w:b/>
                     </w:rPr>
                     <w:lastRenderedPageBreak/>
-                    <w:t>Screenshot 6: Employee Category Treemap</w:t>
-                  </w:r>
+                    <w:t xml:space="preserve">Screenshot 6: Employee Category </w:t>
+                  </w:r>
+                  <w:proofErr w:type="spellStart"/>
+                  <w:r>
+                    <w:rPr>
+                      <w:b/>
+                    </w:rPr>
+                    <w:t>Treemap</w:t>
+                  </w:r>
+                  <w:proofErr w:type="spellEnd"/>
                 </w:p>
                 <w:p>
                   <w:pPr>
@@ -8013,7 +12496,23 @@
                       <w:i/>
                       <w:sz w:val="22"/>
                     </w:rPr>
-                    <w:t>Figure 1.6 - Treemap of Employee Engagement Categories</w:t>
+                    <w:t xml:space="preserve">Figure 1.6 - </w:t>
+                  </w:r>
+                  <w:proofErr w:type="spellStart"/>
+                  <w:r>
+                    <w:rPr>
+                      <w:i/>
+                      <w:sz w:val="22"/>
+                    </w:rPr>
+                    <w:t>Treemap</w:t>
+                  </w:r>
+                  <w:proofErr w:type="spellEnd"/>
+                  <w:r>
+                    <w:rPr>
+                      <w:i/>
+                      <w:sz w:val="22"/>
+                    </w:rPr>
+                    <w:t xml:space="preserve"> of Employee Engagement Categories</w:t>
                   </w:r>
                 </w:p>
                 <w:p>
@@ -8028,7 +12527,15 @@
                     <w:t xml:space="preserve">Explanation/Observation: </w:t>
                   </w:r>
                   <w:r>
-                    <w:t>The treemap displays the relative size of each employee category. Each rectangle also reports the number of employees and the attrition rate for that category.</w:t>
+                    <w:t xml:space="preserve">The </w:t>
+                  </w:r>
+                  <w:proofErr w:type="spellStart"/>
+                  <w:r>
+                    <w:t>treemap</w:t>
+                  </w:r>
+                  <w:proofErr w:type="spellEnd"/>
+                  <w:r>
+                    <w:t xml:space="preserve"> displays the relative size of each employee category. Each rectangle also reports the number of employees and the attrition rate for that category.</w:t>
                   </w:r>
                 </w:p>
               </w:tc>
@@ -8199,7 +12706,31 @@
               <w:jc w:val="both"/>
             </w:pPr>
             <w:r>
-              <w:t xml:space="preserve">The Human Resource Analytics exercise was completed successfully using Pandas, NumPy, and Matplotlib. A workforce DataFrame was created from a predefined Python dictionary, Log_OvertimeHours was generated, and employees were segmented using job satisfaction scores. The correlation matrix showed that higher overtime was positively associated with attrition, whereas job satisfaction, salary level, training, work-life balance, tenure, and promotion opportunities were negatively associated with attrition. The treemap highlighted the distribution of engagement categories, and the trend analysis showed that disengaged employees had the highest attrition rate. The rule-based risk analysis identified employees requiring immediate attention. These findings support retention strategies focused on workload reduction, employee </w:t>
+              <w:t xml:space="preserve">The Human Resource Analytics exercise was completed successfully using Pandas, NumPy, and Matplotlib. A workforce </w:t>
+            </w:r>
+            <w:proofErr w:type="spellStart"/>
+            <w:r>
+              <w:t>DataFrame</w:t>
+            </w:r>
+            <w:proofErr w:type="spellEnd"/>
+            <w:r>
+              <w:t xml:space="preserve"> was created from a predefined Python dictionary, </w:t>
+            </w:r>
+            <w:proofErr w:type="spellStart"/>
+            <w:r>
+              <w:t>Log_OvertimeHours</w:t>
+            </w:r>
+            <w:proofErr w:type="spellEnd"/>
+            <w:r>
+              <w:t xml:space="preserve"> was generated, and employees were segmented using job satisfaction scores. The correlation matrix showed that higher overtime was positively associated with attrition, whereas job satisfaction, salary level, training, work-life balance, tenure, and promotion opportunities were negatively associated with attrition. The </w:t>
+            </w:r>
+            <w:proofErr w:type="spellStart"/>
+            <w:r>
+              <w:t>treemap</w:t>
+            </w:r>
+            <w:proofErr w:type="spellEnd"/>
+            <w:r>
+              <w:t xml:space="preserve"> highlighted the distribution of engagement categories, and the trend analysis showed that disengaged employees had the highest attrition rate. The rule-based risk analysis identified employees requiring immediate attention. These findings support retention strategies focused on workload reduction, employee </w:t>
             </w:r>
             <w:r>
               <w:lastRenderedPageBreak/>
@@ -8244,7 +12775,15 @@
           </w:tcPr>
           <w:p>
             <w:r>
-              <w:t>1. Pandas documentation for DataFrame creation, categorization, grouping, aggregation, mapping, and correlation analysis.</w:t>
+              <w:t xml:space="preserve">1. Pandas documentation for </w:t>
+            </w:r>
+            <w:proofErr w:type="spellStart"/>
+            <w:r>
+              <w:t>DataFrame</w:t>
+            </w:r>
+            <w:proofErr w:type="spellEnd"/>
+            <w:r>
+              <w:t xml:space="preserve"> creation, categorization, grouping, aggregation, mapping, and correlation analysis.</w:t>
             </w:r>
           </w:p>
           <w:p>
@@ -8317,12 +12856,8 @@
       </w:r>
     </w:p>
     <w:sectPr>
-      <w:headerReference w:type="even" r:id="rId17"/>
-      <w:headerReference w:type="default" r:id="rId18"/>
-      <w:footerReference w:type="even" r:id="rId19"/>
-      <w:footerReference w:type="default" r:id="rId20"/>
-      <w:headerReference w:type="first" r:id="rId21"/>
-      <w:footerReference w:type="first" r:id="rId22"/>
+      <w:headerReference w:type="default" r:id="rId17"/>
+      <w:footerReference w:type="default" r:id="rId18"/>
       <w:pgSz w:w="11906" w:h="16838"/>
       <w:pgMar w:top="1440" w:right="1440" w:bottom="1440" w:left="1440" w:header="708" w:footer="708" w:gutter="0"/>
       <w:pgBorders w:offsetFrom="page">
@@ -8331,6 +12866,7 @@
         <w:bottom w:val="double" w:sz="4" w:space="24" w:color="auto" w:shadow="1"/>
         <w:right w:val="double" w:sz="4" w:space="24" w:color="auto" w:shadow="1"/>
       </w:pgBorders>
+      <w:pgNumType w:start="9"/>
       <w:cols w:space="708"/>
       <w:docGrid w:linePitch="360"/>
     </w:sectPr>
@@ -8364,16 +12900,6 @@
 </file>
 
 <file path=word/footer1.xml><?xml version="1.0" encoding="utf-8"?>
-<w:ftr xmlns:wpc="http://schemas.microsoft.com/office/word/2010/wordprocessingCanvas" xmlns:cx="http://schemas.microsoft.com/office/drawing/2014/chartex" xmlns:cx1="http://schemas.microsoft.com/office/drawing/2015/9/8/chartex" xmlns:cx2="http://schemas.microsoft.com/office/drawing/2015/10/21/chartex" xmlns:cx3="http://schemas.microsoft.com/office/drawing/2016/5/9/chartex" xmlns:cx4="http://schemas.microsoft.com/office/drawing/2016/5/10/chartex" xmlns:cx5="http://schemas.microsoft.com/office/drawing/2016/5/11/chartex" xmlns:cx6="http://schemas.microsoft.com/office/drawing/2016/5/12/chartex" xmlns:cx7="http://schemas.microsoft.com/office/drawing/2016/5/13/chartex" xmlns:cx8="http://schemas.microsoft.com/office/drawing/2016/5/14/chartex" xmlns:mc="http://schemas.openxmlformats.org/markup-compatibility/2006" xmlns:aink="http://schemas.microsoft.com/office/drawing/2016/ink" xmlns:am3d="http://schemas.microsoft.com/office/drawing/2017/model3d" xmlns:o="urn:schemas-microsoft-com:office:office" xmlns:oel="http://schemas.microsoft.com/office/2019/extlst" xmlns:r="http://schemas.openxmlformats.org/officeDocument/2006/relationships" xmlns:m="http://schemas.openxmlformats.org/officeDocument/2006/math" xmlns:v="urn:schemas-microsoft-com:vml" xmlns:wp14="http://schemas.microsoft.com/office/word/2010/wordprocessingDrawing" xmlns:wp="http://schemas.openxmlformats.org/drawingml/2006/wordprocessingDrawing" xmlns:w10="urn:schemas-microsoft-com:office:word" xmlns:w="http://schemas.openxmlformats.org/wordprocessingml/2006/main" xmlns:w14="http://schemas.microsoft.com/office/word/2010/wordml" xmlns:w15="http://schemas.microsoft.com/office/word/2012/wordml" xmlns:w16cei="http://schemas.microsoft.com/office/word/2026/wordml/cei" xmlns:w16cex="http://schemas.microsoft.com/office/word/2018/wordml/cex" xmlns:w16cid="http://schemas.microsoft.com/office/word/2016/wordml/cid" xmlns:w16="http://schemas.microsoft.com/office/word/2018/wordml" xmlns:w16du="http://schemas.microsoft.com/office/word/2023/wordml/word16du" xmlns:w16sdtdh="http://schemas.microsoft.com/office/word/2020/wordml/sdtdatahash" xmlns:w16sdtfl="http://schemas.microsoft.com/office/word/2024/wordml/sdtformatlock" xmlns:w16se="http://schemas.microsoft.com/office/word/2015/wordml/symex" xmlns:wpg="http://schemas.microsoft.com/office/word/2010/wordprocessingGroup" xmlns:wpi="http://schemas.microsoft.com/office/word/2010/wordprocessingInk" xmlns:wne="http://schemas.microsoft.com/office/word/2006/wordml" xmlns:wps="http://schemas.microsoft.com/office/word/2010/wordprocessingShape" mc:Ignorable="w14 w15 w16se w16cid w16 w16cex w16sdtdh w16sdtfl w16du wp14">
-  <w:p>
-    <w:pPr>
-      <w:pStyle w:val="Footer"/>
-    </w:pPr>
-  </w:p>
-</w:ftr>
-</file>
-
-<file path=word/footer2.xml><?xml version="1.0" encoding="utf-8"?>
 <w:ftr xmlns:wpc="http://schemas.microsoft.com/office/word/2010/wordprocessingCanvas" xmlns:cx="http://schemas.microsoft.com/office/drawing/2014/chartex" xmlns:cx1="http://schemas.microsoft.com/office/drawing/2015/9/8/chartex" xmlns:cx2="http://schemas.microsoft.com/office/drawing/2015/10/21/chartex" xmlns:cx3="http://schemas.microsoft.com/office/drawing/2016/5/9/chartex" xmlns:cx4="http://schemas.microsoft.com/office/drawing/2016/5/10/chartex" xmlns:cx5="http://schemas.microsoft.com/office/drawing/2016/5/11/chartex" xmlns:cx6="http://schemas.microsoft.com/office/drawing/2016/5/12/chartex" xmlns:cx7="http://schemas.microsoft.com/office/drawing/2016/5/13/chartex" xmlns:cx8="http://schemas.microsoft.com/office/drawing/2016/5/14/chartex" xmlns:mc="http://schemas.openxmlformats.org/markup-compatibility/2006" xmlns:aink="http://schemas.microsoft.com/office/drawing/2016/ink" xmlns:am3d="http://schemas.microsoft.com/office/drawing/2017/model3d" xmlns:o="urn:schemas-microsoft-com:office:office" xmlns:oel="http://schemas.microsoft.com/office/2019/extlst" xmlns:r="http://schemas.openxmlformats.org/officeDocument/2006/relationships" xmlns:m="http://schemas.openxmlformats.org/officeDocument/2006/math" xmlns:v="urn:schemas-microsoft-com:vml" xmlns:wp14="http://schemas.microsoft.com/office/word/2010/wordprocessingDrawing" xmlns:wp="http://schemas.openxmlformats.org/drawingml/2006/wordprocessingDrawing" xmlns:w10="urn:schemas-microsoft-com:office:word" xmlns:w="http://schemas.openxmlformats.org/wordprocessingml/2006/main" xmlns:w14="http://schemas.microsoft.com/office/word/2010/wordml" xmlns:w15="http://schemas.microsoft.com/office/word/2012/wordml" xmlns:w16cei="http://schemas.microsoft.com/office/word/2026/wordml/cei" xmlns:w16cex="http://schemas.microsoft.com/office/word/2018/wordml/cex" xmlns:w16cid="http://schemas.microsoft.com/office/word/2016/wordml/cid" xmlns:w16="http://schemas.microsoft.com/office/word/2018/wordml" xmlns:w16du="http://schemas.microsoft.com/office/word/2023/wordml/word16du" xmlns:w16sdtdh="http://schemas.microsoft.com/office/word/2020/wordml/sdtdatahash" xmlns:w16sdtfl="http://schemas.microsoft.com/office/word/2024/wordml/sdtformatlock" xmlns:w16se="http://schemas.microsoft.com/office/word/2015/wordml/symex" xmlns:wpg="http://schemas.microsoft.com/office/word/2010/wordprocessingGroup" xmlns:wpi="http://schemas.microsoft.com/office/word/2010/wordprocessingInk" xmlns:wne="http://schemas.microsoft.com/office/word/2006/wordml" xmlns:wps="http://schemas.microsoft.com/office/word/2010/wordprocessingShape" mc:Ignorable="w14 w15 w16se w16cid w16 w16cex w16sdtdh w16sdtfl w16du wp14">
   <w:p>
     <w:pPr>
@@ -8526,16 +13052,6 @@
 </w:ftr>
 </file>
 
-<file path=word/footer3.xml><?xml version="1.0" encoding="utf-8"?>
-<w:ftr xmlns:wpc="http://schemas.microsoft.com/office/word/2010/wordprocessingCanvas" xmlns:cx="http://schemas.microsoft.com/office/drawing/2014/chartex" xmlns:cx1="http://schemas.microsoft.com/office/drawing/2015/9/8/chartex" xmlns:cx2="http://schemas.microsoft.com/office/drawing/2015/10/21/chartex" xmlns:cx3="http://schemas.microsoft.com/office/drawing/2016/5/9/chartex" xmlns:cx4="http://schemas.microsoft.com/office/drawing/2016/5/10/chartex" xmlns:cx5="http://schemas.microsoft.com/office/drawing/2016/5/11/chartex" xmlns:cx6="http://schemas.microsoft.com/office/drawing/2016/5/12/chartex" xmlns:cx7="http://schemas.microsoft.com/office/drawing/2016/5/13/chartex" xmlns:cx8="http://schemas.microsoft.com/office/drawing/2016/5/14/chartex" xmlns:mc="http://schemas.openxmlformats.org/markup-compatibility/2006" xmlns:aink="http://schemas.microsoft.com/office/drawing/2016/ink" xmlns:am3d="http://schemas.microsoft.com/office/drawing/2017/model3d" xmlns:o="urn:schemas-microsoft-com:office:office" xmlns:oel="http://schemas.microsoft.com/office/2019/extlst" xmlns:r="http://schemas.openxmlformats.org/officeDocument/2006/relationships" xmlns:m="http://schemas.openxmlformats.org/officeDocument/2006/math" xmlns:v="urn:schemas-microsoft-com:vml" xmlns:wp14="http://schemas.microsoft.com/office/word/2010/wordprocessingDrawing" xmlns:wp="http://schemas.openxmlformats.org/drawingml/2006/wordprocessingDrawing" xmlns:w10="urn:schemas-microsoft-com:office:word" xmlns:w="http://schemas.openxmlformats.org/wordprocessingml/2006/main" xmlns:w14="http://schemas.microsoft.com/office/word/2010/wordml" xmlns:w15="http://schemas.microsoft.com/office/word/2012/wordml" xmlns:w16cei="http://schemas.microsoft.com/office/word/2026/wordml/cei" xmlns:w16cex="http://schemas.microsoft.com/office/word/2018/wordml/cex" xmlns:w16cid="http://schemas.microsoft.com/office/word/2016/wordml/cid" xmlns:w16="http://schemas.microsoft.com/office/word/2018/wordml" xmlns:w16du="http://schemas.microsoft.com/office/word/2023/wordml/word16du" xmlns:w16sdtdh="http://schemas.microsoft.com/office/word/2020/wordml/sdtdatahash" xmlns:w16sdtfl="http://schemas.microsoft.com/office/word/2024/wordml/sdtformatlock" xmlns:w16se="http://schemas.microsoft.com/office/word/2015/wordml/symex" xmlns:wpg="http://schemas.microsoft.com/office/word/2010/wordprocessingGroup" xmlns:wpi="http://schemas.microsoft.com/office/word/2010/wordprocessingInk" xmlns:wne="http://schemas.microsoft.com/office/word/2006/wordml" xmlns:wps="http://schemas.microsoft.com/office/word/2010/wordprocessingShape" mc:Ignorable="w14 w15 w16se w16cid w16 w16cex w16sdtdh w16sdtfl w16du wp14">
-  <w:p>
-    <w:pPr>
-      <w:pStyle w:val="Footer"/>
-    </w:pPr>
-  </w:p>
-</w:ftr>
-</file>
-
 <file path=word/footnotes.xml><?xml version="1.0" encoding="utf-8"?>
 <w:footnotes xmlns:wpc="http://schemas.microsoft.com/office/word/2010/wordprocessingCanvas" xmlns:cx="http://schemas.microsoft.com/office/drawing/2014/chartex" xmlns:cx1="http://schemas.microsoft.com/office/drawing/2015/9/8/chartex" xmlns:cx2="http://schemas.microsoft.com/office/drawing/2015/10/21/chartex" xmlns:cx3="http://schemas.microsoft.com/office/drawing/2016/5/9/chartex" xmlns:cx4="http://schemas.microsoft.com/office/drawing/2016/5/10/chartex" xmlns:cx5="http://schemas.microsoft.com/office/drawing/2016/5/11/chartex" xmlns:cx6="http://schemas.microsoft.com/office/drawing/2016/5/12/chartex" xmlns:cx7="http://schemas.microsoft.com/office/drawing/2016/5/13/chartex" xmlns:cx8="http://schemas.microsoft.com/office/drawing/2016/5/14/chartex" xmlns:mc="http://schemas.openxmlformats.org/markup-compatibility/2006" xmlns:aink="http://schemas.microsoft.com/office/drawing/2016/ink" xmlns:am3d="http://schemas.microsoft.com/office/drawing/2017/model3d" xmlns:o="urn:schemas-microsoft-com:office:office" xmlns:oel="http://schemas.microsoft.com/office/2019/extlst" xmlns:r="http://schemas.openxmlformats.org/officeDocument/2006/relationships" xmlns:m="http://schemas.openxmlformats.org/officeDocument/2006/math" xmlns:v="urn:schemas-microsoft-com:vml" xmlns:wp14="http://schemas.microsoft.com/office/word/2010/wordprocessingDrawing" xmlns:wp="http://schemas.openxmlformats.org/drawingml/2006/wordprocessingDrawing" xmlns:w10="urn:schemas-microsoft-com:office:word" xmlns:w="http://schemas.openxmlformats.org/wordprocessingml/2006/main" xmlns:w14="http://schemas.microsoft.com/office/word/2010/wordml" xmlns:w15="http://schemas.microsoft.com/office/word/2012/wordml" xmlns:w16cei="http://schemas.microsoft.com/office/word/2026/wordml/cei" xmlns:w16cex="http://schemas.microsoft.com/office/word/2018/wordml/cex" xmlns:w16cid="http://schemas.microsoft.com/office/word/2016/wordml/cid" xmlns:w16="http://schemas.microsoft.com/office/word/2018/wordml" xmlns:w16du="http://schemas.microsoft.com/office/word/2023/wordml/word16du" xmlns:w16sdtdh="http://schemas.microsoft.com/office/word/2020/wordml/sdtdatahash" xmlns:w16sdtfl="http://schemas.microsoft.com/office/word/2024/wordml/sdtformatlock" xmlns:w16se="http://schemas.microsoft.com/office/word/2015/wordml/symex" xmlns:wpg="http://schemas.microsoft.com/office/word/2010/wordprocessingGroup" xmlns:wpi="http://schemas.microsoft.com/office/word/2010/wordprocessingInk" xmlns:wne="http://schemas.microsoft.com/office/word/2006/wordml" xmlns:wps="http://schemas.microsoft.com/office/word/2010/wordprocessingShape" mc:Ignorable="w14 w15 w16se w16cid w16 w16cex w16sdtdh w16sdtfl w16du wp14">
   <w:footnote w:type="separator" w:id="-1">
@@ -8562,16 +13078,6 @@
 </file>
 
 <file path=word/header1.xml><?xml version="1.0" encoding="utf-8"?>
-<w:hdr xmlns:wpc="http://schemas.microsoft.com/office/word/2010/wordprocessingCanvas" xmlns:cx="http://schemas.microsoft.com/office/drawing/2014/chartex" xmlns:cx1="http://schemas.microsoft.com/office/drawing/2015/9/8/chartex" xmlns:cx2="http://schemas.microsoft.com/office/drawing/2015/10/21/chartex" xmlns:cx3="http://schemas.microsoft.com/office/drawing/2016/5/9/chartex" xmlns:cx4="http://schemas.microsoft.com/office/drawing/2016/5/10/chartex" xmlns:cx5="http://schemas.microsoft.com/office/drawing/2016/5/11/chartex" xmlns:cx6="http://schemas.microsoft.com/office/drawing/2016/5/12/chartex" xmlns:cx7="http://schemas.microsoft.com/office/drawing/2016/5/13/chartex" xmlns:cx8="http://schemas.microsoft.com/office/drawing/2016/5/14/chartex" xmlns:mc="http://schemas.openxmlformats.org/markup-compatibility/2006" xmlns:aink="http://schemas.microsoft.com/office/drawing/2016/ink" xmlns:am3d="http://schemas.microsoft.com/office/drawing/2017/model3d" xmlns:o="urn:schemas-microsoft-com:office:office" xmlns:oel="http://schemas.microsoft.com/office/2019/extlst" xmlns:r="http://schemas.openxmlformats.org/officeDocument/2006/relationships" xmlns:m="http://schemas.openxmlformats.org/officeDocument/2006/math" xmlns:v="urn:schemas-microsoft-com:vml" xmlns:wp14="http://schemas.microsoft.com/office/word/2010/wordprocessingDrawing" xmlns:wp="http://schemas.openxmlformats.org/drawingml/2006/wordprocessingDrawing" xmlns:w10="urn:schemas-microsoft-com:office:word" xmlns:w="http://schemas.openxmlformats.org/wordprocessingml/2006/main" xmlns:w14="http://schemas.microsoft.com/office/word/2010/wordml" xmlns:w15="http://schemas.microsoft.com/office/word/2012/wordml" xmlns:w16cei="http://schemas.microsoft.com/office/word/2026/wordml/cei" xmlns:w16cex="http://schemas.microsoft.com/office/word/2018/wordml/cex" xmlns:w16cid="http://schemas.microsoft.com/office/word/2016/wordml/cid" xmlns:w16="http://schemas.microsoft.com/office/word/2018/wordml" xmlns:w16du="http://schemas.microsoft.com/office/word/2023/wordml/word16du" xmlns:w16sdtdh="http://schemas.microsoft.com/office/word/2020/wordml/sdtdatahash" xmlns:w16sdtfl="http://schemas.microsoft.com/office/word/2024/wordml/sdtformatlock" xmlns:w16se="http://schemas.microsoft.com/office/word/2015/wordml/symex" xmlns:wpg="http://schemas.microsoft.com/office/word/2010/wordprocessingGroup" xmlns:wpi="http://schemas.microsoft.com/office/word/2010/wordprocessingInk" xmlns:wne="http://schemas.microsoft.com/office/word/2006/wordml" xmlns:wps="http://schemas.microsoft.com/office/word/2010/wordprocessingShape" mc:Ignorable="w14 w15 w16se w16cid w16 w16cex w16sdtdh w16sdtfl w16du wp14">
-  <w:p>
-    <w:pPr>
-      <w:pStyle w:val="Header"/>
-    </w:pPr>
-  </w:p>
-</w:hdr>
-</file>
-
-<file path=word/header2.xml><?xml version="1.0" encoding="utf-8"?>
 <w:hdr xmlns:wpc="http://schemas.microsoft.com/office/word/2010/wordprocessingCanvas" xmlns:cx="http://schemas.microsoft.com/office/drawing/2014/chartex" xmlns:cx1="http://schemas.microsoft.com/office/drawing/2015/9/8/chartex" xmlns:cx2="http://schemas.microsoft.com/office/drawing/2015/10/21/chartex" xmlns:cx3="http://schemas.microsoft.com/office/drawing/2016/5/9/chartex" xmlns:cx4="http://schemas.microsoft.com/office/drawing/2016/5/10/chartex" xmlns:cx5="http://schemas.microsoft.com/office/drawing/2016/5/11/chartex" xmlns:cx6="http://schemas.microsoft.com/office/drawing/2016/5/12/chartex" xmlns:cx7="http://schemas.microsoft.com/office/drawing/2016/5/13/chartex" xmlns:cx8="http://schemas.microsoft.com/office/drawing/2016/5/14/chartex" xmlns:mc="http://schemas.openxmlformats.org/markup-compatibility/2006" xmlns:aink="http://schemas.microsoft.com/office/drawing/2016/ink" xmlns:am3d="http://schemas.microsoft.com/office/drawing/2017/model3d" xmlns:o="urn:schemas-microsoft-com:office:office" xmlns:oel="http://schemas.microsoft.com/office/2019/extlst" xmlns:r="http://schemas.openxmlformats.org/officeDocument/2006/relationships" xmlns:m="http://schemas.openxmlformats.org/officeDocument/2006/math" xmlns:v="urn:schemas-microsoft-com:vml" xmlns:wp14="http://schemas.microsoft.com/office/word/2010/wordprocessingDrawing" xmlns:wp="http://schemas.openxmlformats.org/drawingml/2006/wordprocessingDrawing" xmlns:w10="urn:schemas-microsoft-com:office:word" xmlns:w="http://schemas.openxmlformats.org/wordprocessingml/2006/main" xmlns:w14="http://schemas.microsoft.com/office/word/2010/wordml" xmlns:w15="http://schemas.microsoft.com/office/word/2012/wordml" xmlns:w16cei="http://schemas.microsoft.com/office/word/2026/wordml/cei" xmlns:w16cex="http://schemas.microsoft.com/office/word/2018/wordml/cex" xmlns:w16cid="http://schemas.microsoft.com/office/word/2016/wordml/cid" xmlns:w16="http://schemas.microsoft.com/office/word/2018/wordml" xmlns:w16du="http://schemas.microsoft.com/office/word/2023/wordml/word16du" xmlns:w16sdtdh="http://schemas.microsoft.com/office/word/2020/wordml/sdtdatahash" xmlns:w16sdtfl="http://schemas.microsoft.com/office/word/2024/wordml/sdtformatlock" xmlns:w16se="http://schemas.microsoft.com/office/word/2015/wordml/symex" xmlns:wpg="http://schemas.microsoft.com/office/word/2010/wordprocessingGroup" xmlns:wpi="http://schemas.microsoft.com/office/word/2010/wordprocessingInk" xmlns:wne="http://schemas.microsoft.com/office/word/2006/wordml" xmlns:wps="http://schemas.microsoft.com/office/word/2010/wordprocessingShape" mc:Ignorable="w14 w15 w16se w16cid w16 w16cex w16sdtdh w16sdtfl w16du wp14">
   <w:p>
     <w:pPr>
@@ -8654,16 +13160,6 @@
       </w:rPr>
       <w:t>8</w:t>
     </w:r>
-  </w:p>
-</w:hdr>
-</file>
-
-<file path=word/header3.xml><?xml version="1.0" encoding="utf-8"?>
-<w:hdr xmlns:wpc="http://schemas.microsoft.com/office/word/2010/wordprocessingCanvas" xmlns:cx="http://schemas.microsoft.com/office/drawing/2014/chartex" xmlns:cx1="http://schemas.microsoft.com/office/drawing/2015/9/8/chartex" xmlns:cx2="http://schemas.microsoft.com/office/drawing/2015/10/21/chartex" xmlns:cx3="http://schemas.microsoft.com/office/drawing/2016/5/9/chartex" xmlns:cx4="http://schemas.microsoft.com/office/drawing/2016/5/10/chartex" xmlns:cx5="http://schemas.microsoft.com/office/drawing/2016/5/11/chartex" xmlns:cx6="http://schemas.microsoft.com/office/drawing/2016/5/12/chartex" xmlns:cx7="http://schemas.microsoft.com/office/drawing/2016/5/13/chartex" xmlns:cx8="http://schemas.microsoft.com/office/drawing/2016/5/14/chartex" xmlns:mc="http://schemas.openxmlformats.org/markup-compatibility/2006" xmlns:aink="http://schemas.microsoft.com/office/drawing/2016/ink" xmlns:am3d="http://schemas.microsoft.com/office/drawing/2017/model3d" xmlns:o="urn:schemas-microsoft-com:office:office" xmlns:oel="http://schemas.microsoft.com/office/2019/extlst" xmlns:r="http://schemas.openxmlformats.org/officeDocument/2006/relationships" xmlns:m="http://schemas.openxmlformats.org/officeDocument/2006/math" xmlns:v="urn:schemas-microsoft-com:vml" xmlns:wp14="http://schemas.microsoft.com/office/word/2010/wordprocessingDrawing" xmlns:wp="http://schemas.openxmlformats.org/drawingml/2006/wordprocessingDrawing" xmlns:w10="urn:schemas-microsoft-com:office:word" xmlns:w="http://schemas.openxmlformats.org/wordprocessingml/2006/main" xmlns:w14="http://schemas.microsoft.com/office/word/2010/wordml" xmlns:w15="http://schemas.microsoft.com/office/word/2012/wordml" xmlns:w16cei="http://schemas.microsoft.com/office/word/2026/wordml/cei" xmlns:w16cex="http://schemas.microsoft.com/office/word/2018/wordml/cex" xmlns:w16cid="http://schemas.microsoft.com/office/word/2016/wordml/cid" xmlns:w16="http://schemas.microsoft.com/office/word/2018/wordml" xmlns:w16du="http://schemas.microsoft.com/office/word/2023/wordml/word16du" xmlns:w16sdtdh="http://schemas.microsoft.com/office/word/2020/wordml/sdtdatahash" xmlns:w16sdtfl="http://schemas.microsoft.com/office/word/2024/wordml/sdtformatlock" xmlns:w16se="http://schemas.microsoft.com/office/word/2015/wordml/symex" xmlns:wpg="http://schemas.microsoft.com/office/word/2010/wordprocessingGroup" xmlns:wpi="http://schemas.microsoft.com/office/word/2010/wordprocessingInk" xmlns:wne="http://schemas.microsoft.com/office/word/2006/wordml" xmlns:wps="http://schemas.microsoft.com/office/word/2010/wordprocessingShape" mc:Ignorable="w14 w15 w16se w16cid w16 w16cex w16sdtdh w16sdtfl w16du wp14">
-  <w:p>
-    <w:pPr>
-      <w:pStyle w:val="Header"/>
-    </w:pPr>
   </w:p>
 </w:hdr>
 </file>
